--- a/Документы/охрана_труда.docx
+++ b/Документы/охрана_труда.docx
@@ -27,15 +27,7 @@
           <w:color w:val="000000" w:themeColor="text1"/>
           <w:sz w:val="28"/>
         </w:rPr>
-        <w:t xml:space="preserve"> </w:t>
-      </w:r>
-      <w:r>
-        <w:rPr>
-          <w:rFonts w:ascii="Times New Roman" w:hAnsi="Times New Roman" w:cs="Times New Roman"/>
-          <w:color w:val="000000" w:themeColor="text1"/>
-          <w:sz w:val="28"/>
-        </w:rPr>
-        <w:t xml:space="preserve">Охрана труда </w:t>
+        <w:t xml:space="preserve"> Охрана труда </w:t>
       </w:r>
       <w:r>
         <w:rPr>
@@ -67,9 +59,5867 @@
       </w:r>
     </w:p>
     <w:p>
+      <w:pPr>
+        <w:spacing w:after="0" w:line="360" w:lineRule="auto"/>
+        <w:ind w:firstLine="709"/>
+        <w:jc w:val="both"/>
+        <w:rPr>
+          <w:rFonts w:ascii="Times New Roman" w:hAnsi="Times New Roman" w:cs="Times New Roman"/>
+          <w:sz w:val="28"/>
+        </w:rPr>
+      </w:pPr>
+      <w:r>
+        <w:rPr>
+          <w:rFonts w:ascii="Times New Roman" w:hAnsi="Times New Roman" w:cs="Times New Roman"/>
+          <w:sz w:val="28"/>
+        </w:rPr>
+        <w:t xml:space="preserve">Настоящий раздел посвящён вопросам охраны труда и обеспечения безопасности при выполнении дипломного проекта, включающего разработку и эксплуатацию </w:t>
+      </w:r>
+      <w:r>
+        <w:rPr>
+          <w:rStyle w:val="a3"/>
+          <w:rFonts w:ascii="Times New Roman" w:hAnsi="Times New Roman" w:cs="Times New Roman"/>
+          <w:b w:val="0"/>
+          <w:sz w:val="28"/>
+        </w:rPr>
+        <w:t>полунатурного стенда для моделирования движения беспилотного летательного аппарата (БПЛА)</w:t>
+      </w:r>
+      <w:r>
+        <w:rPr>
+          <w:rFonts w:ascii="Times New Roman" w:hAnsi="Times New Roman" w:cs="Times New Roman"/>
+          <w:b/>
+          <w:sz w:val="28"/>
+        </w:rPr>
+        <w:t>.</w:t>
+      </w:r>
+      <w:r>
+        <w:rPr>
+          <w:rFonts w:ascii="Times New Roman" w:hAnsi="Times New Roman" w:cs="Times New Roman"/>
+          <w:sz w:val="28"/>
+        </w:rPr>
+        <w:t xml:space="preserve"> Основная идея работы заключается в создании аппаратно-программного комплекса, обеспечивающего визуализацию поведения </w:t>
+      </w:r>
+      <w:r>
+        <w:rPr>
+          <w:rFonts w:ascii="Times New Roman" w:hAnsi="Times New Roman" w:cs="Times New Roman"/>
+          <w:sz w:val="28"/>
+        </w:rPr>
+        <w:t xml:space="preserve">квадрокоптера </w:t>
+      </w:r>
+      <w:r>
+        <w:rPr>
+          <w:rFonts w:ascii="Times New Roman" w:hAnsi="Times New Roman" w:cs="Times New Roman"/>
+          <w:sz w:val="28"/>
+        </w:rPr>
+        <w:t>в виртуальной среде на основе данных, поступающих с реального стенда, что позволяет проводить исследование систем управления и отработку алгоритмов без необходимости проведения полевых испытаний.</w:t>
+      </w:r>
+    </w:p>
+    <w:p>
+      <w:pPr>
+        <w:spacing w:after="0" w:line="360" w:lineRule="auto"/>
+        <w:ind w:firstLine="709"/>
+        <w:jc w:val="both"/>
+        <w:rPr>
+          <w:rFonts w:ascii="Times New Roman" w:hAnsi="Times New Roman" w:cs="Times New Roman"/>
+          <w:sz w:val="28"/>
+          <w:szCs w:val="28"/>
+        </w:rPr>
+      </w:pPr>
+      <w:r>
+        <w:rPr>
+          <w:rFonts w:ascii="Times New Roman" w:hAnsi="Times New Roman" w:cs="Times New Roman"/>
+          <w:sz w:val="28"/>
+          <w:szCs w:val="28"/>
+        </w:rPr>
+        <w:t xml:space="preserve">В рамках реализации проекта все работы выполняются в лабораторном помещении площадью 19,44 </w:t>
+      </w:r>
+      <m:oMath>
+        <m:sSup>
+          <m:sSupPr>
+            <m:ctrlPr>
+              <w:rPr>
+                <w:rFonts w:ascii="Cambria Math" w:eastAsia="Times New Roman" w:hAnsi="Cambria Math" w:cs="Times New Roman"/>
+                <w:bCs/>
+                <w:i/>
+                <w:sz w:val="28"/>
+                <w:szCs w:val="24"/>
+                <w:lang w:eastAsia="ru-RU"/>
+              </w:rPr>
+            </m:ctrlPr>
+          </m:sSupPr>
+          <m:e>
+            <m:r>
+              <w:rPr>
+                <w:rFonts w:ascii="Cambria Math" w:eastAsia="Times New Roman" w:hAnsi="Cambria Math" w:cs="Times New Roman"/>
+                <w:sz w:val="28"/>
+                <w:szCs w:val="24"/>
+                <w:lang w:eastAsia="ru-RU"/>
+              </w:rPr>
+              <m:t>м</m:t>
+            </m:r>
+          </m:e>
+          <m:sup>
+            <m:r>
+              <w:rPr>
+                <w:rFonts w:ascii="Cambria Math" w:eastAsia="Times New Roman" w:hAnsi="Cambria Math" w:cs="Times New Roman"/>
+                <w:sz w:val="28"/>
+                <w:szCs w:val="24"/>
+                <w:lang w:eastAsia="ru-RU"/>
+              </w:rPr>
+              <m:t>2</m:t>
+            </m:r>
+          </m:sup>
+        </m:sSup>
+      </m:oMath>
+      <w:r>
+        <w:rPr>
+          <w:rFonts w:ascii="Times New Roman" w:hAnsi="Times New Roman" w:cs="Times New Roman"/>
+          <w:sz w:val="28"/>
+          <w:szCs w:val="28"/>
+        </w:rPr>
+        <w:t>, в котором расположено рабочее место инженера-программиста и установлен полунатурный стенд. Лаборатория оснащена двумя окнами шириной 111 см, обеспечивающими естественное освещение и вентиляцию, а также одной потолочной лампой для искусственного освещения</w:t>
+      </w:r>
+      <w:r>
+        <w:rPr>
+          <w:rFonts w:ascii="Times New Roman" w:hAnsi="Times New Roman" w:cs="Times New Roman"/>
+          <w:sz w:val="28"/>
+          <w:szCs w:val="28"/>
+        </w:rPr>
+        <w:t>. В помещении имеется</w:t>
+      </w:r>
+      <w:r>
+        <w:rPr>
+          <w:rFonts w:ascii="Times New Roman" w:hAnsi="Times New Roman" w:cs="Times New Roman"/>
+          <w:sz w:val="28"/>
+          <w:szCs w:val="28"/>
+        </w:rPr>
+        <w:t xml:space="preserve"> рабочий стол, персональный компьютер и оборудование стенда. Планировка помещения представлена на рисунке </w:t>
+      </w:r>
+      <w:r>
+        <w:rPr>
+          <w:rFonts w:ascii="Times New Roman" w:hAnsi="Times New Roman" w:cs="Times New Roman"/>
+          <w:sz w:val="28"/>
+          <w:szCs w:val="28"/>
+        </w:rPr>
+        <w:t>3</w:t>
+      </w:r>
+      <w:r>
+        <w:rPr>
+          <w:rFonts w:ascii="Times New Roman" w:hAnsi="Times New Roman" w:cs="Times New Roman"/>
+          <w:sz w:val="28"/>
+          <w:szCs w:val="28"/>
+        </w:rPr>
+        <w:t>.1.</w:t>
+      </w:r>
+    </w:p>
+    <w:p>
+      <w:pPr>
+        <w:spacing w:after="0" w:line="360" w:lineRule="auto"/>
+        <w:ind w:firstLine="709"/>
+        <w:jc w:val="both"/>
+        <w:rPr>
+          <w:rFonts w:ascii="Times New Roman" w:hAnsi="Times New Roman" w:cs="Times New Roman"/>
+          <w:sz w:val="28"/>
+          <w:szCs w:val="28"/>
+        </w:rPr>
+      </w:pPr>
+    </w:p>
+    <w:p>
+      <w:pPr>
+        <w:spacing w:after="0" w:line="360" w:lineRule="auto"/>
+        <w:jc w:val="center"/>
+        <w:rPr>
+          <w:rFonts w:ascii="Times New Roman" w:hAnsi="Times New Roman" w:cs="Times New Roman"/>
+          <w:sz w:val="28"/>
+          <w:szCs w:val="28"/>
+        </w:rPr>
+      </w:pPr>
+      <w:r>
+        <w:rPr>
+          <w:rFonts w:ascii="Times New Roman" w:hAnsi="Times New Roman" w:cs="Times New Roman"/>
+          <w:sz w:val="28"/>
+          <w:szCs w:val="28"/>
+        </w:rPr>
+        <w:pict>
+          <v:shapetype id="_x0000_t75" coordsize="21600,21600" o:spt="75" o:preferrelative="t" path="m@4@5l@4@11@9@11@9@5xe" filled="f" stroked="f">
+            <v:stroke joinstyle="miter"/>
+            <v:formulas>
+              <v:f eqn="if lineDrawn pixelLineWidth 0"/>
+              <v:f eqn="sum @0 1 0"/>
+              <v:f eqn="sum 0 0 @1"/>
+              <v:f eqn="prod @2 1 2"/>
+              <v:f eqn="prod @3 21600 pixelWidth"/>
+              <v:f eqn="prod @3 21600 pixelHeight"/>
+              <v:f eqn="sum @0 0 1"/>
+              <v:f eqn="prod @6 1 2"/>
+              <v:f eqn="prod @7 21600 pixelWidth"/>
+              <v:f eqn="sum @8 21600 0"/>
+              <v:f eqn="prod @7 21600 pixelHeight"/>
+              <v:f eqn="sum @10 21600 0"/>
+            </v:formulas>
+            <v:path o:extrusionok="f" gradientshapeok="t" o:connecttype="rect"/>
+            <o:lock v:ext="edit" aspectratio="t"/>
+          </v:shapetype>
+          <v:shape id="_x0000_i1025" type="#_x0000_t75" style="width:412.75pt;height:3in">
+            <v:imagedata r:id="rId6" o:title="план"/>
+          </v:shape>
+        </w:pict>
+      </w:r>
+    </w:p>
+    <w:p>
+      <w:pPr>
+        <w:spacing w:after="0" w:line="360" w:lineRule="auto"/>
+        <w:jc w:val="center"/>
+        <w:rPr>
+          <w:rFonts w:ascii="Times New Roman" w:hAnsi="Times New Roman" w:cs="Times New Roman"/>
+          <w:sz w:val="28"/>
+          <w:szCs w:val="28"/>
+        </w:rPr>
+      </w:pPr>
+      <w:r>
+        <w:rPr>
+          <w:rFonts w:ascii="Times New Roman" w:hAnsi="Times New Roman" w:cs="Times New Roman"/>
+          <w:sz w:val="28"/>
+          <w:szCs w:val="28"/>
+        </w:rPr>
+        <w:t xml:space="preserve">Рисунок 3.1 – Схема рабочего помещения </w:t>
+      </w:r>
+    </w:p>
+    <w:p>
+      <w:pPr>
+        <w:spacing w:after="0" w:line="360" w:lineRule="auto"/>
+        <w:ind w:firstLine="709"/>
+        <w:jc w:val="both"/>
+        <w:rPr>
+          <w:rFonts w:ascii="Times New Roman" w:hAnsi="Times New Roman" w:cs="Times New Roman"/>
+          <w:sz w:val="28"/>
+        </w:rPr>
+      </w:pPr>
+      <w:r>
+        <w:rPr>
+          <w:rFonts w:ascii="Times New Roman" w:hAnsi="Times New Roman" w:cs="Times New Roman"/>
+          <w:sz w:val="28"/>
+        </w:rPr>
+        <w:lastRenderedPageBreak/>
+        <w:t xml:space="preserve">Полунатурный стенд, установленный в лаборатории, представляет собой механическую установку с тремя степенями свободы, имитирующую движения </w:t>
+      </w:r>
+      <w:proofErr w:type="spellStart"/>
+      <w:r>
+        <w:rPr>
+          <w:rFonts w:ascii="Times New Roman" w:hAnsi="Times New Roman" w:cs="Times New Roman"/>
+          <w:sz w:val="28"/>
+        </w:rPr>
+        <w:t>квадрокоп</w:t>
+      </w:r>
+      <w:proofErr w:type="spellEnd"/>
+      <w:r>
+        <w:rPr>
+          <w:rFonts w:ascii="Times New Roman" w:hAnsi="Times New Roman" w:cs="Times New Roman"/>
+          <w:sz w:val="28"/>
+        </w:rPr>
+        <w:t xml:space="preserve"> по углам </w:t>
+      </w:r>
+      <w:proofErr w:type="spellStart"/>
+      <w:r>
+        <w:rPr>
+          <w:rFonts w:ascii="Times New Roman" w:hAnsi="Times New Roman" w:cs="Times New Roman"/>
+          <w:sz w:val="28"/>
+        </w:rPr>
+        <w:t>тангажа</w:t>
+      </w:r>
+      <w:proofErr w:type="spellEnd"/>
+      <w:r>
+        <w:rPr>
+          <w:rFonts w:ascii="Times New Roman" w:hAnsi="Times New Roman" w:cs="Times New Roman"/>
+          <w:sz w:val="28"/>
+        </w:rPr>
+        <w:t xml:space="preserve">, крена и курса. В состав стенда входят электроприводы, контроллер, блок питания, а также датчики ориентации. Отказ элементов стенда, особенно при вращении, может привести к травмам или повреждению оборудования, что требует соблюдения норм электробезопасности, ограничения зоны вращения подвижных частей и применения защитных кожухов и ограждений. </w:t>
+      </w:r>
+      <w:r>
+        <w:rPr>
+          <w:rFonts w:ascii="Times New Roman" w:hAnsi="Times New Roman" w:cs="Times New Roman"/>
+          <w:sz w:val="28"/>
+        </w:rPr>
+        <w:t xml:space="preserve">Инженер-программист перед началом работы обязан пройти вводный инструктаж по технике безопасности и раз в полгода проходить повторные инструктажи. </w:t>
+      </w:r>
+      <w:r>
+        <w:rPr>
+          <w:rFonts w:ascii="Times New Roman" w:hAnsi="Times New Roman" w:cs="Times New Roman"/>
+          <w:sz w:val="28"/>
+        </w:rPr>
+        <w:t xml:space="preserve">Конструкция стенда показана на рисунке </w:t>
+      </w:r>
+      <w:r>
+        <w:rPr>
+          <w:rFonts w:ascii="Times New Roman" w:hAnsi="Times New Roman" w:cs="Times New Roman"/>
+          <w:sz w:val="28"/>
+        </w:rPr>
+        <w:t>3</w:t>
+      </w:r>
+      <w:r>
+        <w:rPr>
+          <w:rFonts w:ascii="Times New Roman" w:hAnsi="Times New Roman" w:cs="Times New Roman"/>
+          <w:sz w:val="28"/>
+        </w:rPr>
+        <w:t>.2.</w:t>
+      </w:r>
+    </w:p>
+    <w:p>
+      <w:pPr>
+        <w:spacing w:after="0" w:line="360" w:lineRule="auto"/>
+        <w:jc w:val="center"/>
+        <w:rPr>
+          <w:rFonts w:ascii="Times New Roman" w:hAnsi="Times New Roman" w:cs="Times New Roman"/>
+          <w:sz w:val="28"/>
+        </w:rPr>
+      </w:pPr>
+      <w:r>
+        <w:rPr>
+          <w:noProof/>
+          <w:lang w:eastAsia="ru-RU"/>
+        </w:rPr>
+        <w:drawing>
+          <wp:inline distT="0" distB="0" distL="0" distR="0" wp14:anchorId="291FB4DD" wp14:editId="406A3AC8">
+            <wp:extent cx="2544219" cy="3388757"/>
+            <wp:effectExtent l="0" t="0" r="8890" b="2540"/>
+            <wp:docPr id="7" name="Рисунок 7" descr="C:\Users\User\Downloads\photo_5217709293082186098_w.jpg"/>
+            <wp:cNvGraphicFramePr>
+              <a:graphicFrameLocks xmlns:a="http://schemas.openxmlformats.org/drawingml/2006/main" noChangeAspect="1"/>
+            </wp:cNvGraphicFramePr>
+            <a:graphic xmlns:a="http://schemas.openxmlformats.org/drawingml/2006/main">
+              <a:graphicData uri="http://schemas.openxmlformats.org/drawingml/2006/picture">
+                <pic:pic xmlns:pic="http://schemas.openxmlformats.org/drawingml/2006/picture">
+                  <pic:nvPicPr>
+                    <pic:cNvPr id="0" name="Picture 20" descr="C:\Users\User\Downloads\photo_5217709293082186098_w.jpg"/>
+                    <pic:cNvPicPr>
+                      <a:picLocks noChangeAspect="1" noChangeArrowheads="1"/>
+                    </pic:cNvPicPr>
+                  </pic:nvPicPr>
+                  <pic:blipFill>
+                    <a:blip r:embed="rId7" cstate="print">
+                      <a:extLst>
+                        <a:ext uri="{28A0092B-C50C-407E-A947-70E740481C1C}">
+                          <a14:useLocalDpi xmlns:a14="http://schemas.microsoft.com/office/drawing/2010/main" val="0"/>
+                        </a:ext>
+                      </a:extLst>
+                    </a:blip>
+                    <a:srcRect/>
+                    <a:stretch>
+                      <a:fillRect/>
+                    </a:stretch>
+                  </pic:blipFill>
+                  <pic:spPr bwMode="auto">
+                    <a:xfrm>
+                      <a:off x="0" y="0"/>
+                      <a:ext cx="2570982" cy="3424404"/>
+                    </a:xfrm>
+                    <a:prstGeom prst="rect">
+                      <a:avLst/>
+                    </a:prstGeom>
+                    <a:noFill/>
+                    <a:ln>
+                      <a:noFill/>
+                    </a:ln>
+                  </pic:spPr>
+                </pic:pic>
+              </a:graphicData>
+            </a:graphic>
+          </wp:inline>
+        </w:drawing>
+      </w:r>
+    </w:p>
+    <w:p>
+      <w:pPr>
+        <w:spacing w:after="0" w:line="360" w:lineRule="auto"/>
+        <w:jc w:val="center"/>
+        <w:rPr>
+          <w:rFonts w:ascii="Times New Roman" w:hAnsi="Times New Roman" w:cs="Times New Roman"/>
+          <w:sz w:val="28"/>
+        </w:rPr>
+      </w:pPr>
+      <w:r>
+        <w:rPr>
+          <w:rFonts w:ascii="Times New Roman" w:hAnsi="Times New Roman" w:cs="Times New Roman"/>
+          <w:sz w:val="28"/>
+        </w:rPr>
+        <w:t>Рисунок 3.2 – Полунатурный стенд</w:t>
+      </w:r>
+    </w:p>
+    <w:p>
+      <w:pPr>
+        <w:spacing w:after="0" w:line="360" w:lineRule="auto"/>
+        <w:jc w:val="center"/>
+        <w:rPr>
+          <w:rFonts w:ascii="Times New Roman" w:hAnsi="Times New Roman" w:cs="Times New Roman"/>
+          <w:sz w:val="28"/>
+        </w:rPr>
+      </w:pPr>
+    </w:p>
+    <w:p>
+      <w:pPr>
+        <w:pStyle w:val="3"/>
+        <w:spacing w:before="0" w:line="360" w:lineRule="auto"/>
+        <w:ind w:firstLine="709"/>
+        <w:rPr>
+          <w:rFonts w:ascii="Times New Roman" w:hAnsi="Times New Roman" w:cs="Times New Roman"/>
+          <w:color w:val="000000" w:themeColor="text1"/>
+          <w:sz w:val="28"/>
+        </w:rPr>
+      </w:pPr>
+      <w:r>
+        <w:rPr>
+          <w:rFonts w:ascii="Times New Roman" w:hAnsi="Times New Roman" w:cs="Times New Roman"/>
+          <w:color w:val="000000" w:themeColor="text1"/>
+          <w:sz w:val="28"/>
+        </w:rPr>
+        <w:t>3.2 Анализ условий труда</w:t>
+      </w:r>
+    </w:p>
+    <w:p>
+      <w:pPr>
+        <w:spacing w:after="0" w:line="360" w:lineRule="auto"/>
+        <w:ind w:firstLine="709"/>
+        <w:jc w:val="both"/>
+        <w:rPr>
+          <w:rFonts w:ascii="Times New Roman" w:hAnsi="Times New Roman" w:cs="Times New Roman"/>
+          <w:sz w:val="28"/>
+        </w:rPr>
+      </w:pPr>
+      <w:r>
+        <w:rPr>
+          <w:rFonts w:ascii="Times New Roman" w:hAnsi="Times New Roman" w:cs="Times New Roman"/>
+          <w:sz w:val="28"/>
+        </w:rPr>
+        <w:t>Оценка проводится в соответствии с Приказом Минтруда России от 21.11.2023 №817н [1], а также с использованием положений и норм:</w:t>
+      </w:r>
+    </w:p>
+    <w:p>
+      <w:pPr>
+        <w:pStyle w:val="a7"/>
+        <w:numPr>
+          <w:ilvl w:val="0"/>
+          <w:numId w:val="10"/>
+        </w:numPr>
+        <w:ind w:left="0" w:firstLine="709"/>
+        <w:jc w:val="both"/>
+        <w:rPr>
+          <w:rFonts w:ascii="Times New Roman" w:hAnsi="Times New Roman" w:cs="Times New Roman"/>
+          <w:sz w:val="28"/>
+        </w:rPr>
+      </w:pPr>
+      <w:r>
+        <w:rPr>
+          <w:rFonts w:ascii="Times New Roman" w:hAnsi="Times New Roman" w:cs="Times New Roman"/>
+          <w:sz w:val="28"/>
+        </w:rPr>
+        <w:t>СанПиН 1.2.3685-21 «Гигиенические нормативы и требования к обеспечению безопасности труда» [2];</w:t>
+      </w:r>
+    </w:p>
+    <w:p>
+      <w:pPr>
+        <w:pStyle w:val="a7"/>
+        <w:numPr>
+          <w:ilvl w:val="0"/>
+          <w:numId w:val="10"/>
+        </w:numPr>
+        <w:ind w:left="0" w:firstLine="709"/>
+        <w:jc w:val="both"/>
+        <w:rPr>
+          <w:rFonts w:ascii="Times New Roman" w:hAnsi="Times New Roman" w:cs="Times New Roman"/>
+          <w:sz w:val="28"/>
+        </w:rPr>
+      </w:pPr>
+      <w:r>
+        <w:rPr>
+          <w:rFonts w:ascii="Times New Roman" w:hAnsi="Times New Roman" w:cs="Times New Roman"/>
+          <w:sz w:val="28"/>
+        </w:rPr>
+        <w:lastRenderedPageBreak/>
+        <w:t>СП 2.2.3670-20 «Санитарно-эпидемиологические требования к условиям труда» [3];</w:t>
+      </w:r>
+    </w:p>
+    <w:p>
+      <w:pPr>
+        <w:pStyle w:val="a7"/>
+        <w:numPr>
+          <w:ilvl w:val="0"/>
+          <w:numId w:val="10"/>
+        </w:numPr>
+        <w:ind w:left="0" w:firstLine="709"/>
+        <w:jc w:val="both"/>
+        <w:rPr>
+          <w:rFonts w:ascii="Times New Roman" w:hAnsi="Times New Roman" w:cs="Times New Roman"/>
+          <w:sz w:val="28"/>
+        </w:rPr>
+      </w:pPr>
+      <w:r>
+        <w:rPr>
+          <w:rFonts w:ascii="Times New Roman" w:hAnsi="Times New Roman" w:cs="Times New Roman"/>
+          <w:sz w:val="28"/>
+        </w:rPr>
+        <w:t>СП 52.13330.2016 «Естественное и искусственное освещение» [4];</w:t>
+      </w:r>
+    </w:p>
+    <w:p>
+      <w:pPr>
+        <w:pStyle w:val="a7"/>
+        <w:numPr>
+          <w:ilvl w:val="0"/>
+          <w:numId w:val="10"/>
+        </w:numPr>
+        <w:ind w:left="0" w:firstLine="709"/>
+        <w:jc w:val="both"/>
+        <w:rPr>
+          <w:rFonts w:ascii="Times New Roman" w:hAnsi="Times New Roman" w:cs="Times New Roman"/>
+          <w:sz w:val="28"/>
+        </w:rPr>
+      </w:pPr>
+      <w:r>
+        <w:rPr>
+          <w:rFonts w:ascii="Times New Roman" w:hAnsi="Times New Roman" w:cs="Times New Roman"/>
+          <w:sz w:val="28"/>
+        </w:rPr>
+        <w:t>ГОСТ 12.1.005-88 «ССБТ. Общие санитарно-гигиенические требования к воздуху рабочей зоны» [5];</w:t>
+      </w:r>
+    </w:p>
+    <w:p>
+      <w:pPr>
+        <w:pStyle w:val="a7"/>
+        <w:numPr>
+          <w:ilvl w:val="0"/>
+          <w:numId w:val="10"/>
+        </w:numPr>
+        <w:ind w:left="0" w:firstLine="709"/>
+        <w:jc w:val="both"/>
+        <w:rPr>
+          <w:rFonts w:ascii="Times New Roman" w:hAnsi="Times New Roman" w:cs="Times New Roman"/>
+          <w:sz w:val="28"/>
+        </w:rPr>
+      </w:pPr>
+      <w:r>
+        <w:rPr>
+          <w:rFonts w:ascii="Times New Roman" w:eastAsia="Times New Roman" w:hAnsi="Times New Roman" w:cs="Times New Roman"/>
+          <w:bCs/>
+          <w:sz w:val="28"/>
+          <w:szCs w:val="24"/>
+          <w:lang w:eastAsia="ru-RU"/>
+        </w:rPr>
+        <w:t>ГОСТ 12.0.003-2015</w:t>
+      </w:r>
+      <w:r>
+        <w:rPr>
+          <w:rFonts w:ascii="Times New Roman" w:eastAsia="Times New Roman" w:hAnsi="Times New Roman" w:cs="Times New Roman"/>
+          <w:sz w:val="28"/>
+          <w:szCs w:val="24"/>
+          <w:lang w:eastAsia="ru-RU"/>
+        </w:rPr>
+        <w:t xml:space="preserve"> «Система стандартов безопасности труда. Опасные и вредные производственные факторы. Классификация»</w:t>
+      </w:r>
+      <w:r>
+        <w:rPr>
+          <w:rFonts w:ascii="Times New Roman" w:hAnsi="Times New Roman" w:cs="Times New Roman"/>
+          <w:sz w:val="28"/>
+        </w:rPr>
+        <w:t xml:space="preserve"> </w:t>
+      </w:r>
+      <w:r>
+        <w:rPr>
+          <w:rFonts w:ascii="Times New Roman" w:hAnsi="Times New Roman" w:cs="Times New Roman"/>
+          <w:sz w:val="28"/>
+        </w:rPr>
+        <w:t>[6</w:t>
+      </w:r>
+      <w:r>
+        <w:rPr>
+          <w:rFonts w:ascii="Times New Roman" w:hAnsi="Times New Roman" w:cs="Times New Roman"/>
+          <w:sz w:val="28"/>
+          <w:lang w:val="en-US"/>
+        </w:rPr>
+        <w:t>]</w:t>
+      </w:r>
+      <w:r>
+        <w:rPr>
+          <w:rFonts w:ascii="Times New Roman" w:eastAsia="Times New Roman" w:hAnsi="Times New Roman" w:cs="Times New Roman"/>
+          <w:sz w:val="28"/>
+          <w:szCs w:val="24"/>
+          <w:lang w:eastAsia="ru-RU"/>
+        </w:rPr>
+        <w:t>.</w:t>
+      </w:r>
+    </w:p>
+    <w:p>
+      <w:pPr>
+        <w:spacing w:after="0" w:line="360" w:lineRule="auto"/>
+        <w:ind w:firstLine="709"/>
+        <w:jc w:val="both"/>
+        <w:rPr>
+          <w:rFonts w:ascii="Times New Roman" w:eastAsia="Times New Roman" w:hAnsi="Times New Roman" w:cs="Times New Roman"/>
+          <w:sz w:val="28"/>
+          <w:szCs w:val="24"/>
+          <w:lang w:eastAsia="ru-RU"/>
+        </w:rPr>
+      </w:pPr>
+      <w:r>
+        <w:rPr>
+          <w:rFonts w:ascii="Times New Roman" w:eastAsia="Times New Roman" w:hAnsi="Times New Roman" w:cs="Times New Roman"/>
+          <w:sz w:val="28"/>
+          <w:szCs w:val="24"/>
+          <w:lang w:eastAsia="ru-RU"/>
+        </w:rPr>
+        <w:t xml:space="preserve">Безопасность труда является неотъемлемой составляющей любого инженерного и технологического процесса, особенно при проведении работ в лабораторной среде, где осуществляется сборка, наладка и испытание экспериментальных установок. В ходе создания полунатурного стенда для исследования динамики квадрокоптера, включающего операции по подготовке компонентов, монтажу электронных элементов, их пайке, подключению источников питания и проведению тестовых экспериментов, могут возникать определённые </w:t>
+      </w:r>
+      <w:r>
+        <w:rPr>
+          <w:rFonts w:ascii="Times New Roman" w:eastAsia="Times New Roman" w:hAnsi="Times New Roman" w:cs="Times New Roman"/>
+          <w:bCs/>
+          <w:sz w:val="28"/>
+          <w:szCs w:val="24"/>
+          <w:lang w:eastAsia="ru-RU"/>
+        </w:rPr>
+        <w:t>вредные и опасные производственные факторы</w:t>
+      </w:r>
+      <w:r>
+        <w:rPr>
+          <w:rFonts w:ascii="Times New Roman" w:eastAsia="Times New Roman" w:hAnsi="Times New Roman" w:cs="Times New Roman"/>
+          <w:sz w:val="28"/>
+          <w:szCs w:val="24"/>
+          <w:lang w:eastAsia="ru-RU"/>
+        </w:rPr>
+        <w:t>. Их воздействие способно отрицательно сказываться на состоянии здоровья исполнителя, вызывать переутомление, профессиональные заболевания или травмы при нарушении правил безопасности.</w:t>
+      </w:r>
+    </w:p>
+    <w:p>
+      <w:pPr>
+        <w:spacing w:after="0" w:line="360" w:lineRule="auto"/>
+        <w:ind w:firstLine="709"/>
+        <w:jc w:val="both"/>
+        <w:rPr>
+          <w:rFonts w:ascii="Times New Roman" w:eastAsia="Times New Roman" w:hAnsi="Times New Roman" w:cs="Times New Roman"/>
+          <w:sz w:val="28"/>
+          <w:szCs w:val="24"/>
+          <w:lang w:eastAsia="ru-RU"/>
+        </w:rPr>
+      </w:pPr>
+      <w:r>
+        <w:rPr>
+          <w:rFonts w:ascii="Times New Roman" w:eastAsia="Times New Roman" w:hAnsi="Times New Roman" w:cs="Times New Roman"/>
+          <w:sz w:val="28"/>
+          <w:szCs w:val="24"/>
+          <w:lang w:eastAsia="ru-RU"/>
+        </w:rPr>
+        <w:t xml:space="preserve">Определение и оценка таких факторов выполняется в соответствии с требованиями </w:t>
+      </w:r>
+      <w:r>
+        <w:rPr>
+          <w:rFonts w:ascii="Times New Roman" w:eastAsia="Times New Roman" w:hAnsi="Times New Roman" w:cs="Times New Roman"/>
+          <w:bCs/>
+          <w:sz w:val="28"/>
+          <w:szCs w:val="24"/>
+          <w:lang w:eastAsia="ru-RU"/>
+        </w:rPr>
+        <w:t>ГОСТ 12.0.003-2015</w:t>
+      </w:r>
+      <w:r>
+        <w:rPr>
+          <w:rFonts w:ascii="Times New Roman" w:eastAsia="Times New Roman" w:hAnsi="Times New Roman" w:cs="Times New Roman"/>
+          <w:sz w:val="28"/>
+          <w:szCs w:val="24"/>
+          <w:lang w:eastAsia="ru-RU"/>
+        </w:rPr>
+        <w:t xml:space="preserve"> «Система стандартов безопасности труда. Опасные и вредные производственные факторы. Классификация»</w:t>
+      </w:r>
+      <w:r>
+        <w:rPr>
+          <w:rFonts w:ascii="Times New Roman" w:hAnsi="Times New Roman" w:cs="Times New Roman"/>
+          <w:sz w:val="28"/>
+        </w:rPr>
+        <w:t xml:space="preserve"> </w:t>
+      </w:r>
+      <w:r>
+        <w:rPr>
+          <w:rFonts w:ascii="Times New Roman" w:hAnsi="Times New Roman" w:cs="Times New Roman"/>
+          <w:sz w:val="28"/>
+        </w:rPr>
+        <w:t>[6</w:t>
+      </w:r>
+      <w:r>
+        <w:rPr>
+          <w:rFonts w:ascii="Times New Roman" w:hAnsi="Times New Roman" w:cs="Times New Roman"/>
+          <w:sz w:val="28"/>
+          <w:lang w:val="en-US"/>
+        </w:rPr>
+        <w:t>]</w:t>
+      </w:r>
+      <w:r>
+        <w:rPr>
+          <w:rFonts w:ascii="Times New Roman" w:eastAsia="Times New Roman" w:hAnsi="Times New Roman" w:cs="Times New Roman"/>
+          <w:sz w:val="28"/>
+          <w:szCs w:val="24"/>
+          <w:lang w:eastAsia="ru-RU"/>
+        </w:rPr>
+        <w:t xml:space="preserve">. Указанный стандарт регламентирует классификацию факторов по характеру их действия: </w:t>
+      </w:r>
+      <w:r>
+        <w:rPr>
+          <w:rFonts w:ascii="Times New Roman" w:eastAsia="Times New Roman" w:hAnsi="Times New Roman" w:cs="Times New Roman"/>
+          <w:bCs/>
+          <w:sz w:val="28"/>
+          <w:szCs w:val="24"/>
+          <w:lang w:eastAsia="ru-RU"/>
+        </w:rPr>
+        <w:t>физические, химические, биологические и психофизиологические</w:t>
+      </w:r>
+      <w:r>
+        <w:rPr>
+          <w:rFonts w:ascii="Times New Roman" w:eastAsia="Times New Roman" w:hAnsi="Times New Roman" w:cs="Times New Roman"/>
+          <w:sz w:val="28"/>
+          <w:szCs w:val="24"/>
+          <w:lang w:eastAsia="ru-RU"/>
+        </w:rPr>
+        <w:t>, и подчёркивает необходимость их своевременного выявления для последующего анализа и разработки мер защиты.</w:t>
+      </w:r>
+    </w:p>
+    <w:p>
+      <w:pPr>
+        <w:spacing w:after="0" w:line="360" w:lineRule="auto"/>
+        <w:ind w:firstLine="709"/>
+        <w:jc w:val="both"/>
+        <w:rPr>
+          <w:rFonts w:ascii="Times New Roman" w:eastAsia="Times New Roman" w:hAnsi="Times New Roman" w:cs="Times New Roman"/>
+          <w:sz w:val="28"/>
+          <w:szCs w:val="24"/>
+          <w:lang w:eastAsia="ru-RU"/>
+        </w:rPr>
+      </w:pPr>
+      <w:r>
+        <w:rPr>
+          <w:rFonts w:ascii="Times New Roman" w:eastAsia="Times New Roman" w:hAnsi="Times New Roman" w:cs="Times New Roman"/>
+          <w:sz w:val="28"/>
+          <w:szCs w:val="24"/>
+          <w:lang w:eastAsia="ru-RU"/>
+        </w:rPr>
+        <w:t xml:space="preserve">Согласно </w:t>
+      </w:r>
+      <w:r>
+        <w:rPr>
+          <w:rFonts w:ascii="Times New Roman" w:eastAsia="Times New Roman" w:hAnsi="Times New Roman" w:cs="Times New Roman"/>
+          <w:bCs/>
+          <w:sz w:val="28"/>
+          <w:szCs w:val="24"/>
+          <w:lang w:eastAsia="ru-RU"/>
+        </w:rPr>
+        <w:t>СанПиН 1.2.3685-21</w:t>
+      </w:r>
+      <w:r>
+        <w:rPr>
+          <w:rFonts w:ascii="Times New Roman" w:eastAsia="Times New Roman" w:hAnsi="Times New Roman" w:cs="Times New Roman"/>
+          <w:sz w:val="28"/>
+          <w:szCs w:val="24"/>
+          <w:lang w:eastAsia="ru-RU"/>
+        </w:rPr>
+        <w:t xml:space="preserve"> «</w:t>
+      </w:r>
+      <w:r>
+        <w:rPr>
+          <w:rFonts w:ascii="Times New Roman" w:hAnsi="Times New Roman" w:cs="Times New Roman"/>
+          <w:sz w:val="28"/>
+        </w:rPr>
+        <w:t>Гигиенические нормативы и требования к обеспечению безопасности труда</w:t>
+      </w:r>
+      <w:r>
+        <w:rPr>
+          <w:rFonts w:ascii="Times New Roman" w:eastAsia="Times New Roman" w:hAnsi="Times New Roman" w:cs="Times New Roman"/>
+          <w:sz w:val="28"/>
+          <w:szCs w:val="24"/>
+          <w:lang w:eastAsia="ru-RU"/>
+        </w:rPr>
+        <w:t>»</w:t>
+      </w:r>
+      <w:r>
+        <w:rPr>
+          <w:rFonts w:ascii="Times New Roman" w:hAnsi="Times New Roman" w:cs="Times New Roman"/>
+          <w:sz w:val="28"/>
+        </w:rPr>
+        <w:t xml:space="preserve"> </w:t>
+      </w:r>
+      <w:r>
+        <w:rPr>
+          <w:rFonts w:ascii="Times New Roman" w:hAnsi="Times New Roman" w:cs="Times New Roman"/>
+          <w:sz w:val="28"/>
+        </w:rPr>
+        <w:t>[2]</w:t>
+      </w:r>
+      <w:r>
+        <w:rPr>
+          <w:rFonts w:ascii="Times New Roman" w:eastAsia="Times New Roman" w:hAnsi="Times New Roman" w:cs="Times New Roman"/>
+          <w:sz w:val="28"/>
+          <w:szCs w:val="24"/>
+          <w:lang w:eastAsia="ru-RU"/>
+        </w:rPr>
+        <w:t xml:space="preserve">, выполняемые в рамках дипломного проекта операции относятся к категории </w:t>
+      </w:r>
+      <w:proofErr w:type="spellStart"/>
+      <w:proofErr w:type="gramStart"/>
+      <w:r>
+        <w:rPr>
+          <w:rFonts w:ascii="Times New Roman" w:eastAsia="Times New Roman" w:hAnsi="Times New Roman" w:cs="Times New Roman"/>
+          <w:bCs/>
+          <w:sz w:val="28"/>
+          <w:szCs w:val="24"/>
+          <w:lang w:eastAsia="ru-RU"/>
+        </w:rPr>
+        <w:t>I</w:t>
+      </w:r>
+      <w:proofErr w:type="gramEnd"/>
+      <w:r>
+        <w:rPr>
+          <w:rFonts w:ascii="Times New Roman" w:eastAsia="Times New Roman" w:hAnsi="Times New Roman" w:cs="Times New Roman"/>
+          <w:bCs/>
+          <w:sz w:val="28"/>
+          <w:szCs w:val="24"/>
+          <w:lang w:eastAsia="ru-RU"/>
+        </w:rPr>
+        <w:t>б</w:t>
+      </w:r>
+      <w:proofErr w:type="spellEnd"/>
+      <w:r>
+        <w:rPr>
+          <w:rFonts w:ascii="Times New Roman" w:eastAsia="Times New Roman" w:hAnsi="Times New Roman" w:cs="Times New Roman"/>
+          <w:sz w:val="28"/>
+          <w:szCs w:val="24"/>
+          <w:lang w:eastAsia="ru-RU"/>
+        </w:rPr>
+        <w:t xml:space="preserve">, то есть к лёгким работам, требующим незначительного физического напряжения и выполняемым преимущественно в сидячем положении. К данной категории </w:t>
+      </w:r>
+      <w:r>
+        <w:rPr>
+          <w:rFonts w:ascii="Times New Roman" w:eastAsia="Times New Roman" w:hAnsi="Times New Roman" w:cs="Times New Roman"/>
+          <w:sz w:val="28"/>
+          <w:szCs w:val="24"/>
+          <w:lang w:eastAsia="ru-RU"/>
+        </w:rPr>
+        <w:lastRenderedPageBreak/>
+        <w:t>относятся сборка и настройка электронных компонентов, пайка, тестирование и калибровка датчиков.</w:t>
+      </w:r>
+    </w:p>
+    <w:p>
+      <w:pPr>
+        <w:spacing w:after="0" w:line="240" w:lineRule="auto"/>
+        <w:rPr>
+          <w:rFonts w:ascii="Times New Roman" w:eastAsia="Times New Roman" w:hAnsi="Times New Roman" w:cs="Times New Roman"/>
+          <w:sz w:val="28"/>
+          <w:szCs w:val="24"/>
+          <w:lang w:eastAsia="ru-RU"/>
+        </w:rPr>
+      </w:pPr>
+      <w:r>
+        <w:rPr>
+          <w:rFonts w:ascii="Times New Roman" w:eastAsia="Times New Roman" w:hAnsi="Times New Roman" w:cs="Times New Roman"/>
+          <w:bCs/>
+          <w:sz w:val="28"/>
+          <w:szCs w:val="24"/>
+          <w:lang w:eastAsia="ru-RU"/>
+        </w:rPr>
+        <w:t xml:space="preserve">Таблица </w:t>
+      </w:r>
+      <w:r>
+        <w:rPr>
+          <w:rFonts w:ascii="Times New Roman" w:eastAsia="Times New Roman" w:hAnsi="Times New Roman" w:cs="Times New Roman"/>
+          <w:bCs/>
+          <w:sz w:val="28"/>
+          <w:szCs w:val="24"/>
+          <w:lang w:eastAsia="ru-RU"/>
+        </w:rPr>
+        <w:t>3</w:t>
+      </w:r>
+      <w:r>
+        <w:rPr>
+          <w:rFonts w:ascii="Times New Roman" w:eastAsia="Times New Roman" w:hAnsi="Times New Roman" w:cs="Times New Roman"/>
+          <w:bCs/>
+          <w:sz w:val="28"/>
+          <w:szCs w:val="24"/>
+          <w:lang w:eastAsia="ru-RU"/>
+        </w:rPr>
+        <w:t xml:space="preserve">.1 – Классификация категорий работ по уровню </w:t>
+      </w:r>
+      <w:proofErr w:type="spellStart"/>
+      <w:r>
+        <w:rPr>
+          <w:rFonts w:ascii="Times New Roman" w:eastAsia="Times New Roman" w:hAnsi="Times New Roman" w:cs="Times New Roman"/>
+          <w:bCs/>
+          <w:sz w:val="28"/>
+          <w:szCs w:val="24"/>
+          <w:lang w:eastAsia="ru-RU"/>
+        </w:rPr>
+        <w:t>энерготрат</w:t>
+      </w:r>
+      <w:proofErr w:type="spellEnd"/>
+    </w:p>
+    <w:tbl>
+      <w:tblPr>
+        <w:tblStyle w:val="aa"/>
+        <w:tblW w:w="0" w:type="auto"/>
+        <w:tblInd w:w="108" w:type="dxa"/>
+        <w:tblLook w:val="04A0" w:firstRow="1" w:lastRow="0" w:firstColumn="1" w:lastColumn="0" w:noHBand="0" w:noVBand="1"/>
+      </w:tblPr>
+      <w:tblGrid>
+        <w:gridCol w:w="1595"/>
+        <w:gridCol w:w="2121"/>
+        <w:gridCol w:w="5747"/>
+      </w:tblGrid>
+      <w:tr>
+        <w:tc>
+          <w:tcPr>
+            <w:tcW w:w="1595" w:type="dxa"/>
+            <w:hideMark/>
+          </w:tcPr>
+          <w:p>
+            <w:pPr>
+              <w:jc w:val="center"/>
+              <w:rPr>
+                <w:rFonts w:ascii="Times New Roman" w:eastAsia="Times New Roman" w:hAnsi="Times New Roman" w:cs="Times New Roman"/>
+                <w:bCs/>
+                <w:sz w:val="28"/>
+                <w:szCs w:val="24"/>
+                <w:lang w:eastAsia="ru-RU"/>
+              </w:rPr>
+            </w:pPr>
+            <w:r>
+              <w:rPr>
+                <w:rFonts w:ascii="Times New Roman" w:eastAsia="Times New Roman" w:hAnsi="Times New Roman" w:cs="Times New Roman"/>
+                <w:bCs/>
+                <w:sz w:val="28"/>
+                <w:szCs w:val="24"/>
+                <w:lang w:eastAsia="ru-RU"/>
+              </w:rPr>
+              <w:t>Категория работ</w:t>
+            </w:r>
+          </w:p>
+        </w:tc>
+        <w:tc>
+          <w:tcPr>
+            <w:tcW w:w="0" w:type="auto"/>
+            <w:hideMark/>
+          </w:tcPr>
+          <w:p>
+            <w:pPr>
+              <w:jc w:val="center"/>
+              <w:rPr>
+                <w:rFonts w:ascii="Times New Roman" w:eastAsia="Times New Roman" w:hAnsi="Times New Roman" w:cs="Times New Roman"/>
+                <w:bCs/>
+                <w:sz w:val="28"/>
+                <w:szCs w:val="24"/>
+                <w:lang w:eastAsia="ru-RU"/>
+              </w:rPr>
+            </w:pPr>
+            <w:proofErr w:type="spellStart"/>
+            <w:r>
+              <w:rPr>
+                <w:rFonts w:ascii="Times New Roman" w:eastAsia="Times New Roman" w:hAnsi="Times New Roman" w:cs="Times New Roman"/>
+                <w:bCs/>
+                <w:sz w:val="28"/>
+                <w:szCs w:val="24"/>
+                <w:lang w:eastAsia="ru-RU"/>
+              </w:rPr>
+              <w:t>Энерготраты</w:t>
+            </w:r>
+            <w:proofErr w:type="spellEnd"/>
+            <w:r>
+              <w:rPr>
+                <w:rFonts w:ascii="Times New Roman" w:eastAsia="Times New Roman" w:hAnsi="Times New Roman" w:cs="Times New Roman"/>
+                <w:bCs/>
+                <w:sz w:val="28"/>
+                <w:szCs w:val="24"/>
+                <w:lang w:eastAsia="ru-RU"/>
+              </w:rPr>
+              <w:t>, ккал/ч</w:t>
+            </w:r>
+          </w:p>
+        </w:tc>
+        <w:tc>
+          <w:tcPr>
+            <w:tcW w:w="0" w:type="auto"/>
+            <w:hideMark/>
+          </w:tcPr>
+          <w:p>
+            <w:pPr>
+              <w:jc w:val="center"/>
+              <w:rPr>
+                <w:rFonts w:ascii="Times New Roman" w:eastAsia="Times New Roman" w:hAnsi="Times New Roman" w:cs="Times New Roman"/>
+                <w:bCs/>
+                <w:sz w:val="28"/>
+                <w:szCs w:val="24"/>
+                <w:lang w:eastAsia="ru-RU"/>
+              </w:rPr>
+            </w:pPr>
+            <w:r>
+              <w:rPr>
+                <w:rFonts w:ascii="Times New Roman" w:eastAsia="Times New Roman" w:hAnsi="Times New Roman" w:cs="Times New Roman"/>
+                <w:bCs/>
+                <w:sz w:val="28"/>
+                <w:szCs w:val="24"/>
+                <w:lang w:eastAsia="ru-RU"/>
+              </w:rPr>
+              <w:t>Характер работ (примеры)</w:t>
+            </w:r>
+          </w:p>
+        </w:tc>
+      </w:tr>
+      <w:tr>
+        <w:tc>
+          <w:tcPr>
+            <w:tcW w:w="1595" w:type="dxa"/>
+            <w:hideMark/>
+          </w:tcPr>
+          <w:p>
+            <w:pPr>
+              <w:rPr>
+                <w:rFonts w:ascii="Times New Roman" w:eastAsia="Times New Roman" w:hAnsi="Times New Roman" w:cs="Times New Roman"/>
+                <w:sz w:val="28"/>
+                <w:szCs w:val="24"/>
+                <w:lang w:eastAsia="ru-RU"/>
+              </w:rPr>
+            </w:pPr>
+            <w:proofErr w:type="spellStart"/>
+            <w:proofErr w:type="gramStart"/>
+            <w:r>
+              <w:rPr>
+                <w:rFonts w:ascii="Times New Roman" w:eastAsia="Times New Roman" w:hAnsi="Times New Roman" w:cs="Times New Roman"/>
+                <w:sz w:val="28"/>
+                <w:szCs w:val="24"/>
+                <w:lang w:eastAsia="ru-RU"/>
+              </w:rPr>
+              <w:t>I</w:t>
+            </w:r>
+            <w:proofErr w:type="gramEnd"/>
+            <w:r>
+              <w:rPr>
+                <w:rFonts w:ascii="Times New Roman" w:eastAsia="Times New Roman" w:hAnsi="Times New Roman" w:cs="Times New Roman"/>
+                <w:sz w:val="28"/>
+                <w:szCs w:val="24"/>
+                <w:lang w:eastAsia="ru-RU"/>
+              </w:rPr>
+              <w:t>а</w:t>
+            </w:r>
+            <w:proofErr w:type="spellEnd"/>
+          </w:p>
+        </w:tc>
+        <w:tc>
+          <w:tcPr>
+            <w:tcW w:w="0" w:type="auto"/>
+            <w:hideMark/>
+          </w:tcPr>
+          <w:p>
+            <w:pPr>
+              <w:rPr>
+                <w:rFonts w:ascii="Times New Roman" w:eastAsia="Times New Roman" w:hAnsi="Times New Roman" w:cs="Times New Roman"/>
+                <w:sz w:val="28"/>
+                <w:szCs w:val="24"/>
+                <w:lang w:eastAsia="ru-RU"/>
+              </w:rPr>
+            </w:pPr>
+            <w:r>
+              <w:rPr>
+                <w:rFonts w:ascii="Times New Roman" w:eastAsia="Times New Roman" w:hAnsi="Times New Roman" w:cs="Times New Roman"/>
+                <w:sz w:val="28"/>
+                <w:szCs w:val="24"/>
+                <w:lang w:eastAsia="ru-RU"/>
+              </w:rPr>
+              <w:t>до 139</w:t>
+            </w:r>
+          </w:p>
+        </w:tc>
+        <w:tc>
+          <w:tcPr>
+            <w:tcW w:w="0" w:type="auto"/>
+            <w:hideMark/>
+          </w:tcPr>
+          <w:p>
+            <w:pPr>
+              <w:rPr>
+                <w:rFonts w:ascii="Times New Roman" w:eastAsia="Times New Roman" w:hAnsi="Times New Roman" w:cs="Times New Roman"/>
+                <w:sz w:val="28"/>
+                <w:szCs w:val="24"/>
+                <w:lang w:eastAsia="ru-RU"/>
+              </w:rPr>
+            </w:pPr>
+            <w:r>
+              <w:rPr>
+                <w:rFonts w:ascii="Times New Roman" w:eastAsia="Times New Roman" w:hAnsi="Times New Roman" w:cs="Times New Roman"/>
+                <w:sz w:val="28"/>
+                <w:szCs w:val="24"/>
+                <w:lang w:eastAsia="ru-RU"/>
+              </w:rPr>
+              <w:t>Сидячие работы, не требующие физического усилия (офис, анализ данных)</w:t>
+            </w:r>
+          </w:p>
+        </w:tc>
+      </w:tr>
+      <w:tr>
+        <w:tc>
+          <w:tcPr>
+            <w:tcW w:w="1595" w:type="dxa"/>
+            <w:hideMark/>
+          </w:tcPr>
+          <w:p>
+            <w:pPr>
+              <w:rPr>
+                <w:rFonts w:ascii="Times New Roman" w:eastAsia="Times New Roman" w:hAnsi="Times New Roman" w:cs="Times New Roman"/>
+                <w:sz w:val="28"/>
+                <w:szCs w:val="24"/>
+                <w:lang w:eastAsia="ru-RU"/>
+              </w:rPr>
+            </w:pPr>
+            <w:proofErr w:type="spellStart"/>
+            <w:proofErr w:type="gramStart"/>
+            <w:r>
+              <w:rPr>
+                <w:rFonts w:ascii="Times New Roman" w:eastAsia="Times New Roman" w:hAnsi="Times New Roman" w:cs="Times New Roman"/>
+                <w:sz w:val="28"/>
+                <w:szCs w:val="24"/>
+                <w:lang w:eastAsia="ru-RU"/>
+              </w:rPr>
+              <w:t>I</w:t>
+            </w:r>
+            <w:proofErr w:type="gramEnd"/>
+            <w:r>
+              <w:rPr>
+                <w:rFonts w:ascii="Times New Roman" w:eastAsia="Times New Roman" w:hAnsi="Times New Roman" w:cs="Times New Roman"/>
+                <w:sz w:val="28"/>
+                <w:szCs w:val="24"/>
+                <w:lang w:eastAsia="ru-RU"/>
+              </w:rPr>
+              <w:t>б</w:t>
+            </w:r>
+            <w:proofErr w:type="spellEnd"/>
+          </w:p>
+        </w:tc>
+        <w:tc>
+          <w:tcPr>
+            <w:tcW w:w="0" w:type="auto"/>
+            <w:hideMark/>
+          </w:tcPr>
+          <w:p>
+            <w:pPr>
+              <w:rPr>
+                <w:rFonts w:ascii="Times New Roman" w:eastAsia="Times New Roman" w:hAnsi="Times New Roman" w:cs="Times New Roman"/>
+                <w:sz w:val="28"/>
+                <w:szCs w:val="24"/>
+                <w:lang w:eastAsia="ru-RU"/>
+              </w:rPr>
+            </w:pPr>
+            <w:r>
+              <w:rPr>
+                <w:rFonts w:ascii="Times New Roman" w:eastAsia="Times New Roman" w:hAnsi="Times New Roman" w:cs="Times New Roman"/>
+                <w:sz w:val="28"/>
+                <w:szCs w:val="24"/>
+                <w:lang w:eastAsia="ru-RU"/>
+              </w:rPr>
+              <w:t>140–174</w:t>
+            </w:r>
+          </w:p>
+        </w:tc>
+        <w:tc>
+          <w:tcPr>
+            <w:tcW w:w="0" w:type="auto"/>
+            <w:hideMark/>
+          </w:tcPr>
+          <w:p>
+            <w:pPr>
+              <w:rPr>
+                <w:rFonts w:ascii="Times New Roman" w:eastAsia="Times New Roman" w:hAnsi="Times New Roman" w:cs="Times New Roman"/>
+                <w:sz w:val="28"/>
+                <w:szCs w:val="24"/>
+                <w:lang w:eastAsia="ru-RU"/>
+              </w:rPr>
+            </w:pPr>
+            <w:r>
+              <w:rPr>
+                <w:rFonts w:ascii="Times New Roman" w:eastAsia="Times New Roman" w:hAnsi="Times New Roman" w:cs="Times New Roman"/>
+                <w:sz w:val="28"/>
+                <w:szCs w:val="24"/>
+                <w:lang w:eastAsia="ru-RU"/>
+              </w:rPr>
+              <w:t>Лёгкие работы с незначительным физическим напряжением (пайка, сборка схем, настройка приборов)</w:t>
+            </w:r>
+          </w:p>
+        </w:tc>
+      </w:tr>
+      <w:tr>
+        <w:tc>
+          <w:tcPr>
+            <w:tcW w:w="1595" w:type="dxa"/>
+            <w:hideMark/>
+          </w:tcPr>
+          <w:p>
+            <w:pPr>
+              <w:rPr>
+                <w:rFonts w:ascii="Times New Roman" w:eastAsia="Times New Roman" w:hAnsi="Times New Roman" w:cs="Times New Roman"/>
+                <w:sz w:val="28"/>
+                <w:szCs w:val="24"/>
+                <w:lang w:eastAsia="ru-RU"/>
+              </w:rPr>
+            </w:pPr>
+            <w:proofErr w:type="spellStart"/>
+            <w:r>
+              <w:rPr>
+                <w:rFonts w:ascii="Times New Roman" w:eastAsia="Times New Roman" w:hAnsi="Times New Roman" w:cs="Times New Roman"/>
+                <w:sz w:val="28"/>
+                <w:szCs w:val="24"/>
+                <w:lang w:eastAsia="ru-RU"/>
+              </w:rPr>
+              <w:t>II</w:t>
+            </w:r>
+            <w:proofErr w:type="gramStart"/>
+            <w:r>
+              <w:rPr>
+                <w:rFonts w:ascii="Times New Roman" w:eastAsia="Times New Roman" w:hAnsi="Times New Roman" w:cs="Times New Roman"/>
+                <w:sz w:val="28"/>
+                <w:szCs w:val="24"/>
+                <w:lang w:eastAsia="ru-RU"/>
+              </w:rPr>
+              <w:t>а</w:t>
+            </w:r>
+            <w:proofErr w:type="spellEnd"/>
+            <w:proofErr w:type="gramEnd"/>
+          </w:p>
+        </w:tc>
+        <w:tc>
+          <w:tcPr>
+            <w:tcW w:w="0" w:type="auto"/>
+            <w:hideMark/>
+          </w:tcPr>
+          <w:p>
+            <w:pPr>
+              <w:rPr>
+                <w:rFonts w:ascii="Times New Roman" w:eastAsia="Times New Roman" w:hAnsi="Times New Roman" w:cs="Times New Roman"/>
+                <w:sz w:val="28"/>
+                <w:szCs w:val="24"/>
+                <w:lang w:eastAsia="ru-RU"/>
+              </w:rPr>
+            </w:pPr>
+            <w:r>
+              <w:rPr>
+                <w:rFonts w:ascii="Times New Roman" w:eastAsia="Times New Roman" w:hAnsi="Times New Roman" w:cs="Times New Roman"/>
+                <w:sz w:val="28"/>
+                <w:szCs w:val="24"/>
+                <w:lang w:eastAsia="ru-RU"/>
+              </w:rPr>
+              <w:t>175–232</w:t>
+            </w:r>
+          </w:p>
+        </w:tc>
+        <w:tc>
+          <w:tcPr>
+            <w:tcW w:w="0" w:type="auto"/>
+            <w:hideMark/>
+          </w:tcPr>
+          <w:p>
+            <w:pPr>
+              <w:rPr>
+                <w:rFonts w:ascii="Times New Roman" w:eastAsia="Times New Roman" w:hAnsi="Times New Roman" w:cs="Times New Roman"/>
+                <w:sz w:val="28"/>
+                <w:szCs w:val="24"/>
+                <w:lang w:eastAsia="ru-RU"/>
+              </w:rPr>
+            </w:pPr>
+            <w:r>
+              <w:rPr>
+                <w:rFonts w:ascii="Times New Roman" w:eastAsia="Times New Roman" w:hAnsi="Times New Roman" w:cs="Times New Roman"/>
+                <w:sz w:val="28"/>
+                <w:szCs w:val="24"/>
+                <w:lang w:eastAsia="ru-RU"/>
+              </w:rPr>
+              <w:t>Работы средней тяжести, включающие ходьбу и перенос мелких предметов (до 1 кг)</w:t>
+            </w:r>
+          </w:p>
+        </w:tc>
+      </w:tr>
+      <w:tr>
+        <w:tc>
+          <w:tcPr>
+            <w:tcW w:w="1595" w:type="dxa"/>
+            <w:hideMark/>
+          </w:tcPr>
+          <w:p>
+            <w:pPr>
+              <w:rPr>
+                <w:rFonts w:ascii="Times New Roman" w:eastAsia="Times New Roman" w:hAnsi="Times New Roman" w:cs="Times New Roman"/>
+                <w:sz w:val="28"/>
+                <w:szCs w:val="24"/>
+                <w:lang w:eastAsia="ru-RU"/>
+              </w:rPr>
+            </w:pPr>
+            <w:proofErr w:type="spellStart"/>
+            <w:r>
+              <w:rPr>
+                <w:rFonts w:ascii="Times New Roman" w:eastAsia="Times New Roman" w:hAnsi="Times New Roman" w:cs="Times New Roman"/>
+                <w:sz w:val="28"/>
+                <w:szCs w:val="24"/>
+                <w:lang w:eastAsia="ru-RU"/>
+              </w:rPr>
+              <w:t>II</w:t>
+            </w:r>
+            <w:proofErr w:type="gramStart"/>
+            <w:r>
+              <w:rPr>
+                <w:rFonts w:ascii="Times New Roman" w:eastAsia="Times New Roman" w:hAnsi="Times New Roman" w:cs="Times New Roman"/>
+                <w:sz w:val="28"/>
+                <w:szCs w:val="24"/>
+                <w:lang w:eastAsia="ru-RU"/>
+              </w:rPr>
+              <w:t>б</w:t>
+            </w:r>
+            <w:proofErr w:type="spellEnd"/>
+            <w:proofErr w:type="gramEnd"/>
+          </w:p>
+        </w:tc>
+        <w:tc>
+          <w:tcPr>
+            <w:tcW w:w="0" w:type="auto"/>
+            <w:hideMark/>
+          </w:tcPr>
+          <w:p>
+            <w:pPr>
+              <w:rPr>
+                <w:rFonts w:ascii="Times New Roman" w:eastAsia="Times New Roman" w:hAnsi="Times New Roman" w:cs="Times New Roman"/>
+                <w:sz w:val="28"/>
+                <w:szCs w:val="24"/>
+                <w:lang w:eastAsia="ru-RU"/>
+              </w:rPr>
+            </w:pPr>
+            <w:r>
+              <w:rPr>
+                <w:rFonts w:ascii="Times New Roman" w:eastAsia="Times New Roman" w:hAnsi="Times New Roman" w:cs="Times New Roman"/>
+                <w:sz w:val="28"/>
+                <w:szCs w:val="24"/>
+                <w:lang w:eastAsia="ru-RU"/>
+              </w:rPr>
+              <w:t>233–290</w:t>
+            </w:r>
+          </w:p>
+        </w:tc>
+        <w:tc>
+          <w:tcPr>
+            <w:tcW w:w="0" w:type="auto"/>
+            <w:hideMark/>
+          </w:tcPr>
+          <w:p>
+            <w:pPr>
+              <w:rPr>
+                <w:rFonts w:ascii="Times New Roman" w:eastAsia="Times New Roman" w:hAnsi="Times New Roman" w:cs="Times New Roman"/>
+                <w:sz w:val="28"/>
+                <w:szCs w:val="24"/>
+                <w:lang w:eastAsia="ru-RU"/>
+              </w:rPr>
+            </w:pPr>
+            <w:r>
+              <w:rPr>
+                <w:rFonts w:ascii="Times New Roman" w:eastAsia="Times New Roman" w:hAnsi="Times New Roman" w:cs="Times New Roman"/>
+                <w:sz w:val="28"/>
+                <w:szCs w:val="24"/>
+                <w:lang w:eastAsia="ru-RU"/>
+              </w:rPr>
+              <w:t>Работы средней тяжести с большей нагрузкой (перенос деталей до 10 кг)</w:t>
+            </w:r>
+          </w:p>
+        </w:tc>
+      </w:tr>
+      <w:tr>
+        <w:tc>
+          <w:tcPr>
+            <w:tcW w:w="1595" w:type="dxa"/>
+            <w:hideMark/>
+          </w:tcPr>
+          <w:p>
+            <w:pPr>
+              <w:rPr>
+                <w:rFonts w:ascii="Times New Roman" w:eastAsia="Times New Roman" w:hAnsi="Times New Roman" w:cs="Times New Roman"/>
+                <w:sz w:val="28"/>
+                <w:szCs w:val="24"/>
+                <w:lang w:eastAsia="ru-RU"/>
+              </w:rPr>
+            </w:pPr>
+            <w:r>
+              <w:rPr>
+                <w:rFonts w:ascii="Times New Roman" w:eastAsia="Times New Roman" w:hAnsi="Times New Roman" w:cs="Times New Roman"/>
+                <w:sz w:val="28"/>
+                <w:szCs w:val="24"/>
+                <w:lang w:eastAsia="ru-RU"/>
+              </w:rPr>
+              <w:t>III</w:t>
+            </w:r>
+          </w:p>
+        </w:tc>
+        <w:tc>
+          <w:tcPr>
+            <w:tcW w:w="0" w:type="auto"/>
+            <w:hideMark/>
+          </w:tcPr>
+          <w:p>
+            <w:pPr>
+              <w:rPr>
+                <w:rFonts w:ascii="Times New Roman" w:eastAsia="Times New Roman" w:hAnsi="Times New Roman" w:cs="Times New Roman"/>
+                <w:sz w:val="28"/>
+                <w:szCs w:val="24"/>
+                <w:lang w:eastAsia="ru-RU"/>
+              </w:rPr>
+            </w:pPr>
+            <w:r>
+              <w:rPr>
+                <w:rFonts w:ascii="Times New Roman" w:eastAsia="Times New Roman" w:hAnsi="Times New Roman" w:cs="Times New Roman"/>
+                <w:sz w:val="28"/>
+                <w:szCs w:val="24"/>
+                <w:lang w:eastAsia="ru-RU"/>
+              </w:rPr>
+              <w:t>свыше 290</w:t>
+            </w:r>
+          </w:p>
+        </w:tc>
+        <w:tc>
+          <w:tcPr>
+            <w:tcW w:w="0" w:type="auto"/>
+            <w:hideMark/>
+          </w:tcPr>
+          <w:p>
+            <w:pPr>
+              <w:rPr>
+                <w:rFonts w:ascii="Times New Roman" w:eastAsia="Times New Roman" w:hAnsi="Times New Roman" w:cs="Times New Roman"/>
+                <w:sz w:val="28"/>
+                <w:szCs w:val="24"/>
+                <w:lang w:eastAsia="ru-RU"/>
+              </w:rPr>
+            </w:pPr>
+            <w:r>
+              <w:rPr>
+                <w:rFonts w:ascii="Times New Roman" w:eastAsia="Times New Roman" w:hAnsi="Times New Roman" w:cs="Times New Roman"/>
+                <w:sz w:val="28"/>
+                <w:szCs w:val="24"/>
+                <w:lang w:eastAsia="ru-RU"/>
+              </w:rPr>
+              <w:t>Тяжёлые работы, требующие значительных усилий (перенос тяжёлых грузов, физический труд)</w:t>
+            </w:r>
+          </w:p>
+        </w:tc>
+      </w:tr>
+    </w:tbl>
+    <w:p>
+      <w:pPr>
+        <w:spacing w:after="0" w:line="360" w:lineRule="auto"/>
+        <w:ind w:firstLine="709"/>
+        <w:jc w:val="both"/>
+        <w:rPr>
+          <w:rFonts w:ascii="Times New Roman" w:eastAsia="Times New Roman" w:hAnsi="Times New Roman" w:cs="Times New Roman"/>
+          <w:sz w:val="24"/>
+          <w:szCs w:val="24"/>
+          <w:lang w:eastAsia="ru-RU"/>
+        </w:rPr>
+      </w:pPr>
+    </w:p>
+    <w:p>
+      <w:pPr>
+        <w:spacing w:after="0" w:line="360" w:lineRule="auto"/>
+        <w:ind w:firstLine="709"/>
+        <w:jc w:val="both"/>
+        <w:rPr>
+          <w:rFonts w:ascii="Times New Roman" w:eastAsia="Times New Roman" w:hAnsi="Times New Roman" w:cs="Times New Roman"/>
+          <w:sz w:val="28"/>
+          <w:szCs w:val="24"/>
+          <w:lang w:eastAsia="ru-RU"/>
+        </w:rPr>
+      </w:pPr>
+      <w:r>
+        <w:rPr>
+          <w:rFonts w:ascii="Times New Roman" w:eastAsia="Times New Roman" w:hAnsi="Times New Roman" w:cs="Times New Roman"/>
+          <w:sz w:val="28"/>
+          <w:szCs w:val="24"/>
+          <w:lang w:eastAsia="ru-RU"/>
+        </w:rPr>
+        <w:t xml:space="preserve">Для категории </w:t>
+      </w:r>
+      <w:proofErr w:type="spellStart"/>
+      <w:proofErr w:type="gramStart"/>
+      <w:r>
+        <w:rPr>
+          <w:rFonts w:ascii="Times New Roman" w:eastAsia="Times New Roman" w:hAnsi="Times New Roman" w:cs="Times New Roman"/>
+          <w:bCs/>
+          <w:sz w:val="28"/>
+          <w:szCs w:val="24"/>
+          <w:lang w:eastAsia="ru-RU"/>
+        </w:rPr>
+        <w:t>I</w:t>
+      </w:r>
+      <w:proofErr w:type="gramEnd"/>
+      <w:r>
+        <w:rPr>
+          <w:rFonts w:ascii="Times New Roman" w:eastAsia="Times New Roman" w:hAnsi="Times New Roman" w:cs="Times New Roman"/>
+          <w:bCs/>
+          <w:sz w:val="28"/>
+          <w:szCs w:val="24"/>
+          <w:lang w:eastAsia="ru-RU"/>
+        </w:rPr>
+        <w:t>б</w:t>
+      </w:r>
+      <w:proofErr w:type="spellEnd"/>
+      <w:r>
+        <w:rPr>
+          <w:rFonts w:ascii="Times New Roman" w:eastAsia="Times New Roman" w:hAnsi="Times New Roman" w:cs="Times New Roman"/>
+          <w:sz w:val="28"/>
+          <w:szCs w:val="24"/>
+          <w:lang w:eastAsia="ru-RU"/>
+        </w:rPr>
+        <w:t xml:space="preserve"> общий </w:t>
+      </w:r>
+      <w:r>
+        <w:rPr>
+          <w:rFonts w:ascii="Times New Roman" w:eastAsia="Times New Roman" w:hAnsi="Times New Roman" w:cs="Times New Roman"/>
+          <w:bCs/>
+          <w:sz w:val="28"/>
+          <w:szCs w:val="24"/>
+          <w:lang w:eastAsia="ru-RU"/>
+        </w:rPr>
+        <w:t>класс условий труда оценивается как допустимый (класс 2)</w:t>
+      </w:r>
+      <w:r>
+        <w:rPr>
+          <w:rFonts w:ascii="Times New Roman" w:eastAsia="Times New Roman" w:hAnsi="Times New Roman" w:cs="Times New Roman"/>
+          <w:sz w:val="28"/>
+          <w:szCs w:val="24"/>
+          <w:lang w:eastAsia="ru-RU"/>
+        </w:rPr>
+        <w:t>, поскольку физические нагрузки минимальны, а воздействие вредных факторов имеет эпизодический характер. Биологические факторы в лабораторной деятельности отсутствуют.</w:t>
+      </w:r>
+    </w:p>
+    <w:p>
+      <w:pPr>
+        <w:spacing w:after="0" w:line="360" w:lineRule="auto"/>
+        <w:ind w:firstLine="709"/>
+        <w:jc w:val="both"/>
+        <w:rPr>
+          <w:rFonts w:ascii="Times New Roman" w:eastAsia="Times New Roman" w:hAnsi="Times New Roman" w:cs="Times New Roman"/>
+          <w:sz w:val="28"/>
+          <w:szCs w:val="24"/>
+          <w:lang w:eastAsia="ru-RU"/>
+        </w:rPr>
+      </w:pPr>
+      <w:r>
+        <w:rPr>
+          <w:rFonts w:ascii="Times New Roman" w:eastAsia="Times New Roman" w:hAnsi="Times New Roman" w:cs="Times New Roman"/>
+          <w:sz w:val="28"/>
+          <w:szCs w:val="24"/>
+          <w:lang w:eastAsia="ru-RU"/>
+        </w:rPr>
+        <w:t xml:space="preserve">Согласно требованиям </w:t>
+      </w:r>
+      <w:r>
+        <w:rPr>
+          <w:rFonts w:ascii="Times New Roman" w:eastAsia="Times New Roman" w:hAnsi="Times New Roman" w:cs="Times New Roman"/>
+          <w:bCs/>
+          <w:sz w:val="28"/>
+          <w:szCs w:val="24"/>
+          <w:lang w:eastAsia="ru-RU"/>
+        </w:rPr>
+        <w:t>СП 2.2.3670-20</w:t>
+      </w:r>
+      <w:r>
+        <w:rPr>
+          <w:rFonts w:ascii="Times New Roman" w:eastAsia="Times New Roman" w:hAnsi="Times New Roman" w:cs="Times New Roman"/>
+          <w:sz w:val="28"/>
+          <w:szCs w:val="24"/>
+          <w:lang w:eastAsia="ru-RU"/>
+        </w:rPr>
+        <w:t xml:space="preserve"> «Санитарно-эпидемиологические требования к условиям труда»</w:t>
+      </w:r>
+      <w:r>
+        <w:rPr>
+          <w:rFonts w:ascii="Times New Roman" w:hAnsi="Times New Roman" w:cs="Times New Roman"/>
+          <w:sz w:val="28"/>
+        </w:rPr>
+        <w:t xml:space="preserve"> </w:t>
+      </w:r>
+      <w:r>
+        <w:rPr>
+          <w:rFonts w:ascii="Times New Roman" w:hAnsi="Times New Roman" w:cs="Times New Roman"/>
+          <w:sz w:val="28"/>
+        </w:rPr>
+        <w:t>[3]</w:t>
+      </w:r>
+      <w:r>
+        <w:rPr>
+          <w:rFonts w:ascii="Times New Roman" w:eastAsia="Times New Roman" w:hAnsi="Times New Roman" w:cs="Times New Roman"/>
+          <w:sz w:val="28"/>
+          <w:szCs w:val="24"/>
+          <w:lang w:eastAsia="ru-RU"/>
+        </w:rPr>
+        <w:t xml:space="preserve">, производственные помещения, в которых выполняются работы категории </w:t>
+      </w:r>
+      <w:proofErr w:type="spellStart"/>
+      <w:proofErr w:type="gramStart"/>
+      <w:r>
+        <w:rPr>
+          <w:rFonts w:ascii="Times New Roman" w:eastAsia="Times New Roman" w:hAnsi="Times New Roman" w:cs="Times New Roman"/>
+          <w:sz w:val="28"/>
+          <w:szCs w:val="24"/>
+          <w:lang w:eastAsia="ru-RU"/>
+        </w:rPr>
+        <w:t>I</w:t>
+      </w:r>
+      <w:proofErr w:type="gramEnd"/>
+      <w:r>
+        <w:rPr>
+          <w:rFonts w:ascii="Times New Roman" w:eastAsia="Times New Roman" w:hAnsi="Times New Roman" w:cs="Times New Roman"/>
+          <w:sz w:val="28"/>
+          <w:szCs w:val="24"/>
+          <w:lang w:eastAsia="ru-RU"/>
+        </w:rPr>
+        <w:t>а</w:t>
+      </w:r>
+      <w:proofErr w:type="spellEnd"/>
+      <w:r>
+        <w:rPr>
+          <w:rFonts w:ascii="Times New Roman" w:eastAsia="Times New Roman" w:hAnsi="Times New Roman" w:cs="Times New Roman"/>
+          <w:sz w:val="28"/>
+          <w:szCs w:val="24"/>
+          <w:lang w:eastAsia="ru-RU"/>
+        </w:rPr>
+        <w:t>–</w:t>
+      </w:r>
+      <w:proofErr w:type="spellStart"/>
+      <w:r>
+        <w:rPr>
+          <w:rFonts w:ascii="Times New Roman" w:eastAsia="Times New Roman" w:hAnsi="Times New Roman" w:cs="Times New Roman"/>
+          <w:sz w:val="28"/>
+          <w:szCs w:val="24"/>
+          <w:lang w:eastAsia="ru-RU"/>
+        </w:rPr>
+        <w:t>Iб</w:t>
+      </w:r>
+      <w:proofErr w:type="spellEnd"/>
+      <w:r>
+        <w:rPr>
+          <w:rFonts w:ascii="Times New Roman" w:eastAsia="Times New Roman" w:hAnsi="Times New Roman" w:cs="Times New Roman"/>
+          <w:sz w:val="28"/>
+          <w:szCs w:val="24"/>
+          <w:lang w:eastAsia="ru-RU"/>
+        </w:rPr>
+        <w:t>, должны удовлетворять следующим нормам:</w:t>
+      </w:r>
+    </w:p>
+    <w:p>
+      <w:pPr>
+        <w:numPr>
+          <w:ilvl w:val="0"/>
+          <w:numId w:val="12"/>
+        </w:numPr>
+        <w:spacing w:after="0" w:line="360" w:lineRule="auto"/>
+        <w:ind w:left="0" w:firstLine="720"/>
+        <w:jc w:val="both"/>
+        <w:rPr>
+          <w:rFonts w:ascii="Times New Roman" w:eastAsia="Times New Roman" w:hAnsi="Times New Roman" w:cs="Times New Roman"/>
+          <w:sz w:val="28"/>
+          <w:szCs w:val="24"/>
+          <w:lang w:eastAsia="ru-RU"/>
+        </w:rPr>
+      </w:pPr>
+      <w:r>
+        <w:rPr>
+          <w:rFonts w:ascii="Times New Roman" w:eastAsia="Times New Roman" w:hAnsi="Times New Roman" w:cs="Times New Roman"/>
+          <w:bCs/>
+          <w:sz w:val="28"/>
+          <w:szCs w:val="24"/>
+          <w:lang w:eastAsia="ru-RU"/>
+        </w:rPr>
+        <w:t>объём помещения на одного работника</w:t>
+      </w:r>
+      <w:r>
+        <w:rPr>
+          <w:rFonts w:ascii="Times New Roman" w:eastAsia="Times New Roman" w:hAnsi="Times New Roman" w:cs="Times New Roman"/>
+          <w:sz w:val="28"/>
+          <w:szCs w:val="24"/>
+          <w:lang w:eastAsia="ru-RU"/>
+        </w:rPr>
+        <w:t xml:space="preserve"> </w:t>
+      </w:r>
+      <w:r>
+        <w:rPr>
+          <w:rFonts w:ascii="Times New Roman" w:eastAsia="Times New Roman" w:hAnsi="Times New Roman" w:cs="Times New Roman"/>
+          <w:bCs/>
+          <w:sz w:val="28"/>
+          <w:szCs w:val="24"/>
+          <w:lang w:eastAsia="ru-RU"/>
+        </w:rPr>
+        <w:t>–</w:t>
+      </w:r>
+      <w:r>
+        <w:rPr>
+          <w:rFonts w:ascii="Times New Roman" w:eastAsia="Times New Roman" w:hAnsi="Times New Roman" w:cs="Times New Roman"/>
+          <w:sz w:val="28"/>
+          <w:szCs w:val="24"/>
+          <w:lang w:eastAsia="ru-RU"/>
+        </w:rPr>
+        <w:t xml:space="preserve"> не менее </w:t>
+      </w:r>
+      <w:r>
+        <w:rPr>
+          <w:rFonts w:ascii="Times New Roman" w:eastAsia="Times New Roman" w:hAnsi="Times New Roman" w:cs="Times New Roman"/>
+          <w:bCs/>
+          <w:sz w:val="28"/>
+          <w:szCs w:val="24"/>
+          <w:lang w:eastAsia="ru-RU"/>
+        </w:rPr>
+        <w:t>15</w:t>
+      </w:r>
+      <m:oMath>
+        <m:sSup>
+          <m:sSupPr>
+            <m:ctrlPr>
+              <w:rPr>
+                <w:rFonts w:ascii="Cambria Math" w:eastAsia="Times New Roman" w:hAnsi="Cambria Math" w:cs="Times New Roman"/>
+                <w:bCs/>
+                <w:i/>
+                <w:sz w:val="28"/>
+                <w:szCs w:val="24"/>
+                <w:lang w:eastAsia="ru-RU"/>
+              </w:rPr>
+            </m:ctrlPr>
+          </m:sSupPr>
+          <m:e>
+            <m:r>
+              <w:rPr>
+                <w:rFonts w:ascii="Cambria Math" w:eastAsia="Times New Roman" w:hAnsi="Cambria Math" w:cs="Times New Roman"/>
+                <w:sz w:val="28"/>
+                <w:szCs w:val="24"/>
+                <w:lang w:eastAsia="ru-RU"/>
+              </w:rPr>
+              <m:t>м</m:t>
+            </m:r>
+          </m:e>
+          <m:sup>
+            <m:r>
+              <w:rPr>
+                <w:rFonts w:ascii="Cambria Math" w:eastAsia="Times New Roman" w:hAnsi="Cambria Math" w:cs="Times New Roman"/>
+                <w:sz w:val="28"/>
+                <w:szCs w:val="24"/>
+                <w:lang w:eastAsia="ru-RU"/>
+              </w:rPr>
+              <m:t>3</m:t>
+            </m:r>
+          </m:sup>
+        </m:sSup>
+      </m:oMath>
+      <w:r>
+        <w:rPr>
+          <w:rFonts w:ascii="Times New Roman" w:eastAsia="Times New Roman" w:hAnsi="Times New Roman" w:cs="Times New Roman"/>
+          <w:sz w:val="28"/>
+          <w:szCs w:val="24"/>
+          <w:lang w:eastAsia="ru-RU"/>
+        </w:rPr>
+        <w:t xml:space="preserve"> при лёгких видах труда (</w:t>
+      </w:r>
+      <w:proofErr w:type="spellStart"/>
+      <w:proofErr w:type="gramStart"/>
+      <w:r>
+        <w:rPr>
+          <w:rFonts w:ascii="Times New Roman" w:eastAsia="Times New Roman" w:hAnsi="Times New Roman" w:cs="Times New Roman"/>
+          <w:sz w:val="28"/>
+          <w:szCs w:val="24"/>
+          <w:lang w:eastAsia="ru-RU"/>
+        </w:rPr>
+        <w:t>I</w:t>
+      </w:r>
+      <w:proofErr w:type="gramEnd"/>
+      <w:r>
+        <w:rPr>
+          <w:rFonts w:ascii="Times New Roman" w:eastAsia="Times New Roman" w:hAnsi="Times New Roman" w:cs="Times New Roman"/>
+          <w:sz w:val="28"/>
+          <w:szCs w:val="24"/>
+          <w:lang w:eastAsia="ru-RU"/>
+        </w:rPr>
+        <w:t>а</w:t>
+      </w:r>
+      <w:proofErr w:type="spellEnd"/>
+      <w:r>
+        <w:rPr>
+          <w:rFonts w:ascii="Times New Roman" w:eastAsia="Times New Roman" w:hAnsi="Times New Roman" w:cs="Times New Roman"/>
+          <w:sz w:val="28"/>
+          <w:szCs w:val="24"/>
+          <w:lang w:eastAsia="ru-RU"/>
+        </w:rPr>
+        <w:t>–</w:t>
+      </w:r>
+      <w:proofErr w:type="spellStart"/>
+      <w:r>
+        <w:rPr>
+          <w:rFonts w:ascii="Times New Roman" w:eastAsia="Times New Roman" w:hAnsi="Times New Roman" w:cs="Times New Roman"/>
+          <w:sz w:val="28"/>
+          <w:szCs w:val="24"/>
+          <w:lang w:eastAsia="ru-RU"/>
+        </w:rPr>
+        <w:t>Iб</w:t>
+      </w:r>
+      <w:proofErr w:type="spellEnd"/>
+      <w:r>
+        <w:rPr>
+          <w:rFonts w:ascii="Times New Roman" w:eastAsia="Times New Roman" w:hAnsi="Times New Roman" w:cs="Times New Roman"/>
+          <w:sz w:val="28"/>
+          <w:szCs w:val="24"/>
+          <w:lang w:eastAsia="ru-RU"/>
+        </w:rPr>
+        <w:t>),</w:t>
+      </w:r>
+    </w:p>
+    <w:p>
+      <w:pPr>
+        <w:numPr>
+          <w:ilvl w:val="0"/>
+          <w:numId w:val="12"/>
+        </w:numPr>
+        <w:spacing w:after="0" w:line="360" w:lineRule="auto"/>
+        <w:ind w:left="0" w:firstLine="720"/>
+        <w:jc w:val="both"/>
+        <w:rPr>
+          <w:rFonts w:ascii="Times New Roman" w:eastAsia="Times New Roman" w:hAnsi="Times New Roman" w:cs="Times New Roman"/>
+          <w:sz w:val="28"/>
+          <w:szCs w:val="24"/>
+          <w:lang w:eastAsia="ru-RU"/>
+        </w:rPr>
+      </w:pPr>
+      <w:r>
+        <w:rPr>
+          <w:rFonts w:ascii="Times New Roman" w:eastAsia="Times New Roman" w:hAnsi="Times New Roman" w:cs="Times New Roman"/>
+          <w:bCs/>
+          <w:sz w:val="28"/>
+          <w:szCs w:val="24"/>
+          <w:lang w:eastAsia="ru-RU"/>
+        </w:rPr>
+        <w:t>площадь помещения</w:t>
+      </w:r>
+      <w:r>
+        <w:rPr>
+          <w:rFonts w:ascii="Times New Roman" w:eastAsia="Times New Roman" w:hAnsi="Times New Roman" w:cs="Times New Roman"/>
+          <w:sz w:val="28"/>
+          <w:szCs w:val="24"/>
+          <w:lang w:eastAsia="ru-RU"/>
+        </w:rPr>
+        <w:t xml:space="preserve"> </w:t>
+      </w:r>
+      <w:r>
+        <w:rPr>
+          <w:rFonts w:ascii="Times New Roman" w:eastAsia="Times New Roman" w:hAnsi="Times New Roman" w:cs="Times New Roman"/>
+          <w:bCs/>
+          <w:sz w:val="28"/>
+          <w:szCs w:val="24"/>
+          <w:lang w:eastAsia="ru-RU"/>
+        </w:rPr>
+        <w:t>–</w:t>
+      </w:r>
+      <w:r>
+        <w:rPr>
+          <w:rFonts w:ascii="Times New Roman" w:eastAsia="Times New Roman" w:hAnsi="Times New Roman" w:cs="Times New Roman"/>
+          <w:sz w:val="28"/>
+          <w:szCs w:val="24"/>
+          <w:lang w:eastAsia="ru-RU"/>
+        </w:rPr>
+        <w:t xml:space="preserve"> не менее </w:t>
+      </w:r>
+      <w:r>
+        <w:rPr>
+          <w:rFonts w:ascii="Times New Roman" w:eastAsia="Times New Roman" w:hAnsi="Times New Roman" w:cs="Times New Roman"/>
+          <w:bCs/>
+          <w:sz w:val="28"/>
+          <w:szCs w:val="24"/>
+          <w:lang w:eastAsia="ru-RU"/>
+        </w:rPr>
+        <w:t>4,5 м²</w:t>
+      </w:r>
+      <w:r>
+        <w:rPr>
+          <w:rFonts w:ascii="Times New Roman" w:eastAsia="Times New Roman" w:hAnsi="Times New Roman" w:cs="Times New Roman"/>
+          <w:sz w:val="28"/>
+          <w:szCs w:val="24"/>
+          <w:lang w:eastAsia="ru-RU"/>
+        </w:rPr>
+        <w:t xml:space="preserve"> на одного человека,</w:t>
+      </w:r>
+    </w:p>
+    <w:p>
+      <w:pPr>
+        <w:numPr>
+          <w:ilvl w:val="0"/>
+          <w:numId w:val="12"/>
+        </w:numPr>
+        <w:spacing w:after="0" w:line="360" w:lineRule="auto"/>
+        <w:ind w:left="0" w:firstLine="720"/>
+        <w:jc w:val="both"/>
+        <w:rPr>
+          <w:rFonts w:ascii="Times New Roman" w:eastAsia="Times New Roman" w:hAnsi="Times New Roman" w:cs="Times New Roman"/>
+          <w:sz w:val="28"/>
+          <w:szCs w:val="24"/>
+          <w:lang w:eastAsia="ru-RU"/>
+        </w:rPr>
+      </w:pPr>
+      <w:r>
+        <w:rPr>
+          <w:rFonts w:ascii="Times New Roman" w:eastAsia="Times New Roman" w:hAnsi="Times New Roman" w:cs="Times New Roman"/>
+          <w:bCs/>
+          <w:sz w:val="28"/>
+          <w:szCs w:val="24"/>
+          <w:lang w:eastAsia="ru-RU"/>
+        </w:rPr>
+        <w:t>полы</w:t>
+      </w:r>
+      <w:r>
+        <w:rPr>
+          <w:rFonts w:ascii="Times New Roman" w:eastAsia="Times New Roman" w:hAnsi="Times New Roman" w:cs="Times New Roman"/>
+          <w:sz w:val="28"/>
+          <w:szCs w:val="24"/>
+          <w:lang w:eastAsia="ru-RU"/>
+        </w:rPr>
+        <w:t xml:space="preserve"> должны быть выполнены из материалов, устойчивых к воздействию химически активных веществ (флюс, припой и др.),</w:t>
+      </w:r>
+    </w:p>
+    <w:p>
+      <w:pPr>
+        <w:numPr>
+          <w:ilvl w:val="0"/>
+          <w:numId w:val="12"/>
+        </w:numPr>
+        <w:spacing w:after="0" w:line="360" w:lineRule="auto"/>
+        <w:ind w:left="0" w:firstLine="720"/>
+        <w:jc w:val="both"/>
+        <w:rPr>
+          <w:rFonts w:ascii="Times New Roman" w:eastAsia="Times New Roman" w:hAnsi="Times New Roman" w:cs="Times New Roman"/>
+          <w:sz w:val="28"/>
+          <w:szCs w:val="24"/>
+          <w:lang w:eastAsia="ru-RU"/>
+        </w:rPr>
+      </w:pPr>
+      <w:r>
+        <w:rPr>
+          <w:rFonts w:ascii="Times New Roman" w:eastAsia="Times New Roman" w:hAnsi="Times New Roman" w:cs="Times New Roman"/>
+          <w:bCs/>
+          <w:sz w:val="28"/>
+          <w:szCs w:val="24"/>
+          <w:lang w:eastAsia="ru-RU"/>
+        </w:rPr>
+        <w:t>входные зоны</w:t>
+      </w:r>
+      <w:r>
+        <w:rPr>
+          <w:rFonts w:ascii="Times New Roman" w:eastAsia="Times New Roman" w:hAnsi="Times New Roman" w:cs="Times New Roman"/>
+          <w:sz w:val="28"/>
+          <w:szCs w:val="24"/>
+          <w:lang w:eastAsia="ru-RU"/>
+        </w:rPr>
+        <w:t xml:space="preserve"> должны быть оборудованы приспособлениями для очистки обуви,</w:t>
+      </w:r>
+    </w:p>
+    <w:p>
+      <w:pPr>
+        <w:numPr>
+          <w:ilvl w:val="0"/>
+          <w:numId w:val="12"/>
+        </w:numPr>
+        <w:spacing w:after="0" w:line="360" w:lineRule="auto"/>
+        <w:ind w:left="0" w:firstLine="720"/>
+        <w:jc w:val="both"/>
+        <w:rPr>
+          <w:rFonts w:ascii="Times New Roman" w:eastAsia="Times New Roman" w:hAnsi="Times New Roman" w:cs="Times New Roman"/>
+          <w:sz w:val="28"/>
+          <w:szCs w:val="24"/>
+          <w:lang w:eastAsia="ru-RU"/>
+        </w:rPr>
+      </w:pPr>
+      <w:r>
+        <w:rPr>
+          <w:rFonts w:ascii="Times New Roman" w:eastAsia="Times New Roman" w:hAnsi="Times New Roman" w:cs="Times New Roman"/>
+          <w:bCs/>
+          <w:sz w:val="28"/>
+          <w:szCs w:val="24"/>
+          <w:lang w:eastAsia="ru-RU"/>
+        </w:rPr>
+        <w:t>системы вентиляции</w:t>
+      </w:r>
+      <w:r>
+        <w:rPr>
+          <w:rFonts w:ascii="Times New Roman" w:eastAsia="Times New Roman" w:hAnsi="Times New Roman" w:cs="Times New Roman"/>
+          <w:sz w:val="28"/>
+          <w:szCs w:val="24"/>
+          <w:lang w:eastAsia="ru-RU"/>
+        </w:rPr>
+        <w:t xml:space="preserve"> </w:t>
+      </w:r>
+      <w:r>
+        <w:rPr>
+          <w:rFonts w:ascii="Times New Roman" w:eastAsia="Times New Roman" w:hAnsi="Times New Roman" w:cs="Times New Roman"/>
+          <w:bCs/>
+          <w:sz w:val="28"/>
+          <w:szCs w:val="24"/>
+          <w:lang w:eastAsia="ru-RU"/>
+        </w:rPr>
+        <w:t>–</w:t>
+      </w:r>
+      <w:r>
+        <w:rPr>
+          <w:rFonts w:ascii="Times New Roman" w:eastAsia="Times New Roman" w:hAnsi="Times New Roman" w:cs="Times New Roman"/>
+          <w:sz w:val="28"/>
+          <w:szCs w:val="24"/>
+          <w:lang w:eastAsia="ru-RU"/>
+        </w:rPr>
+        <w:t xml:space="preserve"> обеспечивать удаление вредных веществ и предотвращать поступление холодного воздуха снаружи.</w:t>
+      </w:r>
+    </w:p>
+    <w:p>
+      <w:pPr>
+        <w:spacing w:after="0" w:line="360" w:lineRule="auto"/>
+        <w:ind w:firstLine="709"/>
+        <w:jc w:val="both"/>
+        <w:rPr>
+          <w:rFonts w:ascii="Times New Roman" w:eastAsia="Times New Roman" w:hAnsi="Times New Roman" w:cs="Times New Roman"/>
+          <w:sz w:val="28"/>
+          <w:szCs w:val="24"/>
+          <w:lang w:eastAsia="ru-RU"/>
+        </w:rPr>
+      </w:pPr>
+      <w:proofErr w:type="gramStart"/>
+      <w:r>
+        <w:rPr>
+          <w:rFonts w:ascii="Times New Roman" w:eastAsia="Times New Roman" w:hAnsi="Times New Roman" w:cs="Times New Roman"/>
+          <w:sz w:val="28"/>
+          <w:szCs w:val="24"/>
+          <w:lang w:eastAsia="ru-RU"/>
+        </w:rPr>
+        <w:lastRenderedPageBreak/>
+        <w:t xml:space="preserve">В лабораторном помещении, где осуществляется сборка и отладка стенда, </w:t>
+      </w:r>
+      <w:r>
+        <w:rPr>
+          <w:rFonts w:ascii="Times New Roman" w:eastAsia="Times New Roman" w:hAnsi="Times New Roman" w:cs="Times New Roman"/>
+          <w:sz w:val="28"/>
+          <w:szCs w:val="24"/>
+          <w:lang w:eastAsia="ru-RU"/>
+        </w:rPr>
+        <w:t xml:space="preserve">указанные требования соблюдены: </w:t>
+      </w:r>
+      <w:r>
+        <w:rPr>
+          <w:rFonts w:ascii="Times New Roman" w:eastAsia="Times New Roman" w:hAnsi="Times New Roman" w:cs="Times New Roman"/>
+          <w:sz w:val="28"/>
+          <w:szCs w:val="24"/>
+          <w:lang w:eastAsia="ru-RU"/>
+        </w:rPr>
+        <w:t xml:space="preserve">объём помещения составляет около </w:t>
+      </w:r>
+      <w:r>
+        <w:rPr>
+          <w:rFonts w:ascii="Times New Roman" w:eastAsia="Times New Roman" w:hAnsi="Times New Roman" w:cs="Times New Roman"/>
+          <w:bCs/>
+          <w:sz w:val="28"/>
+          <w:szCs w:val="24"/>
+          <w:lang w:eastAsia="ru-RU"/>
+        </w:rPr>
+        <w:t xml:space="preserve">30 </w:t>
+      </w:r>
+      <m:oMath>
+        <m:sSup>
+          <m:sSupPr>
+            <m:ctrlPr>
+              <w:rPr>
+                <w:rFonts w:ascii="Cambria Math" w:eastAsia="Times New Roman" w:hAnsi="Cambria Math" w:cs="Times New Roman"/>
+                <w:bCs/>
+                <w:i/>
+                <w:sz w:val="28"/>
+                <w:szCs w:val="24"/>
+                <w:lang w:eastAsia="ru-RU"/>
+              </w:rPr>
+            </m:ctrlPr>
+          </m:sSupPr>
+          <m:e>
+            <m:r>
+              <w:rPr>
+                <w:rFonts w:ascii="Cambria Math" w:eastAsia="Times New Roman" w:hAnsi="Cambria Math" w:cs="Times New Roman"/>
+                <w:sz w:val="28"/>
+                <w:szCs w:val="24"/>
+                <w:lang w:eastAsia="ru-RU"/>
+              </w:rPr>
+              <m:t>м</m:t>
+            </m:r>
+          </m:e>
+          <m:sup>
+            <m:r>
+              <w:rPr>
+                <w:rFonts w:ascii="Cambria Math" w:eastAsia="Times New Roman" w:hAnsi="Cambria Math" w:cs="Times New Roman"/>
+                <w:sz w:val="28"/>
+                <w:szCs w:val="24"/>
+                <w:lang w:eastAsia="ru-RU"/>
+              </w:rPr>
+              <m:t>3</m:t>
+            </m:r>
+          </m:sup>
+        </m:sSup>
+      </m:oMath>
+      <w:r>
+        <w:rPr>
+          <w:rFonts w:ascii="Times New Roman" w:eastAsia="Times New Roman" w:hAnsi="Times New Roman" w:cs="Times New Roman"/>
+          <w:bCs/>
+          <w:sz w:val="28"/>
+          <w:szCs w:val="24"/>
+          <w:lang w:eastAsia="ru-RU"/>
+        </w:rPr>
+        <w:t xml:space="preserve"> на одного работника</w:t>
+      </w:r>
+      <w:r>
+        <w:rPr>
+          <w:rFonts w:ascii="Times New Roman" w:eastAsia="Times New Roman" w:hAnsi="Times New Roman" w:cs="Times New Roman"/>
+          <w:sz w:val="28"/>
+          <w:szCs w:val="24"/>
+          <w:lang w:eastAsia="ru-RU"/>
+        </w:rPr>
+        <w:t xml:space="preserve">, площадь </w:t>
+      </w:r>
+      <w:r>
+        <w:rPr>
+          <w:rFonts w:ascii="Times New Roman" w:eastAsia="Times New Roman" w:hAnsi="Times New Roman" w:cs="Times New Roman"/>
+          <w:bCs/>
+          <w:sz w:val="28"/>
+          <w:szCs w:val="24"/>
+          <w:lang w:eastAsia="ru-RU"/>
+        </w:rPr>
+        <w:t>–</w:t>
+      </w:r>
+      <w:r>
+        <w:rPr>
+          <w:rFonts w:ascii="Times New Roman" w:eastAsia="Times New Roman" w:hAnsi="Times New Roman" w:cs="Times New Roman"/>
+          <w:bCs/>
+          <w:sz w:val="28"/>
+          <w:szCs w:val="24"/>
+          <w:lang w:eastAsia="ru-RU"/>
+        </w:rPr>
+        <w:t xml:space="preserve"> </w:t>
+      </w:r>
+      <w:r>
+        <w:rPr>
+          <w:rFonts w:ascii="Times New Roman" w:eastAsia="Times New Roman" w:hAnsi="Times New Roman" w:cs="Times New Roman"/>
+          <w:bCs/>
+          <w:sz w:val="28"/>
+          <w:szCs w:val="24"/>
+          <w:lang w:eastAsia="ru-RU"/>
+        </w:rPr>
+        <w:t xml:space="preserve">порядка 10 </w:t>
+      </w:r>
+      <m:oMath>
+        <m:sSup>
+          <m:sSupPr>
+            <m:ctrlPr>
+              <w:rPr>
+                <w:rFonts w:ascii="Cambria Math" w:eastAsia="Times New Roman" w:hAnsi="Cambria Math" w:cs="Times New Roman"/>
+                <w:bCs/>
+                <w:i/>
+                <w:sz w:val="28"/>
+                <w:szCs w:val="24"/>
+                <w:lang w:eastAsia="ru-RU"/>
+              </w:rPr>
+            </m:ctrlPr>
+          </m:sSupPr>
+          <m:e>
+            <m:r>
+              <w:rPr>
+                <w:rFonts w:ascii="Cambria Math" w:eastAsia="Times New Roman" w:hAnsi="Cambria Math" w:cs="Times New Roman"/>
+                <w:sz w:val="28"/>
+                <w:szCs w:val="24"/>
+                <w:lang w:eastAsia="ru-RU"/>
+              </w:rPr>
+              <m:t>м</m:t>
+            </m:r>
+          </m:e>
+          <m:sup>
+            <m:r>
+              <w:rPr>
+                <w:rFonts w:ascii="Cambria Math" w:eastAsia="Times New Roman" w:hAnsi="Cambria Math" w:cs="Times New Roman"/>
+                <w:sz w:val="28"/>
+                <w:szCs w:val="24"/>
+                <w:lang w:eastAsia="ru-RU"/>
+              </w:rPr>
+              <m:t>2</m:t>
+            </m:r>
+          </m:sup>
+        </m:sSup>
+      </m:oMath>
+      <w:r>
+        <w:rPr>
+          <w:rFonts w:ascii="Times New Roman" w:eastAsia="Times New Roman" w:hAnsi="Times New Roman" w:cs="Times New Roman"/>
+          <w:sz w:val="28"/>
+          <w:szCs w:val="24"/>
+          <w:lang w:eastAsia="ru-RU"/>
+        </w:rPr>
+        <w:t xml:space="preserve">; поверхность пола устойчива к воздействию паяльных материалов и легко очищается; вход оборудован </w:t>
+      </w:r>
+      <w:r>
+        <w:rPr>
+          <w:rFonts w:ascii="Times New Roman" w:eastAsia="Times New Roman" w:hAnsi="Times New Roman" w:cs="Times New Roman"/>
+          <w:bCs/>
+          <w:sz w:val="28"/>
+          <w:szCs w:val="24"/>
+          <w:lang w:eastAsia="ru-RU"/>
+        </w:rPr>
+        <w:t>ковриками для очистки обуви</w:t>
+      </w:r>
+      <w:r>
+        <w:rPr>
+          <w:rFonts w:ascii="Times New Roman" w:eastAsia="Times New Roman" w:hAnsi="Times New Roman" w:cs="Times New Roman"/>
+          <w:sz w:val="28"/>
+          <w:szCs w:val="24"/>
+          <w:lang w:eastAsia="ru-RU"/>
+        </w:rPr>
+        <w:t xml:space="preserve">; </w:t>
+      </w:r>
+      <w:r>
+        <w:rPr>
+          <w:rFonts w:ascii="Times New Roman" w:eastAsia="Times New Roman" w:hAnsi="Times New Roman" w:cs="Times New Roman"/>
+          <w:bCs/>
+          <w:sz w:val="28"/>
+          <w:szCs w:val="24"/>
+          <w:lang w:eastAsia="ru-RU"/>
+        </w:rPr>
+        <w:t>естественная вентиляция через два окна</w:t>
+      </w:r>
+      <w:r>
+        <w:rPr>
+          <w:rFonts w:ascii="Times New Roman" w:eastAsia="Times New Roman" w:hAnsi="Times New Roman" w:cs="Times New Roman"/>
+          <w:sz w:val="28"/>
+          <w:szCs w:val="24"/>
+          <w:lang w:eastAsia="ru-RU"/>
+        </w:rPr>
+        <w:t xml:space="preserve"> обеспечивает воздухообмен и снижение концентрации вредных паров.</w:t>
+      </w:r>
+      <w:proofErr w:type="gramEnd"/>
+    </w:p>
+    <w:p>
+      <w:pPr>
+        <w:spacing w:after="0" w:line="360" w:lineRule="auto"/>
+        <w:ind w:firstLine="709"/>
+        <w:jc w:val="both"/>
+        <w:rPr>
+          <w:rFonts w:ascii="Times New Roman" w:eastAsia="Times New Roman" w:hAnsi="Times New Roman" w:cs="Times New Roman"/>
+          <w:sz w:val="28"/>
+          <w:szCs w:val="24"/>
+          <w:lang w:eastAsia="ru-RU"/>
+        </w:rPr>
+      </w:pPr>
+      <w:r>
+        <w:rPr>
+          <w:rFonts w:ascii="Times New Roman" w:eastAsia="Times New Roman" w:hAnsi="Times New Roman" w:cs="Times New Roman"/>
+          <w:sz w:val="28"/>
+          <w:szCs w:val="24"/>
+          <w:lang w:eastAsia="ru-RU"/>
+        </w:rPr>
+        <w:t xml:space="preserve">Такие условия способствуют </w:t>
+      </w:r>
+      <w:r>
+        <w:rPr>
+          <w:rFonts w:ascii="Times New Roman" w:eastAsia="Times New Roman" w:hAnsi="Times New Roman" w:cs="Times New Roman"/>
+          <w:bCs/>
+          <w:sz w:val="28"/>
+          <w:szCs w:val="24"/>
+          <w:lang w:eastAsia="ru-RU"/>
+        </w:rPr>
+        <w:t>снижению профессиональных рисков</w:t>
+      </w:r>
+      <w:r>
+        <w:rPr>
+          <w:rFonts w:ascii="Times New Roman" w:eastAsia="Times New Roman" w:hAnsi="Times New Roman" w:cs="Times New Roman"/>
+          <w:sz w:val="28"/>
+          <w:szCs w:val="24"/>
+          <w:lang w:eastAsia="ru-RU"/>
+        </w:rPr>
+        <w:t xml:space="preserve">, обеспечивают </w:t>
+      </w:r>
+      <w:r>
+        <w:rPr>
+          <w:rFonts w:ascii="Times New Roman" w:eastAsia="Times New Roman" w:hAnsi="Times New Roman" w:cs="Times New Roman"/>
+          <w:bCs/>
+          <w:sz w:val="28"/>
+          <w:szCs w:val="24"/>
+          <w:lang w:eastAsia="ru-RU"/>
+        </w:rPr>
+        <w:t>комфортный микроклимат</w:t>
+      </w:r>
+      <w:r>
+        <w:rPr>
+          <w:rFonts w:ascii="Times New Roman" w:eastAsia="Times New Roman" w:hAnsi="Times New Roman" w:cs="Times New Roman"/>
+          <w:sz w:val="28"/>
+          <w:szCs w:val="24"/>
+          <w:lang w:eastAsia="ru-RU"/>
+        </w:rPr>
+        <w:t xml:space="preserve"> и безопасность при выполнении операций категории </w:t>
+      </w:r>
+      <w:proofErr w:type="spellStart"/>
+      <w:proofErr w:type="gramStart"/>
+      <w:r>
+        <w:rPr>
+          <w:rFonts w:ascii="Times New Roman" w:eastAsia="Times New Roman" w:hAnsi="Times New Roman" w:cs="Times New Roman"/>
+          <w:bCs/>
+          <w:sz w:val="28"/>
+          <w:szCs w:val="24"/>
+          <w:lang w:eastAsia="ru-RU"/>
+        </w:rPr>
+        <w:t>I</w:t>
+      </w:r>
+      <w:proofErr w:type="gramEnd"/>
+      <w:r>
+        <w:rPr>
+          <w:rFonts w:ascii="Times New Roman" w:eastAsia="Times New Roman" w:hAnsi="Times New Roman" w:cs="Times New Roman"/>
+          <w:bCs/>
+          <w:sz w:val="28"/>
+          <w:szCs w:val="24"/>
+          <w:lang w:eastAsia="ru-RU"/>
+        </w:rPr>
+        <w:t>б</w:t>
+      </w:r>
+      <w:proofErr w:type="spellEnd"/>
+      <w:r>
+        <w:rPr>
+          <w:rFonts w:ascii="Times New Roman" w:eastAsia="Times New Roman" w:hAnsi="Times New Roman" w:cs="Times New Roman"/>
+          <w:sz w:val="28"/>
+          <w:szCs w:val="24"/>
+          <w:lang w:eastAsia="ru-RU"/>
+        </w:rPr>
+        <w:t>, где физическая нагрузка невелика, но требуется надёжная вентиляция и соблюдение санитарно-гигиенических норм при работе с электронными компонентами и паяльным оборудованием.</w:t>
+      </w:r>
+    </w:p>
+    <w:p>
+      <w:pPr>
+        <w:pStyle w:val="a8"/>
+        <w:ind w:firstLine="709"/>
+      </w:pPr>
+      <w:r>
+        <w:t xml:space="preserve">Рассмотрим основные риски на рабочем </w:t>
+      </w:r>
+      <w:proofErr w:type="gramStart"/>
+      <w:r>
+        <w:t>месте</w:t>
+      </w:r>
+      <w:proofErr w:type="gramEnd"/>
+      <w:r>
+        <w:t>: какие вредные факторы присутствуют, как они влияют на здоровье, какие должны быть нормы и что можно сделать для защиты</w:t>
+      </w:r>
+    </w:p>
+    <w:p>
+      <w:pPr>
+        <w:pStyle w:val="a8"/>
+        <w:ind w:firstLine="709"/>
+      </w:pPr>
+    </w:p>
+    <w:p>
+      <w:pPr>
+        <w:pStyle w:val="3"/>
+        <w:spacing w:before="0" w:line="360" w:lineRule="auto"/>
+        <w:ind w:firstLine="709"/>
+        <w:rPr>
+          <w:rFonts w:ascii="Times New Roman" w:hAnsi="Times New Roman" w:cs="Times New Roman"/>
+          <w:color w:val="000000" w:themeColor="text1"/>
+          <w:sz w:val="28"/>
+        </w:rPr>
+      </w:pPr>
+      <w:r>
+        <w:rPr>
+          <w:rFonts w:ascii="Times New Roman" w:hAnsi="Times New Roman" w:cs="Times New Roman"/>
+          <w:color w:val="000000" w:themeColor="text1"/>
+          <w:sz w:val="28"/>
+        </w:rPr>
+        <w:t>3.3 Микроклимат</w:t>
+      </w:r>
+    </w:p>
+    <w:p>
+      <w:pPr>
+        <w:pStyle w:val="a8"/>
+        <w:ind w:firstLine="709"/>
+        <w:rPr>
+          <w:lang w:eastAsia="ru-RU"/>
+        </w:rPr>
+      </w:pPr>
+      <w:r>
+        <w:rPr>
+          <w:lang w:eastAsia="ru-RU"/>
+        </w:rPr>
+        <w:t xml:space="preserve">В соответствии с требованиями </w:t>
+      </w:r>
+      <w:r>
+        <w:rPr>
+          <w:bCs/>
+          <w:lang w:eastAsia="ru-RU"/>
+        </w:rPr>
+        <w:t>СанПиН 1.2.3685-21</w:t>
+      </w:r>
+      <w:r>
+        <w:rPr>
+          <w:lang w:eastAsia="ru-RU"/>
+        </w:rPr>
+        <w:t xml:space="preserve"> «Гигиенические нормативы и требования к обеспечению безопасности и (или) безвредности для человека факторов среды обитания» [2], микроклимат производственных помещений определяется такими параметрами, как </w:t>
+      </w:r>
+      <w:r>
+        <w:rPr>
+          <w:bCs/>
+          <w:lang w:eastAsia="ru-RU"/>
+        </w:rPr>
+        <w:t>температура воздуха</w:t>
+      </w:r>
+      <w:r>
+        <w:rPr>
+          <w:lang w:eastAsia="ru-RU"/>
+        </w:rPr>
+        <w:t xml:space="preserve">, </w:t>
+      </w:r>
+      <w:r>
+        <w:rPr>
+          <w:bCs/>
+          <w:lang w:eastAsia="ru-RU"/>
+        </w:rPr>
+        <w:t>относительная влажность</w:t>
+      </w:r>
+      <w:r>
+        <w:rPr>
+          <w:lang w:eastAsia="ru-RU"/>
+        </w:rPr>
+        <w:t xml:space="preserve"> и </w:t>
+      </w:r>
+      <w:r>
+        <w:rPr>
+          <w:bCs/>
+          <w:lang w:eastAsia="ru-RU"/>
+        </w:rPr>
+        <w:t>скорость его движения</w:t>
+      </w:r>
+      <w:r>
+        <w:rPr>
+          <w:lang w:eastAsia="ru-RU"/>
+        </w:rPr>
+        <w:t>. Данные показатели оказывают непосредственное влияние на самочувствие и работоспособность человека, особенно при длительном пребывании в помещении.</w:t>
+      </w:r>
+    </w:p>
+    <w:p>
+      <w:pPr>
+        <w:pStyle w:val="a8"/>
+        <w:ind w:firstLine="709"/>
+        <w:rPr>
+          <w:lang w:eastAsia="ru-RU"/>
+        </w:rPr>
+      </w:pPr>
+      <w:r>
+        <w:rPr>
+          <w:lang w:eastAsia="ru-RU"/>
+        </w:rPr>
+        <w:t xml:space="preserve">Работа инженера-программиста, выполняемая в рамках данного проекта, относится к категории </w:t>
+      </w:r>
+      <w:proofErr w:type="spellStart"/>
+      <w:proofErr w:type="gramStart"/>
+      <w:r>
+        <w:rPr>
+          <w:bCs/>
+          <w:lang w:eastAsia="ru-RU"/>
+        </w:rPr>
+        <w:t>I</w:t>
+      </w:r>
+      <w:proofErr w:type="gramEnd"/>
+      <w:r>
+        <w:rPr>
+          <w:bCs/>
+          <w:lang w:eastAsia="ru-RU"/>
+        </w:rPr>
+        <w:t>б</w:t>
+      </w:r>
+      <w:proofErr w:type="spellEnd"/>
+      <w:r>
+        <w:rPr>
+          <w:lang w:eastAsia="ru-RU"/>
+        </w:rPr>
+        <w:t xml:space="preserve"> </w:t>
+      </w:r>
+      <w:r>
+        <w:rPr>
+          <w:rFonts w:eastAsia="Times New Roman" w:cs="Times New Roman"/>
+          <w:bCs/>
+          <w:szCs w:val="24"/>
+          <w:lang w:eastAsia="ru-RU"/>
+        </w:rPr>
+        <w:t>–</w:t>
+      </w:r>
+      <w:r>
+        <w:rPr>
+          <w:lang w:eastAsia="ru-RU"/>
+        </w:rPr>
+        <w:t xml:space="preserve"> лёгкие физические работы, характеризующиеся умеренными </w:t>
+      </w:r>
+      <w:proofErr w:type="spellStart"/>
+      <w:r>
+        <w:rPr>
+          <w:lang w:eastAsia="ru-RU"/>
+        </w:rPr>
+        <w:t>энергозатратами</w:t>
+      </w:r>
+      <w:proofErr w:type="spellEnd"/>
+      <w:r>
+        <w:rPr>
+          <w:lang w:eastAsia="ru-RU"/>
+        </w:rPr>
+        <w:t xml:space="preserve"> (до 174 ккал/ч). Согласно санитарным нормам, для данной категории установлены </w:t>
+      </w:r>
+      <w:r>
+        <w:rPr>
+          <w:bCs/>
+          <w:lang w:eastAsia="ru-RU"/>
+        </w:rPr>
+        <w:t>оптимальные и допустимые значения микроклиматических параметров</w:t>
+      </w:r>
+      <w:r>
+        <w:rPr>
+          <w:lang w:eastAsia="ru-RU"/>
+        </w:rPr>
+        <w:t xml:space="preserve">, приведённые в таблице </w:t>
+      </w:r>
+      <w:r>
+        <w:rPr>
+          <w:lang w:eastAsia="ru-RU"/>
+        </w:rPr>
+        <w:t>3</w:t>
+      </w:r>
+      <w:r>
+        <w:rPr>
+          <w:lang w:eastAsia="ru-RU"/>
+        </w:rPr>
+        <w:t>.2.</w:t>
+      </w:r>
+    </w:p>
+    <w:p>
+      <w:pPr>
+        <w:spacing w:after="0" w:line="240" w:lineRule="auto"/>
+        <w:rPr>
+          <w:rFonts w:ascii="Times New Roman" w:eastAsia="Times New Roman" w:hAnsi="Times New Roman" w:cs="Times New Roman"/>
+          <w:sz w:val="28"/>
+          <w:szCs w:val="24"/>
+          <w:lang w:eastAsia="ru-RU"/>
+        </w:rPr>
+      </w:pPr>
+      <w:r>
+        <w:rPr>
+          <w:rFonts w:ascii="Times New Roman" w:eastAsia="Times New Roman" w:hAnsi="Times New Roman" w:cs="Times New Roman"/>
+          <w:bCs/>
+          <w:sz w:val="28"/>
+          <w:szCs w:val="24"/>
+          <w:lang w:eastAsia="ru-RU"/>
+        </w:rPr>
+        <w:lastRenderedPageBreak/>
+        <w:t xml:space="preserve">Таблица </w:t>
+      </w:r>
+      <w:r>
+        <w:rPr>
+          <w:rFonts w:ascii="Times New Roman" w:eastAsia="Times New Roman" w:hAnsi="Times New Roman" w:cs="Times New Roman"/>
+          <w:bCs/>
+          <w:sz w:val="28"/>
+          <w:szCs w:val="24"/>
+          <w:lang w:eastAsia="ru-RU"/>
+        </w:rPr>
+        <w:t>3</w:t>
+      </w:r>
+      <w:r>
+        <w:rPr>
+          <w:rFonts w:ascii="Times New Roman" w:eastAsia="Times New Roman" w:hAnsi="Times New Roman" w:cs="Times New Roman"/>
+          <w:bCs/>
+          <w:sz w:val="28"/>
+          <w:szCs w:val="24"/>
+          <w:lang w:eastAsia="ru-RU"/>
+        </w:rPr>
+        <w:t xml:space="preserve">.2 – Оптимальные и фактические параметры микроклимата для категории </w:t>
+      </w:r>
+      <w:proofErr w:type="spellStart"/>
+      <w:proofErr w:type="gramStart"/>
+      <w:r>
+        <w:rPr>
+          <w:rFonts w:ascii="Times New Roman" w:eastAsia="Times New Roman" w:hAnsi="Times New Roman" w:cs="Times New Roman"/>
+          <w:bCs/>
+          <w:sz w:val="28"/>
+          <w:szCs w:val="24"/>
+          <w:lang w:eastAsia="ru-RU"/>
+        </w:rPr>
+        <w:t>I</w:t>
+      </w:r>
+      <w:proofErr w:type="gramEnd"/>
+      <w:r>
+        <w:rPr>
+          <w:rFonts w:ascii="Times New Roman" w:eastAsia="Times New Roman" w:hAnsi="Times New Roman" w:cs="Times New Roman"/>
+          <w:bCs/>
+          <w:sz w:val="28"/>
+          <w:szCs w:val="24"/>
+          <w:lang w:eastAsia="ru-RU"/>
+        </w:rPr>
+        <w:t>б</w:t>
+      </w:r>
+      <w:proofErr w:type="spellEnd"/>
+      <w:r>
+        <w:rPr>
+          <w:rFonts w:ascii="Times New Roman" w:eastAsia="Times New Roman" w:hAnsi="Times New Roman" w:cs="Times New Roman"/>
+          <w:bCs/>
+          <w:sz w:val="28"/>
+          <w:szCs w:val="24"/>
+          <w:lang w:eastAsia="ru-RU"/>
+        </w:rPr>
+        <w:t xml:space="preserve"> (по СанПиН 1.2.3685-21 [2])</w:t>
+      </w:r>
+    </w:p>
+    <w:tbl>
+      <w:tblPr>
+        <w:tblStyle w:val="aa"/>
+        <w:tblW w:w="0" w:type="auto"/>
+        <w:tblInd w:w="108" w:type="dxa"/>
+        <w:tblLook w:val="04A0" w:firstRow="1" w:lastRow="0" w:firstColumn="1" w:lastColumn="0" w:noHBand="0" w:noVBand="1"/>
+      </w:tblPr>
+      <w:tblGrid>
+        <w:gridCol w:w="1590"/>
+        <w:gridCol w:w="2590"/>
+        <w:gridCol w:w="1534"/>
+        <w:gridCol w:w="1664"/>
+        <w:gridCol w:w="2085"/>
+      </w:tblGrid>
+      <w:tr>
+        <w:tc>
+          <w:tcPr>
+            <w:tcW w:w="1590" w:type="dxa"/>
+            <w:hideMark/>
+          </w:tcPr>
+          <w:p>
+            <w:pPr>
+              <w:jc w:val="center"/>
+              <w:rPr>
+                <w:rFonts w:ascii="Times New Roman" w:eastAsia="Times New Roman" w:hAnsi="Times New Roman" w:cs="Times New Roman"/>
+                <w:bCs/>
+                <w:sz w:val="28"/>
+                <w:szCs w:val="24"/>
+                <w:lang w:eastAsia="ru-RU"/>
+              </w:rPr>
+            </w:pPr>
+            <w:r>
+              <w:rPr>
+                <w:rFonts w:ascii="Times New Roman" w:eastAsia="Times New Roman" w:hAnsi="Times New Roman" w:cs="Times New Roman"/>
+                <w:bCs/>
+                <w:sz w:val="28"/>
+                <w:szCs w:val="24"/>
+                <w:lang w:eastAsia="ru-RU"/>
+              </w:rPr>
+              <w:t>Категория работ</w:t>
+            </w:r>
+          </w:p>
+        </w:tc>
+        <w:tc>
+          <w:tcPr>
+            <w:tcW w:w="0" w:type="auto"/>
+            <w:hideMark/>
+          </w:tcPr>
+          <w:p>
+            <w:pPr>
+              <w:jc w:val="center"/>
+              <w:rPr>
+                <w:rFonts w:ascii="Times New Roman" w:eastAsia="Times New Roman" w:hAnsi="Times New Roman" w:cs="Times New Roman"/>
+                <w:bCs/>
+                <w:sz w:val="28"/>
+                <w:szCs w:val="24"/>
+                <w:lang w:eastAsia="ru-RU"/>
+              </w:rPr>
+            </w:pPr>
+            <w:r>
+              <w:rPr>
+                <w:rFonts w:ascii="Times New Roman" w:eastAsia="Times New Roman" w:hAnsi="Times New Roman" w:cs="Times New Roman"/>
+                <w:bCs/>
+                <w:sz w:val="28"/>
+                <w:szCs w:val="24"/>
+                <w:lang w:eastAsia="ru-RU"/>
+              </w:rPr>
+              <w:t>Показатель</w:t>
+            </w:r>
+          </w:p>
+        </w:tc>
+        <w:tc>
+          <w:tcPr>
+            <w:tcW w:w="0" w:type="auto"/>
+            <w:hideMark/>
+          </w:tcPr>
+          <w:p>
+            <w:pPr>
+              <w:jc w:val="center"/>
+              <w:rPr>
+                <w:rFonts w:ascii="Times New Roman" w:eastAsia="Times New Roman" w:hAnsi="Times New Roman" w:cs="Times New Roman"/>
+                <w:bCs/>
+                <w:sz w:val="28"/>
+                <w:szCs w:val="24"/>
+                <w:lang w:eastAsia="ru-RU"/>
+              </w:rPr>
+            </w:pPr>
+            <w:r>
+              <w:rPr>
+                <w:rFonts w:ascii="Times New Roman" w:eastAsia="Times New Roman" w:hAnsi="Times New Roman" w:cs="Times New Roman"/>
+                <w:bCs/>
+                <w:sz w:val="28"/>
+                <w:szCs w:val="24"/>
+                <w:lang w:eastAsia="ru-RU"/>
+              </w:rPr>
+              <w:t>Период года</w:t>
+            </w:r>
+          </w:p>
+        </w:tc>
+        <w:tc>
+          <w:tcPr>
+            <w:tcW w:w="0" w:type="auto"/>
+            <w:hideMark/>
+          </w:tcPr>
+          <w:p>
+            <w:pPr>
+              <w:jc w:val="center"/>
+              <w:rPr>
+                <w:rFonts w:ascii="Times New Roman" w:eastAsia="Times New Roman" w:hAnsi="Times New Roman" w:cs="Times New Roman"/>
+                <w:bCs/>
+                <w:sz w:val="28"/>
+                <w:szCs w:val="24"/>
+                <w:lang w:eastAsia="ru-RU"/>
+              </w:rPr>
+            </w:pPr>
+            <w:r>
+              <w:rPr>
+                <w:rFonts w:ascii="Times New Roman" w:eastAsia="Times New Roman" w:hAnsi="Times New Roman" w:cs="Times New Roman"/>
+                <w:bCs/>
+                <w:sz w:val="28"/>
+                <w:szCs w:val="24"/>
+                <w:lang w:eastAsia="ru-RU"/>
+              </w:rPr>
+              <w:t>СанПиН 1.2.3685-21</w:t>
+            </w:r>
+          </w:p>
+        </w:tc>
+        <w:tc>
+          <w:tcPr>
+            <w:tcW w:w="0" w:type="auto"/>
+            <w:hideMark/>
+          </w:tcPr>
+          <w:p>
+            <w:pPr>
+              <w:jc w:val="center"/>
+              <w:rPr>
+                <w:rFonts w:ascii="Times New Roman" w:eastAsia="Times New Roman" w:hAnsi="Times New Roman" w:cs="Times New Roman"/>
+                <w:bCs/>
+                <w:sz w:val="28"/>
+                <w:szCs w:val="24"/>
+                <w:lang w:eastAsia="ru-RU"/>
+              </w:rPr>
+            </w:pPr>
+            <w:r>
+              <w:rPr>
+                <w:rFonts w:ascii="Times New Roman" w:eastAsia="Times New Roman" w:hAnsi="Times New Roman" w:cs="Times New Roman"/>
+                <w:bCs/>
+                <w:sz w:val="28"/>
+                <w:szCs w:val="24"/>
+                <w:lang w:eastAsia="ru-RU"/>
+              </w:rPr>
+              <w:t>Фактические значения</w:t>
+            </w:r>
+          </w:p>
+        </w:tc>
+      </w:tr>
+      <w:tr>
+        <w:tc>
+          <w:tcPr>
+            <w:tcW w:w="1590" w:type="dxa"/>
+            <w:vMerge w:val="restart"/>
+            <w:hideMark/>
+          </w:tcPr>
+          <w:p>
+            <w:pPr>
+              <w:rPr>
+                <w:rFonts w:ascii="Times New Roman" w:eastAsia="Times New Roman" w:hAnsi="Times New Roman" w:cs="Times New Roman"/>
+                <w:sz w:val="28"/>
+                <w:szCs w:val="24"/>
+                <w:lang w:eastAsia="ru-RU"/>
+              </w:rPr>
+            </w:pPr>
+          </w:p>
+          <w:p>
+            <w:pPr>
+              <w:rPr>
+                <w:rFonts w:ascii="Times New Roman" w:eastAsia="Times New Roman" w:hAnsi="Times New Roman" w:cs="Times New Roman"/>
+                <w:sz w:val="28"/>
+                <w:szCs w:val="24"/>
+                <w:lang w:eastAsia="ru-RU"/>
+              </w:rPr>
+            </w:pPr>
+          </w:p>
+          <w:p>
+            <w:pPr>
+              <w:rPr>
+                <w:rFonts w:ascii="Times New Roman" w:eastAsia="Times New Roman" w:hAnsi="Times New Roman" w:cs="Times New Roman"/>
+                <w:sz w:val="28"/>
+                <w:szCs w:val="24"/>
+                <w:lang w:eastAsia="ru-RU"/>
+              </w:rPr>
+            </w:pPr>
+            <w:r>
+              <w:rPr>
+                <w:rFonts w:ascii="Times New Roman" w:eastAsia="Times New Roman" w:hAnsi="Times New Roman" w:cs="Times New Roman"/>
+                <w:sz w:val="28"/>
+                <w:szCs w:val="24"/>
+                <w:lang w:eastAsia="ru-RU"/>
+              </w:rPr>
+              <w:t xml:space="preserve">Лёгкая – </w:t>
+            </w:r>
+            <w:proofErr w:type="spellStart"/>
+            <w:proofErr w:type="gramStart"/>
+            <w:r>
+              <w:rPr>
+                <w:rFonts w:ascii="Times New Roman" w:eastAsia="Times New Roman" w:hAnsi="Times New Roman" w:cs="Times New Roman"/>
+                <w:sz w:val="28"/>
+                <w:szCs w:val="24"/>
+                <w:lang w:eastAsia="ru-RU"/>
+              </w:rPr>
+              <w:t>I</w:t>
+            </w:r>
+            <w:proofErr w:type="gramEnd"/>
+            <w:r>
+              <w:rPr>
+                <w:rFonts w:ascii="Times New Roman" w:eastAsia="Times New Roman" w:hAnsi="Times New Roman" w:cs="Times New Roman"/>
+                <w:sz w:val="28"/>
+                <w:szCs w:val="24"/>
+                <w:lang w:eastAsia="ru-RU"/>
+              </w:rPr>
+              <w:t>б</w:t>
+            </w:r>
+            <w:proofErr w:type="spellEnd"/>
+          </w:p>
+        </w:tc>
+        <w:tc>
+          <w:tcPr>
+            <w:tcW w:w="0" w:type="auto"/>
+            <w:vMerge w:val="restart"/>
+            <w:hideMark/>
+          </w:tcPr>
+          <w:p>
+            <w:pPr>
+              <w:rPr>
+                <w:rFonts w:ascii="Times New Roman" w:eastAsia="Times New Roman" w:hAnsi="Times New Roman" w:cs="Times New Roman"/>
+                <w:sz w:val="28"/>
+                <w:szCs w:val="24"/>
+                <w:lang w:eastAsia="ru-RU"/>
+              </w:rPr>
+            </w:pPr>
+            <w:r>
+              <w:rPr>
+                <w:rFonts w:ascii="Times New Roman" w:eastAsia="Times New Roman" w:hAnsi="Times New Roman" w:cs="Times New Roman"/>
+                <w:sz w:val="28"/>
+                <w:szCs w:val="24"/>
+                <w:lang w:eastAsia="ru-RU"/>
+              </w:rPr>
+              <w:t>Температура воздуха, °C</w:t>
+            </w:r>
+          </w:p>
+        </w:tc>
+        <w:tc>
+          <w:tcPr>
+            <w:tcW w:w="0" w:type="auto"/>
+            <w:hideMark/>
+          </w:tcPr>
+          <w:p>
+            <w:pPr>
+              <w:rPr>
+                <w:rFonts w:ascii="Times New Roman" w:eastAsia="Times New Roman" w:hAnsi="Times New Roman" w:cs="Times New Roman"/>
+                <w:sz w:val="28"/>
+                <w:szCs w:val="24"/>
+                <w:lang w:eastAsia="ru-RU"/>
+              </w:rPr>
+            </w:pPr>
+            <w:r>
+              <w:rPr>
+                <w:rFonts w:ascii="Times New Roman" w:eastAsia="Times New Roman" w:hAnsi="Times New Roman" w:cs="Times New Roman"/>
+                <w:sz w:val="28"/>
+                <w:szCs w:val="24"/>
+                <w:lang w:eastAsia="ru-RU"/>
+              </w:rPr>
+              <w:t>Холодный</w:t>
+            </w:r>
+          </w:p>
+        </w:tc>
+        <w:tc>
+          <w:tcPr>
+            <w:tcW w:w="0" w:type="auto"/>
+            <w:hideMark/>
+          </w:tcPr>
+          <w:p>
+            <w:pPr>
+              <w:rPr>
+                <w:rFonts w:ascii="Times New Roman" w:eastAsia="Times New Roman" w:hAnsi="Times New Roman" w:cs="Times New Roman"/>
+                <w:sz w:val="28"/>
+                <w:szCs w:val="24"/>
+                <w:lang w:eastAsia="ru-RU"/>
+              </w:rPr>
+            </w:pPr>
+            <w:r>
+              <w:rPr>
+                <w:rFonts w:ascii="Times New Roman" w:eastAsia="Times New Roman" w:hAnsi="Times New Roman" w:cs="Times New Roman"/>
+                <w:sz w:val="28"/>
+                <w:szCs w:val="24"/>
+                <w:lang w:eastAsia="ru-RU"/>
+              </w:rPr>
+              <w:t>21–23</w:t>
+            </w:r>
+          </w:p>
+        </w:tc>
+        <w:tc>
+          <w:tcPr>
+            <w:tcW w:w="0" w:type="auto"/>
+            <w:hideMark/>
+          </w:tcPr>
+          <w:p>
+            <w:pPr>
+              <w:rPr>
+                <w:rFonts w:ascii="Times New Roman" w:eastAsia="Times New Roman" w:hAnsi="Times New Roman" w:cs="Times New Roman"/>
+                <w:sz w:val="28"/>
+                <w:szCs w:val="24"/>
+                <w:lang w:eastAsia="ru-RU"/>
+              </w:rPr>
+            </w:pPr>
+            <w:r>
+              <w:rPr>
+                <w:rFonts w:ascii="Times New Roman" w:eastAsia="Times New Roman" w:hAnsi="Times New Roman" w:cs="Times New Roman"/>
+                <w:sz w:val="28"/>
+                <w:szCs w:val="24"/>
+                <w:lang w:eastAsia="ru-RU"/>
+              </w:rPr>
+              <w:t>2</w:t>
+            </w:r>
+            <w:r>
+              <w:rPr>
+                <w:rFonts w:ascii="Times New Roman" w:eastAsia="Times New Roman" w:hAnsi="Times New Roman" w:cs="Times New Roman"/>
+                <w:sz w:val="28"/>
+                <w:szCs w:val="24"/>
+                <w:lang w:eastAsia="ru-RU"/>
+              </w:rPr>
+              <w:t>1</w:t>
+            </w:r>
+            <w:r>
+              <w:rPr>
+                <w:rFonts w:ascii="Times New Roman" w:eastAsia="Times New Roman" w:hAnsi="Times New Roman" w:cs="Times New Roman"/>
+                <w:sz w:val="28"/>
+                <w:szCs w:val="24"/>
+                <w:lang w:eastAsia="ru-RU"/>
+              </w:rPr>
+              <w:t>–</w:t>
+            </w:r>
+            <w:r>
+              <w:rPr>
+                <w:rFonts w:ascii="Times New Roman" w:eastAsia="Times New Roman" w:hAnsi="Times New Roman" w:cs="Times New Roman"/>
+                <w:sz w:val="28"/>
+                <w:szCs w:val="24"/>
+                <w:lang w:eastAsia="ru-RU"/>
+              </w:rPr>
+              <w:t>22</w:t>
+            </w:r>
+          </w:p>
+        </w:tc>
+      </w:tr>
+      <w:tr>
+        <w:tc>
+          <w:tcPr>
+            <w:tcW w:w="1590" w:type="dxa"/>
+            <w:vMerge/>
+            <w:hideMark/>
+          </w:tcPr>
+          <w:p>
+            <w:pPr>
+              <w:rPr>
+                <w:rFonts w:ascii="Times New Roman" w:eastAsia="Times New Roman" w:hAnsi="Times New Roman" w:cs="Times New Roman"/>
+                <w:sz w:val="28"/>
+                <w:szCs w:val="24"/>
+                <w:lang w:eastAsia="ru-RU"/>
+              </w:rPr>
+            </w:pPr>
+          </w:p>
+        </w:tc>
+        <w:tc>
+          <w:tcPr>
+            <w:tcW w:w="0" w:type="auto"/>
+            <w:vMerge/>
+            <w:hideMark/>
+          </w:tcPr>
+          <w:p>
+            <w:pPr>
+              <w:rPr>
+                <w:rFonts w:ascii="Times New Roman" w:eastAsia="Times New Roman" w:hAnsi="Times New Roman" w:cs="Times New Roman"/>
+                <w:sz w:val="28"/>
+                <w:szCs w:val="24"/>
+                <w:lang w:eastAsia="ru-RU"/>
+              </w:rPr>
+            </w:pPr>
+          </w:p>
+        </w:tc>
+        <w:tc>
+          <w:tcPr>
+            <w:tcW w:w="0" w:type="auto"/>
+            <w:hideMark/>
+          </w:tcPr>
+          <w:p>
+            <w:pPr>
+              <w:rPr>
+                <w:rFonts w:ascii="Times New Roman" w:eastAsia="Times New Roman" w:hAnsi="Times New Roman" w:cs="Times New Roman"/>
+                <w:sz w:val="28"/>
+                <w:szCs w:val="24"/>
+                <w:lang w:eastAsia="ru-RU"/>
+              </w:rPr>
+            </w:pPr>
+            <w:r>
+              <w:rPr>
+                <w:rFonts w:ascii="Times New Roman" w:eastAsia="Times New Roman" w:hAnsi="Times New Roman" w:cs="Times New Roman"/>
+                <w:sz w:val="28"/>
+                <w:szCs w:val="24"/>
+                <w:lang w:eastAsia="ru-RU"/>
+              </w:rPr>
+              <w:t>Тёплый</w:t>
+            </w:r>
+          </w:p>
+        </w:tc>
+        <w:tc>
+          <w:tcPr>
+            <w:tcW w:w="0" w:type="auto"/>
+            <w:hideMark/>
+          </w:tcPr>
+          <w:p>
+            <w:pPr>
+              <w:rPr>
+                <w:rFonts w:ascii="Times New Roman" w:eastAsia="Times New Roman" w:hAnsi="Times New Roman" w:cs="Times New Roman"/>
+                <w:sz w:val="28"/>
+                <w:szCs w:val="24"/>
+                <w:lang w:eastAsia="ru-RU"/>
+              </w:rPr>
+            </w:pPr>
+            <w:r>
+              <w:rPr>
+                <w:rFonts w:ascii="Times New Roman" w:eastAsia="Times New Roman" w:hAnsi="Times New Roman" w:cs="Times New Roman"/>
+                <w:sz w:val="28"/>
+                <w:szCs w:val="24"/>
+                <w:lang w:eastAsia="ru-RU"/>
+              </w:rPr>
+              <w:t>22–2</w:t>
+            </w:r>
+            <w:r>
+              <w:rPr>
+                <w:rFonts w:ascii="Times New Roman" w:eastAsia="Times New Roman" w:hAnsi="Times New Roman" w:cs="Times New Roman"/>
+                <w:sz w:val="28"/>
+                <w:szCs w:val="24"/>
+                <w:lang w:eastAsia="ru-RU"/>
+              </w:rPr>
+              <w:t>4</w:t>
+            </w:r>
+          </w:p>
+        </w:tc>
+        <w:tc>
+          <w:tcPr>
+            <w:tcW w:w="0" w:type="auto"/>
+            <w:hideMark/>
+          </w:tcPr>
+          <w:p>
+            <w:pPr>
+              <w:rPr>
+                <w:rFonts w:ascii="Times New Roman" w:eastAsia="Times New Roman" w:hAnsi="Times New Roman" w:cs="Times New Roman"/>
+                <w:sz w:val="28"/>
+                <w:szCs w:val="24"/>
+                <w:lang w:eastAsia="ru-RU"/>
+              </w:rPr>
+            </w:pPr>
+            <w:r>
+              <w:rPr>
+                <w:rFonts w:ascii="Times New Roman" w:eastAsia="Times New Roman" w:hAnsi="Times New Roman" w:cs="Times New Roman"/>
+                <w:sz w:val="28"/>
+                <w:szCs w:val="24"/>
+                <w:lang w:eastAsia="ru-RU"/>
+              </w:rPr>
+              <w:t>20–22</w:t>
+            </w:r>
+          </w:p>
+        </w:tc>
+      </w:tr>
+      <w:tr>
+        <w:tc>
+          <w:tcPr>
+            <w:tcW w:w="1590" w:type="dxa"/>
+            <w:vMerge/>
+            <w:hideMark/>
+          </w:tcPr>
+          <w:p>
+            <w:pPr>
+              <w:rPr>
+                <w:rFonts w:ascii="Times New Roman" w:eastAsia="Times New Roman" w:hAnsi="Times New Roman" w:cs="Times New Roman"/>
+                <w:sz w:val="28"/>
+                <w:szCs w:val="24"/>
+                <w:lang w:eastAsia="ru-RU"/>
+              </w:rPr>
+            </w:pPr>
+          </w:p>
+        </w:tc>
+        <w:tc>
+          <w:tcPr>
+            <w:tcW w:w="0" w:type="auto"/>
+            <w:vMerge w:val="restart"/>
+            <w:hideMark/>
+          </w:tcPr>
+          <w:p>
+            <w:pPr>
+              <w:rPr>
+                <w:rFonts w:ascii="Times New Roman" w:eastAsia="Times New Roman" w:hAnsi="Times New Roman" w:cs="Times New Roman"/>
+                <w:sz w:val="28"/>
+                <w:szCs w:val="24"/>
+                <w:lang w:eastAsia="ru-RU"/>
+              </w:rPr>
+            </w:pPr>
+            <w:r>
+              <w:rPr>
+                <w:rFonts w:ascii="Times New Roman" w:eastAsia="Times New Roman" w:hAnsi="Times New Roman" w:cs="Times New Roman"/>
+                <w:sz w:val="28"/>
+                <w:szCs w:val="24"/>
+                <w:lang w:eastAsia="ru-RU"/>
+              </w:rPr>
+              <w:t>Относительная влажность, %</w:t>
+            </w:r>
+          </w:p>
+        </w:tc>
+        <w:tc>
+          <w:tcPr>
+            <w:tcW w:w="0" w:type="auto"/>
+            <w:hideMark/>
+          </w:tcPr>
+          <w:p>
+            <w:pPr>
+              <w:rPr>
+                <w:rFonts w:ascii="Times New Roman" w:eastAsia="Times New Roman" w:hAnsi="Times New Roman" w:cs="Times New Roman"/>
+                <w:sz w:val="28"/>
+                <w:szCs w:val="24"/>
+                <w:lang w:eastAsia="ru-RU"/>
+              </w:rPr>
+            </w:pPr>
+            <w:r>
+              <w:rPr>
+                <w:rFonts w:ascii="Times New Roman" w:eastAsia="Times New Roman" w:hAnsi="Times New Roman" w:cs="Times New Roman"/>
+                <w:sz w:val="28"/>
+                <w:szCs w:val="24"/>
+                <w:lang w:eastAsia="ru-RU"/>
+              </w:rPr>
+              <w:t>Холодный</w:t>
+            </w:r>
+          </w:p>
+        </w:tc>
+        <w:tc>
+          <w:tcPr>
+            <w:tcW w:w="0" w:type="auto"/>
+            <w:hideMark/>
+          </w:tcPr>
+          <w:p>
+            <w:pPr>
+              <w:rPr>
+                <w:rFonts w:ascii="Times New Roman" w:eastAsia="Times New Roman" w:hAnsi="Times New Roman" w:cs="Times New Roman"/>
+                <w:sz w:val="28"/>
+                <w:szCs w:val="24"/>
+                <w:lang w:eastAsia="ru-RU"/>
+              </w:rPr>
+            </w:pPr>
+            <w:r>
+              <w:rPr>
+                <w:rFonts w:ascii="Times New Roman" w:eastAsia="Times New Roman" w:hAnsi="Times New Roman" w:cs="Times New Roman"/>
+                <w:sz w:val="28"/>
+                <w:szCs w:val="24"/>
+                <w:lang w:eastAsia="ru-RU"/>
+              </w:rPr>
+              <w:t>40–60</w:t>
+            </w:r>
+          </w:p>
+        </w:tc>
+        <w:tc>
+          <w:tcPr>
+            <w:tcW w:w="0" w:type="auto"/>
+            <w:hideMark/>
+          </w:tcPr>
+          <w:p>
+            <w:pPr>
+              <w:rPr>
+                <w:rFonts w:ascii="Times New Roman" w:eastAsia="Times New Roman" w:hAnsi="Times New Roman" w:cs="Times New Roman"/>
+                <w:sz w:val="28"/>
+                <w:szCs w:val="24"/>
+                <w:lang w:eastAsia="ru-RU"/>
+              </w:rPr>
+            </w:pPr>
+            <w:r>
+              <w:rPr>
+                <w:rFonts w:ascii="Times New Roman" w:eastAsia="Times New Roman" w:hAnsi="Times New Roman" w:cs="Times New Roman"/>
+                <w:sz w:val="28"/>
+                <w:szCs w:val="24"/>
+                <w:lang w:eastAsia="ru-RU"/>
+              </w:rPr>
+              <w:t>40–55</w:t>
+            </w:r>
+          </w:p>
+        </w:tc>
+      </w:tr>
+      <w:tr>
+        <w:tc>
+          <w:tcPr>
+            <w:tcW w:w="1590" w:type="dxa"/>
+            <w:vMerge/>
+            <w:hideMark/>
+          </w:tcPr>
+          <w:p>
+            <w:pPr>
+              <w:rPr>
+                <w:rFonts w:ascii="Times New Roman" w:eastAsia="Times New Roman" w:hAnsi="Times New Roman" w:cs="Times New Roman"/>
+                <w:sz w:val="28"/>
+                <w:szCs w:val="24"/>
+                <w:lang w:eastAsia="ru-RU"/>
+              </w:rPr>
+            </w:pPr>
+          </w:p>
+        </w:tc>
+        <w:tc>
+          <w:tcPr>
+            <w:tcW w:w="0" w:type="auto"/>
+            <w:vMerge/>
+            <w:hideMark/>
+          </w:tcPr>
+          <w:p>
+            <w:pPr>
+              <w:rPr>
+                <w:rFonts w:ascii="Times New Roman" w:eastAsia="Times New Roman" w:hAnsi="Times New Roman" w:cs="Times New Roman"/>
+                <w:sz w:val="28"/>
+                <w:szCs w:val="24"/>
+                <w:lang w:eastAsia="ru-RU"/>
+              </w:rPr>
+            </w:pPr>
+          </w:p>
+        </w:tc>
+        <w:tc>
+          <w:tcPr>
+            <w:tcW w:w="0" w:type="auto"/>
+            <w:hideMark/>
+          </w:tcPr>
+          <w:p>
+            <w:pPr>
+              <w:rPr>
+                <w:rFonts w:ascii="Times New Roman" w:eastAsia="Times New Roman" w:hAnsi="Times New Roman" w:cs="Times New Roman"/>
+                <w:sz w:val="28"/>
+                <w:szCs w:val="24"/>
+                <w:lang w:eastAsia="ru-RU"/>
+              </w:rPr>
+            </w:pPr>
+            <w:r>
+              <w:rPr>
+                <w:rFonts w:ascii="Times New Roman" w:eastAsia="Times New Roman" w:hAnsi="Times New Roman" w:cs="Times New Roman"/>
+                <w:sz w:val="28"/>
+                <w:szCs w:val="24"/>
+                <w:lang w:eastAsia="ru-RU"/>
+              </w:rPr>
+              <w:t>Тёплый</w:t>
+            </w:r>
+          </w:p>
+        </w:tc>
+        <w:tc>
+          <w:tcPr>
+            <w:tcW w:w="0" w:type="auto"/>
+            <w:hideMark/>
+          </w:tcPr>
+          <w:p>
+            <w:pPr>
+              <w:rPr>
+                <w:rFonts w:ascii="Times New Roman" w:eastAsia="Times New Roman" w:hAnsi="Times New Roman" w:cs="Times New Roman"/>
+                <w:sz w:val="28"/>
+                <w:szCs w:val="24"/>
+                <w:lang w:eastAsia="ru-RU"/>
+              </w:rPr>
+            </w:pPr>
+            <w:r>
+              <w:rPr>
+                <w:rFonts w:ascii="Times New Roman" w:eastAsia="Times New Roman" w:hAnsi="Times New Roman" w:cs="Times New Roman"/>
+                <w:sz w:val="28"/>
+                <w:szCs w:val="24"/>
+                <w:lang w:eastAsia="ru-RU"/>
+              </w:rPr>
+              <w:t>40–60</w:t>
+            </w:r>
+          </w:p>
+        </w:tc>
+        <w:tc>
+          <w:tcPr>
+            <w:tcW w:w="0" w:type="auto"/>
+            <w:hideMark/>
+          </w:tcPr>
+          <w:p>
+            <w:pPr>
+              <w:rPr>
+                <w:rFonts w:ascii="Times New Roman" w:eastAsia="Times New Roman" w:hAnsi="Times New Roman" w:cs="Times New Roman"/>
+                <w:sz w:val="28"/>
+                <w:szCs w:val="24"/>
+                <w:lang w:eastAsia="ru-RU"/>
+              </w:rPr>
+            </w:pPr>
+            <w:r>
+              <w:rPr>
+                <w:rFonts w:ascii="Times New Roman" w:eastAsia="Times New Roman" w:hAnsi="Times New Roman" w:cs="Times New Roman"/>
+                <w:sz w:val="28"/>
+                <w:szCs w:val="24"/>
+                <w:lang w:eastAsia="ru-RU"/>
+              </w:rPr>
+              <w:t>45–55</w:t>
+            </w:r>
+          </w:p>
+        </w:tc>
+      </w:tr>
+      <w:tr>
+        <w:tc>
+          <w:tcPr>
+            <w:tcW w:w="1590" w:type="dxa"/>
+            <w:vMerge/>
+            <w:hideMark/>
+          </w:tcPr>
+          <w:p>
+            <w:pPr>
+              <w:rPr>
+                <w:rFonts w:ascii="Times New Roman" w:eastAsia="Times New Roman" w:hAnsi="Times New Roman" w:cs="Times New Roman"/>
+                <w:sz w:val="28"/>
+                <w:szCs w:val="24"/>
+                <w:lang w:eastAsia="ru-RU"/>
+              </w:rPr>
+            </w:pPr>
+          </w:p>
+        </w:tc>
+        <w:tc>
+          <w:tcPr>
+            <w:tcW w:w="0" w:type="auto"/>
+            <w:vMerge w:val="restart"/>
+            <w:hideMark/>
+          </w:tcPr>
+          <w:p>
+            <w:pPr>
+              <w:rPr>
+                <w:rFonts w:ascii="Times New Roman" w:eastAsia="Times New Roman" w:hAnsi="Times New Roman" w:cs="Times New Roman"/>
+                <w:sz w:val="28"/>
+                <w:szCs w:val="24"/>
+                <w:lang w:eastAsia="ru-RU"/>
+              </w:rPr>
+            </w:pPr>
+            <w:r>
+              <w:rPr>
+                <w:rFonts w:ascii="Times New Roman" w:eastAsia="Times New Roman" w:hAnsi="Times New Roman" w:cs="Times New Roman"/>
+                <w:sz w:val="28"/>
+                <w:szCs w:val="24"/>
+                <w:lang w:eastAsia="ru-RU"/>
+              </w:rPr>
+              <w:t>Скорость движения воздуха, м/</w:t>
+            </w:r>
+            <w:proofErr w:type="gramStart"/>
+            <w:r>
+              <w:rPr>
+                <w:rFonts w:ascii="Times New Roman" w:eastAsia="Times New Roman" w:hAnsi="Times New Roman" w:cs="Times New Roman"/>
+                <w:sz w:val="28"/>
+                <w:szCs w:val="24"/>
+                <w:lang w:eastAsia="ru-RU"/>
+              </w:rPr>
+              <w:t>с</w:t>
+            </w:r>
+            <w:proofErr w:type="gramEnd"/>
+          </w:p>
+        </w:tc>
+        <w:tc>
+          <w:tcPr>
+            <w:tcW w:w="0" w:type="auto"/>
+            <w:hideMark/>
+          </w:tcPr>
+          <w:p>
+            <w:pPr>
+              <w:rPr>
+                <w:rFonts w:ascii="Times New Roman" w:eastAsia="Times New Roman" w:hAnsi="Times New Roman" w:cs="Times New Roman"/>
+                <w:sz w:val="28"/>
+                <w:szCs w:val="24"/>
+                <w:lang w:eastAsia="ru-RU"/>
+              </w:rPr>
+            </w:pPr>
+            <w:r>
+              <w:rPr>
+                <w:rFonts w:ascii="Times New Roman" w:eastAsia="Times New Roman" w:hAnsi="Times New Roman" w:cs="Times New Roman"/>
+                <w:sz w:val="28"/>
+                <w:szCs w:val="24"/>
+                <w:lang w:eastAsia="ru-RU"/>
+              </w:rPr>
+              <w:t>Холодный</w:t>
+            </w:r>
+          </w:p>
+        </w:tc>
+        <w:tc>
+          <w:tcPr>
+            <w:tcW w:w="0" w:type="auto"/>
+            <w:hideMark/>
+          </w:tcPr>
+          <w:p>
+            <w:pPr>
+              <w:rPr>
+                <w:rFonts w:ascii="Times New Roman" w:eastAsia="Times New Roman" w:hAnsi="Times New Roman" w:cs="Times New Roman"/>
+                <w:sz w:val="28"/>
+                <w:szCs w:val="24"/>
+                <w:lang w:eastAsia="ru-RU"/>
+              </w:rPr>
+            </w:pPr>
+            <w:r>
+              <w:rPr>
+                <w:rFonts w:ascii="Times New Roman" w:eastAsia="Times New Roman" w:hAnsi="Times New Roman" w:cs="Times New Roman"/>
+                <w:sz w:val="28"/>
+                <w:szCs w:val="24"/>
+                <w:lang w:eastAsia="ru-RU"/>
+              </w:rPr>
+              <w:t>≤ 0,1</w:t>
+            </w:r>
+          </w:p>
+        </w:tc>
+        <w:tc>
+          <w:tcPr>
+            <w:tcW w:w="0" w:type="auto"/>
+            <w:hideMark/>
+          </w:tcPr>
+          <w:p>
+            <w:pPr>
+              <w:rPr>
+                <w:rFonts w:ascii="Times New Roman" w:eastAsia="Times New Roman" w:hAnsi="Times New Roman" w:cs="Times New Roman"/>
+                <w:sz w:val="28"/>
+                <w:szCs w:val="24"/>
+                <w:lang w:eastAsia="ru-RU"/>
+              </w:rPr>
+            </w:pPr>
+            <w:r>
+              <w:rPr>
+                <w:rFonts w:ascii="Times New Roman" w:eastAsia="Times New Roman" w:hAnsi="Times New Roman" w:cs="Times New Roman"/>
+                <w:sz w:val="28"/>
+                <w:szCs w:val="24"/>
+                <w:lang w:eastAsia="ru-RU"/>
+              </w:rPr>
+              <w:t>0,1</w:t>
+            </w:r>
+          </w:p>
+        </w:tc>
+      </w:tr>
+      <w:tr>
+        <w:tc>
+          <w:tcPr>
+            <w:tcW w:w="1590" w:type="dxa"/>
+            <w:vMerge/>
+            <w:hideMark/>
+          </w:tcPr>
+          <w:p>
+            <w:pPr>
+              <w:rPr>
+                <w:rFonts w:ascii="Times New Roman" w:eastAsia="Times New Roman" w:hAnsi="Times New Roman" w:cs="Times New Roman"/>
+                <w:sz w:val="28"/>
+                <w:szCs w:val="24"/>
+                <w:lang w:eastAsia="ru-RU"/>
+              </w:rPr>
+            </w:pPr>
+          </w:p>
+        </w:tc>
+        <w:tc>
+          <w:tcPr>
+            <w:tcW w:w="0" w:type="auto"/>
+            <w:vMerge/>
+            <w:hideMark/>
+          </w:tcPr>
+          <w:p>
+            <w:pPr>
+              <w:rPr>
+                <w:rFonts w:ascii="Times New Roman" w:eastAsia="Times New Roman" w:hAnsi="Times New Roman" w:cs="Times New Roman"/>
+                <w:sz w:val="28"/>
+                <w:szCs w:val="24"/>
+                <w:lang w:eastAsia="ru-RU"/>
+              </w:rPr>
+            </w:pPr>
+          </w:p>
+        </w:tc>
+        <w:tc>
+          <w:tcPr>
+            <w:tcW w:w="0" w:type="auto"/>
+            <w:hideMark/>
+          </w:tcPr>
+          <w:p>
+            <w:pPr>
+              <w:rPr>
+                <w:rFonts w:ascii="Times New Roman" w:eastAsia="Times New Roman" w:hAnsi="Times New Roman" w:cs="Times New Roman"/>
+                <w:sz w:val="28"/>
+                <w:szCs w:val="24"/>
+                <w:lang w:eastAsia="ru-RU"/>
+              </w:rPr>
+            </w:pPr>
+            <w:r>
+              <w:rPr>
+                <w:rFonts w:ascii="Times New Roman" w:eastAsia="Times New Roman" w:hAnsi="Times New Roman" w:cs="Times New Roman"/>
+                <w:sz w:val="28"/>
+                <w:szCs w:val="24"/>
+                <w:lang w:eastAsia="ru-RU"/>
+              </w:rPr>
+              <w:t>Тёплый</w:t>
+            </w:r>
+          </w:p>
+        </w:tc>
+        <w:tc>
+          <w:tcPr>
+            <w:tcW w:w="0" w:type="auto"/>
+            <w:hideMark/>
+          </w:tcPr>
+          <w:p>
+            <w:pPr>
+              <w:rPr>
+                <w:rFonts w:ascii="Times New Roman" w:eastAsia="Times New Roman" w:hAnsi="Times New Roman" w:cs="Times New Roman"/>
+                <w:sz w:val="28"/>
+                <w:szCs w:val="24"/>
+                <w:lang w:eastAsia="ru-RU"/>
+              </w:rPr>
+            </w:pPr>
+            <w:r>
+              <w:rPr>
+                <w:rFonts w:ascii="Times New Roman" w:eastAsia="Times New Roman" w:hAnsi="Times New Roman" w:cs="Times New Roman"/>
+                <w:sz w:val="28"/>
+                <w:szCs w:val="24"/>
+                <w:lang w:eastAsia="ru-RU"/>
+              </w:rPr>
+              <w:t>≤ 0,2</w:t>
+            </w:r>
+          </w:p>
+        </w:tc>
+        <w:tc>
+          <w:tcPr>
+            <w:tcW w:w="0" w:type="auto"/>
+            <w:hideMark/>
+          </w:tcPr>
+          <w:p>
+            <w:pPr>
+              <w:rPr>
+                <w:rFonts w:ascii="Times New Roman" w:eastAsia="Times New Roman" w:hAnsi="Times New Roman" w:cs="Times New Roman"/>
+                <w:sz w:val="28"/>
+                <w:szCs w:val="24"/>
+                <w:lang w:eastAsia="ru-RU"/>
+              </w:rPr>
+            </w:pPr>
+            <w:r>
+              <w:rPr>
+                <w:rFonts w:ascii="Times New Roman" w:eastAsia="Times New Roman" w:hAnsi="Times New Roman" w:cs="Times New Roman"/>
+                <w:sz w:val="28"/>
+                <w:szCs w:val="24"/>
+                <w:lang w:eastAsia="ru-RU"/>
+              </w:rPr>
+              <w:t>0,1</w:t>
+            </w:r>
+          </w:p>
+        </w:tc>
+      </w:tr>
+    </w:tbl>
+    <w:p>
+      <w:pPr>
+        <w:pStyle w:val="a8"/>
+        <w:rPr>
+          <w:lang w:eastAsia="ru-RU"/>
+        </w:rPr>
+      </w:pPr>
+    </w:p>
+    <w:p>
+      <w:pPr>
+        <w:pStyle w:val="a8"/>
+        <w:rPr>
+          <w:lang w:eastAsia="ru-RU"/>
+        </w:rPr>
+      </w:pPr>
+      <w:r>
+        <w:rPr>
+          <w:lang w:eastAsia="ru-RU"/>
+        </w:rPr>
+        <w:t xml:space="preserve">Как видно из таблицы, в </w:t>
+      </w:r>
+      <w:r>
+        <w:rPr>
+          <w:bCs/>
+          <w:lang w:eastAsia="ru-RU"/>
+        </w:rPr>
+        <w:t>тёплый период года</w:t>
+      </w:r>
+      <w:r>
+        <w:rPr>
+          <w:lang w:eastAsia="ru-RU"/>
+        </w:rPr>
+        <w:t xml:space="preserve"> температура воздуха в лаборатории </w:t>
+      </w:r>
+      <w:r>
+        <w:rPr>
+          <w:bCs/>
+          <w:lang w:eastAsia="ru-RU"/>
+        </w:rPr>
+        <w:t>находится в границах нормы</w:t>
+      </w:r>
+      <w:r>
+        <w:rPr>
+          <w:lang w:eastAsia="ru-RU"/>
+        </w:rPr>
+        <w:t xml:space="preserve">. В то же время в </w:t>
+      </w:r>
+      <w:r>
+        <w:rPr>
+          <w:bCs/>
+          <w:lang w:eastAsia="ru-RU"/>
+        </w:rPr>
+        <w:t>холодный период</w:t>
+      </w:r>
+      <w:r>
+        <w:rPr>
+          <w:lang w:eastAsia="ru-RU"/>
+        </w:rPr>
+        <w:t xml:space="preserve"> температурные условия находятся </w:t>
+      </w:r>
+      <w:r>
+        <w:rPr>
+          <w:bCs/>
+          <w:lang w:eastAsia="ru-RU"/>
+        </w:rPr>
+        <w:t>ниже нижней</w:t>
+      </w:r>
+      <w:r>
+        <w:rPr>
+          <w:bCs/>
+          <w:lang w:eastAsia="ru-RU"/>
+        </w:rPr>
+        <w:t xml:space="preserve"> границе допустимого диапазона</w:t>
+      </w:r>
+      <w:r>
+        <w:rPr>
+          <w:lang w:eastAsia="ru-RU"/>
+        </w:rPr>
+        <w:t>,</w:t>
+      </w:r>
+      <w:r>
+        <w:rPr>
+          <w:lang w:eastAsia="ru-RU"/>
+        </w:rPr>
+        <w:t xml:space="preserve"> </w:t>
+      </w:r>
+      <w:r>
+        <w:rPr>
+          <w:lang w:eastAsia="ru-RU"/>
+        </w:rPr>
+        <w:t xml:space="preserve">что </w:t>
+      </w:r>
+      <w:proofErr w:type="gramStart"/>
+      <w:r>
+        <w:rPr>
+          <w:lang w:eastAsia="ru-RU"/>
+        </w:rPr>
+        <w:t xml:space="preserve">может вызывать ощущение </w:t>
+      </w:r>
+      <w:r>
+        <w:rPr>
+          <w:lang w:eastAsia="ru-RU"/>
+        </w:rPr>
+        <w:t>холода</w:t>
+      </w:r>
+      <w:r>
+        <w:rPr>
+          <w:lang w:eastAsia="ru-RU"/>
+        </w:rPr>
+        <w:t xml:space="preserve"> и снижение концентрации внимания</w:t>
+      </w:r>
+      <w:r>
+        <w:rPr>
+          <w:lang w:eastAsia="ru-RU"/>
+        </w:rPr>
+        <w:t xml:space="preserve"> оказывая</w:t>
+      </w:r>
+      <w:proofErr w:type="gramEnd"/>
+      <w:r>
+        <w:rPr>
+          <w:lang w:eastAsia="ru-RU"/>
+        </w:rPr>
+        <w:t xml:space="preserve"> отрицательного влияния на работоспособность персонала.</w:t>
+      </w:r>
+    </w:p>
+    <w:p>
+      <w:pPr>
+        <w:pStyle w:val="a8"/>
+        <w:ind w:firstLine="709"/>
+        <w:rPr>
+          <w:lang w:eastAsia="ru-RU"/>
+        </w:rPr>
+      </w:pPr>
+      <w:r>
+        <w:rPr>
+          <w:lang w:eastAsia="ru-RU"/>
+        </w:rPr>
+        <w:t xml:space="preserve">Таким образом, по фактору микроклимата в </w:t>
+      </w:r>
+      <w:r>
+        <w:rPr>
+          <w:bCs/>
+          <w:lang w:eastAsia="ru-RU"/>
+        </w:rPr>
+        <w:t>холодный</w:t>
+      </w:r>
+      <w:r>
+        <w:rPr>
+          <w:bCs/>
+          <w:lang w:eastAsia="ru-RU"/>
+        </w:rPr>
+        <w:t xml:space="preserve"> сезон</w:t>
+      </w:r>
+      <w:r>
+        <w:rPr>
+          <w:lang w:eastAsia="ru-RU"/>
+        </w:rPr>
+        <w:t xml:space="preserve"> условия труда можно отнести к </w:t>
+      </w:r>
+      <w:r>
+        <w:rPr>
+          <w:bCs/>
+          <w:lang w:eastAsia="ru-RU"/>
+        </w:rPr>
+        <w:t>классу 3.1 (вредные)</w:t>
+      </w:r>
+      <w:r>
+        <w:rPr>
+          <w:lang w:eastAsia="ru-RU"/>
+        </w:rPr>
+        <w:t xml:space="preserve"> согласно классификации санитарных норм. Это означает наличие </w:t>
+      </w:r>
+      <w:r>
+        <w:rPr>
+          <w:bCs/>
+          <w:lang w:eastAsia="ru-RU"/>
+        </w:rPr>
+        <w:t>отклонения от оптимальных условий</w:t>
+      </w:r>
+      <w:r>
+        <w:rPr>
+          <w:lang w:eastAsia="ru-RU"/>
+        </w:rPr>
+        <w:t>, которое при длительном воздействии способно вызвать дискомфорт, утомляемость и временное ухудшение самочувствия.</w:t>
+      </w:r>
+    </w:p>
+    <w:p>
+      <w:pPr>
+        <w:pStyle w:val="a8"/>
+        <w:rPr>
+          <w:lang w:eastAsia="ru-RU"/>
+        </w:rPr>
+      </w:pPr>
+      <w:r>
+        <w:rPr>
+          <w:lang w:eastAsia="ru-RU"/>
+        </w:rPr>
+        <w:t xml:space="preserve">Для устранения выявленного несоответствия рекомендуется предусмотреть </w:t>
+      </w:r>
+      <w:r>
+        <w:rPr>
+          <w:bCs/>
+          <w:lang w:eastAsia="ru-RU"/>
+        </w:rPr>
+        <w:t>меры по нормализации микроклимата</w:t>
+      </w:r>
+      <w:r>
+        <w:rPr>
+          <w:lang w:eastAsia="ru-RU"/>
+        </w:rPr>
+        <w:t>:</w:t>
+      </w:r>
+    </w:p>
+    <w:p>
+      <w:pPr>
+        <w:pStyle w:val="a8"/>
+        <w:numPr>
+          <w:ilvl w:val="0"/>
+          <w:numId w:val="14"/>
+        </w:numPr>
+        <w:ind w:left="0" w:firstLine="709"/>
+        <w:rPr>
+          <w:lang w:eastAsia="ru-RU"/>
+        </w:rPr>
+      </w:pPr>
+      <w:r>
+        <w:rPr>
+          <w:lang w:eastAsia="ru-RU"/>
+        </w:rPr>
+        <w:t xml:space="preserve">установку </w:t>
+      </w:r>
+      <w:r>
+        <w:rPr>
+          <w:bCs/>
+          <w:lang w:eastAsia="ru-RU"/>
+        </w:rPr>
+        <w:t>системы кондиционирования</w:t>
+      </w:r>
+      <w:r>
+        <w:rPr>
+          <w:lang w:eastAsia="ru-RU"/>
+        </w:rPr>
+        <w:t xml:space="preserve"> с автоматическим регулированием температуры;</w:t>
+      </w:r>
+    </w:p>
+    <w:p>
+      <w:pPr>
+        <w:pStyle w:val="a8"/>
+        <w:numPr>
+          <w:ilvl w:val="0"/>
+          <w:numId w:val="14"/>
+        </w:numPr>
+        <w:ind w:left="0" w:firstLine="709"/>
+        <w:rPr>
+          <w:lang w:eastAsia="ru-RU"/>
+        </w:rPr>
+      </w:pPr>
+      <w:r>
+        <w:rPr>
+          <w:lang w:eastAsia="ru-RU"/>
+        </w:rPr>
+        <w:t xml:space="preserve">использование </w:t>
+      </w:r>
+      <w:r>
+        <w:rPr>
+          <w:bCs/>
+          <w:lang w:eastAsia="ru-RU"/>
+        </w:rPr>
+        <w:t>приточно-вытяжной вентиляции</w:t>
+      </w:r>
+      <w:r>
+        <w:rPr>
+          <w:lang w:eastAsia="ru-RU"/>
+        </w:rPr>
+        <w:t xml:space="preserve"> для обеспечения равномерного воздухообмена;</w:t>
+      </w:r>
+    </w:p>
+    <w:p>
+      <w:pPr>
+        <w:pStyle w:val="a8"/>
+        <w:ind w:firstLine="709"/>
+        <w:rPr>
+          <w:lang w:eastAsia="ru-RU"/>
+        </w:rPr>
+      </w:pPr>
+      <w:r>
+        <w:rPr>
+          <w:lang w:eastAsia="ru-RU"/>
+        </w:rPr>
+        <w:t xml:space="preserve">Реализация указанных мероприятий позволит поддерживать параметры микроклимата в пределах </w:t>
+      </w:r>
+      <w:r>
+        <w:rPr>
+          <w:bCs/>
+          <w:lang w:eastAsia="ru-RU"/>
+        </w:rPr>
+        <w:t>оптимальных санитарно-гигиенических норм</w:t>
+      </w:r>
+      <w:r>
+        <w:rPr>
+          <w:lang w:eastAsia="ru-RU"/>
+        </w:rPr>
+        <w:t>, обеспечивая комфорт и безопасность труда инженера-программиста при работе со стендом и компьютерным оборудованием.</w:t>
+      </w:r>
+    </w:p>
+    <w:p>
+      <w:pPr>
+        <w:rPr>
+          <w:rFonts w:ascii="Times New Roman" w:hAnsi="Times New Roman" w:cs="Times New Roman"/>
+          <w:sz w:val="28"/>
+        </w:rPr>
+      </w:pPr>
+    </w:p>
+    <w:p>
+      <w:pPr>
+        <w:pStyle w:val="3"/>
+        <w:spacing w:before="0" w:line="360" w:lineRule="auto"/>
+        <w:ind w:firstLine="709"/>
+        <w:rPr>
+          <w:rFonts w:ascii="Times New Roman" w:hAnsi="Times New Roman" w:cs="Times New Roman"/>
+          <w:color w:val="000000" w:themeColor="text1"/>
+          <w:sz w:val="28"/>
+        </w:rPr>
+      </w:pPr>
+      <w:r>
+        <w:rPr>
+          <w:rFonts w:ascii="Times New Roman" w:hAnsi="Times New Roman" w:cs="Times New Roman"/>
+          <w:color w:val="000000" w:themeColor="text1"/>
+          <w:sz w:val="28"/>
+        </w:rPr>
+        <w:lastRenderedPageBreak/>
+        <w:t>3.4 Шум</w:t>
+      </w:r>
+    </w:p>
+    <w:p>
+      <w:pPr>
+        <w:pStyle w:val="a8"/>
+        <w:ind w:firstLine="709"/>
+        <w:rPr>
+          <w:lang w:eastAsia="ru-RU"/>
+        </w:rPr>
+      </w:pPr>
+      <w:r>
+        <w:rPr>
+          <w:lang w:eastAsia="ru-RU"/>
+        </w:rPr>
+        <w:t xml:space="preserve">В помещении площадью </w:t>
+      </w:r>
+      <w:r>
+        <w:rPr>
+          <w:rFonts w:cs="Times New Roman"/>
+          <w:szCs w:val="28"/>
+        </w:rPr>
+        <w:t xml:space="preserve">19,44 </w:t>
+      </w:r>
+      <m:oMath>
+        <m:sSup>
+          <m:sSupPr>
+            <m:ctrlPr>
+              <w:rPr>
+                <w:rFonts w:ascii="Cambria Math" w:eastAsia="Times New Roman" w:hAnsi="Cambria Math" w:cs="Times New Roman"/>
+                <w:bCs/>
+                <w:i/>
+                <w:kern w:val="0"/>
+                <w:szCs w:val="24"/>
+                <w:lang w:eastAsia="ru-RU"/>
+                <w14:ligatures w14:val="none"/>
+              </w:rPr>
+            </m:ctrlPr>
+          </m:sSupPr>
+          <m:e>
+            <m:r>
+              <w:rPr>
+                <w:rFonts w:ascii="Cambria Math" w:eastAsia="Times New Roman" w:hAnsi="Cambria Math" w:cs="Times New Roman"/>
+                <w:szCs w:val="24"/>
+                <w:lang w:eastAsia="ru-RU"/>
+              </w:rPr>
+              <m:t>м</m:t>
+            </m:r>
+          </m:e>
+          <m:sup>
+            <m:r>
+              <w:rPr>
+                <w:rFonts w:ascii="Cambria Math" w:eastAsia="Times New Roman" w:hAnsi="Cambria Math" w:cs="Times New Roman"/>
+                <w:szCs w:val="24"/>
+                <w:lang w:eastAsia="ru-RU"/>
+              </w:rPr>
+              <m:t>2</m:t>
+            </m:r>
+          </m:sup>
+        </m:sSup>
+        <m:r>
+          <w:rPr>
+            <w:rFonts w:ascii="Cambria Math" w:eastAsia="Times New Roman" w:hAnsi="Cambria Math" w:cs="Times New Roman"/>
+            <w:kern w:val="0"/>
+            <w:szCs w:val="24"/>
+            <w:lang w:eastAsia="ru-RU"/>
+            <w14:ligatures w14:val="none"/>
+          </w:rPr>
+          <m:t xml:space="preserve"> </m:t>
+        </m:r>
+      </m:oMath>
+      <w:r>
+        <w:rPr>
+          <w:lang w:eastAsia="ru-RU"/>
+        </w:rPr>
+        <w:t>источниками шума являются системн</w:t>
+      </w:r>
+      <w:r>
+        <w:rPr>
+          <w:lang w:eastAsia="ru-RU"/>
+        </w:rPr>
+        <w:t>ый</w:t>
+      </w:r>
+      <w:r>
+        <w:rPr>
+          <w:lang w:eastAsia="ru-RU"/>
+        </w:rPr>
+        <w:t xml:space="preserve"> блок</w:t>
+      </w:r>
+      <w:r>
+        <w:rPr>
+          <w:lang w:eastAsia="ru-RU"/>
+        </w:rPr>
+        <w:t xml:space="preserve"> ПК</w:t>
+      </w:r>
+      <w:r>
+        <w:rPr>
+          <w:lang w:eastAsia="ru-RU"/>
+        </w:rPr>
+        <w:t xml:space="preserve">, двигатели </w:t>
+      </w:r>
+      <w:r>
+        <w:rPr>
+          <w:lang w:eastAsia="ru-RU"/>
+        </w:rPr>
+        <w:t xml:space="preserve">квадрокоптера, </w:t>
+      </w:r>
+      <w:r>
+        <w:rPr>
+          <w:lang w:eastAsia="ru-RU"/>
+        </w:rPr>
+        <w:t>а также внешний шум, проникающий через окна со стороны улицы.</w:t>
+      </w:r>
+    </w:p>
+    <w:p>
+      <w:pPr>
+        <w:pStyle w:val="a8"/>
+        <w:rPr>
+          <w:lang w:eastAsia="ru-RU"/>
+        </w:rPr>
+      </w:pPr>
+      <w:r>
+        <w:rPr>
+          <w:lang w:eastAsia="ru-RU"/>
+        </w:rPr>
+        <w:t>К основным источникам относятся:</w:t>
+      </w:r>
+    </w:p>
+    <w:p>
+      <w:pPr>
+        <w:pStyle w:val="a8"/>
+        <w:numPr>
+          <w:ilvl w:val="0"/>
+          <w:numId w:val="16"/>
+        </w:numPr>
+        <w:rPr>
+          <w:lang w:eastAsia="ru-RU"/>
+        </w:rPr>
+      </w:pPr>
+      <w:r>
+        <w:rPr>
+          <w:bCs/>
+          <w:lang w:eastAsia="ru-RU"/>
+        </w:rPr>
+        <w:t xml:space="preserve">Системный блок ПК </w:t>
+      </w:r>
+      <w:r>
+        <w:rPr>
+          <w:lang w:eastAsia="ru-RU"/>
+        </w:rPr>
+        <w:t xml:space="preserve"> </w:t>
+      </w:r>
+      <w:r>
+        <w:rPr>
+          <w:rFonts w:eastAsia="Times New Roman" w:cs="Times New Roman"/>
+          <w:bCs/>
+          <w:szCs w:val="24"/>
+          <w:lang w:eastAsia="ru-RU"/>
+        </w:rPr>
+        <w:t>–</w:t>
+      </w:r>
+      <w:r>
+        <w:rPr>
+          <w:lang w:eastAsia="ru-RU"/>
+        </w:rPr>
+        <w:t xml:space="preserve"> 35 </w:t>
+      </w:r>
+      <w:proofErr w:type="spellStart"/>
+      <w:r>
+        <w:rPr>
+          <w:lang w:eastAsia="ru-RU"/>
+        </w:rPr>
+        <w:t>дБА</w:t>
+      </w:r>
+      <w:proofErr w:type="spellEnd"/>
+      <w:r>
+        <w:rPr>
+          <w:lang w:eastAsia="ru-RU"/>
+        </w:rPr>
+        <w:t>;</w:t>
+      </w:r>
+    </w:p>
+    <w:p>
+      <w:pPr>
+        <w:pStyle w:val="a8"/>
+        <w:numPr>
+          <w:ilvl w:val="0"/>
+          <w:numId w:val="16"/>
+        </w:numPr>
+        <w:rPr>
+          <w:lang w:eastAsia="ru-RU"/>
+        </w:rPr>
+      </w:pPr>
+      <w:r>
+        <w:rPr>
+          <w:bCs/>
+          <w:lang w:eastAsia="ru-RU"/>
+        </w:rPr>
+        <w:t xml:space="preserve">Работающие двигатели </w:t>
+      </w:r>
+      <w:r>
+        <w:rPr>
+          <w:bCs/>
+          <w:lang w:eastAsia="ru-RU"/>
+        </w:rPr>
+        <w:t>квадро</w:t>
+      </w:r>
+      <w:r>
+        <w:rPr>
+          <w:bCs/>
+          <w:lang w:eastAsia="ru-RU"/>
+        </w:rPr>
+        <w:t>коптера на стенде</w:t>
+      </w:r>
+      <w:r>
+        <w:rPr>
+          <w:lang w:eastAsia="ru-RU"/>
+        </w:rPr>
+        <w:t xml:space="preserve"> </w:t>
+      </w:r>
+      <w:r>
+        <w:rPr>
+          <w:rFonts w:eastAsia="Times New Roman" w:cs="Times New Roman"/>
+          <w:bCs/>
+          <w:szCs w:val="24"/>
+          <w:lang w:eastAsia="ru-RU"/>
+        </w:rPr>
+        <w:t>–</w:t>
+      </w:r>
+      <w:r>
+        <w:rPr>
+          <w:lang w:eastAsia="ru-RU"/>
+        </w:rPr>
+        <w:t xml:space="preserve"> до 50 </w:t>
+      </w:r>
+      <w:proofErr w:type="spellStart"/>
+      <w:r>
+        <w:rPr>
+          <w:lang w:eastAsia="ru-RU"/>
+        </w:rPr>
+        <w:t>дБА</w:t>
+      </w:r>
+      <w:proofErr w:type="spellEnd"/>
+      <w:r>
+        <w:rPr>
+          <w:lang w:eastAsia="ru-RU"/>
+        </w:rPr>
+        <w:t xml:space="preserve"> при испытаниях;</w:t>
+      </w:r>
+    </w:p>
+    <w:p>
+      <w:pPr>
+        <w:pStyle w:val="a8"/>
+        <w:numPr>
+          <w:ilvl w:val="0"/>
+          <w:numId w:val="16"/>
+        </w:numPr>
+        <w:rPr>
+          <w:lang w:eastAsia="ru-RU"/>
+        </w:rPr>
+      </w:pPr>
+      <w:r>
+        <w:rPr>
+          <w:bCs/>
+          <w:lang w:eastAsia="ru-RU"/>
+        </w:rPr>
+        <w:t>Шум от улицы (через окна)</w:t>
+      </w:r>
+      <w:r>
+        <w:rPr>
+          <w:lang w:eastAsia="ru-RU"/>
+        </w:rPr>
+        <w:t xml:space="preserve"> </w:t>
+      </w:r>
+      <w:r>
+        <w:rPr>
+          <w:rFonts w:eastAsia="Times New Roman" w:cs="Times New Roman"/>
+          <w:bCs/>
+          <w:szCs w:val="24"/>
+          <w:lang w:eastAsia="ru-RU"/>
+        </w:rPr>
+        <w:t>–</w:t>
+      </w:r>
+      <w:r>
+        <w:rPr>
+          <w:lang w:eastAsia="ru-RU"/>
+        </w:rPr>
+        <w:t xml:space="preserve"> 40 </w:t>
+      </w:r>
+      <w:proofErr w:type="spellStart"/>
+      <w:r>
+        <w:rPr>
+          <w:lang w:eastAsia="ru-RU"/>
+        </w:rPr>
+        <w:t>дБА</w:t>
+      </w:r>
+      <w:proofErr w:type="spellEnd"/>
+      <w:r>
+        <w:rPr>
+          <w:lang w:eastAsia="ru-RU"/>
+        </w:rPr>
+        <w:t>.</w:t>
+      </w:r>
+    </w:p>
+    <w:p>
+      <w:pPr>
+        <w:pStyle w:val="a8"/>
+        <w:rPr>
+          <w:lang w:eastAsia="ru-RU"/>
+        </w:rPr>
+      </w:pPr>
+      <w:r>
+        <w:rPr>
+          <w:lang w:eastAsia="ru-RU"/>
+        </w:rPr>
+        <w:t>Для расчета суммарного уровня шума воспользуемся формулой:</w:t>
+      </w:r>
+    </w:p>
+    <w:p>
+      <w:pPr>
+        <w:pStyle w:val="1"/>
+        <w:ind w:firstLine="3686"/>
+        <w:jc w:val="center"/>
+      </w:pPr>
+      <m:oMath>
+        <m:sSub>
+          <m:sSubPr>
+            <m:ctrlPr>
+              <w:rPr>
+                <w:rFonts w:ascii="Cambria Math" w:hAnsi="Cambria Math" w:cs="Cambria Math"/>
+                <w:i/>
+              </w:rPr>
+            </m:ctrlPr>
+          </m:sSubPr>
+          <m:e>
+            <m:r>
+              <w:rPr>
+                <w:rFonts w:ascii="Cambria Math" w:hAnsi="Cambria Math" w:cs="Cambria Math"/>
+              </w:rPr>
+              <m:t>L</m:t>
+            </m:r>
+          </m:e>
+          <m:sub>
+            <m:r>
+              <w:rPr>
+                <w:rFonts w:ascii="Cambria Math" w:hAnsi="Cambria Math"/>
+              </w:rPr>
+              <m:t>сум</m:t>
+            </m:r>
+          </m:sub>
+        </m:sSub>
+        <m:r>
+          <w:rPr>
+            <w:rFonts w:ascii="Cambria Math" w:hAnsi="Cambria Math"/>
+          </w:rPr>
+          <m:t xml:space="preserve"> = </m:t>
+        </m:r>
+        <m:sSub>
+          <m:sSubPr>
+            <m:ctrlPr>
+              <w:rPr>
+                <w:rFonts w:ascii="Cambria Math" w:hAnsi="Cambria Math" w:cs="Cambria Math"/>
+                <w:i/>
+              </w:rPr>
+            </m:ctrlPr>
+          </m:sSubPr>
+          <m:e>
+            <m:r>
+              <w:rPr>
+                <w:rFonts w:ascii="Cambria Math" w:hAnsi="Cambria Math" w:cs="Cambria Math"/>
+              </w:rPr>
+              <m:t>L</m:t>
+            </m:r>
+          </m:e>
+          <m:sub>
+            <m:r>
+              <w:rPr>
+                <w:rFonts w:ascii="Cambria Math" w:hAnsi="Cambria Math"/>
+              </w:rPr>
+              <m:t>б</m:t>
+            </m:r>
+          </m:sub>
+        </m:sSub>
+        <m:r>
+          <w:rPr>
+            <w:rFonts w:ascii="Cambria Math" w:hAnsi="Cambria Math"/>
+          </w:rPr>
+          <m:t xml:space="preserve"> + </m:t>
+        </m:r>
+        <m:r>
+          <w:rPr>
+            <w:rFonts w:ascii="Cambria Math" w:hAnsi="Cambria Math"/>
+          </w:rPr>
+          <m:t>δ</m:t>
+        </m:r>
+        <m:r>
+          <w:rPr>
+            <w:rFonts w:ascii="Cambria Math" w:hAnsi="Cambria Math"/>
+          </w:rPr>
+          <m:t>L</m:t>
+        </m:r>
+        <m:r>
+          <w:rPr>
+            <w:rFonts w:ascii="Cambria Math" w:hAnsi="Cambria Math"/>
+          </w:rPr>
+          <m:t>,</m:t>
+        </m:r>
+      </m:oMath>
+      <w:r>
+        <w:t xml:space="preserve"> </w:t>
+      </w:r>
+      <w:r>
+        <w:tab/>
+      </w:r>
+      <w:r>
+        <w:tab/>
+      </w:r>
+      <w:r>
+        <w:tab/>
+      </w:r>
+      <w:r>
+        <w:tab/>
+      </w:r>
+      <w:r>
+        <w:t>(</w:t>
+      </w:r>
+      <w:r>
+        <w:t>3.</w:t>
+      </w:r>
+      <w:r>
+        <w:t>1)</w:t>
+      </w:r>
+    </w:p>
+    <w:p>
+      <w:pPr>
+        <w:pStyle w:val="a8"/>
+        <w:ind w:firstLine="709"/>
+        <w:rPr>
+          <w:lang w:eastAsia="ru-RU"/>
+        </w:rPr>
+      </w:pPr>
+      <w:r>
+        <w:rPr>
+          <w:lang w:eastAsia="ru-RU"/>
+        </w:rPr>
+        <w:t xml:space="preserve">где </w:t>
+      </w:r>
+      <m:oMath>
+        <m:sSub>
+          <m:sSubPr>
+            <m:ctrlPr>
+              <w:rPr>
+                <w:rFonts w:ascii="Cambria Math" w:eastAsia="Times New Roman" w:hAnsi="Cambria Math" w:cs="Cambria Math"/>
+                <w:i/>
+                <w:iCs/>
+                <w:kern w:val="0"/>
+                <w:szCs w:val="28"/>
+                <w:lang w:eastAsia="ru-RU"/>
+                <w14:ligatures w14:val="none"/>
+              </w:rPr>
+            </m:ctrlPr>
+          </m:sSubPr>
+          <m:e>
+            <m:r>
+              <w:rPr>
+                <w:rFonts w:ascii="Cambria Math" w:hAnsi="Cambria Math" w:cs="Cambria Math"/>
+              </w:rPr>
+              <m:t>L</m:t>
+            </m:r>
+          </m:e>
+          <m:sub>
+            <m:r>
+              <w:rPr>
+                <w:rFonts w:ascii="Cambria Math" w:hAnsi="Cambria Math"/>
+              </w:rPr>
+              <m:t>б</m:t>
+            </m:r>
+          </m:sub>
+        </m:sSub>
+      </m:oMath>
+      <w:r>
+        <w:rPr>
+          <w:lang w:eastAsia="ru-RU"/>
+        </w:rPr>
+        <w:t xml:space="preserve"> </w:t>
+      </w:r>
+      <w:r>
+        <w:rPr>
+          <w:rFonts w:eastAsia="Times New Roman" w:cs="Times New Roman"/>
+          <w:bCs/>
+          <w:szCs w:val="24"/>
+          <w:lang w:eastAsia="ru-RU"/>
+        </w:rPr>
+        <w:t>–</w:t>
+      </w:r>
+      <w:r>
+        <w:rPr>
+          <w:lang w:eastAsia="ru-RU"/>
+        </w:rPr>
+        <w:t xml:space="preserve"> </w:t>
+      </w:r>
+      <w:r>
+        <w:rPr>
+          <w:lang w:eastAsia="ru-RU"/>
+        </w:rPr>
+        <w:t xml:space="preserve"> больший уровень шума, </w:t>
+      </w:r>
+      <w:proofErr w:type="spellStart"/>
+      <w:r>
+        <w:rPr>
+          <w:lang w:eastAsia="ru-RU"/>
+        </w:rPr>
+        <w:t>дБА</w:t>
+      </w:r>
+      <w:proofErr w:type="spellEnd"/>
+      <w:r>
+        <w:rPr>
+          <w:lang w:eastAsia="ru-RU"/>
+        </w:rPr>
+        <w:t>;</w:t>
+      </w:r>
+    </w:p>
+    <w:p>
+      <w:pPr>
+        <w:pStyle w:val="a8"/>
+        <w:rPr>
+          <w:lang w:eastAsia="ru-RU"/>
+        </w:rPr>
+      </w:pPr>
+      <w:r>
+        <w:rPr>
+          <w:rFonts w:eastAsiaTheme="minorEastAsia"/>
+        </w:rPr>
+        <w:t xml:space="preserve">                </w:t>
+      </w:r>
+      <m:oMath>
+        <m:r>
+          <w:rPr>
+            <w:rFonts w:ascii="Cambria Math" w:hAnsi="Cambria Math"/>
+          </w:rPr>
+          <m:t>δ</m:t>
+        </m:r>
+        <m:r>
+          <w:rPr>
+            <w:rFonts w:ascii="Cambria Math" w:hAnsi="Cambria Math"/>
+          </w:rPr>
+          <m:t>L</m:t>
+        </m:r>
+      </m:oMath>
+      <w:r>
+        <w:rPr>
+          <w:lang w:eastAsia="ru-RU"/>
+        </w:rPr>
+        <w:t xml:space="preserve"> </w:t>
+      </w:r>
+      <w:r>
+        <w:rPr>
+          <w:rFonts w:eastAsia="Times New Roman" w:cs="Times New Roman"/>
+          <w:bCs/>
+          <w:szCs w:val="24"/>
+          <w:lang w:eastAsia="ru-RU"/>
+        </w:rPr>
+        <w:t>–</w:t>
+      </w:r>
+      <w:r>
+        <w:rPr>
+          <w:lang w:eastAsia="ru-RU"/>
+        </w:rPr>
+        <w:t xml:space="preserve"> добавка к большему уровню, определяемая по таблице в зависимости от разности уровней</w:t>
+      </w:r>
+      <w:r>
+        <w:rPr>
+          <w:lang w:eastAsia="ru-RU"/>
+        </w:rPr>
+        <w:t xml:space="preserve"> (рисунок 2)</w:t>
+      </w:r>
+      <w:r>
+        <w:rPr>
+          <w:lang w:eastAsia="ru-RU"/>
+        </w:rPr>
+        <w:t>.</w:t>
+      </w:r>
+    </w:p>
+    <w:p>
+      <w:pPr>
+        <w:pStyle w:val="a8"/>
+        <w:rPr>
+          <w:lang w:eastAsia="ru-RU"/>
+        </w:rPr>
+      </w:pPr>
+    </w:p>
+    <w:p>
+      <w:pPr>
+        <w:pStyle w:val="a8"/>
+        <w:jc w:val="center"/>
+        <w:rPr>
+          <w:lang w:eastAsia="ru-RU"/>
+        </w:rPr>
+      </w:pPr>
+      <w:r>
+        <w:rPr>
+          <w:noProof/>
+          <w:lang w:eastAsia="ru-RU"/>
+        </w:rPr>
+        <w:drawing>
+          <wp:inline distT="0" distB="0" distL="0" distR="0" wp14:anchorId="76CF64B9" wp14:editId="05C529CB">
+            <wp:extent cx="5114925" cy="2200275"/>
+            <wp:effectExtent l="0" t="0" r="9525" b="9525"/>
+            <wp:docPr id="1" name="Рисунок 1"/>
+            <wp:cNvGraphicFramePr>
+              <a:graphicFrameLocks xmlns:a="http://schemas.openxmlformats.org/drawingml/2006/main" noChangeAspect="1"/>
+            </wp:cNvGraphicFramePr>
+            <a:graphic xmlns:a="http://schemas.openxmlformats.org/drawingml/2006/main">
+              <a:graphicData uri="http://schemas.openxmlformats.org/drawingml/2006/picture">
+                <pic:pic xmlns:pic="http://schemas.openxmlformats.org/drawingml/2006/picture">
+                  <pic:nvPicPr>
+                    <pic:cNvPr id="0" name=""/>
+                    <pic:cNvPicPr/>
+                  </pic:nvPicPr>
+                  <pic:blipFill>
+                    <a:blip r:embed="rId8"/>
+                    <a:stretch>
+                      <a:fillRect/>
+                    </a:stretch>
+                  </pic:blipFill>
+                  <pic:spPr>
+                    <a:xfrm>
+                      <a:off x="0" y="0"/>
+                      <a:ext cx="5114925" cy="2200275"/>
+                    </a:xfrm>
+                    <a:prstGeom prst="rect">
+                      <a:avLst/>
+                    </a:prstGeom>
+                  </pic:spPr>
+                </pic:pic>
+              </a:graphicData>
+            </a:graphic>
+          </wp:inline>
+        </w:drawing>
+      </w:r>
+    </w:p>
+    <w:p>
+      <w:pPr>
+        <w:pStyle w:val="a8"/>
+        <w:jc w:val="center"/>
+        <w:rPr>
+          <w:lang w:eastAsia="ru-RU"/>
+        </w:rPr>
+      </w:pPr>
+      <w:r>
+        <w:rPr>
+          <w:lang w:eastAsia="ru-RU"/>
+        </w:rPr>
+        <w:t>Рисунок 2 – Таблица сложение уровней звукового давления</w:t>
+      </w:r>
+    </w:p>
+    <w:p>
+      <w:pPr>
+        <w:pStyle w:val="a8"/>
+        <w:jc w:val="center"/>
+        <w:rPr>
+          <w:lang w:eastAsia="ru-RU"/>
+        </w:rPr>
+      </w:pPr>
+    </w:p>
+    <w:p>
+      <w:pPr>
+        <w:pStyle w:val="a8"/>
+        <w:ind w:firstLine="709"/>
+        <w:rPr>
+          <w:lang w:eastAsia="ru-RU"/>
+        </w:rPr>
+      </w:pPr>
+      <w:r>
+        <w:rPr>
+          <w:lang w:eastAsia="ru-RU"/>
+        </w:rPr>
+        <w:t xml:space="preserve">Поскольку наибольший источник шума </w:t>
+      </w:r>
+      <w:r>
+        <w:rPr>
+          <w:rFonts w:eastAsia="Times New Roman" w:cs="Times New Roman"/>
+          <w:bCs/>
+          <w:szCs w:val="24"/>
+          <w:lang w:eastAsia="ru-RU"/>
+        </w:rPr>
+        <w:t>–</w:t>
+      </w:r>
+      <w:r>
+        <w:rPr>
+          <w:lang w:eastAsia="ru-RU"/>
+        </w:rPr>
+        <w:t xml:space="preserve"> двигатели </w:t>
+      </w:r>
+      <w:r>
+        <w:rPr>
+          <w:lang w:eastAsia="ru-RU"/>
+        </w:rPr>
+        <w:t>квадро</w:t>
+      </w:r>
+      <w:r>
+        <w:rPr>
+          <w:lang w:eastAsia="ru-RU"/>
+        </w:rPr>
+        <w:t>коптера, а остальные источники создают меньший уровень, принимаем:</w:t>
+      </w:r>
+    </w:p>
+    <w:p>
+      <w:pPr>
+        <w:pStyle w:val="a8"/>
+        <w:jc w:val="center"/>
+      </w:pPr>
+      <m:oMathPara>
+        <m:oMath>
+          <m:sSub>
+            <m:sSubPr>
+              <m:ctrlPr>
+                <w:rPr>
+                  <w:rFonts w:ascii="Cambria Math" w:eastAsia="Times New Roman" w:hAnsi="Cambria Math" w:cs="Cambria Math"/>
+                  <w:i/>
+                  <w:iCs/>
+                  <w:kern w:val="0"/>
+                  <w:szCs w:val="28"/>
+                  <w:lang w:eastAsia="ru-RU"/>
+                  <w14:ligatures w14:val="none"/>
+                </w:rPr>
+              </m:ctrlPr>
+            </m:sSubPr>
+            <m:e>
+              <m:r>
+                <w:rPr>
+                  <w:rFonts w:ascii="Cambria Math" w:hAnsi="Cambria Math" w:cs="Cambria Math"/>
+                </w:rPr>
+                <m:t>L</m:t>
+              </m:r>
+            </m:e>
+            <m:sub>
+              <m:r>
+                <w:rPr>
+                  <w:rFonts w:ascii="Cambria Math" w:hAnsi="Cambria Math"/>
+                </w:rPr>
+                <m:t>сум</m:t>
+              </m:r>
+            </m:sub>
+          </m:sSub>
+          <m:r>
+            <w:rPr>
+              <w:rFonts w:ascii="Cambria Math" w:hAnsi="Cambria Math"/>
+            </w:rPr>
+            <m:t xml:space="preserve"> = </m:t>
+          </m:r>
+          <m:r>
+            <w:rPr>
+              <w:rFonts w:ascii="Cambria Math" w:eastAsia="Times New Roman" w:hAnsi="Cambria Math" w:cs="Cambria Math"/>
+              <w:kern w:val="0"/>
+              <w:szCs w:val="28"/>
+              <w:lang w:eastAsia="ru-RU"/>
+              <w14:ligatures w14:val="none"/>
+            </w:rPr>
+            <m:t>50+0.4=50.4 дБА</m:t>
+          </m:r>
+          <m:r>
+            <w:rPr>
+              <w:rFonts w:ascii="Cambria Math" w:hAnsi="Cambria Math"/>
+            </w:rPr>
+            <m:t>,</m:t>
+          </m:r>
+        </m:oMath>
+      </m:oMathPara>
+    </w:p>
+    <w:p>
+      <w:pPr>
+        <w:pStyle w:val="a8"/>
+        <w:ind w:firstLine="709"/>
+        <w:rPr>
+          <w:lang w:eastAsia="ru-RU"/>
+        </w:rPr>
+      </w:pPr>
+      <w:r>
+        <w:rPr>
+          <w:lang w:eastAsia="ru-RU"/>
+        </w:rPr>
+        <w:t xml:space="preserve">Таким образом, </w:t>
+      </w:r>
+      <w:r>
+        <w:rPr>
+          <w:bCs/>
+          <w:lang w:eastAsia="ru-RU"/>
+        </w:rPr>
+        <w:t>фактический уровень шума в помещении составляет</w:t>
+      </w:r>
+      <w:r>
+        <w:rPr>
+          <w:b/>
+          <w:bCs/>
+          <w:lang w:eastAsia="ru-RU"/>
+        </w:rPr>
+        <w:t xml:space="preserve"> </w:t>
+      </w:r>
+      <m:oMath>
+        <m:r>
+          <w:rPr>
+            <w:rFonts w:ascii="Cambria Math" w:eastAsia="Times New Roman" w:hAnsi="Cambria Math" w:cs="Cambria Math"/>
+            <w:kern w:val="0"/>
+            <w:szCs w:val="28"/>
+            <w:lang w:eastAsia="ru-RU"/>
+            <w14:ligatures w14:val="none"/>
+          </w:rPr>
+          <m:t xml:space="preserve">50.4 </m:t>
+        </m:r>
+      </m:oMath>
+      <w:r>
+        <w:rPr>
+          <w:b/>
+          <w:bCs/>
+          <w:lang w:eastAsia="ru-RU"/>
+        </w:rPr>
+        <w:t xml:space="preserve"> </w:t>
+      </w:r>
+      <w:r>
+        <w:rPr>
+          <w:bCs/>
+          <w:lang w:eastAsia="ru-RU"/>
+        </w:rPr>
+        <w:t>дБА</w:t>
+      </w:r>
+      <w:r>
+        <w:rPr>
+          <w:lang w:eastAsia="ru-RU"/>
+        </w:rPr>
+        <w:t>.</w:t>
+      </w:r>
+    </w:p>
+    <w:p>
+      <w:pPr>
+        <w:pStyle w:val="a8"/>
+        <w:ind w:firstLine="709"/>
+        <w:rPr>
+          <w:lang w:eastAsia="ru-RU"/>
+        </w:rPr>
+      </w:pPr>
+      <w:r>
+        <w:rPr>
+          <w:lang w:eastAsia="ru-RU"/>
+        </w:rPr>
+        <w:lastRenderedPageBreak/>
+        <w:t xml:space="preserve">Согласно </w:t>
+      </w:r>
+      <w:r>
+        <w:rPr>
+          <w:iCs/>
+          <w:lang w:eastAsia="ru-RU"/>
+        </w:rPr>
+        <w:t>Приказу Минтруда №817н от 21.11.2023</w:t>
+      </w:r>
+      <w:r>
+        <w:rPr>
+          <w:lang w:eastAsia="ru-RU"/>
+        </w:rPr>
+        <w:t xml:space="preserve"> [1] и </w:t>
+      </w:r>
+      <w:r>
+        <w:rPr>
+          <w:iCs/>
+          <w:lang w:eastAsia="ru-RU"/>
+        </w:rPr>
+        <w:t>СанПиН 1.2.3685-21</w:t>
+      </w:r>
+      <w:r>
+        <w:rPr>
+          <w:lang w:eastAsia="ru-RU"/>
+        </w:rPr>
+        <w:t xml:space="preserve"> </w:t>
+      </w:r>
+      <w:r>
+        <w:rPr>
+          <w:lang w:eastAsia="ru-RU"/>
+        </w:rPr>
+        <w:t xml:space="preserve">[2], данный уровень шума соответствует </w:t>
+      </w:r>
+      <w:r>
+        <w:rPr>
+          <w:bCs/>
+          <w:lang w:eastAsia="ru-RU"/>
+        </w:rPr>
+        <w:t>допустимому классу условий труда (2)</w:t>
+      </w:r>
+      <w:r>
+        <w:rPr>
+          <w:lang w:eastAsia="ru-RU"/>
+        </w:rPr>
+        <w:t>.</w:t>
+      </w:r>
+      <w:r>
+        <w:rPr>
+          <w:lang w:eastAsia="ru-RU"/>
+        </w:rPr>
+        <w:t xml:space="preserve"> Однако при длительных испытаниях стенда рекомендуется кратковременное ограничение работы стенда или использование звукоизолирующих материалов в зоне установки, чтобы минимизировать акустическую нагрузку на работников.</w:t>
+      </w:r>
+    </w:p>
+    <w:p>
+      <w:pPr>
+        <w:spacing w:after="0" w:line="360" w:lineRule="auto"/>
+      </w:pPr>
+    </w:p>
+    <w:p>
+      <w:pPr>
+        <w:pStyle w:val="3"/>
+        <w:spacing w:before="0" w:line="360" w:lineRule="auto"/>
+        <w:rPr>
+          <w:rFonts w:ascii="Times New Roman" w:hAnsi="Times New Roman" w:cs="Times New Roman"/>
+          <w:color w:val="000000" w:themeColor="text1"/>
+          <w:sz w:val="28"/>
+        </w:rPr>
+      </w:pPr>
+      <w:r>
+        <w:rPr>
+          <w:rFonts w:ascii="Times New Roman" w:hAnsi="Times New Roman" w:cs="Times New Roman"/>
+          <w:color w:val="000000" w:themeColor="text1"/>
+          <w:sz w:val="28"/>
+        </w:rPr>
+        <w:t xml:space="preserve">3.5 Освещенность </w:t>
+      </w:r>
+    </w:p>
+    <w:p>
+      <w:pPr>
+        <w:pStyle w:val="a8"/>
+        <w:ind w:firstLine="709"/>
+        <w:rPr>
+          <w:lang w:eastAsia="ru-RU"/>
+        </w:rPr>
+      </w:pPr>
+      <w:r>
+        <w:rPr>
+          <w:lang w:eastAsia="ru-RU"/>
+        </w:rPr>
+        <w:t xml:space="preserve">Рабочее место инженера-программиста, на котором осуществляется разработка </w:t>
+      </w:r>
+      <w:proofErr w:type="gramStart"/>
+      <w:r>
+        <w:rPr>
+          <w:lang w:eastAsia="ru-RU"/>
+        </w:rPr>
+        <w:t>ПО</w:t>
+      </w:r>
+      <w:proofErr w:type="gramEnd"/>
+      <w:r>
+        <w:rPr>
+          <w:lang w:eastAsia="ru-RU"/>
+        </w:rPr>
+        <w:t xml:space="preserve"> </w:t>
+      </w:r>
+      <w:proofErr w:type="gramStart"/>
+      <w:r>
+        <w:rPr>
+          <w:lang w:eastAsia="ru-RU"/>
+        </w:rPr>
+        <w:t>для</w:t>
+      </w:r>
+      <w:proofErr w:type="gramEnd"/>
+      <w:r>
+        <w:rPr>
+          <w:lang w:eastAsia="ru-RU"/>
+        </w:rPr>
+        <w:t xml:space="preserve"> управления стендом и подключением загрузчика данных к беспилотному летательному аппарату, расположено в лаборатории площадью </w:t>
+      </w:r>
+      <w:r>
+        <w:rPr>
+          <w:bCs/>
+          <w:lang w:eastAsia="ru-RU"/>
+        </w:rPr>
+        <w:t xml:space="preserve">19,44 </w:t>
+      </w:r>
+      <m:oMath>
+        <m:sSup>
+          <m:sSupPr>
+            <m:ctrlPr>
+              <w:rPr>
+                <w:rFonts w:ascii="Cambria Math" w:eastAsia="Times New Roman" w:hAnsi="Cambria Math" w:cs="Times New Roman"/>
+                <w:bCs/>
+                <w:i/>
+                <w:kern w:val="0"/>
+                <w:szCs w:val="24"/>
+                <w:lang w:eastAsia="ru-RU"/>
+                <w14:ligatures w14:val="none"/>
+              </w:rPr>
+            </m:ctrlPr>
+          </m:sSupPr>
+          <m:e>
+            <m:r>
+              <w:rPr>
+                <w:rFonts w:ascii="Cambria Math" w:eastAsia="Times New Roman" w:hAnsi="Cambria Math" w:cs="Times New Roman"/>
+                <w:szCs w:val="24"/>
+                <w:lang w:eastAsia="ru-RU"/>
+              </w:rPr>
+              <m:t>м</m:t>
+            </m:r>
+          </m:e>
+          <m:sup>
+            <m:r>
+              <w:rPr>
+                <w:rFonts w:ascii="Cambria Math" w:eastAsia="Times New Roman" w:hAnsi="Cambria Math" w:cs="Times New Roman"/>
+                <w:szCs w:val="24"/>
+                <w:lang w:eastAsia="ru-RU"/>
+              </w:rPr>
+              <m:t>2</m:t>
+            </m:r>
+          </m:sup>
+        </m:sSup>
+      </m:oMath>
+      <w:r>
+        <w:rPr>
+          <w:lang w:eastAsia="ru-RU"/>
+        </w:rPr>
+        <w:t xml:space="preserve">. Работа выполняется за персональным компьютером с монитором разрешением </w:t>
+      </w:r>
+      <w:r>
+        <w:rPr>
+          <w:bCs/>
+          <w:lang w:val="en-US" w:eastAsia="ru-RU"/>
+        </w:rPr>
+        <w:t>full</w:t>
+      </w:r>
+      <w:r>
+        <w:rPr>
+          <w:bCs/>
+          <w:lang w:eastAsia="ru-RU"/>
+        </w:rPr>
+        <w:t xml:space="preserve"> </w:t>
+      </w:r>
+      <w:proofErr w:type="spellStart"/>
+      <w:r>
+        <w:rPr>
+          <w:bCs/>
+          <w:lang w:val="en-US" w:eastAsia="ru-RU"/>
+        </w:rPr>
+        <w:t>hd</w:t>
+      </w:r>
+      <w:proofErr w:type="spellEnd"/>
+      <w:r>
+        <w:rPr>
+          <w:bCs/>
+          <w:lang w:eastAsia="ru-RU"/>
+        </w:rPr>
+        <w:t xml:space="preserve"> </w:t>
+      </w:r>
+      <w:r>
+        <w:t>1920</w:t>
+      </w:r>
+      <m:oMath>
+        <m:r>
+          <w:rPr>
+            <w:rFonts w:ascii="Cambria Math" w:hAnsi="Cambria Math"/>
+          </w:rPr>
+          <m:t>×</m:t>
+        </m:r>
+      </m:oMath>
+      <w:r>
+        <w:t>1080p</w:t>
+      </w:r>
+      <w:r>
+        <w:t>,</w:t>
+      </w:r>
+      <w:r>
+        <w:rPr>
+          <w:lang w:eastAsia="ru-RU"/>
+        </w:rPr>
+        <w:t xml:space="preserve"> что позволяет отнести данный процесс к </w:t>
+      </w:r>
+      <w:r>
+        <w:rPr>
+          <w:bCs/>
+          <w:lang w:eastAsia="ru-RU"/>
+        </w:rPr>
+        <w:t>высокоточному виду зрительной деятельности</w:t>
+      </w:r>
+      <w:r>
+        <w:rPr>
+          <w:lang w:eastAsia="ru-RU"/>
+        </w:rPr>
+        <w:t xml:space="preserve">. Согласно требованиям </w:t>
+      </w:r>
+      <w:r>
+        <w:rPr>
+          <w:iCs/>
+          <w:lang w:eastAsia="ru-RU"/>
+        </w:rPr>
+        <w:t>СП 52.13330.2016 «Естественное и искусственное освещение»</w:t>
+      </w:r>
+      <w:r>
+        <w:rPr>
+          <w:lang w:eastAsia="ru-RU"/>
+        </w:rPr>
+        <w:t xml:space="preserve"> [</w:t>
+      </w:r>
+      <w:r>
+        <w:rPr>
+          <w:lang w:eastAsia="ru-RU"/>
+        </w:rPr>
+        <w:t>4</w:t>
+      </w:r>
+      <w:r>
+        <w:rPr>
+          <w:lang w:eastAsia="ru-RU"/>
+        </w:rPr>
+        <w:t xml:space="preserve">], минимальный размер различаемого объекта составляет 0,3–0,5 мм, контраст высокий, фон светлый. Разряд зрительной работы — </w:t>
+      </w:r>
+      <w:proofErr w:type="spellStart"/>
+      <w:r>
+        <w:rPr>
+          <w:bCs/>
+          <w:lang w:eastAsia="ru-RU"/>
+        </w:rPr>
+        <w:t>III</w:t>
+      </w:r>
+      <w:proofErr w:type="gramStart"/>
+      <w:r>
+        <w:rPr>
+          <w:bCs/>
+          <w:lang w:eastAsia="ru-RU"/>
+        </w:rPr>
+        <w:t>в</w:t>
+      </w:r>
+      <w:proofErr w:type="spellEnd"/>
+      <w:proofErr w:type="gramEnd"/>
+      <w:r>
+        <w:rPr>
+          <w:lang w:eastAsia="ru-RU"/>
+        </w:rPr>
+        <w:t>.</w:t>
+      </w:r>
+    </w:p>
+    <w:p>
+      <w:pPr>
+        <w:pStyle w:val="a8"/>
+        <w:ind w:firstLine="709"/>
+        <w:rPr>
+          <w:lang w:eastAsia="ru-RU"/>
+        </w:rPr>
+      </w:pPr>
+      <w:r>
+        <w:rPr>
+          <w:lang w:eastAsia="ru-RU"/>
+        </w:rPr>
+        <w:t xml:space="preserve">Помещение оборудовано </w:t>
+      </w:r>
+      <w:r>
+        <w:rPr>
+          <w:bCs/>
+          <w:lang w:eastAsia="ru-RU"/>
+        </w:rPr>
+        <w:t>двумя оконными проёмами</w:t>
+      </w:r>
+      <w:r>
+        <w:rPr>
+          <w:lang w:eastAsia="ru-RU"/>
+        </w:rPr>
+        <w:t xml:space="preserve"> размером </w:t>
+      </w:r>
+      <w:r>
+        <w:rPr>
+          <w:bCs/>
+          <w:lang w:eastAsia="ru-RU"/>
+        </w:rPr>
+        <w:t>111 см</w:t>
+      </w:r>
+      <w:r>
+        <w:rPr>
+          <w:lang w:eastAsia="ru-RU"/>
+        </w:rPr>
+        <w:t xml:space="preserve">, однако из-за </w:t>
+      </w:r>
+      <w:r>
+        <w:rPr>
+          <w:bCs/>
+          <w:lang w:eastAsia="ru-RU"/>
+        </w:rPr>
+        <w:t>старых рам и частично закрытых ставней</w:t>
+      </w:r>
+      <w:r>
+        <w:rPr>
+          <w:lang w:eastAsia="ru-RU"/>
+        </w:rPr>
+        <w:t xml:space="preserve"> естественное освещение является </w:t>
+      </w:r>
+      <w:r>
+        <w:rPr>
+          <w:bCs/>
+          <w:lang w:eastAsia="ru-RU"/>
+        </w:rPr>
+        <w:t>недостаточным</w:t>
+      </w:r>
+      <w:r>
+        <w:rPr>
+          <w:lang w:eastAsia="ru-RU"/>
+        </w:rPr>
+        <w:t xml:space="preserve">. В солнечные дни поток света ограничен загрязнением стекол и износом уплотнителей, что дополнительно снижает уровень освещенности. Искусственное освещение осуществляется </w:t>
+      </w:r>
+      <w:r>
+        <w:rPr>
+          <w:b/>
+          <w:bCs/>
+          <w:lang w:eastAsia="ru-RU"/>
+        </w:rPr>
+        <w:t xml:space="preserve">одной </w:t>
+      </w:r>
+      <w:r>
+        <w:rPr>
+          <w:bCs/>
+          <w:lang w:eastAsia="ru-RU"/>
+        </w:rPr>
+        <w:t>потолочной лампой</w:t>
+      </w:r>
+      <w:r>
+        <w:rPr>
+          <w:lang w:eastAsia="ru-RU"/>
+        </w:rPr>
+        <w:t>, световой поток которой невелик и не обеспечивает равномерного распределения света по рабочей зоне.</w:t>
+      </w:r>
+    </w:p>
+    <w:p>
+      <w:pPr>
+        <w:pStyle w:val="a8"/>
+        <w:ind w:firstLine="709"/>
+        <w:rPr>
+          <w:lang w:eastAsia="ru-RU"/>
+        </w:rPr>
+      </w:pPr>
+      <w:r>
+        <w:rPr>
+          <w:lang w:eastAsia="ru-RU"/>
+        </w:rPr>
+        <w:t>Для расчета фактической освещенности воспользуемся формулой:</w:t>
+      </w:r>
+    </w:p>
+    <w:p>
+      <w:pPr>
+        <w:pStyle w:val="a8"/>
+        <w:ind w:firstLine="709"/>
+        <w:rPr>
+          <w:lang w:eastAsia="ru-RU"/>
+        </w:rPr>
+      </w:pPr>
+    </w:p>
+    <w:p>
+      <w:pPr>
+        <w:ind w:firstLine="3544"/>
+        <w:jc w:val="center"/>
+        <w:rPr>
+          <w:rFonts w:ascii="Times New Roman" w:hAnsi="Times New Roman" w:cs="Times New Roman"/>
+          <w:sz w:val="28"/>
+          <w:szCs w:val="28"/>
+        </w:rPr>
+      </w:pPr>
+      <m:oMath>
+        <m:r>
+          <w:rPr>
+            <w:rFonts w:ascii="Cambria Math" w:hAnsi="Cambria Math"/>
+            <w:sz w:val="32"/>
+            <w:szCs w:val="28"/>
+            <w:lang w:val="en-US"/>
+          </w:rPr>
+          <m:t>E</m:t>
+        </m:r>
+        <m:r>
+          <w:rPr>
+            <w:rFonts w:ascii="Cambria Math" w:hAnsi="Cambria Math"/>
+            <w:sz w:val="32"/>
+            <w:szCs w:val="28"/>
+          </w:rPr>
+          <m:t xml:space="preserve"> = </m:t>
+        </m:r>
+        <m:f>
+          <m:fPr>
+            <m:ctrlPr>
+              <w:rPr>
+                <w:rFonts w:ascii="Cambria Math" w:hAnsi="Cambria Math"/>
+                <w:i/>
+                <w:sz w:val="32"/>
+                <w:szCs w:val="28"/>
+              </w:rPr>
+            </m:ctrlPr>
+          </m:fPr>
+          <m:num>
+            <m:r>
+              <w:rPr>
+                <w:rFonts w:ascii="Cambria Math" w:hAnsi="Cambria Math"/>
+                <w:sz w:val="32"/>
+                <w:szCs w:val="28"/>
+              </w:rPr>
+              <m:t>(Ф×</m:t>
+            </m:r>
+            <m:r>
+              <w:rPr>
+                <w:rFonts w:ascii="Cambria Math" w:hAnsi="Cambria Math"/>
+                <w:sz w:val="32"/>
+                <w:szCs w:val="28"/>
+                <w:lang w:val="en-US"/>
+              </w:rPr>
+              <m:t>N</m:t>
+            </m:r>
+            <m:r>
+              <w:rPr>
+                <w:rFonts w:ascii="Cambria Math" w:hAnsi="Cambria Math"/>
+                <w:sz w:val="32"/>
+                <w:szCs w:val="28"/>
+              </w:rPr>
+              <m:t>×η)</m:t>
+            </m:r>
+          </m:num>
+          <m:den>
+            <m:r>
+              <w:rPr>
+                <w:rFonts w:ascii="Cambria Math" w:hAnsi="Cambria Math"/>
+                <w:sz w:val="32"/>
+                <w:szCs w:val="28"/>
+              </w:rPr>
+              <m:t>(</m:t>
+            </m:r>
+            <m:r>
+              <w:rPr>
+                <w:rFonts w:ascii="Cambria Math" w:hAnsi="Cambria Math"/>
+                <w:sz w:val="32"/>
+                <w:szCs w:val="28"/>
+                <w:lang w:val="en-US"/>
+              </w:rPr>
+              <m:t>S</m:t>
+            </m:r>
+            <m:r>
+              <w:rPr>
+                <w:rFonts w:ascii="Cambria Math" w:hAnsi="Cambria Math"/>
+                <w:sz w:val="32"/>
+                <w:szCs w:val="28"/>
+              </w:rPr>
+              <m:t>×</m:t>
+            </m:r>
+            <m:r>
+              <w:rPr>
+                <w:rFonts w:ascii="Cambria Math" w:hAnsi="Cambria Math"/>
+                <w:sz w:val="32"/>
+                <w:szCs w:val="28"/>
+                <w:lang w:val="en-US"/>
+              </w:rPr>
+              <m:t>K</m:t>
+            </m:r>
+            <m:r>
+              <w:rPr>
+                <w:rFonts w:ascii="Cambria Math" w:hAnsi="Cambria Math"/>
+                <w:sz w:val="32"/>
+                <w:szCs w:val="28"/>
+              </w:rPr>
+              <m:t>×</m:t>
+            </m:r>
+            <m:r>
+              <w:rPr>
+                <w:rFonts w:ascii="Cambria Math" w:hAnsi="Cambria Math"/>
+                <w:sz w:val="32"/>
+                <w:szCs w:val="28"/>
+                <w:lang w:val="en-US"/>
+              </w:rPr>
+              <m:t>Z</m:t>
+            </m:r>
+            <m:r>
+              <w:rPr>
+                <w:rFonts w:ascii="Cambria Math" w:hAnsi="Cambria Math"/>
+                <w:sz w:val="32"/>
+                <w:szCs w:val="28"/>
+              </w:rPr>
+              <m:t>)</m:t>
+            </m:r>
+          </m:den>
+        </m:f>
+        <m:r>
+          <w:rPr>
+            <w:rFonts w:ascii="Cambria Math" w:hAnsi="Cambria Math"/>
+            <w:sz w:val="32"/>
+            <w:szCs w:val="28"/>
+          </w:rPr>
+          <m:t>,</m:t>
+        </m:r>
+      </m:oMath>
+      <w:r>
+        <w:rPr>
+          <w:szCs w:val="28"/>
+        </w:rPr>
+        <w:t xml:space="preserve"> </w:t>
+      </w:r>
+      <w:r>
+        <w:rPr>
+          <w:szCs w:val="28"/>
+        </w:rPr>
+        <w:tab/>
+      </w:r>
+      <w:r>
+        <w:rPr>
+          <w:szCs w:val="28"/>
+        </w:rPr>
+        <w:tab/>
+      </w:r>
+      <w:r>
+        <w:rPr>
+          <w:szCs w:val="28"/>
+        </w:rPr>
+        <w:tab/>
+      </w:r>
+      <w:r>
+        <w:rPr>
+          <w:szCs w:val="28"/>
+        </w:rPr>
+        <w:tab/>
+      </w:r>
+      <w:r>
+        <w:rPr>
+          <w:szCs w:val="28"/>
+        </w:rPr>
+        <w:tab/>
+      </w:r>
+      <w:r>
+        <w:rPr>
+          <w:rFonts w:ascii="Times New Roman" w:hAnsi="Times New Roman" w:cs="Times New Roman"/>
+          <w:sz w:val="28"/>
+          <w:szCs w:val="28"/>
+        </w:rPr>
+        <w:t>(</w:t>
+      </w:r>
+      <w:r>
+        <w:rPr>
+          <w:rFonts w:ascii="Times New Roman" w:hAnsi="Times New Roman" w:cs="Times New Roman"/>
+          <w:sz w:val="28"/>
+          <w:szCs w:val="28"/>
+        </w:rPr>
+        <w:t>3.</w:t>
+      </w:r>
+      <w:r>
+        <w:rPr>
+          <w:rFonts w:ascii="Times New Roman" w:hAnsi="Times New Roman" w:cs="Times New Roman"/>
+          <w:sz w:val="28"/>
+          <w:szCs w:val="28"/>
+        </w:rPr>
+        <w:t>2)</w:t>
+      </w:r>
+    </w:p>
+    <w:p>
+      <w:pPr>
+        <w:ind w:firstLine="3544"/>
+        <w:jc w:val="center"/>
+        <w:rPr>
+          <w:szCs w:val="28"/>
+        </w:rPr>
+      </w:pPr>
+    </w:p>
+    <w:p>
+      <w:pPr>
+        <w:spacing w:after="0" w:line="360" w:lineRule="auto"/>
+        <w:rPr>
+          <w:rFonts w:ascii="Times New Roman" w:eastAsia="Times New Roman" w:hAnsi="Times New Roman" w:cs="Times New Roman"/>
+          <w:sz w:val="28"/>
+          <w:szCs w:val="28"/>
+          <w:lang w:eastAsia="ru-RU"/>
+        </w:rPr>
+      </w:pPr>
+      <w:r>
+        <w:rPr>
+          <w:rFonts w:ascii="Times New Roman" w:eastAsia="Times New Roman" w:hAnsi="Times New Roman" w:cs="Times New Roman"/>
+          <w:sz w:val="28"/>
+          <w:szCs w:val="28"/>
+          <w:lang w:eastAsia="ru-RU"/>
+        </w:rPr>
+        <w:t xml:space="preserve">где </w:t>
+      </w:r>
+      <m:oMath>
+        <m:r>
+          <w:rPr>
+            <w:rFonts w:ascii="Cambria Math" w:hAnsi="Cambria Math" w:cs="Times New Roman"/>
+            <w:sz w:val="28"/>
+            <w:szCs w:val="28"/>
+          </w:rPr>
+          <m:t>Ф</m:t>
+        </m:r>
+      </m:oMath>
+      <w:r>
+        <w:rPr>
+          <w:rFonts w:ascii="Times New Roman" w:eastAsia="Times New Roman" w:hAnsi="Times New Roman" w:cs="Times New Roman"/>
+          <w:sz w:val="28"/>
+          <w:szCs w:val="28"/>
+          <w:lang w:eastAsia="ru-RU"/>
+        </w:rPr>
+        <w:t xml:space="preserve"> </w:t>
+      </w:r>
+      <w:r>
+        <w:rPr>
+          <w:rFonts w:ascii="Times New Roman" w:eastAsia="Times New Roman" w:hAnsi="Times New Roman" w:cs="Times New Roman"/>
+          <w:bCs/>
+          <w:sz w:val="28"/>
+          <w:szCs w:val="28"/>
+          <w:lang w:eastAsia="ru-RU"/>
+        </w:rPr>
+        <w:t>–</w:t>
+      </w:r>
+      <w:r>
+        <w:rPr>
+          <w:rFonts w:ascii="Times New Roman" w:eastAsia="Times New Roman" w:hAnsi="Times New Roman" w:cs="Times New Roman"/>
+          <w:sz w:val="28"/>
+          <w:szCs w:val="28"/>
+          <w:lang w:eastAsia="ru-RU"/>
+        </w:rPr>
+        <w:t xml:space="preserve"> световой поток одной лампы (4800 лм);</w:t>
+      </w:r>
+    </w:p>
+    <w:p>
+      <w:pPr>
+        <w:spacing w:after="0" w:line="360" w:lineRule="auto"/>
+        <w:rPr>
+          <w:rFonts w:ascii="Times New Roman" w:eastAsia="Times New Roman" w:hAnsi="Times New Roman" w:cs="Times New Roman"/>
+          <w:sz w:val="28"/>
+          <w:szCs w:val="28"/>
+          <w:lang w:eastAsia="ru-RU"/>
+        </w:rPr>
+      </w:pPr>
+      <w:r>
+        <w:rPr>
+          <w:rFonts w:ascii="Times New Roman" w:eastAsia="Times New Roman" w:hAnsi="Times New Roman" w:cs="Times New Roman"/>
+          <w:sz w:val="28"/>
+          <w:szCs w:val="28"/>
+          <w:lang w:eastAsia="ru-RU"/>
+        </w:rPr>
+        <w:lastRenderedPageBreak/>
+        <w:t xml:space="preserve">       </w:t>
+      </w:r>
+      <w:r>
+        <w:rPr>
+          <w:rFonts w:ascii="Times New Roman" w:eastAsia="Times New Roman" w:hAnsi="Times New Roman" w:cs="Times New Roman"/>
+          <w:sz w:val="28"/>
+          <w:szCs w:val="28"/>
+          <w:lang w:eastAsia="ru-RU"/>
+        </w:rPr>
+        <w:t xml:space="preserve">N </w:t>
+      </w:r>
+      <w:r>
+        <w:rPr>
+          <w:rFonts w:ascii="Times New Roman" w:eastAsia="Times New Roman" w:hAnsi="Times New Roman" w:cs="Times New Roman"/>
+          <w:bCs/>
+          <w:sz w:val="28"/>
+          <w:szCs w:val="28"/>
+          <w:lang w:eastAsia="ru-RU"/>
+        </w:rPr>
+        <w:t>–</w:t>
+      </w:r>
+      <w:r>
+        <w:rPr>
+          <w:rFonts w:ascii="Times New Roman" w:eastAsia="Times New Roman" w:hAnsi="Times New Roman" w:cs="Times New Roman"/>
+          <w:sz w:val="28"/>
+          <w:szCs w:val="28"/>
+          <w:lang w:eastAsia="ru-RU"/>
+        </w:rPr>
+        <w:t xml:space="preserve"> количество светильников (1 шт.);</w:t>
+      </w:r>
+    </w:p>
+    <w:p>
+      <w:pPr>
+        <w:spacing w:after="0" w:line="360" w:lineRule="auto"/>
+        <w:rPr>
+          <w:rFonts w:ascii="Times New Roman" w:eastAsia="Times New Roman" w:hAnsi="Times New Roman" w:cs="Times New Roman"/>
+          <w:sz w:val="28"/>
+          <w:szCs w:val="28"/>
+          <w:lang w:eastAsia="ru-RU"/>
+        </w:rPr>
+      </w:pPr>
+      <w:r>
+        <w:rPr>
+          <w:rFonts w:ascii="Times New Roman" w:eastAsia="Times New Roman" w:hAnsi="Times New Roman" w:cs="Times New Roman"/>
+          <w:sz w:val="28"/>
+          <w:szCs w:val="28"/>
+          <w:lang w:eastAsia="ru-RU"/>
+        </w:rPr>
+        <w:t xml:space="preserve">       </w:t>
+      </w:r>
+      <w:r>
+        <w:rPr>
+          <w:rFonts w:ascii="Times New Roman" w:eastAsia="Times New Roman" w:hAnsi="Times New Roman" w:cs="Times New Roman"/>
+          <w:sz w:val="28"/>
+          <w:szCs w:val="28"/>
+          <w:lang w:eastAsia="ru-RU"/>
+        </w:rPr>
+        <w:t xml:space="preserve">η </w:t>
+      </w:r>
+      <w:r>
+        <w:rPr>
+          <w:rFonts w:ascii="Times New Roman" w:eastAsia="Times New Roman" w:hAnsi="Times New Roman" w:cs="Times New Roman"/>
+          <w:bCs/>
+          <w:sz w:val="28"/>
+          <w:szCs w:val="28"/>
+          <w:lang w:eastAsia="ru-RU"/>
+        </w:rPr>
+        <w:t>–</w:t>
+      </w:r>
+      <w:r>
+        <w:rPr>
+          <w:rFonts w:ascii="Times New Roman" w:eastAsia="Times New Roman" w:hAnsi="Times New Roman" w:cs="Times New Roman"/>
+          <w:sz w:val="28"/>
+          <w:szCs w:val="28"/>
+          <w:lang w:eastAsia="ru-RU"/>
+        </w:rPr>
+        <w:t xml:space="preserve"> коэффициент использования (0,52);</w:t>
+      </w:r>
+    </w:p>
+    <w:p>
+      <w:pPr>
+        <w:spacing w:after="0" w:line="360" w:lineRule="auto"/>
+        <w:rPr>
+          <w:rFonts w:ascii="Times New Roman" w:eastAsia="Times New Roman" w:hAnsi="Times New Roman" w:cs="Times New Roman"/>
+          <w:sz w:val="24"/>
+          <w:szCs w:val="24"/>
+          <w:lang w:eastAsia="ru-RU"/>
+        </w:rPr>
+      </w:pPr>
+      <w:r>
+        <w:rPr>
+          <w:rFonts w:ascii="Times New Roman" w:eastAsia="Times New Roman" w:hAnsi="Times New Roman" w:cs="Times New Roman"/>
+          <w:sz w:val="28"/>
+          <w:szCs w:val="28"/>
+          <w:lang w:eastAsia="ru-RU"/>
+        </w:rPr>
+        <w:t xml:space="preserve">      </w:t>
+      </w:r>
+      <w:r>
+        <w:rPr>
+          <w:rFonts w:ascii="Times New Roman" w:eastAsia="Times New Roman" w:hAnsi="Times New Roman" w:cs="Times New Roman"/>
+          <w:sz w:val="28"/>
+          <w:szCs w:val="28"/>
+          <w:lang w:eastAsia="ru-RU"/>
+        </w:rPr>
+        <w:t xml:space="preserve"> </w:t>
+      </w:r>
+      <w:r>
+        <w:rPr>
+          <w:rFonts w:ascii="Times New Roman" w:eastAsia="Times New Roman" w:hAnsi="Times New Roman" w:cs="Times New Roman"/>
+          <w:sz w:val="28"/>
+          <w:szCs w:val="28"/>
+          <w:lang w:eastAsia="ru-RU"/>
+        </w:rPr>
+        <w:t xml:space="preserve">S </w:t>
+      </w:r>
+      <w:r>
+        <w:rPr>
+          <w:rFonts w:ascii="Times New Roman" w:eastAsia="Times New Roman" w:hAnsi="Times New Roman" w:cs="Times New Roman"/>
+          <w:bCs/>
+          <w:sz w:val="28"/>
+          <w:szCs w:val="28"/>
+          <w:lang w:eastAsia="ru-RU"/>
+        </w:rPr>
+        <w:t>–</w:t>
+      </w:r>
+      <w:r>
+        <w:rPr>
+          <w:rFonts w:ascii="Times New Roman" w:eastAsia="Times New Roman" w:hAnsi="Times New Roman" w:cs="Times New Roman"/>
+          <w:sz w:val="28"/>
+          <w:szCs w:val="28"/>
+          <w:lang w:eastAsia="ru-RU"/>
+        </w:rPr>
+        <w:t xml:space="preserve"> площадь помещения (19,44 м²);</w:t>
+      </w:r>
+    </w:p>
+    <w:p>
+      <w:pPr>
+        <w:pStyle w:val="a8"/>
+      </w:pPr>
+      <w:r>
+        <w:t xml:space="preserve">      </w:t>
+      </w:r>
+      <w:r>
+        <w:t xml:space="preserve"> </w:t>
+      </w:r>
+      <w:r>
+        <w:t xml:space="preserve">K </w:t>
+      </w:r>
+      <w:r>
+        <w:rPr>
+          <w:rFonts w:eastAsia="Times New Roman" w:cs="Times New Roman"/>
+          <w:bCs/>
+          <w:szCs w:val="28"/>
+          <w:lang w:eastAsia="ru-RU"/>
+        </w:rPr>
+        <w:t>–</w:t>
+      </w:r>
+      <w:r>
+        <w:t xml:space="preserve"> коэффициент запаса (1,5);</w:t>
+      </w:r>
+    </w:p>
+    <w:p>
+      <w:pPr>
+        <w:pStyle w:val="a8"/>
+      </w:pPr>
+      <w:r>
+        <w:t xml:space="preserve">      </w:t>
+      </w:r>
+      <w:r>
+        <w:t xml:space="preserve"> </w:t>
+      </w:r>
+      <w:r>
+        <w:t xml:space="preserve">Z </w:t>
+      </w:r>
+      <w:r>
+        <w:rPr>
+          <w:rFonts w:eastAsia="Times New Roman" w:cs="Times New Roman"/>
+          <w:bCs/>
+          <w:szCs w:val="28"/>
+          <w:lang w:eastAsia="ru-RU"/>
+        </w:rPr>
+        <w:t>–</w:t>
+      </w:r>
+      <w:r>
+        <w:t xml:space="preserve"> коэффициент неравномерности освещения (1,1).</w:t>
+      </w:r>
+    </w:p>
+    <w:p>
+      <w:pPr>
+        <w:pStyle w:val="a8"/>
+      </w:pPr>
+    </w:p>
+    <w:p>
+      <w:pPr>
+        <w:pStyle w:val="a8"/>
+        <w:jc w:val="center"/>
+        <w:rPr>
+          <w:rFonts w:eastAsiaTheme="minorEastAsia"/>
+          <w:i/>
+          <w:kern w:val="0"/>
+          <w:sz w:val="32"/>
+          <w:szCs w:val="28"/>
+          <w14:ligatures w14:val="none"/>
+        </w:rPr>
+      </w:pPr>
+      <m:oMathPara>
+        <m:oMath>
+          <m:r>
+            <w:rPr>
+              <w:rFonts w:ascii="Cambria Math" w:hAnsi="Cambria Math"/>
+              <w:sz w:val="32"/>
+              <w:szCs w:val="28"/>
+              <w:lang w:val="en-US"/>
+            </w:rPr>
+            <m:t>E</m:t>
+          </m:r>
+          <m:r>
+            <w:rPr>
+              <w:rFonts w:ascii="Cambria Math" w:hAnsi="Cambria Math"/>
+              <w:sz w:val="32"/>
+              <w:szCs w:val="28"/>
+            </w:rPr>
+            <m:t xml:space="preserve"> = </m:t>
+          </m:r>
+          <m:f>
+            <m:fPr>
+              <m:ctrlPr>
+                <w:rPr>
+                  <w:rFonts w:ascii="Cambria Math" w:hAnsi="Cambria Math"/>
+                  <w:i/>
+                  <w:kern w:val="0"/>
+                  <w:sz w:val="32"/>
+                  <w:szCs w:val="28"/>
+                  <w14:ligatures w14:val="none"/>
+                </w:rPr>
+              </m:ctrlPr>
+            </m:fPr>
+            <m:num>
+              <m:r>
+                <w:rPr>
+                  <w:rFonts w:ascii="Cambria Math" w:hAnsi="Cambria Math"/>
+                  <w:sz w:val="32"/>
+                  <w:szCs w:val="28"/>
+                </w:rPr>
+                <m:t>(</m:t>
+              </m:r>
+              <m:r>
+                <w:rPr>
+                  <w:rFonts w:ascii="Cambria Math" w:hAnsi="Cambria Math"/>
+                  <w:sz w:val="32"/>
+                  <w:szCs w:val="28"/>
+                </w:rPr>
+                <m:t>4800</m:t>
+              </m:r>
+              <m:r>
+                <w:rPr>
+                  <w:rFonts w:ascii="Cambria Math" w:hAnsi="Cambria Math"/>
+                  <w:sz w:val="32"/>
+                  <w:szCs w:val="28"/>
+                </w:rPr>
+                <m:t>×</m:t>
+              </m:r>
+              <m:r>
+                <w:rPr>
+                  <w:rFonts w:ascii="Cambria Math" w:hAnsi="Cambria Math"/>
+                  <w:sz w:val="32"/>
+                  <w:szCs w:val="28"/>
+                </w:rPr>
+                <m:t>1</m:t>
+              </m:r>
+              <m:r>
+                <w:rPr>
+                  <w:rFonts w:ascii="Cambria Math" w:hAnsi="Cambria Math"/>
+                  <w:sz w:val="32"/>
+                  <w:szCs w:val="28"/>
+                </w:rPr>
+                <m:t>×</m:t>
+              </m:r>
+              <m:r>
+                <w:rPr>
+                  <w:rFonts w:ascii="Cambria Math" w:hAnsi="Cambria Math"/>
+                  <w:sz w:val="32"/>
+                  <w:szCs w:val="28"/>
+                </w:rPr>
+                <m:t>0.52</m:t>
+              </m:r>
+              <m:r>
+                <w:rPr>
+                  <w:rFonts w:ascii="Cambria Math" w:hAnsi="Cambria Math"/>
+                  <w:sz w:val="32"/>
+                  <w:szCs w:val="28"/>
+                </w:rPr>
+                <m:t>)</m:t>
+              </m:r>
+            </m:num>
+            <m:den>
+              <m:r>
+                <w:rPr>
+                  <w:rFonts w:ascii="Cambria Math" w:hAnsi="Cambria Math"/>
+                  <w:sz w:val="32"/>
+                  <w:szCs w:val="28"/>
+                </w:rPr>
+                <m:t>(</m:t>
+              </m:r>
+              <m:r>
+                <w:rPr>
+                  <w:rFonts w:ascii="Cambria Math" w:hAnsi="Cambria Math"/>
+                  <w:sz w:val="32"/>
+                  <w:szCs w:val="28"/>
+                </w:rPr>
+                <m:t>19.</m:t>
+              </m:r>
+              <m:r>
+                <w:rPr>
+                  <w:rFonts w:ascii="Cambria Math" w:hAnsi="Cambria Math"/>
+                  <w:sz w:val="32"/>
+                  <w:szCs w:val="28"/>
+                </w:rPr>
+                <m:t>44</m:t>
+              </m:r>
+              <m:r>
+                <w:rPr>
+                  <w:rFonts w:ascii="Cambria Math" w:hAnsi="Cambria Math"/>
+                  <w:sz w:val="32"/>
+                  <w:szCs w:val="28"/>
+                </w:rPr>
+                <m:t>×</m:t>
+              </m:r>
+              <m:r>
+                <w:rPr>
+                  <w:rFonts w:ascii="Cambria Math" w:hAnsi="Cambria Math"/>
+                  <w:sz w:val="32"/>
+                  <w:szCs w:val="28"/>
+                </w:rPr>
+                <m:t>1.</m:t>
+              </m:r>
+              <m:r>
+                <w:rPr>
+                  <w:rFonts w:ascii="Cambria Math" w:hAnsi="Cambria Math"/>
+                  <w:sz w:val="32"/>
+                  <w:szCs w:val="28"/>
+                </w:rPr>
+                <m:t>5</m:t>
+              </m:r>
+              <m:r>
+                <w:rPr>
+                  <w:rFonts w:ascii="Cambria Math" w:hAnsi="Cambria Math"/>
+                  <w:sz w:val="32"/>
+                  <w:szCs w:val="28"/>
+                </w:rPr>
+                <m:t>×</m:t>
+              </m:r>
+              <m:r>
+                <w:rPr>
+                  <w:rFonts w:ascii="Cambria Math" w:hAnsi="Cambria Math"/>
+                  <w:sz w:val="32"/>
+                  <w:szCs w:val="28"/>
+                  <w:lang w:val="en-US"/>
+                </w:rPr>
+                <m:t>1.1</m:t>
+              </m:r>
+              <m:r>
+                <w:rPr>
+                  <w:rFonts w:ascii="Cambria Math" w:hAnsi="Cambria Math"/>
+                  <w:sz w:val="32"/>
+                  <w:szCs w:val="28"/>
+                </w:rPr>
+                <m:t>)</m:t>
+              </m:r>
+            </m:den>
+          </m:f>
+          <m:r>
+            <w:rPr>
+              <w:rFonts w:ascii="Cambria Math" w:hAnsi="Cambria Math"/>
+              <w:kern w:val="0"/>
+              <w:sz w:val="32"/>
+              <w:szCs w:val="28"/>
+              <w14:ligatures w14:val="none"/>
+            </w:rPr>
+            <m:t>=76 лк.</m:t>
+          </m:r>
+        </m:oMath>
+      </m:oMathPara>
+    </w:p>
+    <w:p>
+      <w:pPr>
+        <w:pStyle w:val="a8"/>
+        <w:jc w:val="center"/>
+        <w:rPr>
+          <w:i/>
+          <w:lang w:val="en-US"/>
+        </w:rPr>
+      </w:pPr>
+    </w:p>
+    <w:p>
+      <w:pPr>
+        <w:pStyle w:val="a8"/>
+        <w:ind w:firstLine="709"/>
+      </w:pPr>
+      <w:r>
+        <w:t xml:space="preserve">Таким образом, фактическая освещенность рабочего места составляет всего 76 </w:t>
+      </w:r>
+      <w:proofErr w:type="spellStart"/>
+      <w:r>
+        <w:t>лк</w:t>
+      </w:r>
+      <w:proofErr w:type="spellEnd"/>
+      <w:r>
+        <w:t xml:space="preserve">, что значительно ниже нормативного значения 750 </w:t>
+      </w:r>
+      <w:proofErr w:type="spellStart"/>
+      <w:r>
+        <w:t>лк</w:t>
+      </w:r>
+      <w:proofErr w:type="spellEnd"/>
+      <w:r>
+        <w:t xml:space="preserve">, установленного Приказом Минтруда России №817н от 21.11.2023 [1] для разряда зрительных работ </w:t>
+      </w:r>
+      <w:proofErr w:type="spellStart"/>
+      <w:r>
+        <w:t>III</w:t>
+      </w:r>
+      <w:proofErr w:type="gramStart"/>
+      <w:r>
+        <w:t>в</w:t>
+      </w:r>
+      <w:proofErr w:type="spellEnd"/>
+      <w:proofErr w:type="gramEnd"/>
+      <w:r>
+        <w:t>.</w:t>
+      </w:r>
+    </w:p>
+    <w:p>
+      <w:pPr>
+        <w:pStyle w:val="a8"/>
+        <w:ind w:firstLine="709"/>
+      </w:pPr>
+      <w:r>
+        <w:t>Недостаточная освещенность приводит к повышенной зрите</w:t>
+      </w:r>
       <w:bookmarkStart w:id="0" w:name="_GoBack"/>
       <w:bookmarkEnd w:id="0"/>
+      <w:r>
+        <w:t>льной утомляемости, снижению производительности и повышению вероятности ошибок при работе с программным кодом. По данному фактору условия труда относятся к вредному классу 3.1.</w:t>
+      </w:r>
     </w:p>
+    <w:p/>
     <w:sectPr>
       <w:pgSz w:w="11906" w:h="16838"/>
       <w:pgMar w:top="1134" w:right="850" w:bottom="1134" w:left="1701" w:header="708" w:footer="708" w:gutter="0"/>
@@ -83,6 +5933,793 @@
 <file path=word/numbering.xml><?xml version="1.0" encoding="utf-8"?>
 <w:numbering xmlns:wpc="http://schemas.microsoft.com/office/word/2010/wordprocessingCanvas" xmlns:mc="http://schemas.openxmlformats.org/markup-compatibility/2006" xmlns:o="urn:schemas-microsoft-com:office:office" xmlns:r="http://schemas.openxmlformats.org/officeDocument/2006/relationships" xmlns:m="http://schemas.openxmlformats.org/officeDocument/2006/math" xmlns:v="urn:schemas-microsoft-com:vml" xmlns:wp14="http://schemas.microsoft.com/office/word/2010/wordprocessingDrawing" xmlns:wp="http://schemas.openxmlformats.org/drawingml/2006/wordprocessingDrawing" xmlns:w10="urn:schemas-microsoft-com:office:word" xmlns:w="http://schemas.openxmlformats.org/wordprocessingml/2006/main" xmlns:w14="http://schemas.microsoft.com/office/word/2010/wordml" xmlns:wpg="http://schemas.microsoft.com/office/word/2010/wordprocessingGroup" xmlns:wpi="http://schemas.microsoft.com/office/word/2010/wordprocessingInk" xmlns:wne="http://schemas.microsoft.com/office/word/2006/wordml" xmlns:wps="http://schemas.microsoft.com/office/word/2010/wordprocessingShape" mc:Ignorable="w14 wp14">
   <w:abstractNum w:abstractNumId="0">
+    <w:nsid w:val="067271E4"/>
+    <w:multiLevelType w:val="multilevel"/>
+    <w:tmpl w:val="A6EC409C"/>
+    <w:lvl w:ilvl="0">
+      <w:start w:val="1"/>
+      <w:numFmt w:val="bullet"/>
+      <w:lvlText w:val=""/>
+      <w:lvlJc w:val="left"/>
+      <w:pPr>
+        <w:tabs>
+          <w:tab w:val="num" w:pos="720"/>
+        </w:tabs>
+        <w:ind w:left="720" w:hanging="360"/>
+      </w:pPr>
+      <w:rPr>
+        <w:rFonts w:ascii="Symbol" w:hAnsi="Symbol" w:hint="default"/>
+        <w:sz w:val="28"/>
+      </w:rPr>
+    </w:lvl>
+    <w:lvl w:ilvl="1" w:tentative="1">
+      <w:start w:val="1"/>
+      <w:numFmt w:val="bullet"/>
+      <w:lvlText w:val="o"/>
+      <w:lvlJc w:val="left"/>
+      <w:pPr>
+        <w:tabs>
+          <w:tab w:val="num" w:pos="1440"/>
+        </w:tabs>
+        <w:ind w:left="1440" w:hanging="360"/>
+      </w:pPr>
+      <w:rPr>
+        <w:rFonts w:ascii="Courier New" w:hAnsi="Courier New" w:hint="default"/>
+        <w:sz w:val="20"/>
+      </w:rPr>
+    </w:lvl>
+    <w:lvl w:ilvl="2" w:tentative="1">
+      <w:start w:val="1"/>
+      <w:numFmt w:val="bullet"/>
+      <w:lvlText w:val=""/>
+      <w:lvlJc w:val="left"/>
+      <w:pPr>
+        <w:tabs>
+          <w:tab w:val="num" w:pos="2160"/>
+        </w:tabs>
+        <w:ind w:left="2160" w:hanging="360"/>
+      </w:pPr>
+      <w:rPr>
+        <w:rFonts w:ascii="Wingdings" w:hAnsi="Wingdings" w:hint="default"/>
+        <w:sz w:val="20"/>
+      </w:rPr>
+    </w:lvl>
+    <w:lvl w:ilvl="3" w:tentative="1">
+      <w:start w:val="1"/>
+      <w:numFmt w:val="bullet"/>
+      <w:lvlText w:val=""/>
+      <w:lvlJc w:val="left"/>
+      <w:pPr>
+        <w:tabs>
+          <w:tab w:val="num" w:pos="2880"/>
+        </w:tabs>
+        <w:ind w:left="2880" w:hanging="360"/>
+      </w:pPr>
+      <w:rPr>
+        <w:rFonts w:ascii="Wingdings" w:hAnsi="Wingdings" w:hint="default"/>
+        <w:sz w:val="20"/>
+      </w:rPr>
+    </w:lvl>
+    <w:lvl w:ilvl="4" w:tentative="1">
+      <w:start w:val="1"/>
+      <w:numFmt w:val="bullet"/>
+      <w:lvlText w:val=""/>
+      <w:lvlJc w:val="left"/>
+      <w:pPr>
+        <w:tabs>
+          <w:tab w:val="num" w:pos="3600"/>
+        </w:tabs>
+        <w:ind w:left="3600" w:hanging="360"/>
+      </w:pPr>
+      <w:rPr>
+        <w:rFonts w:ascii="Wingdings" w:hAnsi="Wingdings" w:hint="default"/>
+        <w:sz w:val="20"/>
+      </w:rPr>
+    </w:lvl>
+    <w:lvl w:ilvl="5" w:tentative="1">
+      <w:start w:val="1"/>
+      <w:numFmt w:val="bullet"/>
+      <w:lvlText w:val=""/>
+      <w:lvlJc w:val="left"/>
+      <w:pPr>
+        <w:tabs>
+          <w:tab w:val="num" w:pos="4320"/>
+        </w:tabs>
+        <w:ind w:left="4320" w:hanging="360"/>
+      </w:pPr>
+      <w:rPr>
+        <w:rFonts w:ascii="Wingdings" w:hAnsi="Wingdings" w:hint="default"/>
+        <w:sz w:val="20"/>
+      </w:rPr>
+    </w:lvl>
+    <w:lvl w:ilvl="6" w:tentative="1">
+      <w:start w:val="1"/>
+      <w:numFmt w:val="bullet"/>
+      <w:lvlText w:val=""/>
+      <w:lvlJc w:val="left"/>
+      <w:pPr>
+        <w:tabs>
+          <w:tab w:val="num" w:pos="5040"/>
+        </w:tabs>
+        <w:ind w:left="5040" w:hanging="360"/>
+      </w:pPr>
+      <w:rPr>
+        <w:rFonts w:ascii="Wingdings" w:hAnsi="Wingdings" w:hint="default"/>
+        <w:sz w:val="20"/>
+      </w:rPr>
+    </w:lvl>
+    <w:lvl w:ilvl="7" w:tentative="1">
+      <w:start w:val="1"/>
+      <w:numFmt w:val="bullet"/>
+      <w:lvlText w:val=""/>
+      <w:lvlJc w:val="left"/>
+      <w:pPr>
+        <w:tabs>
+          <w:tab w:val="num" w:pos="5760"/>
+        </w:tabs>
+        <w:ind w:left="5760" w:hanging="360"/>
+      </w:pPr>
+      <w:rPr>
+        <w:rFonts w:ascii="Wingdings" w:hAnsi="Wingdings" w:hint="default"/>
+        <w:sz w:val="20"/>
+      </w:rPr>
+    </w:lvl>
+    <w:lvl w:ilvl="8" w:tentative="1">
+      <w:start w:val="1"/>
+      <w:numFmt w:val="bullet"/>
+      <w:lvlText w:val=""/>
+      <w:lvlJc w:val="left"/>
+      <w:pPr>
+        <w:tabs>
+          <w:tab w:val="num" w:pos="6480"/>
+        </w:tabs>
+        <w:ind w:left="6480" w:hanging="360"/>
+      </w:pPr>
+      <w:rPr>
+        <w:rFonts w:ascii="Wingdings" w:hAnsi="Wingdings" w:hint="default"/>
+        <w:sz w:val="20"/>
+      </w:rPr>
+    </w:lvl>
+  </w:abstractNum>
+  <w:abstractNum w:abstractNumId="1">
+    <w:nsid w:val="13735959"/>
+    <w:multiLevelType w:val="multilevel"/>
+    <w:tmpl w:val="EA5C743C"/>
+    <w:lvl w:ilvl="0">
+      <w:start w:val="1"/>
+      <w:numFmt w:val="bullet"/>
+      <w:lvlText w:val=""/>
+      <w:lvlJc w:val="left"/>
+      <w:pPr>
+        <w:tabs>
+          <w:tab w:val="num" w:pos="720"/>
+        </w:tabs>
+        <w:ind w:left="720" w:hanging="360"/>
+      </w:pPr>
+      <w:rPr>
+        <w:rFonts w:ascii="Symbol" w:hAnsi="Symbol" w:hint="default"/>
+        <w:sz w:val="20"/>
+      </w:rPr>
+    </w:lvl>
+    <w:lvl w:ilvl="1" w:tentative="1">
+      <w:start w:val="1"/>
+      <w:numFmt w:val="bullet"/>
+      <w:lvlText w:val="o"/>
+      <w:lvlJc w:val="left"/>
+      <w:pPr>
+        <w:tabs>
+          <w:tab w:val="num" w:pos="1440"/>
+        </w:tabs>
+        <w:ind w:left="1440" w:hanging="360"/>
+      </w:pPr>
+      <w:rPr>
+        <w:rFonts w:ascii="Courier New" w:hAnsi="Courier New" w:hint="default"/>
+        <w:sz w:val="20"/>
+      </w:rPr>
+    </w:lvl>
+    <w:lvl w:ilvl="2" w:tentative="1">
+      <w:start w:val="1"/>
+      <w:numFmt w:val="bullet"/>
+      <w:lvlText w:val=""/>
+      <w:lvlJc w:val="left"/>
+      <w:pPr>
+        <w:tabs>
+          <w:tab w:val="num" w:pos="2160"/>
+        </w:tabs>
+        <w:ind w:left="2160" w:hanging="360"/>
+      </w:pPr>
+      <w:rPr>
+        <w:rFonts w:ascii="Wingdings" w:hAnsi="Wingdings" w:hint="default"/>
+        <w:sz w:val="20"/>
+      </w:rPr>
+    </w:lvl>
+    <w:lvl w:ilvl="3" w:tentative="1">
+      <w:start w:val="1"/>
+      <w:numFmt w:val="bullet"/>
+      <w:lvlText w:val=""/>
+      <w:lvlJc w:val="left"/>
+      <w:pPr>
+        <w:tabs>
+          <w:tab w:val="num" w:pos="2880"/>
+        </w:tabs>
+        <w:ind w:left="2880" w:hanging="360"/>
+      </w:pPr>
+      <w:rPr>
+        <w:rFonts w:ascii="Wingdings" w:hAnsi="Wingdings" w:hint="default"/>
+        <w:sz w:val="20"/>
+      </w:rPr>
+    </w:lvl>
+    <w:lvl w:ilvl="4" w:tentative="1">
+      <w:start w:val="1"/>
+      <w:numFmt w:val="bullet"/>
+      <w:lvlText w:val=""/>
+      <w:lvlJc w:val="left"/>
+      <w:pPr>
+        <w:tabs>
+          <w:tab w:val="num" w:pos="3600"/>
+        </w:tabs>
+        <w:ind w:left="3600" w:hanging="360"/>
+      </w:pPr>
+      <w:rPr>
+        <w:rFonts w:ascii="Wingdings" w:hAnsi="Wingdings" w:hint="default"/>
+        <w:sz w:val="20"/>
+      </w:rPr>
+    </w:lvl>
+    <w:lvl w:ilvl="5" w:tentative="1">
+      <w:start w:val="1"/>
+      <w:numFmt w:val="bullet"/>
+      <w:lvlText w:val=""/>
+      <w:lvlJc w:val="left"/>
+      <w:pPr>
+        <w:tabs>
+          <w:tab w:val="num" w:pos="4320"/>
+        </w:tabs>
+        <w:ind w:left="4320" w:hanging="360"/>
+      </w:pPr>
+      <w:rPr>
+        <w:rFonts w:ascii="Wingdings" w:hAnsi="Wingdings" w:hint="default"/>
+        <w:sz w:val="20"/>
+      </w:rPr>
+    </w:lvl>
+    <w:lvl w:ilvl="6" w:tentative="1">
+      <w:start w:val="1"/>
+      <w:numFmt w:val="bullet"/>
+      <w:lvlText w:val=""/>
+      <w:lvlJc w:val="left"/>
+      <w:pPr>
+        <w:tabs>
+          <w:tab w:val="num" w:pos="5040"/>
+        </w:tabs>
+        <w:ind w:left="5040" w:hanging="360"/>
+      </w:pPr>
+      <w:rPr>
+        <w:rFonts w:ascii="Wingdings" w:hAnsi="Wingdings" w:hint="default"/>
+        <w:sz w:val="20"/>
+      </w:rPr>
+    </w:lvl>
+    <w:lvl w:ilvl="7" w:tentative="1">
+      <w:start w:val="1"/>
+      <w:numFmt w:val="bullet"/>
+      <w:lvlText w:val=""/>
+      <w:lvlJc w:val="left"/>
+      <w:pPr>
+        <w:tabs>
+          <w:tab w:val="num" w:pos="5760"/>
+        </w:tabs>
+        <w:ind w:left="5760" w:hanging="360"/>
+      </w:pPr>
+      <w:rPr>
+        <w:rFonts w:ascii="Wingdings" w:hAnsi="Wingdings" w:hint="default"/>
+        <w:sz w:val="20"/>
+      </w:rPr>
+    </w:lvl>
+    <w:lvl w:ilvl="8" w:tentative="1">
+      <w:start w:val="1"/>
+      <w:numFmt w:val="bullet"/>
+      <w:lvlText w:val=""/>
+      <w:lvlJc w:val="left"/>
+      <w:pPr>
+        <w:tabs>
+          <w:tab w:val="num" w:pos="6480"/>
+        </w:tabs>
+        <w:ind w:left="6480" w:hanging="360"/>
+      </w:pPr>
+      <w:rPr>
+        <w:rFonts w:ascii="Wingdings" w:hAnsi="Wingdings" w:hint="default"/>
+        <w:sz w:val="20"/>
+      </w:rPr>
+    </w:lvl>
+  </w:abstractNum>
+  <w:abstractNum w:abstractNumId="2">
+    <w:nsid w:val="138A418A"/>
+    <w:multiLevelType w:val="hybridMultilevel"/>
+    <w:tmpl w:val="0DE0BD3A"/>
+    <w:lvl w:ilvl="0" w:tplc="7982D588">
+      <w:start w:val="1"/>
+      <w:numFmt w:val="bullet"/>
+      <w:lvlText w:val=""/>
+      <w:lvlJc w:val="left"/>
+      <w:pPr>
+        <w:ind w:left="720" w:hanging="360"/>
+      </w:pPr>
+      <w:rPr>
+        <w:rFonts w:ascii="Symbol" w:hAnsi="Symbol" w:hint="default"/>
+        <w:sz w:val="28"/>
+      </w:rPr>
+    </w:lvl>
+    <w:lvl w:ilvl="1" w:tplc="04190003" w:tentative="1">
+      <w:start w:val="1"/>
+      <w:numFmt w:val="bullet"/>
+      <w:lvlText w:val="o"/>
+      <w:lvlJc w:val="left"/>
+      <w:pPr>
+        <w:ind w:left="1440" w:hanging="360"/>
+      </w:pPr>
+      <w:rPr>
+        <w:rFonts w:ascii="Courier New" w:hAnsi="Courier New" w:cs="Courier New" w:hint="default"/>
+      </w:rPr>
+    </w:lvl>
+    <w:lvl w:ilvl="2" w:tplc="04190005" w:tentative="1">
+      <w:start w:val="1"/>
+      <w:numFmt w:val="bullet"/>
+      <w:lvlText w:val=""/>
+      <w:lvlJc w:val="left"/>
+      <w:pPr>
+        <w:ind w:left="2160" w:hanging="360"/>
+      </w:pPr>
+      <w:rPr>
+        <w:rFonts w:ascii="Wingdings" w:hAnsi="Wingdings" w:hint="default"/>
+      </w:rPr>
+    </w:lvl>
+    <w:lvl w:ilvl="3" w:tplc="04190001" w:tentative="1">
+      <w:start w:val="1"/>
+      <w:numFmt w:val="bullet"/>
+      <w:lvlText w:val=""/>
+      <w:lvlJc w:val="left"/>
+      <w:pPr>
+        <w:ind w:left="2880" w:hanging="360"/>
+      </w:pPr>
+      <w:rPr>
+        <w:rFonts w:ascii="Symbol" w:hAnsi="Symbol" w:hint="default"/>
+      </w:rPr>
+    </w:lvl>
+    <w:lvl w:ilvl="4" w:tplc="04190003" w:tentative="1">
+      <w:start w:val="1"/>
+      <w:numFmt w:val="bullet"/>
+      <w:lvlText w:val="o"/>
+      <w:lvlJc w:val="left"/>
+      <w:pPr>
+        <w:ind w:left="3600" w:hanging="360"/>
+      </w:pPr>
+      <w:rPr>
+        <w:rFonts w:ascii="Courier New" w:hAnsi="Courier New" w:cs="Courier New" w:hint="default"/>
+      </w:rPr>
+    </w:lvl>
+    <w:lvl w:ilvl="5" w:tplc="04190005" w:tentative="1">
+      <w:start w:val="1"/>
+      <w:numFmt w:val="bullet"/>
+      <w:lvlText w:val=""/>
+      <w:lvlJc w:val="left"/>
+      <w:pPr>
+        <w:ind w:left="4320" w:hanging="360"/>
+      </w:pPr>
+      <w:rPr>
+        <w:rFonts w:ascii="Wingdings" w:hAnsi="Wingdings" w:hint="default"/>
+      </w:rPr>
+    </w:lvl>
+    <w:lvl w:ilvl="6" w:tplc="04190001" w:tentative="1">
+      <w:start w:val="1"/>
+      <w:numFmt w:val="bullet"/>
+      <w:lvlText w:val=""/>
+      <w:lvlJc w:val="left"/>
+      <w:pPr>
+        <w:ind w:left="5040" w:hanging="360"/>
+      </w:pPr>
+      <w:rPr>
+        <w:rFonts w:ascii="Symbol" w:hAnsi="Symbol" w:hint="default"/>
+      </w:rPr>
+    </w:lvl>
+    <w:lvl w:ilvl="7" w:tplc="04190003" w:tentative="1">
+      <w:start w:val="1"/>
+      <w:numFmt w:val="bullet"/>
+      <w:lvlText w:val="o"/>
+      <w:lvlJc w:val="left"/>
+      <w:pPr>
+        <w:ind w:left="5760" w:hanging="360"/>
+      </w:pPr>
+      <w:rPr>
+        <w:rFonts w:ascii="Courier New" w:hAnsi="Courier New" w:cs="Courier New" w:hint="default"/>
+      </w:rPr>
+    </w:lvl>
+    <w:lvl w:ilvl="8" w:tplc="04190005" w:tentative="1">
+      <w:start w:val="1"/>
+      <w:numFmt w:val="bullet"/>
+      <w:lvlText w:val=""/>
+      <w:lvlJc w:val="left"/>
+      <w:pPr>
+        <w:ind w:left="6480" w:hanging="360"/>
+      </w:pPr>
+      <w:rPr>
+        <w:rFonts w:ascii="Wingdings" w:hAnsi="Wingdings" w:hint="default"/>
+      </w:rPr>
+    </w:lvl>
+  </w:abstractNum>
+  <w:abstractNum w:abstractNumId="3">
+    <w:nsid w:val="20CE2A03"/>
+    <w:multiLevelType w:val="hybridMultilevel"/>
+    <w:tmpl w:val="D676F44A"/>
+    <w:lvl w:ilvl="0" w:tplc="04190001">
+      <w:start w:val="2"/>
+      <w:numFmt w:val="bullet"/>
+      <w:lvlText w:val=""/>
+      <w:lvlJc w:val="left"/>
+      <w:pPr>
+        <w:ind w:left="720" w:hanging="360"/>
+      </w:pPr>
+      <w:rPr>
+        <w:rFonts w:ascii="Symbol" w:eastAsia="Times New Roman" w:hAnsi="Symbol" w:cs="Times New Roman" w:hint="default"/>
+      </w:rPr>
+    </w:lvl>
+    <w:lvl w:ilvl="1" w:tplc="04190003" w:tentative="1">
+      <w:start w:val="1"/>
+      <w:numFmt w:val="bullet"/>
+      <w:lvlText w:val="o"/>
+      <w:lvlJc w:val="left"/>
+      <w:pPr>
+        <w:ind w:left="1440" w:hanging="360"/>
+      </w:pPr>
+      <w:rPr>
+        <w:rFonts w:ascii="Courier New" w:hAnsi="Courier New" w:cs="Courier New" w:hint="default"/>
+      </w:rPr>
+    </w:lvl>
+    <w:lvl w:ilvl="2" w:tplc="04190005" w:tentative="1">
+      <w:start w:val="1"/>
+      <w:numFmt w:val="bullet"/>
+      <w:lvlText w:val=""/>
+      <w:lvlJc w:val="left"/>
+      <w:pPr>
+        <w:ind w:left="2160" w:hanging="360"/>
+      </w:pPr>
+      <w:rPr>
+        <w:rFonts w:ascii="Wingdings" w:hAnsi="Wingdings" w:hint="default"/>
+      </w:rPr>
+    </w:lvl>
+    <w:lvl w:ilvl="3" w:tplc="04190001" w:tentative="1">
+      <w:start w:val="1"/>
+      <w:numFmt w:val="bullet"/>
+      <w:lvlText w:val=""/>
+      <w:lvlJc w:val="left"/>
+      <w:pPr>
+        <w:ind w:left="2880" w:hanging="360"/>
+      </w:pPr>
+      <w:rPr>
+        <w:rFonts w:ascii="Symbol" w:hAnsi="Symbol" w:hint="default"/>
+      </w:rPr>
+    </w:lvl>
+    <w:lvl w:ilvl="4" w:tplc="04190003" w:tentative="1">
+      <w:start w:val="1"/>
+      <w:numFmt w:val="bullet"/>
+      <w:lvlText w:val="o"/>
+      <w:lvlJc w:val="left"/>
+      <w:pPr>
+        <w:ind w:left="3600" w:hanging="360"/>
+      </w:pPr>
+      <w:rPr>
+        <w:rFonts w:ascii="Courier New" w:hAnsi="Courier New" w:cs="Courier New" w:hint="default"/>
+      </w:rPr>
+    </w:lvl>
+    <w:lvl w:ilvl="5" w:tplc="04190005" w:tentative="1">
+      <w:start w:val="1"/>
+      <w:numFmt w:val="bullet"/>
+      <w:lvlText w:val=""/>
+      <w:lvlJc w:val="left"/>
+      <w:pPr>
+        <w:ind w:left="4320" w:hanging="360"/>
+      </w:pPr>
+      <w:rPr>
+        <w:rFonts w:ascii="Wingdings" w:hAnsi="Wingdings" w:hint="default"/>
+      </w:rPr>
+    </w:lvl>
+    <w:lvl w:ilvl="6" w:tplc="04190001" w:tentative="1">
+      <w:start w:val="1"/>
+      <w:numFmt w:val="bullet"/>
+      <w:lvlText w:val=""/>
+      <w:lvlJc w:val="left"/>
+      <w:pPr>
+        <w:ind w:left="5040" w:hanging="360"/>
+      </w:pPr>
+      <w:rPr>
+        <w:rFonts w:ascii="Symbol" w:hAnsi="Symbol" w:hint="default"/>
+      </w:rPr>
+    </w:lvl>
+    <w:lvl w:ilvl="7" w:tplc="04190003" w:tentative="1">
+      <w:start w:val="1"/>
+      <w:numFmt w:val="bullet"/>
+      <w:lvlText w:val="o"/>
+      <w:lvlJc w:val="left"/>
+      <w:pPr>
+        <w:ind w:left="5760" w:hanging="360"/>
+      </w:pPr>
+      <w:rPr>
+        <w:rFonts w:ascii="Courier New" w:hAnsi="Courier New" w:cs="Courier New" w:hint="default"/>
+      </w:rPr>
+    </w:lvl>
+    <w:lvl w:ilvl="8" w:tplc="04190005" w:tentative="1">
+      <w:start w:val="1"/>
+      <w:numFmt w:val="bullet"/>
+      <w:lvlText w:val=""/>
+      <w:lvlJc w:val="left"/>
+      <w:pPr>
+        <w:ind w:left="6480" w:hanging="360"/>
+      </w:pPr>
+      <w:rPr>
+        <w:rFonts w:ascii="Wingdings" w:hAnsi="Wingdings" w:hint="default"/>
+      </w:rPr>
+    </w:lvl>
+  </w:abstractNum>
+  <w:abstractNum w:abstractNumId="4">
+    <w:nsid w:val="21B00B2F"/>
+    <w:multiLevelType w:val="multilevel"/>
+    <w:tmpl w:val="54000EAE"/>
+    <w:lvl w:ilvl="0">
+      <w:start w:val="1"/>
+      <w:numFmt w:val="bullet"/>
+      <w:lvlText w:val=""/>
+      <w:lvlJc w:val="left"/>
+      <w:pPr>
+        <w:tabs>
+          <w:tab w:val="num" w:pos="720"/>
+        </w:tabs>
+        <w:ind w:left="720" w:hanging="360"/>
+      </w:pPr>
+      <w:rPr>
+        <w:rFonts w:ascii="Symbol" w:hAnsi="Symbol" w:hint="default"/>
+        <w:sz w:val="20"/>
+      </w:rPr>
+    </w:lvl>
+    <w:lvl w:ilvl="1" w:tentative="1">
+      <w:start w:val="1"/>
+      <w:numFmt w:val="bullet"/>
+      <w:lvlText w:val="o"/>
+      <w:lvlJc w:val="left"/>
+      <w:pPr>
+        <w:tabs>
+          <w:tab w:val="num" w:pos="1440"/>
+        </w:tabs>
+        <w:ind w:left="1440" w:hanging="360"/>
+      </w:pPr>
+      <w:rPr>
+        <w:rFonts w:ascii="Courier New" w:hAnsi="Courier New" w:hint="default"/>
+        <w:sz w:val="20"/>
+      </w:rPr>
+    </w:lvl>
+    <w:lvl w:ilvl="2" w:tentative="1">
+      <w:start w:val="1"/>
+      <w:numFmt w:val="bullet"/>
+      <w:lvlText w:val=""/>
+      <w:lvlJc w:val="left"/>
+      <w:pPr>
+        <w:tabs>
+          <w:tab w:val="num" w:pos="2160"/>
+        </w:tabs>
+        <w:ind w:left="2160" w:hanging="360"/>
+      </w:pPr>
+      <w:rPr>
+        <w:rFonts w:ascii="Wingdings" w:hAnsi="Wingdings" w:hint="default"/>
+        <w:sz w:val="20"/>
+      </w:rPr>
+    </w:lvl>
+    <w:lvl w:ilvl="3" w:tentative="1">
+      <w:start w:val="1"/>
+      <w:numFmt w:val="bullet"/>
+      <w:lvlText w:val=""/>
+      <w:lvlJc w:val="left"/>
+      <w:pPr>
+        <w:tabs>
+          <w:tab w:val="num" w:pos="2880"/>
+        </w:tabs>
+        <w:ind w:left="2880" w:hanging="360"/>
+      </w:pPr>
+      <w:rPr>
+        <w:rFonts w:ascii="Wingdings" w:hAnsi="Wingdings" w:hint="default"/>
+        <w:sz w:val="20"/>
+      </w:rPr>
+    </w:lvl>
+    <w:lvl w:ilvl="4" w:tentative="1">
+      <w:start w:val="1"/>
+      <w:numFmt w:val="bullet"/>
+      <w:lvlText w:val=""/>
+      <w:lvlJc w:val="left"/>
+      <w:pPr>
+        <w:tabs>
+          <w:tab w:val="num" w:pos="3600"/>
+        </w:tabs>
+        <w:ind w:left="3600" w:hanging="360"/>
+      </w:pPr>
+      <w:rPr>
+        <w:rFonts w:ascii="Wingdings" w:hAnsi="Wingdings" w:hint="default"/>
+        <w:sz w:val="20"/>
+      </w:rPr>
+    </w:lvl>
+    <w:lvl w:ilvl="5" w:tentative="1">
+      <w:start w:val="1"/>
+      <w:numFmt w:val="bullet"/>
+      <w:lvlText w:val=""/>
+      <w:lvlJc w:val="left"/>
+      <w:pPr>
+        <w:tabs>
+          <w:tab w:val="num" w:pos="4320"/>
+        </w:tabs>
+        <w:ind w:left="4320" w:hanging="360"/>
+      </w:pPr>
+      <w:rPr>
+        <w:rFonts w:ascii="Wingdings" w:hAnsi="Wingdings" w:hint="default"/>
+        <w:sz w:val="20"/>
+      </w:rPr>
+    </w:lvl>
+    <w:lvl w:ilvl="6" w:tentative="1">
+      <w:start w:val="1"/>
+      <w:numFmt w:val="bullet"/>
+      <w:lvlText w:val=""/>
+      <w:lvlJc w:val="left"/>
+      <w:pPr>
+        <w:tabs>
+          <w:tab w:val="num" w:pos="5040"/>
+        </w:tabs>
+        <w:ind w:left="5040" w:hanging="360"/>
+      </w:pPr>
+      <w:rPr>
+        <w:rFonts w:ascii="Wingdings" w:hAnsi="Wingdings" w:hint="default"/>
+        <w:sz w:val="20"/>
+      </w:rPr>
+    </w:lvl>
+    <w:lvl w:ilvl="7" w:tentative="1">
+      <w:start w:val="1"/>
+      <w:numFmt w:val="bullet"/>
+      <w:lvlText w:val=""/>
+      <w:lvlJc w:val="left"/>
+      <w:pPr>
+        <w:tabs>
+          <w:tab w:val="num" w:pos="5760"/>
+        </w:tabs>
+        <w:ind w:left="5760" w:hanging="360"/>
+      </w:pPr>
+      <w:rPr>
+        <w:rFonts w:ascii="Wingdings" w:hAnsi="Wingdings" w:hint="default"/>
+        <w:sz w:val="20"/>
+      </w:rPr>
+    </w:lvl>
+    <w:lvl w:ilvl="8" w:tentative="1">
+      <w:start w:val="1"/>
+      <w:numFmt w:val="bullet"/>
+      <w:lvlText w:val=""/>
+      <w:lvlJc w:val="left"/>
+      <w:pPr>
+        <w:tabs>
+          <w:tab w:val="num" w:pos="6480"/>
+        </w:tabs>
+        <w:ind w:left="6480" w:hanging="360"/>
+      </w:pPr>
+      <w:rPr>
+        <w:rFonts w:ascii="Wingdings" w:hAnsi="Wingdings" w:hint="default"/>
+        <w:sz w:val="20"/>
+      </w:rPr>
+    </w:lvl>
+  </w:abstractNum>
+  <w:abstractNum w:abstractNumId="5">
+    <w:nsid w:val="3463757F"/>
+    <w:multiLevelType w:val="hybridMultilevel"/>
+    <w:tmpl w:val="B12A4972"/>
+    <w:lvl w:ilvl="0" w:tplc="04190001">
+      <w:start w:val="1"/>
+      <w:numFmt w:val="bullet"/>
+      <w:lvlText w:val=""/>
+      <w:lvlJc w:val="left"/>
+      <w:pPr>
+        <w:ind w:left="720" w:hanging="360"/>
+      </w:pPr>
+      <w:rPr>
+        <w:rFonts w:ascii="Symbol" w:hAnsi="Symbol" w:hint="default"/>
+      </w:rPr>
+    </w:lvl>
+    <w:lvl w:ilvl="1" w:tplc="04190003" w:tentative="1">
+      <w:start w:val="1"/>
+      <w:numFmt w:val="bullet"/>
+      <w:lvlText w:val="o"/>
+      <w:lvlJc w:val="left"/>
+      <w:pPr>
+        <w:ind w:left="1440" w:hanging="360"/>
+      </w:pPr>
+      <w:rPr>
+        <w:rFonts w:ascii="Courier New" w:hAnsi="Courier New" w:cs="Courier New" w:hint="default"/>
+      </w:rPr>
+    </w:lvl>
+    <w:lvl w:ilvl="2" w:tplc="04190005" w:tentative="1">
+      <w:start w:val="1"/>
+      <w:numFmt w:val="bullet"/>
+      <w:lvlText w:val=""/>
+      <w:lvlJc w:val="left"/>
+      <w:pPr>
+        <w:ind w:left="2160" w:hanging="360"/>
+      </w:pPr>
+      <w:rPr>
+        <w:rFonts w:ascii="Wingdings" w:hAnsi="Wingdings" w:hint="default"/>
+      </w:rPr>
+    </w:lvl>
+    <w:lvl w:ilvl="3" w:tplc="04190001" w:tentative="1">
+      <w:start w:val="1"/>
+      <w:numFmt w:val="bullet"/>
+      <w:lvlText w:val=""/>
+      <w:lvlJc w:val="left"/>
+      <w:pPr>
+        <w:ind w:left="2880" w:hanging="360"/>
+      </w:pPr>
+      <w:rPr>
+        <w:rFonts w:ascii="Symbol" w:hAnsi="Symbol" w:hint="default"/>
+      </w:rPr>
+    </w:lvl>
+    <w:lvl w:ilvl="4" w:tplc="04190003" w:tentative="1">
+      <w:start w:val="1"/>
+      <w:numFmt w:val="bullet"/>
+      <w:lvlText w:val="o"/>
+      <w:lvlJc w:val="left"/>
+      <w:pPr>
+        <w:ind w:left="3600" w:hanging="360"/>
+      </w:pPr>
+      <w:rPr>
+        <w:rFonts w:ascii="Courier New" w:hAnsi="Courier New" w:cs="Courier New" w:hint="default"/>
+      </w:rPr>
+    </w:lvl>
+    <w:lvl w:ilvl="5" w:tplc="04190005" w:tentative="1">
+      <w:start w:val="1"/>
+      <w:numFmt w:val="bullet"/>
+      <w:lvlText w:val=""/>
+      <w:lvlJc w:val="left"/>
+      <w:pPr>
+        <w:ind w:left="4320" w:hanging="360"/>
+      </w:pPr>
+      <w:rPr>
+        <w:rFonts w:ascii="Wingdings" w:hAnsi="Wingdings" w:hint="default"/>
+      </w:rPr>
+    </w:lvl>
+    <w:lvl w:ilvl="6" w:tplc="04190001" w:tentative="1">
+      <w:start w:val="1"/>
+      <w:numFmt w:val="bullet"/>
+      <w:lvlText w:val=""/>
+      <w:lvlJc w:val="left"/>
+      <w:pPr>
+        <w:ind w:left="5040" w:hanging="360"/>
+      </w:pPr>
+      <w:rPr>
+        <w:rFonts w:ascii="Symbol" w:hAnsi="Symbol" w:hint="default"/>
+      </w:rPr>
+    </w:lvl>
+    <w:lvl w:ilvl="7" w:tplc="04190003" w:tentative="1">
+      <w:start w:val="1"/>
+      <w:numFmt w:val="bullet"/>
+      <w:lvlText w:val="o"/>
+      <w:lvlJc w:val="left"/>
+      <w:pPr>
+        <w:ind w:left="5760" w:hanging="360"/>
+      </w:pPr>
+      <w:rPr>
+        <w:rFonts w:ascii="Courier New" w:hAnsi="Courier New" w:cs="Courier New" w:hint="default"/>
+      </w:rPr>
+    </w:lvl>
+    <w:lvl w:ilvl="8" w:tplc="04190005" w:tentative="1">
+      <w:start w:val="1"/>
+      <w:numFmt w:val="bullet"/>
+      <w:lvlText w:val=""/>
+      <w:lvlJc w:val="left"/>
+      <w:pPr>
+        <w:ind w:left="6480" w:hanging="360"/>
+      </w:pPr>
+      <w:rPr>
+        <w:rFonts w:ascii="Wingdings" w:hAnsi="Wingdings" w:hint="default"/>
+      </w:rPr>
+    </w:lvl>
+  </w:abstractNum>
+  <w:abstractNum w:abstractNumId="6">
     <w:nsid w:val="40F947FE"/>
     <w:multiLevelType w:val="hybridMultilevel"/>
     <w:tmpl w:val="281C1236"/>
@@ -168,7 +6805,705 @@
       </w:pPr>
     </w:lvl>
   </w:abstractNum>
-  <w:abstractNum w:abstractNumId="1">
+  <w:abstractNum w:abstractNumId="7">
+    <w:nsid w:val="4ED76026"/>
+    <w:multiLevelType w:val="hybridMultilevel"/>
+    <w:tmpl w:val="CEBA3220"/>
+    <w:lvl w:ilvl="0" w:tplc="0419000F">
+      <w:start w:val="1"/>
+      <w:numFmt w:val="decimal"/>
+      <w:lvlText w:val="%1."/>
+      <w:lvlJc w:val="left"/>
+      <w:pPr>
+        <w:ind w:left="1429" w:hanging="360"/>
+      </w:pPr>
+    </w:lvl>
+    <w:lvl w:ilvl="1" w:tplc="04190019" w:tentative="1">
+      <w:start w:val="1"/>
+      <w:numFmt w:val="lowerLetter"/>
+      <w:lvlText w:val="%2."/>
+      <w:lvlJc w:val="left"/>
+      <w:pPr>
+        <w:ind w:left="2149" w:hanging="360"/>
+      </w:pPr>
+    </w:lvl>
+    <w:lvl w:ilvl="2" w:tplc="0419001B" w:tentative="1">
+      <w:start w:val="1"/>
+      <w:numFmt w:val="lowerRoman"/>
+      <w:lvlText w:val="%3."/>
+      <w:lvlJc w:val="right"/>
+      <w:pPr>
+        <w:ind w:left="2869" w:hanging="180"/>
+      </w:pPr>
+    </w:lvl>
+    <w:lvl w:ilvl="3" w:tplc="0419000F" w:tentative="1">
+      <w:start w:val="1"/>
+      <w:numFmt w:val="decimal"/>
+      <w:lvlText w:val="%4."/>
+      <w:lvlJc w:val="left"/>
+      <w:pPr>
+        <w:ind w:left="3589" w:hanging="360"/>
+      </w:pPr>
+    </w:lvl>
+    <w:lvl w:ilvl="4" w:tplc="04190019" w:tentative="1">
+      <w:start w:val="1"/>
+      <w:numFmt w:val="lowerLetter"/>
+      <w:lvlText w:val="%5."/>
+      <w:lvlJc w:val="left"/>
+      <w:pPr>
+        <w:ind w:left="4309" w:hanging="360"/>
+      </w:pPr>
+    </w:lvl>
+    <w:lvl w:ilvl="5" w:tplc="0419001B" w:tentative="1">
+      <w:start w:val="1"/>
+      <w:numFmt w:val="lowerRoman"/>
+      <w:lvlText w:val="%6."/>
+      <w:lvlJc w:val="right"/>
+      <w:pPr>
+        <w:ind w:left="5029" w:hanging="180"/>
+      </w:pPr>
+    </w:lvl>
+    <w:lvl w:ilvl="6" w:tplc="0419000F" w:tentative="1">
+      <w:start w:val="1"/>
+      <w:numFmt w:val="decimal"/>
+      <w:lvlText w:val="%7."/>
+      <w:lvlJc w:val="left"/>
+      <w:pPr>
+        <w:ind w:left="5749" w:hanging="360"/>
+      </w:pPr>
+    </w:lvl>
+    <w:lvl w:ilvl="7" w:tplc="04190019" w:tentative="1">
+      <w:start w:val="1"/>
+      <w:numFmt w:val="lowerLetter"/>
+      <w:lvlText w:val="%8."/>
+      <w:lvlJc w:val="left"/>
+      <w:pPr>
+        <w:ind w:left="6469" w:hanging="360"/>
+      </w:pPr>
+    </w:lvl>
+    <w:lvl w:ilvl="8" w:tplc="0419001B" w:tentative="1">
+      <w:start w:val="1"/>
+      <w:numFmt w:val="lowerRoman"/>
+      <w:lvlText w:val="%9."/>
+      <w:lvlJc w:val="right"/>
+      <w:pPr>
+        <w:ind w:left="7189" w:hanging="180"/>
+      </w:pPr>
+    </w:lvl>
+  </w:abstractNum>
+  <w:abstractNum w:abstractNumId="8">
+    <w:nsid w:val="51B978C6"/>
+    <w:multiLevelType w:val="hybridMultilevel"/>
+    <w:tmpl w:val="10C4A11C"/>
+    <w:lvl w:ilvl="0" w:tplc="7982D588">
+      <w:start w:val="1"/>
+      <w:numFmt w:val="bullet"/>
+      <w:lvlText w:val=""/>
+      <w:lvlJc w:val="left"/>
+      <w:pPr>
+        <w:ind w:left="720" w:hanging="360"/>
+      </w:pPr>
+      <w:rPr>
+        <w:rFonts w:ascii="Symbol" w:hAnsi="Symbol" w:hint="default"/>
+        <w:sz w:val="28"/>
+      </w:rPr>
+    </w:lvl>
+    <w:lvl w:ilvl="1" w:tplc="04190003" w:tentative="1">
+      <w:start w:val="1"/>
+      <w:numFmt w:val="bullet"/>
+      <w:lvlText w:val="o"/>
+      <w:lvlJc w:val="left"/>
+      <w:pPr>
+        <w:ind w:left="1440" w:hanging="360"/>
+      </w:pPr>
+      <w:rPr>
+        <w:rFonts w:ascii="Courier New" w:hAnsi="Courier New" w:cs="Courier New" w:hint="default"/>
+      </w:rPr>
+    </w:lvl>
+    <w:lvl w:ilvl="2" w:tplc="04190005" w:tentative="1">
+      <w:start w:val="1"/>
+      <w:numFmt w:val="bullet"/>
+      <w:lvlText w:val=""/>
+      <w:lvlJc w:val="left"/>
+      <w:pPr>
+        <w:ind w:left="2160" w:hanging="360"/>
+      </w:pPr>
+      <w:rPr>
+        <w:rFonts w:ascii="Wingdings" w:hAnsi="Wingdings" w:hint="default"/>
+      </w:rPr>
+    </w:lvl>
+    <w:lvl w:ilvl="3" w:tplc="04190001" w:tentative="1">
+      <w:start w:val="1"/>
+      <w:numFmt w:val="bullet"/>
+      <w:lvlText w:val=""/>
+      <w:lvlJc w:val="left"/>
+      <w:pPr>
+        <w:ind w:left="2880" w:hanging="360"/>
+      </w:pPr>
+      <w:rPr>
+        <w:rFonts w:ascii="Symbol" w:hAnsi="Symbol" w:hint="default"/>
+      </w:rPr>
+    </w:lvl>
+    <w:lvl w:ilvl="4" w:tplc="04190003" w:tentative="1">
+      <w:start w:val="1"/>
+      <w:numFmt w:val="bullet"/>
+      <w:lvlText w:val="o"/>
+      <w:lvlJc w:val="left"/>
+      <w:pPr>
+        <w:ind w:left="3600" w:hanging="360"/>
+      </w:pPr>
+      <w:rPr>
+        <w:rFonts w:ascii="Courier New" w:hAnsi="Courier New" w:cs="Courier New" w:hint="default"/>
+      </w:rPr>
+    </w:lvl>
+    <w:lvl w:ilvl="5" w:tplc="04190005" w:tentative="1">
+      <w:start w:val="1"/>
+      <w:numFmt w:val="bullet"/>
+      <w:lvlText w:val=""/>
+      <w:lvlJc w:val="left"/>
+      <w:pPr>
+        <w:ind w:left="4320" w:hanging="360"/>
+      </w:pPr>
+      <w:rPr>
+        <w:rFonts w:ascii="Wingdings" w:hAnsi="Wingdings" w:hint="default"/>
+      </w:rPr>
+    </w:lvl>
+    <w:lvl w:ilvl="6" w:tplc="04190001" w:tentative="1">
+      <w:start w:val="1"/>
+      <w:numFmt w:val="bullet"/>
+      <w:lvlText w:val=""/>
+      <w:lvlJc w:val="left"/>
+      <w:pPr>
+        <w:ind w:left="5040" w:hanging="360"/>
+      </w:pPr>
+      <w:rPr>
+        <w:rFonts w:ascii="Symbol" w:hAnsi="Symbol" w:hint="default"/>
+      </w:rPr>
+    </w:lvl>
+    <w:lvl w:ilvl="7" w:tplc="04190003" w:tentative="1">
+      <w:start w:val="1"/>
+      <w:numFmt w:val="bullet"/>
+      <w:lvlText w:val="o"/>
+      <w:lvlJc w:val="left"/>
+      <w:pPr>
+        <w:ind w:left="5760" w:hanging="360"/>
+      </w:pPr>
+      <w:rPr>
+        <w:rFonts w:ascii="Courier New" w:hAnsi="Courier New" w:cs="Courier New" w:hint="default"/>
+      </w:rPr>
+    </w:lvl>
+    <w:lvl w:ilvl="8" w:tplc="04190005" w:tentative="1">
+      <w:start w:val="1"/>
+      <w:numFmt w:val="bullet"/>
+      <w:lvlText w:val=""/>
+      <w:lvlJc w:val="left"/>
+      <w:pPr>
+        <w:ind w:left="6480" w:hanging="360"/>
+      </w:pPr>
+      <w:rPr>
+        <w:rFonts w:ascii="Wingdings" w:hAnsi="Wingdings" w:hint="default"/>
+      </w:rPr>
+    </w:lvl>
+  </w:abstractNum>
+  <w:abstractNum w:abstractNumId="9">
+    <w:nsid w:val="554D3EFC"/>
+    <w:multiLevelType w:val="hybridMultilevel"/>
+    <w:tmpl w:val="F4E0BB60"/>
+    <w:lvl w:ilvl="0" w:tplc="0419000F">
+      <w:start w:val="1"/>
+      <w:numFmt w:val="decimal"/>
+      <w:lvlText w:val="%1."/>
+      <w:lvlJc w:val="left"/>
+      <w:pPr>
+        <w:ind w:left="1429" w:hanging="360"/>
+      </w:pPr>
+    </w:lvl>
+    <w:lvl w:ilvl="1" w:tplc="04190019" w:tentative="1">
+      <w:start w:val="1"/>
+      <w:numFmt w:val="lowerLetter"/>
+      <w:lvlText w:val="%2."/>
+      <w:lvlJc w:val="left"/>
+      <w:pPr>
+        <w:ind w:left="2149" w:hanging="360"/>
+      </w:pPr>
+    </w:lvl>
+    <w:lvl w:ilvl="2" w:tplc="0419001B" w:tentative="1">
+      <w:start w:val="1"/>
+      <w:numFmt w:val="lowerRoman"/>
+      <w:lvlText w:val="%3."/>
+      <w:lvlJc w:val="right"/>
+      <w:pPr>
+        <w:ind w:left="2869" w:hanging="180"/>
+      </w:pPr>
+    </w:lvl>
+    <w:lvl w:ilvl="3" w:tplc="0419000F" w:tentative="1">
+      <w:start w:val="1"/>
+      <w:numFmt w:val="decimal"/>
+      <w:lvlText w:val="%4."/>
+      <w:lvlJc w:val="left"/>
+      <w:pPr>
+        <w:ind w:left="3589" w:hanging="360"/>
+      </w:pPr>
+    </w:lvl>
+    <w:lvl w:ilvl="4" w:tplc="04190019" w:tentative="1">
+      <w:start w:val="1"/>
+      <w:numFmt w:val="lowerLetter"/>
+      <w:lvlText w:val="%5."/>
+      <w:lvlJc w:val="left"/>
+      <w:pPr>
+        <w:ind w:left="4309" w:hanging="360"/>
+      </w:pPr>
+    </w:lvl>
+    <w:lvl w:ilvl="5" w:tplc="0419001B" w:tentative="1">
+      <w:start w:val="1"/>
+      <w:numFmt w:val="lowerRoman"/>
+      <w:lvlText w:val="%6."/>
+      <w:lvlJc w:val="right"/>
+      <w:pPr>
+        <w:ind w:left="5029" w:hanging="180"/>
+      </w:pPr>
+    </w:lvl>
+    <w:lvl w:ilvl="6" w:tplc="0419000F" w:tentative="1">
+      <w:start w:val="1"/>
+      <w:numFmt w:val="decimal"/>
+      <w:lvlText w:val="%7."/>
+      <w:lvlJc w:val="left"/>
+      <w:pPr>
+        <w:ind w:left="5749" w:hanging="360"/>
+      </w:pPr>
+    </w:lvl>
+    <w:lvl w:ilvl="7" w:tplc="04190019" w:tentative="1">
+      <w:start w:val="1"/>
+      <w:numFmt w:val="lowerLetter"/>
+      <w:lvlText w:val="%8."/>
+      <w:lvlJc w:val="left"/>
+      <w:pPr>
+        <w:ind w:left="6469" w:hanging="360"/>
+      </w:pPr>
+    </w:lvl>
+    <w:lvl w:ilvl="8" w:tplc="0419001B" w:tentative="1">
+      <w:start w:val="1"/>
+      <w:numFmt w:val="lowerRoman"/>
+      <w:lvlText w:val="%9."/>
+      <w:lvlJc w:val="right"/>
+      <w:pPr>
+        <w:ind w:left="7189" w:hanging="180"/>
+      </w:pPr>
+    </w:lvl>
+  </w:abstractNum>
+  <w:abstractNum w:abstractNumId="10">
+    <w:nsid w:val="5CD826EC"/>
+    <w:multiLevelType w:val="hybridMultilevel"/>
+    <w:tmpl w:val="E4AC3560"/>
+    <w:lvl w:ilvl="0" w:tplc="7982D588">
+      <w:start w:val="1"/>
+      <w:numFmt w:val="bullet"/>
+      <w:lvlText w:val=""/>
+      <w:lvlJc w:val="left"/>
+      <w:pPr>
+        <w:ind w:left="720" w:hanging="360"/>
+      </w:pPr>
+      <w:rPr>
+        <w:rFonts w:ascii="Symbol" w:hAnsi="Symbol" w:hint="default"/>
+        <w:sz w:val="28"/>
+      </w:rPr>
+    </w:lvl>
+    <w:lvl w:ilvl="1" w:tplc="04190003" w:tentative="1">
+      <w:start w:val="1"/>
+      <w:numFmt w:val="bullet"/>
+      <w:lvlText w:val="o"/>
+      <w:lvlJc w:val="left"/>
+      <w:pPr>
+        <w:ind w:left="1440" w:hanging="360"/>
+      </w:pPr>
+      <w:rPr>
+        <w:rFonts w:ascii="Courier New" w:hAnsi="Courier New" w:cs="Courier New" w:hint="default"/>
+      </w:rPr>
+    </w:lvl>
+    <w:lvl w:ilvl="2" w:tplc="04190005" w:tentative="1">
+      <w:start w:val="1"/>
+      <w:numFmt w:val="bullet"/>
+      <w:lvlText w:val=""/>
+      <w:lvlJc w:val="left"/>
+      <w:pPr>
+        <w:ind w:left="2160" w:hanging="360"/>
+      </w:pPr>
+      <w:rPr>
+        <w:rFonts w:ascii="Wingdings" w:hAnsi="Wingdings" w:hint="default"/>
+      </w:rPr>
+    </w:lvl>
+    <w:lvl w:ilvl="3" w:tplc="04190001" w:tentative="1">
+      <w:start w:val="1"/>
+      <w:numFmt w:val="bullet"/>
+      <w:lvlText w:val=""/>
+      <w:lvlJc w:val="left"/>
+      <w:pPr>
+        <w:ind w:left="2880" w:hanging="360"/>
+      </w:pPr>
+      <w:rPr>
+        <w:rFonts w:ascii="Symbol" w:hAnsi="Symbol" w:hint="default"/>
+      </w:rPr>
+    </w:lvl>
+    <w:lvl w:ilvl="4" w:tplc="04190003" w:tentative="1">
+      <w:start w:val="1"/>
+      <w:numFmt w:val="bullet"/>
+      <w:lvlText w:val="o"/>
+      <w:lvlJc w:val="left"/>
+      <w:pPr>
+        <w:ind w:left="3600" w:hanging="360"/>
+      </w:pPr>
+      <w:rPr>
+        <w:rFonts w:ascii="Courier New" w:hAnsi="Courier New" w:cs="Courier New" w:hint="default"/>
+      </w:rPr>
+    </w:lvl>
+    <w:lvl w:ilvl="5" w:tplc="04190005" w:tentative="1">
+      <w:start w:val="1"/>
+      <w:numFmt w:val="bullet"/>
+      <w:lvlText w:val=""/>
+      <w:lvlJc w:val="left"/>
+      <w:pPr>
+        <w:ind w:left="4320" w:hanging="360"/>
+      </w:pPr>
+      <w:rPr>
+        <w:rFonts w:ascii="Wingdings" w:hAnsi="Wingdings" w:hint="default"/>
+      </w:rPr>
+    </w:lvl>
+    <w:lvl w:ilvl="6" w:tplc="04190001" w:tentative="1">
+      <w:start w:val="1"/>
+      <w:numFmt w:val="bullet"/>
+      <w:lvlText w:val=""/>
+      <w:lvlJc w:val="left"/>
+      <w:pPr>
+        <w:ind w:left="5040" w:hanging="360"/>
+      </w:pPr>
+      <w:rPr>
+        <w:rFonts w:ascii="Symbol" w:hAnsi="Symbol" w:hint="default"/>
+      </w:rPr>
+    </w:lvl>
+    <w:lvl w:ilvl="7" w:tplc="04190003" w:tentative="1">
+      <w:start w:val="1"/>
+      <w:numFmt w:val="bullet"/>
+      <w:lvlText w:val="o"/>
+      <w:lvlJc w:val="left"/>
+      <w:pPr>
+        <w:ind w:left="5760" w:hanging="360"/>
+      </w:pPr>
+      <w:rPr>
+        <w:rFonts w:ascii="Courier New" w:hAnsi="Courier New" w:cs="Courier New" w:hint="default"/>
+      </w:rPr>
+    </w:lvl>
+    <w:lvl w:ilvl="8" w:tplc="04190005" w:tentative="1">
+      <w:start w:val="1"/>
+      <w:numFmt w:val="bullet"/>
+      <w:lvlText w:val=""/>
+      <w:lvlJc w:val="left"/>
+      <w:pPr>
+        <w:ind w:left="6480" w:hanging="360"/>
+      </w:pPr>
+      <w:rPr>
+        <w:rFonts w:ascii="Wingdings" w:hAnsi="Wingdings" w:hint="default"/>
+      </w:rPr>
+    </w:lvl>
+  </w:abstractNum>
+  <w:abstractNum w:abstractNumId="11">
+    <w:nsid w:val="5FF866AC"/>
+    <w:multiLevelType w:val="multilevel"/>
+    <w:tmpl w:val="5D9C8ECA"/>
+    <w:lvl w:ilvl="0">
+      <w:start w:val="1"/>
+      <w:numFmt w:val="bullet"/>
+      <w:lvlText w:val=""/>
+      <w:lvlJc w:val="left"/>
+      <w:pPr>
+        <w:tabs>
+          <w:tab w:val="num" w:pos="720"/>
+        </w:tabs>
+        <w:ind w:left="720" w:hanging="360"/>
+      </w:pPr>
+      <w:rPr>
+        <w:rFonts w:ascii="Symbol" w:hAnsi="Symbol" w:hint="default"/>
+        <w:sz w:val="28"/>
+      </w:rPr>
+    </w:lvl>
+    <w:lvl w:ilvl="1" w:tentative="1">
+      <w:start w:val="1"/>
+      <w:numFmt w:val="bullet"/>
+      <w:lvlText w:val="o"/>
+      <w:lvlJc w:val="left"/>
+      <w:pPr>
+        <w:tabs>
+          <w:tab w:val="num" w:pos="1440"/>
+        </w:tabs>
+        <w:ind w:left="1440" w:hanging="360"/>
+      </w:pPr>
+      <w:rPr>
+        <w:rFonts w:ascii="Courier New" w:hAnsi="Courier New" w:hint="default"/>
+        <w:sz w:val="20"/>
+      </w:rPr>
+    </w:lvl>
+    <w:lvl w:ilvl="2" w:tentative="1">
+      <w:start w:val="1"/>
+      <w:numFmt w:val="bullet"/>
+      <w:lvlText w:val=""/>
+      <w:lvlJc w:val="left"/>
+      <w:pPr>
+        <w:tabs>
+          <w:tab w:val="num" w:pos="2160"/>
+        </w:tabs>
+        <w:ind w:left="2160" w:hanging="360"/>
+      </w:pPr>
+      <w:rPr>
+        <w:rFonts w:ascii="Wingdings" w:hAnsi="Wingdings" w:hint="default"/>
+        <w:sz w:val="20"/>
+      </w:rPr>
+    </w:lvl>
+    <w:lvl w:ilvl="3" w:tentative="1">
+      <w:start w:val="1"/>
+      <w:numFmt w:val="bullet"/>
+      <w:lvlText w:val=""/>
+      <w:lvlJc w:val="left"/>
+      <w:pPr>
+        <w:tabs>
+          <w:tab w:val="num" w:pos="2880"/>
+        </w:tabs>
+        <w:ind w:left="2880" w:hanging="360"/>
+      </w:pPr>
+      <w:rPr>
+        <w:rFonts w:ascii="Wingdings" w:hAnsi="Wingdings" w:hint="default"/>
+        <w:sz w:val="20"/>
+      </w:rPr>
+    </w:lvl>
+    <w:lvl w:ilvl="4" w:tentative="1">
+      <w:start w:val="1"/>
+      <w:numFmt w:val="bullet"/>
+      <w:lvlText w:val=""/>
+      <w:lvlJc w:val="left"/>
+      <w:pPr>
+        <w:tabs>
+          <w:tab w:val="num" w:pos="3600"/>
+        </w:tabs>
+        <w:ind w:left="3600" w:hanging="360"/>
+      </w:pPr>
+      <w:rPr>
+        <w:rFonts w:ascii="Wingdings" w:hAnsi="Wingdings" w:hint="default"/>
+        <w:sz w:val="20"/>
+      </w:rPr>
+    </w:lvl>
+    <w:lvl w:ilvl="5" w:tentative="1">
+      <w:start w:val="1"/>
+      <w:numFmt w:val="bullet"/>
+      <w:lvlText w:val=""/>
+      <w:lvlJc w:val="left"/>
+      <w:pPr>
+        <w:tabs>
+          <w:tab w:val="num" w:pos="4320"/>
+        </w:tabs>
+        <w:ind w:left="4320" w:hanging="360"/>
+      </w:pPr>
+      <w:rPr>
+        <w:rFonts w:ascii="Wingdings" w:hAnsi="Wingdings" w:hint="default"/>
+        <w:sz w:val="20"/>
+      </w:rPr>
+    </w:lvl>
+    <w:lvl w:ilvl="6" w:tentative="1">
+      <w:start w:val="1"/>
+      <w:numFmt w:val="bullet"/>
+      <w:lvlText w:val=""/>
+      <w:lvlJc w:val="left"/>
+      <w:pPr>
+        <w:tabs>
+          <w:tab w:val="num" w:pos="5040"/>
+        </w:tabs>
+        <w:ind w:left="5040" w:hanging="360"/>
+      </w:pPr>
+      <w:rPr>
+        <w:rFonts w:ascii="Wingdings" w:hAnsi="Wingdings" w:hint="default"/>
+        <w:sz w:val="20"/>
+      </w:rPr>
+    </w:lvl>
+    <w:lvl w:ilvl="7" w:tentative="1">
+      <w:start w:val="1"/>
+      <w:numFmt w:val="bullet"/>
+      <w:lvlText w:val=""/>
+      <w:lvlJc w:val="left"/>
+      <w:pPr>
+        <w:tabs>
+          <w:tab w:val="num" w:pos="5760"/>
+        </w:tabs>
+        <w:ind w:left="5760" w:hanging="360"/>
+      </w:pPr>
+      <w:rPr>
+        <w:rFonts w:ascii="Wingdings" w:hAnsi="Wingdings" w:hint="default"/>
+        <w:sz w:val="20"/>
+      </w:rPr>
+    </w:lvl>
+    <w:lvl w:ilvl="8" w:tentative="1">
+      <w:start w:val="1"/>
+      <w:numFmt w:val="bullet"/>
+      <w:lvlText w:val=""/>
+      <w:lvlJc w:val="left"/>
+      <w:pPr>
+        <w:tabs>
+          <w:tab w:val="num" w:pos="6480"/>
+        </w:tabs>
+        <w:ind w:left="6480" w:hanging="360"/>
+      </w:pPr>
+      <w:rPr>
+        <w:rFonts w:ascii="Wingdings" w:hAnsi="Wingdings" w:hint="default"/>
+        <w:sz w:val="20"/>
+      </w:rPr>
+    </w:lvl>
+  </w:abstractNum>
+  <w:abstractNum w:abstractNumId="12">
+    <w:nsid w:val="681247D1"/>
+    <w:multiLevelType w:val="multilevel"/>
+    <w:tmpl w:val="E07C89C8"/>
+    <w:lvl w:ilvl="0">
+      <w:start w:val="1"/>
+      <w:numFmt w:val="bullet"/>
+      <w:lvlText w:val=""/>
+      <w:lvlJc w:val="left"/>
+      <w:pPr>
+        <w:tabs>
+          <w:tab w:val="num" w:pos="720"/>
+        </w:tabs>
+        <w:ind w:left="720" w:hanging="360"/>
+      </w:pPr>
+      <w:rPr>
+        <w:rFonts w:ascii="Symbol" w:hAnsi="Symbol" w:hint="default"/>
+        <w:sz w:val="20"/>
+      </w:rPr>
+    </w:lvl>
+    <w:lvl w:ilvl="1" w:tentative="1">
+      <w:start w:val="1"/>
+      <w:numFmt w:val="bullet"/>
+      <w:lvlText w:val="o"/>
+      <w:lvlJc w:val="left"/>
+      <w:pPr>
+        <w:tabs>
+          <w:tab w:val="num" w:pos="1440"/>
+        </w:tabs>
+        <w:ind w:left="1440" w:hanging="360"/>
+      </w:pPr>
+      <w:rPr>
+        <w:rFonts w:ascii="Courier New" w:hAnsi="Courier New" w:hint="default"/>
+        <w:sz w:val="20"/>
+      </w:rPr>
+    </w:lvl>
+    <w:lvl w:ilvl="2" w:tentative="1">
+      <w:start w:val="1"/>
+      <w:numFmt w:val="bullet"/>
+      <w:lvlText w:val=""/>
+      <w:lvlJc w:val="left"/>
+      <w:pPr>
+        <w:tabs>
+          <w:tab w:val="num" w:pos="2160"/>
+        </w:tabs>
+        <w:ind w:left="2160" w:hanging="360"/>
+      </w:pPr>
+      <w:rPr>
+        <w:rFonts w:ascii="Wingdings" w:hAnsi="Wingdings" w:hint="default"/>
+        <w:sz w:val="20"/>
+      </w:rPr>
+    </w:lvl>
+    <w:lvl w:ilvl="3" w:tentative="1">
+      <w:start w:val="1"/>
+      <w:numFmt w:val="bullet"/>
+      <w:lvlText w:val=""/>
+      <w:lvlJc w:val="left"/>
+      <w:pPr>
+        <w:tabs>
+          <w:tab w:val="num" w:pos="2880"/>
+        </w:tabs>
+        <w:ind w:left="2880" w:hanging="360"/>
+      </w:pPr>
+      <w:rPr>
+        <w:rFonts w:ascii="Wingdings" w:hAnsi="Wingdings" w:hint="default"/>
+        <w:sz w:val="20"/>
+      </w:rPr>
+    </w:lvl>
+    <w:lvl w:ilvl="4" w:tentative="1">
+      <w:start w:val="1"/>
+      <w:numFmt w:val="bullet"/>
+      <w:lvlText w:val=""/>
+      <w:lvlJc w:val="left"/>
+      <w:pPr>
+        <w:tabs>
+          <w:tab w:val="num" w:pos="3600"/>
+        </w:tabs>
+        <w:ind w:left="3600" w:hanging="360"/>
+      </w:pPr>
+      <w:rPr>
+        <w:rFonts w:ascii="Wingdings" w:hAnsi="Wingdings" w:hint="default"/>
+        <w:sz w:val="20"/>
+      </w:rPr>
+    </w:lvl>
+    <w:lvl w:ilvl="5" w:tentative="1">
+      <w:start w:val="1"/>
+      <w:numFmt w:val="bullet"/>
+      <w:lvlText w:val=""/>
+      <w:lvlJc w:val="left"/>
+      <w:pPr>
+        <w:tabs>
+          <w:tab w:val="num" w:pos="4320"/>
+        </w:tabs>
+        <w:ind w:left="4320" w:hanging="360"/>
+      </w:pPr>
+      <w:rPr>
+        <w:rFonts w:ascii="Wingdings" w:hAnsi="Wingdings" w:hint="default"/>
+        <w:sz w:val="20"/>
+      </w:rPr>
+    </w:lvl>
+    <w:lvl w:ilvl="6" w:tentative="1">
+      <w:start w:val="1"/>
+      <w:numFmt w:val="bullet"/>
+      <w:lvlText w:val=""/>
+      <w:lvlJc w:val="left"/>
+      <w:pPr>
+        <w:tabs>
+          <w:tab w:val="num" w:pos="5040"/>
+        </w:tabs>
+        <w:ind w:left="5040" w:hanging="360"/>
+      </w:pPr>
+      <w:rPr>
+        <w:rFonts w:ascii="Wingdings" w:hAnsi="Wingdings" w:hint="default"/>
+        <w:sz w:val="20"/>
+      </w:rPr>
+    </w:lvl>
+    <w:lvl w:ilvl="7" w:tentative="1">
+      <w:start w:val="1"/>
+      <w:numFmt w:val="bullet"/>
+      <w:lvlText w:val=""/>
+      <w:lvlJc w:val="left"/>
+      <w:pPr>
+        <w:tabs>
+          <w:tab w:val="num" w:pos="5760"/>
+        </w:tabs>
+        <w:ind w:left="5760" w:hanging="360"/>
+      </w:pPr>
+      <w:rPr>
+        <w:rFonts w:ascii="Wingdings" w:hAnsi="Wingdings" w:hint="default"/>
+        <w:sz w:val="20"/>
+      </w:rPr>
+    </w:lvl>
+    <w:lvl w:ilvl="8" w:tentative="1">
+      <w:start w:val="1"/>
+      <w:numFmt w:val="bullet"/>
+      <w:lvlText w:val=""/>
+      <w:lvlJc w:val="left"/>
+      <w:pPr>
+        <w:tabs>
+          <w:tab w:val="num" w:pos="6480"/>
+        </w:tabs>
+        <w:ind w:left="6480" w:hanging="360"/>
+      </w:pPr>
+      <w:rPr>
+        <w:rFonts w:ascii="Wingdings" w:hAnsi="Wingdings" w:hint="default"/>
+        <w:sz w:val="20"/>
+      </w:rPr>
+    </w:lvl>
+  </w:abstractNum>
+  <w:abstractNum w:abstractNumId="13">
     <w:nsid w:val="717F6649"/>
     <w:multiLevelType w:val="hybridMultilevel"/>
     <w:tmpl w:val="BC384410"/>
@@ -254,11 +7589,316 @@
       </w:pPr>
     </w:lvl>
   </w:abstractNum>
+  <w:abstractNum w:abstractNumId="14">
+    <w:nsid w:val="7963227E"/>
+    <w:multiLevelType w:val="hybridMultilevel"/>
+    <w:tmpl w:val="E6249AEE"/>
+    <w:lvl w:ilvl="0" w:tplc="7982D588">
+      <w:start w:val="1"/>
+      <w:numFmt w:val="bullet"/>
+      <w:lvlText w:val=""/>
+      <w:lvlJc w:val="left"/>
+      <w:pPr>
+        <w:ind w:left="720" w:hanging="360"/>
+      </w:pPr>
+      <w:rPr>
+        <w:rFonts w:ascii="Symbol" w:hAnsi="Symbol" w:hint="default"/>
+        <w:sz w:val="28"/>
+      </w:rPr>
+    </w:lvl>
+    <w:lvl w:ilvl="1" w:tplc="04190003" w:tentative="1">
+      <w:start w:val="1"/>
+      <w:numFmt w:val="bullet"/>
+      <w:lvlText w:val="o"/>
+      <w:lvlJc w:val="left"/>
+      <w:pPr>
+        <w:ind w:left="1440" w:hanging="360"/>
+      </w:pPr>
+      <w:rPr>
+        <w:rFonts w:ascii="Courier New" w:hAnsi="Courier New" w:cs="Courier New" w:hint="default"/>
+      </w:rPr>
+    </w:lvl>
+    <w:lvl w:ilvl="2" w:tplc="04190005" w:tentative="1">
+      <w:start w:val="1"/>
+      <w:numFmt w:val="bullet"/>
+      <w:lvlText w:val=""/>
+      <w:lvlJc w:val="left"/>
+      <w:pPr>
+        <w:ind w:left="2160" w:hanging="360"/>
+      </w:pPr>
+      <w:rPr>
+        <w:rFonts w:ascii="Wingdings" w:hAnsi="Wingdings" w:hint="default"/>
+      </w:rPr>
+    </w:lvl>
+    <w:lvl w:ilvl="3" w:tplc="04190001" w:tentative="1">
+      <w:start w:val="1"/>
+      <w:numFmt w:val="bullet"/>
+      <w:lvlText w:val=""/>
+      <w:lvlJc w:val="left"/>
+      <w:pPr>
+        <w:ind w:left="2880" w:hanging="360"/>
+      </w:pPr>
+      <w:rPr>
+        <w:rFonts w:ascii="Symbol" w:hAnsi="Symbol" w:hint="default"/>
+      </w:rPr>
+    </w:lvl>
+    <w:lvl w:ilvl="4" w:tplc="04190003" w:tentative="1">
+      <w:start w:val="1"/>
+      <w:numFmt w:val="bullet"/>
+      <w:lvlText w:val="o"/>
+      <w:lvlJc w:val="left"/>
+      <w:pPr>
+        <w:ind w:left="3600" w:hanging="360"/>
+      </w:pPr>
+      <w:rPr>
+        <w:rFonts w:ascii="Courier New" w:hAnsi="Courier New" w:cs="Courier New" w:hint="default"/>
+      </w:rPr>
+    </w:lvl>
+    <w:lvl w:ilvl="5" w:tplc="04190005" w:tentative="1">
+      <w:start w:val="1"/>
+      <w:numFmt w:val="bullet"/>
+      <w:lvlText w:val=""/>
+      <w:lvlJc w:val="left"/>
+      <w:pPr>
+        <w:ind w:left="4320" w:hanging="360"/>
+      </w:pPr>
+      <w:rPr>
+        <w:rFonts w:ascii="Wingdings" w:hAnsi="Wingdings" w:hint="default"/>
+      </w:rPr>
+    </w:lvl>
+    <w:lvl w:ilvl="6" w:tplc="04190001" w:tentative="1">
+      <w:start w:val="1"/>
+      <w:numFmt w:val="bullet"/>
+      <w:lvlText w:val=""/>
+      <w:lvlJc w:val="left"/>
+      <w:pPr>
+        <w:ind w:left="5040" w:hanging="360"/>
+      </w:pPr>
+      <w:rPr>
+        <w:rFonts w:ascii="Symbol" w:hAnsi="Symbol" w:hint="default"/>
+      </w:rPr>
+    </w:lvl>
+    <w:lvl w:ilvl="7" w:tplc="04190003" w:tentative="1">
+      <w:start w:val="1"/>
+      <w:numFmt w:val="bullet"/>
+      <w:lvlText w:val="o"/>
+      <w:lvlJc w:val="left"/>
+      <w:pPr>
+        <w:ind w:left="5760" w:hanging="360"/>
+      </w:pPr>
+      <w:rPr>
+        <w:rFonts w:ascii="Courier New" w:hAnsi="Courier New" w:cs="Courier New" w:hint="default"/>
+      </w:rPr>
+    </w:lvl>
+    <w:lvl w:ilvl="8" w:tplc="04190005" w:tentative="1">
+      <w:start w:val="1"/>
+      <w:numFmt w:val="bullet"/>
+      <w:lvlText w:val=""/>
+      <w:lvlJc w:val="left"/>
+      <w:pPr>
+        <w:ind w:left="6480" w:hanging="360"/>
+      </w:pPr>
+      <w:rPr>
+        <w:rFonts w:ascii="Wingdings" w:hAnsi="Wingdings" w:hint="default"/>
+      </w:rPr>
+    </w:lvl>
+  </w:abstractNum>
+  <w:abstractNum w:abstractNumId="15">
+    <w:nsid w:val="7D0569CC"/>
+    <w:multiLevelType w:val="multilevel"/>
+    <w:tmpl w:val="FF726362"/>
+    <w:lvl w:ilvl="0">
+      <w:start w:val="1"/>
+      <w:numFmt w:val="bullet"/>
+      <w:lvlText w:val=""/>
+      <w:lvlJc w:val="left"/>
+      <w:pPr>
+        <w:tabs>
+          <w:tab w:val="num" w:pos="720"/>
+        </w:tabs>
+        <w:ind w:left="720" w:hanging="360"/>
+      </w:pPr>
+      <w:rPr>
+        <w:rFonts w:ascii="Symbol" w:hAnsi="Symbol" w:hint="default"/>
+        <w:sz w:val="20"/>
+      </w:rPr>
+    </w:lvl>
+    <w:lvl w:ilvl="1" w:tentative="1">
+      <w:start w:val="1"/>
+      <w:numFmt w:val="bullet"/>
+      <w:lvlText w:val="o"/>
+      <w:lvlJc w:val="left"/>
+      <w:pPr>
+        <w:tabs>
+          <w:tab w:val="num" w:pos="1440"/>
+        </w:tabs>
+        <w:ind w:left="1440" w:hanging="360"/>
+      </w:pPr>
+      <w:rPr>
+        <w:rFonts w:ascii="Courier New" w:hAnsi="Courier New" w:hint="default"/>
+        <w:sz w:val="20"/>
+      </w:rPr>
+    </w:lvl>
+    <w:lvl w:ilvl="2" w:tentative="1">
+      <w:start w:val="1"/>
+      <w:numFmt w:val="bullet"/>
+      <w:lvlText w:val=""/>
+      <w:lvlJc w:val="left"/>
+      <w:pPr>
+        <w:tabs>
+          <w:tab w:val="num" w:pos="2160"/>
+        </w:tabs>
+        <w:ind w:left="2160" w:hanging="360"/>
+      </w:pPr>
+      <w:rPr>
+        <w:rFonts w:ascii="Wingdings" w:hAnsi="Wingdings" w:hint="default"/>
+        <w:sz w:val="20"/>
+      </w:rPr>
+    </w:lvl>
+    <w:lvl w:ilvl="3" w:tentative="1">
+      <w:start w:val="1"/>
+      <w:numFmt w:val="bullet"/>
+      <w:lvlText w:val=""/>
+      <w:lvlJc w:val="left"/>
+      <w:pPr>
+        <w:tabs>
+          <w:tab w:val="num" w:pos="2880"/>
+        </w:tabs>
+        <w:ind w:left="2880" w:hanging="360"/>
+      </w:pPr>
+      <w:rPr>
+        <w:rFonts w:ascii="Wingdings" w:hAnsi="Wingdings" w:hint="default"/>
+        <w:sz w:val="20"/>
+      </w:rPr>
+    </w:lvl>
+    <w:lvl w:ilvl="4" w:tentative="1">
+      <w:start w:val="1"/>
+      <w:numFmt w:val="bullet"/>
+      <w:lvlText w:val=""/>
+      <w:lvlJc w:val="left"/>
+      <w:pPr>
+        <w:tabs>
+          <w:tab w:val="num" w:pos="3600"/>
+        </w:tabs>
+        <w:ind w:left="3600" w:hanging="360"/>
+      </w:pPr>
+      <w:rPr>
+        <w:rFonts w:ascii="Wingdings" w:hAnsi="Wingdings" w:hint="default"/>
+        <w:sz w:val="20"/>
+      </w:rPr>
+    </w:lvl>
+    <w:lvl w:ilvl="5" w:tentative="1">
+      <w:start w:val="1"/>
+      <w:numFmt w:val="bullet"/>
+      <w:lvlText w:val=""/>
+      <w:lvlJc w:val="left"/>
+      <w:pPr>
+        <w:tabs>
+          <w:tab w:val="num" w:pos="4320"/>
+        </w:tabs>
+        <w:ind w:left="4320" w:hanging="360"/>
+      </w:pPr>
+      <w:rPr>
+        <w:rFonts w:ascii="Wingdings" w:hAnsi="Wingdings" w:hint="default"/>
+        <w:sz w:val="20"/>
+      </w:rPr>
+    </w:lvl>
+    <w:lvl w:ilvl="6" w:tentative="1">
+      <w:start w:val="1"/>
+      <w:numFmt w:val="bullet"/>
+      <w:lvlText w:val=""/>
+      <w:lvlJc w:val="left"/>
+      <w:pPr>
+        <w:tabs>
+          <w:tab w:val="num" w:pos="5040"/>
+        </w:tabs>
+        <w:ind w:left="5040" w:hanging="360"/>
+      </w:pPr>
+      <w:rPr>
+        <w:rFonts w:ascii="Wingdings" w:hAnsi="Wingdings" w:hint="default"/>
+        <w:sz w:val="20"/>
+      </w:rPr>
+    </w:lvl>
+    <w:lvl w:ilvl="7" w:tentative="1">
+      <w:start w:val="1"/>
+      <w:numFmt w:val="bullet"/>
+      <w:lvlText w:val=""/>
+      <w:lvlJc w:val="left"/>
+      <w:pPr>
+        <w:tabs>
+          <w:tab w:val="num" w:pos="5760"/>
+        </w:tabs>
+        <w:ind w:left="5760" w:hanging="360"/>
+      </w:pPr>
+      <w:rPr>
+        <w:rFonts w:ascii="Wingdings" w:hAnsi="Wingdings" w:hint="default"/>
+        <w:sz w:val="20"/>
+      </w:rPr>
+    </w:lvl>
+    <w:lvl w:ilvl="8" w:tentative="1">
+      <w:start w:val="1"/>
+      <w:numFmt w:val="bullet"/>
+      <w:lvlText w:val=""/>
+      <w:lvlJc w:val="left"/>
+      <w:pPr>
+        <w:tabs>
+          <w:tab w:val="num" w:pos="6480"/>
+        </w:tabs>
+        <w:ind w:left="6480" w:hanging="360"/>
+      </w:pPr>
+      <w:rPr>
+        <w:rFonts w:ascii="Wingdings" w:hAnsi="Wingdings" w:hint="default"/>
+        <w:sz w:val="20"/>
+      </w:rPr>
+    </w:lvl>
+  </w:abstractNum>
   <w:num w:numId="1">
+    <w:abstractNumId w:val="13"/>
+  </w:num>
+  <w:num w:numId="2">
+    <w:abstractNumId w:val="6"/>
+  </w:num>
+  <w:num w:numId="3">
+    <w:abstractNumId w:val="12"/>
+  </w:num>
+  <w:num w:numId="4">
+    <w:abstractNumId w:val="9"/>
+  </w:num>
+  <w:num w:numId="5">
+    <w:abstractNumId w:val="7"/>
+  </w:num>
+  <w:num w:numId="6">
+    <w:abstractNumId w:val="0"/>
+  </w:num>
+  <w:num w:numId="7">
+    <w:abstractNumId w:val="5"/>
+  </w:num>
+  <w:num w:numId="8">
+    <w:abstractNumId w:val="3"/>
+  </w:num>
+  <w:num w:numId="9">
+    <w:abstractNumId w:val="8"/>
+  </w:num>
+  <w:num w:numId="10">
+    <w:abstractNumId w:val="2"/>
+  </w:num>
+  <w:num w:numId="11">
+    <w:abstractNumId w:val="4"/>
+  </w:num>
+  <w:num w:numId="12">
+    <w:abstractNumId w:val="11"/>
+  </w:num>
+  <w:num w:numId="13">
     <w:abstractNumId w:val="1"/>
   </w:num>
-  <w:num w:numId="2">
-    <w:abstractNumId w:val="0"/>
+  <w:num w:numId="14">
+    <w:abstractNumId w:val="14"/>
+  </w:num>
+  <w:num w:numId="15">
+    <w:abstractNumId w:val="15"/>
+  </w:num>
+  <w:num w:numId="16">
+    <w:abstractNumId w:val="10"/>
   </w:num>
 </w:numbering>
 </file>
@@ -524,6 +8164,208 @@
       <w:color w:val="4F81BD" w:themeColor="accent1"/>
     </w:rPr>
   </w:style>
+  <w:style w:type="character" w:styleId="a3">
+    <w:name w:val="Strong"/>
+    <w:basedOn w:val="a0"/>
+    <w:uiPriority w:val="22"/>
+    <w:qFormat/>
+    <w:rsid w:val="003E4B6C"/>
+    <w:rPr>
+      <w:b/>
+      <w:bCs/>
+    </w:rPr>
+  </w:style>
+  <w:style w:type="paragraph" w:styleId="a4">
+    <w:name w:val="Balloon Text"/>
+    <w:basedOn w:val="a"/>
+    <w:link w:val="a5"/>
+    <w:uiPriority w:val="99"/>
+    <w:semiHidden/>
+    <w:unhideWhenUsed/>
+    <w:rsid w:val="00392B59"/>
+    <w:pPr>
+      <w:spacing w:after="0" w:line="240" w:lineRule="auto"/>
+    </w:pPr>
+    <w:rPr>
+      <w:rFonts w:ascii="Tahoma" w:hAnsi="Tahoma" w:cs="Tahoma"/>
+      <w:sz w:val="16"/>
+      <w:szCs w:val="16"/>
+    </w:rPr>
+  </w:style>
+  <w:style w:type="character" w:customStyle="1" w:styleId="a5">
+    <w:name w:val="Текст выноски Знак"/>
+    <w:basedOn w:val="a0"/>
+    <w:link w:val="a4"/>
+    <w:uiPriority w:val="99"/>
+    <w:semiHidden/>
+    <w:rsid w:val="00392B59"/>
+    <w:rPr>
+      <w:rFonts w:ascii="Tahoma" w:hAnsi="Tahoma" w:cs="Tahoma"/>
+      <w:sz w:val="16"/>
+      <w:szCs w:val="16"/>
+    </w:rPr>
+  </w:style>
+  <w:style w:type="paragraph" w:styleId="a6">
+    <w:name w:val="Normal (Web)"/>
+    <w:basedOn w:val="a"/>
+    <w:uiPriority w:val="99"/>
+    <w:semiHidden/>
+    <w:unhideWhenUsed/>
+    <w:rsid w:val="00392B59"/>
+    <w:pPr>
+      <w:spacing w:before="100" w:beforeAutospacing="1" w:after="100" w:afterAutospacing="1" w:line="240" w:lineRule="auto"/>
+    </w:pPr>
+    <w:rPr>
+      <w:rFonts w:ascii="Times New Roman" w:eastAsia="Times New Roman" w:hAnsi="Times New Roman" w:cs="Times New Roman"/>
+      <w:sz w:val="24"/>
+      <w:szCs w:val="24"/>
+      <w:lang w:eastAsia="ru-RU"/>
+    </w:rPr>
+  </w:style>
+  <w:style w:type="paragraph" w:styleId="a7">
+    <w:name w:val="List Paragraph"/>
+    <w:basedOn w:val="a"/>
+    <w:uiPriority w:val="34"/>
+    <w:qFormat/>
+    <w:rsid w:val="00392B59"/>
+    <w:pPr>
+      <w:ind w:left="720"/>
+      <w:contextualSpacing/>
+    </w:pPr>
+  </w:style>
+  <w:style w:type="paragraph" w:customStyle="1" w:styleId="a8">
+    <w:name w:val="Курсовая"/>
+    <w:basedOn w:val="a"/>
+    <w:link w:val="a9"/>
+    <w:qFormat/>
+    <w:rsid w:val="00392B59"/>
+    <w:pPr>
+      <w:spacing w:after="0" w:line="360" w:lineRule="auto"/>
+      <w:jc w:val="both"/>
+    </w:pPr>
+    <w:rPr>
+      <w:rFonts w:ascii="Times New Roman" w:hAnsi="Times New Roman"/>
+      <w:kern w:val="2"/>
+      <w:sz w:val="28"/>
+      <w:szCs w:val="32"/>
+      <w14:ligatures w14:val="standardContextual"/>
+    </w:rPr>
+  </w:style>
+  <w:style w:type="character" w:customStyle="1" w:styleId="a9">
+    <w:name w:val="Курсовая Знак"/>
+    <w:basedOn w:val="a0"/>
+    <w:link w:val="a8"/>
+    <w:rsid w:val="00392B59"/>
+    <w:rPr>
+      <w:rFonts w:ascii="Times New Roman" w:hAnsi="Times New Roman"/>
+      <w:kern w:val="2"/>
+      <w:sz w:val="28"/>
+      <w:szCs w:val="32"/>
+      <w14:ligatures w14:val="standardContextual"/>
+    </w:rPr>
+  </w:style>
+  <w:style w:type="table" w:styleId="aa">
+    <w:name w:val="Table Grid"/>
+    <w:basedOn w:val="a1"/>
+    <w:uiPriority w:val="59"/>
+    <w:rsid w:val="009B248C"/>
+    <w:pPr>
+      <w:spacing w:after="0" w:line="240" w:lineRule="auto"/>
+    </w:pPr>
+    <w:tblPr>
+      <w:tblBorders>
+        <w:top w:val="single" w:sz="4" w:space="0" w:color="auto"/>
+        <w:left w:val="single" w:sz="4" w:space="0" w:color="auto"/>
+        <w:bottom w:val="single" w:sz="4" w:space="0" w:color="auto"/>
+        <w:right w:val="single" w:sz="4" w:space="0" w:color="auto"/>
+        <w:insideH w:val="single" w:sz="4" w:space="0" w:color="auto"/>
+        <w:insideV w:val="single" w:sz="4" w:space="0" w:color="auto"/>
+      </w:tblBorders>
+    </w:tblPr>
+  </w:style>
+  <w:style w:type="character" w:styleId="ab">
+    <w:name w:val="Placeholder Text"/>
+    <w:basedOn w:val="a0"/>
+    <w:uiPriority w:val="99"/>
+    <w:semiHidden/>
+    <w:rsid w:val="009B248C"/>
+    <w:rPr>
+      <w:color w:val="808080"/>
+    </w:rPr>
+  </w:style>
+  <w:style w:type="character" w:customStyle="1" w:styleId="katex-mathml">
+    <w:name w:val="katex-mathml"/>
+    <w:basedOn w:val="a0"/>
+    <w:rsid w:val="006D6AF1"/>
+  </w:style>
+  <w:style w:type="character" w:customStyle="1" w:styleId="mord">
+    <w:name w:val="mord"/>
+    <w:basedOn w:val="a0"/>
+    <w:rsid w:val="006D6AF1"/>
+  </w:style>
+  <w:style w:type="character" w:customStyle="1" w:styleId="vlist-s">
+    <w:name w:val="vlist-s"/>
+    <w:basedOn w:val="a0"/>
+    <w:rsid w:val="006D6AF1"/>
+  </w:style>
+  <w:style w:type="character" w:customStyle="1" w:styleId="mrel">
+    <w:name w:val="mrel"/>
+    <w:basedOn w:val="a0"/>
+    <w:rsid w:val="006D6AF1"/>
+  </w:style>
+  <w:style w:type="character" w:customStyle="1" w:styleId="mbin">
+    <w:name w:val="mbin"/>
+    <w:basedOn w:val="a0"/>
+    <w:rsid w:val="006D6AF1"/>
+  </w:style>
+  <w:style w:type="character" w:customStyle="1" w:styleId="mpunct">
+    <w:name w:val="mpunct"/>
+    <w:basedOn w:val="a0"/>
+    <w:rsid w:val="006D6AF1"/>
+  </w:style>
+  <w:style w:type="character" w:styleId="ac">
+    <w:name w:val="Emphasis"/>
+    <w:basedOn w:val="a0"/>
+    <w:uiPriority w:val="20"/>
+    <w:qFormat/>
+    <w:rsid w:val="006D6AF1"/>
+    <w:rPr>
+      <w:i/>
+      <w:iCs/>
+    </w:rPr>
+  </w:style>
+  <w:style w:type="paragraph" w:customStyle="1" w:styleId="1">
+    <w:name w:val="Стиль1"/>
+    <w:basedOn w:val="a"/>
+    <w:link w:val="10"/>
+    <w:qFormat/>
+    <w:rsid w:val="006D6AF1"/>
+    <w:pPr>
+      <w:spacing w:before="200" w:after="0" w:line="360" w:lineRule="auto"/>
+      <w:ind w:firstLine="709"/>
+      <w:jc w:val="both"/>
+    </w:pPr>
+    <w:rPr>
+      <w:rFonts w:ascii="Times New Roman" w:eastAsia="Times New Roman" w:hAnsi="Times New Roman" w:cs="Times New Roman"/>
+      <w:iCs/>
+      <w:sz w:val="28"/>
+      <w:szCs w:val="28"/>
+      <w:lang w:eastAsia="ru-RU"/>
+    </w:rPr>
+  </w:style>
+  <w:style w:type="character" w:customStyle="1" w:styleId="10">
+    <w:name w:val="Стиль1 Знак"/>
+    <w:basedOn w:val="a0"/>
+    <w:link w:val="1"/>
+    <w:rsid w:val="006D6AF1"/>
+    <w:rPr>
+      <w:rFonts w:ascii="Times New Roman" w:eastAsia="Times New Roman" w:hAnsi="Times New Roman" w:cs="Times New Roman"/>
+      <w:iCs/>
+      <w:sz w:val="28"/>
+      <w:szCs w:val="28"/>
+      <w:lang w:eastAsia="ru-RU"/>
+    </w:rPr>
+  </w:style>
 </w:styles>
 </file>
 
@@ -786,6 +8628,208 @@
       <w:b/>
       <w:bCs/>
       <w:color w:val="4F81BD" w:themeColor="accent1"/>
+    </w:rPr>
+  </w:style>
+  <w:style w:type="character" w:styleId="a3">
+    <w:name w:val="Strong"/>
+    <w:basedOn w:val="a0"/>
+    <w:uiPriority w:val="22"/>
+    <w:qFormat/>
+    <w:rsid w:val="003E4B6C"/>
+    <w:rPr>
+      <w:b/>
+      <w:bCs/>
+    </w:rPr>
+  </w:style>
+  <w:style w:type="paragraph" w:styleId="a4">
+    <w:name w:val="Balloon Text"/>
+    <w:basedOn w:val="a"/>
+    <w:link w:val="a5"/>
+    <w:uiPriority w:val="99"/>
+    <w:semiHidden/>
+    <w:unhideWhenUsed/>
+    <w:rsid w:val="00392B59"/>
+    <w:pPr>
+      <w:spacing w:after="0" w:line="240" w:lineRule="auto"/>
+    </w:pPr>
+    <w:rPr>
+      <w:rFonts w:ascii="Tahoma" w:hAnsi="Tahoma" w:cs="Tahoma"/>
+      <w:sz w:val="16"/>
+      <w:szCs w:val="16"/>
+    </w:rPr>
+  </w:style>
+  <w:style w:type="character" w:customStyle="1" w:styleId="a5">
+    <w:name w:val="Текст выноски Знак"/>
+    <w:basedOn w:val="a0"/>
+    <w:link w:val="a4"/>
+    <w:uiPriority w:val="99"/>
+    <w:semiHidden/>
+    <w:rsid w:val="00392B59"/>
+    <w:rPr>
+      <w:rFonts w:ascii="Tahoma" w:hAnsi="Tahoma" w:cs="Tahoma"/>
+      <w:sz w:val="16"/>
+      <w:szCs w:val="16"/>
+    </w:rPr>
+  </w:style>
+  <w:style w:type="paragraph" w:styleId="a6">
+    <w:name w:val="Normal (Web)"/>
+    <w:basedOn w:val="a"/>
+    <w:uiPriority w:val="99"/>
+    <w:semiHidden/>
+    <w:unhideWhenUsed/>
+    <w:rsid w:val="00392B59"/>
+    <w:pPr>
+      <w:spacing w:before="100" w:beforeAutospacing="1" w:after="100" w:afterAutospacing="1" w:line="240" w:lineRule="auto"/>
+    </w:pPr>
+    <w:rPr>
+      <w:rFonts w:ascii="Times New Roman" w:eastAsia="Times New Roman" w:hAnsi="Times New Roman" w:cs="Times New Roman"/>
+      <w:sz w:val="24"/>
+      <w:szCs w:val="24"/>
+      <w:lang w:eastAsia="ru-RU"/>
+    </w:rPr>
+  </w:style>
+  <w:style w:type="paragraph" w:styleId="a7">
+    <w:name w:val="List Paragraph"/>
+    <w:basedOn w:val="a"/>
+    <w:uiPriority w:val="34"/>
+    <w:qFormat/>
+    <w:rsid w:val="00392B59"/>
+    <w:pPr>
+      <w:ind w:left="720"/>
+      <w:contextualSpacing/>
+    </w:pPr>
+  </w:style>
+  <w:style w:type="paragraph" w:customStyle="1" w:styleId="a8">
+    <w:name w:val="Курсовая"/>
+    <w:basedOn w:val="a"/>
+    <w:link w:val="a9"/>
+    <w:qFormat/>
+    <w:rsid w:val="00392B59"/>
+    <w:pPr>
+      <w:spacing w:after="0" w:line="360" w:lineRule="auto"/>
+      <w:jc w:val="both"/>
+    </w:pPr>
+    <w:rPr>
+      <w:rFonts w:ascii="Times New Roman" w:hAnsi="Times New Roman"/>
+      <w:kern w:val="2"/>
+      <w:sz w:val="28"/>
+      <w:szCs w:val="32"/>
+      <w14:ligatures w14:val="standardContextual"/>
+    </w:rPr>
+  </w:style>
+  <w:style w:type="character" w:customStyle="1" w:styleId="a9">
+    <w:name w:val="Курсовая Знак"/>
+    <w:basedOn w:val="a0"/>
+    <w:link w:val="a8"/>
+    <w:rsid w:val="00392B59"/>
+    <w:rPr>
+      <w:rFonts w:ascii="Times New Roman" w:hAnsi="Times New Roman"/>
+      <w:kern w:val="2"/>
+      <w:sz w:val="28"/>
+      <w:szCs w:val="32"/>
+      <w14:ligatures w14:val="standardContextual"/>
+    </w:rPr>
+  </w:style>
+  <w:style w:type="table" w:styleId="aa">
+    <w:name w:val="Table Grid"/>
+    <w:basedOn w:val="a1"/>
+    <w:uiPriority w:val="59"/>
+    <w:rsid w:val="009B248C"/>
+    <w:pPr>
+      <w:spacing w:after="0" w:line="240" w:lineRule="auto"/>
+    </w:pPr>
+    <w:tblPr>
+      <w:tblBorders>
+        <w:top w:val="single" w:sz="4" w:space="0" w:color="auto"/>
+        <w:left w:val="single" w:sz="4" w:space="0" w:color="auto"/>
+        <w:bottom w:val="single" w:sz="4" w:space="0" w:color="auto"/>
+        <w:right w:val="single" w:sz="4" w:space="0" w:color="auto"/>
+        <w:insideH w:val="single" w:sz="4" w:space="0" w:color="auto"/>
+        <w:insideV w:val="single" w:sz="4" w:space="0" w:color="auto"/>
+      </w:tblBorders>
+    </w:tblPr>
+  </w:style>
+  <w:style w:type="character" w:styleId="ab">
+    <w:name w:val="Placeholder Text"/>
+    <w:basedOn w:val="a0"/>
+    <w:uiPriority w:val="99"/>
+    <w:semiHidden/>
+    <w:rsid w:val="009B248C"/>
+    <w:rPr>
+      <w:color w:val="808080"/>
+    </w:rPr>
+  </w:style>
+  <w:style w:type="character" w:customStyle="1" w:styleId="katex-mathml">
+    <w:name w:val="katex-mathml"/>
+    <w:basedOn w:val="a0"/>
+    <w:rsid w:val="006D6AF1"/>
+  </w:style>
+  <w:style w:type="character" w:customStyle="1" w:styleId="mord">
+    <w:name w:val="mord"/>
+    <w:basedOn w:val="a0"/>
+    <w:rsid w:val="006D6AF1"/>
+  </w:style>
+  <w:style w:type="character" w:customStyle="1" w:styleId="vlist-s">
+    <w:name w:val="vlist-s"/>
+    <w:basedOn w:val="a0"/>
+    <w:rsid w:val="006D6AF1"/>
+  </w:style>
+  <w:style w:type="character" w:customStyle="1" w:styleId="mrel">
+    <w:name w:val="mrel"/>
+    <w:basedOn w:val="a0"/>
+    <w:rsid w:val="006D6AF1"/>
+  </w:style>
+  <w:style w:type="character" w:customStyle="1" w:styleId="mbin">
+    <w:name w:val="mbin"/>
+    <w:basedOn w:val="a0"/>
+    <w:rsid w:val="006D6AF1"/>
+  </w:style>
+  <w:style w:type="character" w:customStyle="1" w:styleId="mpunct">
+    <w:name w:val="mpunct"/>
+    <w:basedOn w:val="a0"/>
+    <w:rsid w:val="006D6AF1"/>
+  </w:style>
+  <w:style w:type="character" w:styleId="ac">
+    <w:name w:val="Emphasis"/>
+    <w:basedOn w:val="a0"/>
+    <w:uiPriority w:val="20"/>
+    <w:qFormat/>
+    <w:rsid w:val="006D6AF1"/>
+    <w:rPr>
+      <w:i/>
+      <w:iCs/>
+    </w:rPr>
+  </w:style>
+  <w:style w:type="paragraph" w:customStyle="1" w:styleId="1">
+    <w:name w:val="Стиль1"/>
+    <w:basedOn w:val="a"/>
+    <w:link w:val="10"/>
+    <w:qFormat/>
+    <w:rsid w:val="006D6AF1"/>
+    <w:pPr>
+      <w:spacing w:before="200" w:after="0" w:line="360" w:lineRule="auto"/>
+      <w:ind w:firstLine="709"/>
+      <w:jc w:val="both"/>
+    </w:pPr>
+    <w:rPr>
+      <w:rFonts w:ascii="Times New Roman" w:eastAsia="Times New Roman" w:hAnsi="Times New Roman" w:cs="Times New Roman"/>
+      <w:iCs/>
+      <w:sz w:val="28"/>
+      <w:szCs w:val="28"/>
+      <w:lang w:eastAsia="ru-RU"/>
+    </w:rPr>
+  </w:style>
+  <w:style w:type="character" w:customStyle="1" w:styleId="10">
+    <w:name w:val="Стиль1 Знак"/>
+    <w:basedOn w:val="a0"/>
+    <w:link w:val="1"/>
+    <w:rsid w:val="006D6AF1"/>
+    <w:rPr>
+      <w:rFonts w:ascii="Times New Roman" w:eastAsia="Times New Roman" w:hAnsi="Times New Roman" w:cs="Times New Roman"/>
+      <w:iCs/>
+      <w:sz w:val="28"/>
+      <w:szCs w:val="28"/>
+      <w:lang w:eastAsia="ru-RU"/>
     </w:rPr>
   </w:style>
 </w:styles>

--- a/Документы/охрана_труда.docx
+++ b/Документы/охрана_труда.docx
@@ -1,6 +1,6 @@
 
 <file path=word/document.xml><?xml version="1.0" encoding="utf-8"?>
-<w:document xmlns:wpc="http://schemas.microsoft.com/office/word/2010/wordprocessingCanvas" xmlns:mc="http://schemas.openxmlformats.org/markup-compatibility/2006" xmlns:o="urn:schemas-microsoft-com:office:office" xmlns:r="http://schemas.openxmlformats.org/officeDocument/2006/relationships" xmlns:m="http://schemas.openxmlformats.org/officeDocument/2006/math" xmlns:v="urn:schemas-microsoft-com:vml" xmlns:wp14="http://schemas.microsoft.com/office/word/2010/wordprocessingDrawing" xmlns:wp="http://schemas.openxmlformats.org/drawingml/2006/wordprocessingDrawing" xmlns:w10="urn:schemas-microsoft-com:office:word" xmlns:w="http://schemas.openxmlformats.org/wordprocessingml/2006/main" xmlns:w14="http://schemas.microsoft.com/office/word/2010/wordml" xmlns:wpg="http://schemas.microsoft.com/office/word/2010/wordprocessingGroup" xmlns:wpi="http://schemas.microsoft.com/office/word/2010/wordprocessingInk" xmlns:wne="http://schemas.microsoft.com/office/word/2006/wordml" xmlns:wps="http://schemas.microsoft.com/office/word/2010/wordprocessingShape" mc:Ignorable="w14 wp14">
+<w:document xmlns:wpc="http://schemas.microsoft.com/office/word/2010/wordprocessingCanvas" xmlns:cx="http://schemas.microsoft.com/office/drawing/2014/chartex" xmlns:cx1="http://schemas.microsoft.com/office/drawing/2015/9/8/chartex" xmlns:cx2="http://schemas.microsoft.com/office/drawing/2015/10/21/chartex" xmlns:cx3="http://schemas.microsoft.com/office/drawing/2016/5/9/chartex" xmlns:cx4="http://schemas.microsoft.com/office/drawing/2016/5/10/chartex" xmlns:cx5="http://schemas.microsoft.com/office/drawing/2016/5/11/chartex" xmlns:cx6="http://schemas.microsoft.com/office/drawing/2016/5/12/chartex" xmlns:cx7="http://schemas.microsoft.com/office/drawing/2016/5/13/chartex" xmlns:cx8="http://schemas.microsoft.com/office/drawing/2016/5/14/chartex" xmlns:mc="http://schemas.openxmlformats.org/markup-compatibility/2006" xmlns:aink="http://schemas.microsoft.com/office/drawing/2016/ink" xmlns:am3d="http://schemas.microsoft.com/office/drawing/2017/model3d" xmlns:o="urn:schemas-microsoft-com:office:office" xmlns:r="http://schemas.openxmlformats.org/officeDocument/2006/relationships" xmlns:m="http://schemas.openxmlformats.org/officeDocument/2006/math" xmlns:v="urn:schemas-microsoft-com:vml" xmlns:wp14="http://schemas.microsoft.com/office/word/2010/wordprocessingDrawing" xmlns:wp="http://schemas.openxmlformats.org/drawingml/2006/wordprocessingDrawing" xmlns:w10="urn:schemas-microsoft-com:office:word" xmlns:w="http://schemas.openxmlformats.org/wordprocessingml/2006/main" xmlns:w14="http://schemas.microsoft.com/office/word/2010/wordml" xmlns:w15="http://schemas.microsoft.com/office/word/2012/wordml" xmlns:w16cex="http://schemas.microsoft.com/office/word/2018/wordml/cex" xmlns:w16cid="http://schemas.microsoft.com/office/word/2016/wordml/cid" xmlns:w16="http://schemas.microsoft.com/office/word/2018/wordml" xmlns:w16sdtdh="http://schemas.microsoft.com/office/word/2020/wordml/sdtdatahash" xmlns:w16se="http://schemas.microsoft.com/office/word/2015/wordml/symex" xmlns:wpg="http://schemas.microsoft.com/office/word/2010/wordprocessingGroup" xmlns:wpi="http://schemas.microsoft.com/office/word/2010/wordprocessingInk" xmlns:wne="http://schemas.microsoft.com/office/word/2006/wordml" xmlns:wps="http://schemas.microsoft.com/office/word/2010/wordprocessingShape" mc:Ignorable="w14 w15 w16se w16cid w16 w16cex w16sdtdh wp14">
   <w:body>
     <w:p>
       <w:pPr>
@@ -240,7 +240,7 @@
           <w:sz w:val="28"/>
           <w:szCs w:val="28"/>
         </w:rPr>
-        <w:pict>
+        <w:pict w14:anchorId="59DFF46F">
           <v:shapetype id="_x0000_t75" coordsize="21600,21600" o:spt="75" o:preferrelative="t" path="m@4@5l@4@11@9@11@9@5xe" filled="f" stroked="f">
             <v:stroke joinstyle="miter"/>
             <v:formulas>
@@ -260,7 +260,7 @@
             <v:path o:extrusionok="f" gradientshapeok="t" o:connecttype="rect"/>
             <o:lock v:ext="edit" aspectratio="t"/>
           </v:shapetype>
-          <v:shape id="_x0000_i1025" type="#_x0000_t75" style="width:412.75pt;height:3in">
+          <v:shape id="_x0000_i1025" type="#_x0000_t75" style="width:412.5pt;height:3in">
             <v:imagedata r:id="rId6" o:title="план"/>
           </v:shape>
         </w:pict>
@@ -317,23 +317,7 @@
           <w:rFonts w:ascii="Times New Roman" w:hAnsi="Times New Roman" w:cs="Times New Roman"/>
           <w:sz w:val="28"/>
         </w:rPr>
-        <w:t xml:space="preserve"> по углам </w:t>
-      </w:r>
-      <w:proofErr w:type="spellStart"/>
-      <w:r>
-        <w:rPr>
-          <w:rFonts w:ascii="Times New Roman" w:hAnsi="Times New Roman" w:cs="Times New Roman"/>
-          <w:sz w:val="28"/>
-        </w:rPr>
-        <w:t>тангажа</w:t>
-      </w:r>
-      <w:proofErr w:type="spellEnd"/>
-      <w:r>
-        <w:rPr>
-          <w:rFonts w:ascii="Times New Roman" w:hAnsi="Times New Roman" w:cs="Times New Roman"/>
-          <w:sz w:val="28"/>
-        </w:rPr>
-        <w:t xml:space="preserve">, крена и курса. В состав стенда входят электроприводы, контроллер, блок питания, а также датчики ориентации. Отказ элементов стенда, особенно при вращении, может привести к травмам или повреждению оборудования, что требует соблюдения норм электробезопасности, ограничения зоны вращения подвижных частей и применения защитных кожухов и ограждений. </w:t>
+        <w:t xml:space="preserve"> по углам тангажа, крена и курса. В состав стенда входят электроприводы, контроллер, блок питания, а также датчики ориентации. Отказ элементов стенда, особенно при вращении, может привести к травмам или повреждению оборудования, что требует соблюдения норм электробезопасности, ограничения зоны вращения подвижных частей и применения защитных кожухов и ограждений. </w:t>
       </w:r>
       <w:r>
         <w:rPr>
@@ -379,7 +363,7 @@
           <w:lang w:eastAsia="ru-RU"/>
         </w:rPr>
         <w:drawing>
-          <wp:inline distT="0" distB="0" distL="0" distR="0" wp14:anchorId="291FB4DD" wp14:editId="406A3AC8">
+          <wp:inline distT="0" distB="0" distL="0" distR="0" wp14:anchorId="7FB136B7" wp14:editId="4C8CF601">
             <wp:extent cx="2544219" cy="3388757"/>
             <wp:effectExtent l="0" t="0" r="8890" b="2540"/>
             <wp:docPr id="7" name="Рисунок 7" descr="C:\Users\User\Downloads\photo_5217709293082186098_w.jpg"/>
@@ -746,7 +730,6 @@
         <w:rPr>
           <w:rFonts w:ascii="Times New Roman" w:hAnsi="Times New Roman" w:cs="Times New Roman"/>
           <w:sz w:val="28"/>
-          <w:lang w:val="en-US"/>
         </w:rPr>
         <w:t>]</w:t>
       </w:r>
@@ -859,27 +842,15 @@
         <w:t xml:space="preserve">, выполняемые в рамках дипломного проекта операции относятся к категории </w:t>
       </w:r>
       <w:proofErr w:type="spellStart"/>
-      <w:proofErr w:type="gramStart"/>
-      <w:r>
-        <w:rPr>
-          <w:rFonts w:ascii="Times New Roman" w:eastAsia="Times New Roman" w:hAnsi="Times New Roman" w:cs="Times New Roman"/>
-          <w:bCs/>
-          <w:sz w:val="28"/>
-          <w:szCs w:val="24"/>
-          <w:lang w:eastAsia="ru-RU"/>
-        </w:rPr>
-        <w:t>I</w:t>
-      </w:r>
-      <w:proofErr w:type="gramEnd"/>
-      <w:r>
-        <w:rPr>
-          <w:rFonts w:ascii="Times New Roman" w:eastAsia="Times New Roman" w:hAnsi="Times New Roman" w:cs="Times New Roman"/>
-          <w:bCs/>
-          <w:sz w:val="28"/>
-          <w:szCs w:val="24"/>
-          <w:lang w:eastAsia="ru-RU"/>
-        </w:rPr>
-        <w:t>б</w:t>
+      <w:r>
+        <w:rPr>
+          <w:rFonts w:ascii="Times New Roman" w:eastAsia="Times New Roman" w:hAnsi="Times New Roman" w:cs="Times New Roman"/>
+          <w:bCs/>
+          <w:sz w:val="28"/>
+          <w:szCs w:val="24"/>
+          <w:lang w:eastAsia="ru-RU"/>
+        </w:rPr>
+        <w:t>Iб</w:t>
       </w:r>
       <w:proofErr w:type="spellEnd"/>
       <w:r>
@@ -1081,7 +1052,6 @@
               </w:rPr>
             </w:pPr>
             <w:proofErr w:type="spellStart"/>
-            <w:proofErr w:type="gramStart"/>
             <w:r>
               <w:rPr>
                 <w:rFonts w:ascii="Times New Roman" w:eastAsia="Times New Roman" w:hAnsi="Times New Roman" w:cs="Times New Roman"/>
@@ -1089,17 +1059,7 @@
                 <w:szCs w:val="24"/>
                 <w:lang w:eastAsia="ru-RU"/>
               </w:rPr>
-              <w:t>I</w:t>
-            </w:r>
-            <w:proofErr w:type="gramEnd"/>
-            <w:r>
-              <w:rPr>
-                <w:rFonts w:ascii="Times New Roman" w:eastAsia="Times New Roman" w:hAnsi="Times New Roman" w:cs="Times New Roman"/>
-                <w:sz w:val="28"/>
-                <w:szCs w:val="24"/>
-                <w:lang w:eastAsia="ru-RU"/>
-              </w:rPr>
-              <w:t>а</w:t>
+              <w:t>Iа</w:t>
             </w:r>
             <w:proofErr w:type="spellEnd"/>
           </w:p>
@@ -1171,7 +1131,6 @@
               </w:rPr>
             </w:pPr>
             <w:proofErr w:type="spellStart"/>
-            <w:proofErr w:type="gramStart"/>
             <w:r>
               <w:rPr>
                 <w:rFonts w:ascii="Times New Roman" w:eastAsia="Times New Roman" w:hAnsi="Times New Roman" w:cs="Times New Roman"/>
@@ -1179,17 +1138,7 @@
                 <w:szCs w:val="24"/>
                 <w:lang w:eastAsia="ru-RU"/>
               </w:rPr>
-              <w:t>I</w:t>
-            </w:r>
-            <w:proofErr w:type="gramEnd"/>
-            <w:r>
-              <w:rPr>
-                <w:rFonts w:ascii="Times New Roman" w:eastAsia="Times New Roman" w:hAnsi="Times New Roman" w:cs="Times New Roman"/>
-                <w:sz w:val="28"/>
-                <w:szCs w:val="24"/>
-                <w:lang w:eastAsia="ru-RU"/>
-              </w:rPr>
-              <w:t>б</w:t>
+              <w:t>Iб</w:t>
             </w:r>
             <w:proofErr w:type="spellEnd"/>
           </w:p>
@@ -1268,20 +1217,9 @@
                 <w:szCs w:val="24"/>
                 <w:lang w:eastAsia="ru-RU"/>
               </w:rPr>
-              <w:t>II</w:t>
-            </w:r>
-            <w:proofErr w:type="gramStart"/>
-            <w:r>
-              <w:rPr>
-                <w:rFonts w:ascii="Times New Roman" w:eastAsia="Times New Roman" w:hAnsi="Times New Roman" w:cs="Times New Roman"/>
-                <w:sz w:val="28"/>
-                <w:szCs w:val="24"/>
-                <w:lang w:eastAsia="ru-RU"/>
-              </w:rPr>
-              <w:t>а</w:t>
+              <w:t>IIа</w:t>
             </w:r>
             <w:proofErr w:type="spellEnd"/>
-            <w:proofErr w:type="gramEnd"/>
           </w:p>
         </w:tc>
         <w:tc>
@@ -1358,20 +1296,9 @@
                 <w:szCs w:val="24"/>
                 <w:lang w:eastAsia="ru-RU"/>
               </w:rPr>
-              <w:t>II</w:t>
-            </w:r>
-            <w:proofErr w:type="gramStart"/>
-            <w:r>
-              <w:rPr>
-                <w:rFonts w:ascii="Times New Roman" w:eastAsia="Times New Roman" w:hAnsi="Times New Roman" w:cs="Times New Roman"/>
-                <w:sz w:val="28"/>
-                <w:szCs w:val="24"/>
-                <w:lang w:eastAsia="ru-RU"/>
-              </w:rPr>
-              <w:t>б</w:t>
+              <w:t>IIб</w:t>
             </w:r>
             <w:proofErr w:type="spellEnd"/>
-            <w:proofErr w:type="gramEnd"/>
           </w:p>
         </w:tc>
         <w:tc>
@@ -1538,27 +1465,15 @@
         <w:t xml:space="preserve">Для категории </w:t>
       </w:r>
       <w:proofErr w:type="spellStart"/>
-      <w:proofErr w:type="gramStart"/>
-      <w:r>
-        <w:rPr>
-          <w:rFonts w:ascii="Times New Roman" w:eastAsia="Times New Roman" w:hAnsi="Times New Roman" w:cs="Times New Roman"/>
-          <w:bCs/>
-          <w:sz w:val="28"/>
-          <w:szCs w:val="24"/>
-          <w:lang w:eastAsia="ru-RU"/>
-        </w:rPr>
-        <w:t>I</w:t>
-      </w:r>
-      <w:proofErr w:type="gramEnd"/>
-      <w:r>
-        <w:rPr>
-          <w:rFonts w:ascii="Times New Roman" w:eastAsia="Times New Roman" w:hAnsi="Times New Roman" w:cs="Times New Roman"/>
-          <w:bCs/>
-          <w:sz w:val="28"/>
-          <w:szCs w:val="24"/>
-          <w:lang w:eastAsia="ru-RU"/>
-        </w:rPr>
-        <w:t>б</w:t>
+      <w:r>
+        <w:rPr>
+          <w:rFonts w:ascii="Times New Roman" w:eastAsia="Times New Roman" w:hAnsi="Times New Roman" w:cs="Times New Roman"/>
+          <w:bCs/>
+          <w:sz w:val="28"/>
+          <w:szCs w:val="24"/>
+          <w:lang w:eastAsia="ru-RU"/>
+        </w:rPr>
+        <w:t>Iб</w:t>
       </w:r>
       <w:proofErr w:type="spellEnd"/>
       <w:r>
@@ -1654,25 +1569,14 @@
         <w:t xml:space="preserve">, производственные помещения, в которых выполняются работы категории </w:t>
       </w:r>
       <w:proofErr w:type="spellStart"/>
-      <w:proofErr w:type="gramStart"/>
-      <w:r>
-        <w:rPr>
-          <w:rFonts w:ascii="Times New Roman" w:eastAsia="Times New Roman" w:hAnsi="Times New Roman" w:cs="Times New Roman"/>
-          <w:sz w:val="28"/>
-          <w:szCs w:val="24"/>
-          <w:lang w:eastAsia="ru-RU"/>
-        </w:rPr>
-        <w:t>I</w:t>
-      </w:r>
-      <w:proofErr w:type="gramEnd"/>
-      <w:r>
-        <w:rPr>
-          <w:rFonts w:ascii="Times New Roman" w:eastAsia="Times New Roman" w:hAnsi="Times New Roman" w:cs="Times New Roman"/>
-          <w:sz w:val="28"/>
-          <w:szCs w:val="24"/>
-          <w:lang w:eastAsia="ru-RU"/>
-        </w:rPr>
-        <w:t>а</w:t>
+      <w:r>
+        <w:rPr>
+          <w:rFonts w:ascii="Times New Roman" w:eastAsia="Times New Roman" w:hAnsi="Times New Roman" w:cs="Times New Roman"/>
+          <w:sz w:val="28"/>
+          <w:szCs w:val="24"/>
+          <w:lang w:eastAsia="ru-RU"/>
+        </w:rPr>
+        <w:t>Iа</w:t>
       </w:r>
       <w:proofErr w:type="spellEnd"/>
       <w:r>
@@ -1817,25 +1721,14 @@
         <w:t xml:space="preserve"> при лёгких видах труда (</w:t>
       </w:r>
       <w:proofErr w:type="spellStart"/>
-      <w:proofErr w:type="gramStart"/>
-      <w:r>
-        <w:rPr>
-          <w:rFonts w:ascii="Times New Roman" w:eastAsia="Times New Roman" w:hAnsi="Times New Roman" w:cs="Times New Roman"/>
-          <w:sz w:val="28"/>
-          <w:szCs w:val="24"/>
-          <w:lang w:eastAsia="ru-RU"/>
-        </w:rPr>
-        <w:t>I</w:t>
-      </w:r>
-      <w:proofErr w:type="gramEnd"/>
-      <w:r>
-        <w:rPr>
-          <w:rFonts w:ascii="Times New Roman" w:eastAsia="Times New Roman" w:hAnsi="Times New Roman" w:cs="Times New Roman"/>
-          <w:sz w:val="28"/>
-          <w:szCs w:val="24"/>
-          <w:lang w:eastAsia="ru-RU"/>
-        </w:rPr>
-        <w:t>а</w:t>
+      <w:r>
+        <w:rPr>
+          <w:rFonts w:ascii="Times New Roman" w:eastAsia="Times New Roman" w:hAnsi="Times New Roman" w:cs="Times New Roman"/>
+          <w:sz w:val="28"/>
+          <w:szCs w:val="24"/>
+          <w:lang w:eastAsia="ru-RU"/>
+        </w:rPr>
+        <w:t>Iа</w:t>
       </w:r>
       <w:proofErr w:type="spellEnd"/>
       <w:r>
@@ -2081,7 +1974,6 @@
           <w:lang w:eastAsia="ru-RU"/>
         </w:rPr>
       </w:pPr>
-      <w:proofErr w:type="gramStart"/>
       <w:r>
         <w:rPr>
           <w:rFonts w:ascii="Times New Roman" w:eastAsia="Times New Roman" w:hAnsi="Times New Roman" w:cs="Times New Roman"/>
@@ -2292,7 +2184,6 @@
         </w:rPr>
         <w:t xml:space="preserve"> обеспечивает воздухообмен и снижение концентрации вредных паров.</w:t>
       </w:r>
-      <w:proofErr w:type="gramEnd"/>
     </w:p>
     <w:p>
       <w:pPr>
@@ -2354,27 +2245,15 @@
         <w:t xml:space="preserve"> и безопасность при выполнении операций категории </w:t>
       </w:r>
       <w:proofErr w:type="spellStart"/>
-      <w:proofErr w:type="gramStart"/>
-      <w:r>
-        <w:rPr>
-          <w:rFonts w:ascii="Times New Roman" w:eastAsia="Times New Roman" w:hAnsi="Times New Roman" w:cs="Times New Roman"/>
-          <w:bCs/>
-          <w:sz w:val="28"/>
-          <w:szCs w:val="24"/>
-          <w:lang w:eastAsia="ru-RU"/>
-        </w:rPr>
-        <w:t>I</w:t>
-      </w:r>
-      <w:proofErr w:type="gramEnd"/>
-      <w:r>
-        <w:rPr>
-          <w:rFonts w:ascii="Times New Roman" w:eastAsia="Times New Roman" w:hAnsi="Times New Roman" w:cs="Times New Roman"/>
-          <w:bCs/>
-          <w:sz w:val="28"/>
-          <w:szCs w:val="24"/>
-          <w:lang w:eastAsia="ru-RU"/>
-        </w:rPr>
-        <w:t>б</w:t>
+      <w:r>
+        <w:rPr>
+          <w:rFonts w:ascii="Times New Roman" w:eastAsia="Times New Roman" w:hAnsi="Times New Roman" w:cs="Times New Roman"/>
+          <w:bCs/>
+          <w:sz w:val="28"/>
+          <w:szCs w:val="24"/>
+          <w:lang w:eastAsia="ru-RU"/>
+        </w:rPr>
+        <w:t>Iб</w:t>
       </w:r>
       <w:proofErr w:type="spellEnd"/>
       <w:r>
@@ -2393,15 +2272,7 @@
         <w:ind w:firstLine="709"/>
       </w:pPr>
       <w:r>
-        <w:t xml:space="preserve">Рассмотрим основные риски на рабочем </w:t>
-      </w:r>
-      <w:proofErr w:type="gramStart"/>
-      <w:r>
-        <w:t>месте</w:t>
-      </w:r>
-      <w:proofErr w:type="gramEnd"/>
-      <w:r>
-        <w:t>: какие вредные факторы присутствуют, как они влияют на здоровье, какие должны быть нормы и что можно сделать для защиты</w:t>
+        <w:t>Рассмотрим основные риски на рабочем месте: какие вредные факторы присутствуют, как они влияют на здоровье, какие должны быть нормы и что можно сделать для защиты</w:t>
       </w:r>
     </w:p>
     <w:p>
@@ -2512,21 +2383,12 @@
         <w:t xml:space="preserve">Работа инженера-программиста, выполняемая в рамках данного проекта, относится к категории </w:t>
       </w:r>
       <w:proofErr w:type="spellStart"/>
-      <w:proofErr w:type="gramStart"/>
-      <w:r>
-        <w:rPr>
-          <w:bCs/>
-          <w:lang w:eastAsia="ru-RU"/>
-        </w:rPr>
-        <w:t>I</w:t>
-      </w:r>
-      <w:proofErr w:type="gramEnd"/>
-      <w:r>
-        <w:rPr>
-          <w:bCs/>
-          <w:lang w:eastAsia="ru-RU"/>
-        </w:rPr>
-        <w:t>б</w:t>
+      <w:r>
+        <w:rPr>
+          <w:bCs/>
+          <w:lang w:eastAsia="ru-RU"/>
+        </w:rPr>
+        <w:t>Iб</w:t>
       </w:r>
       <w:proofErr w:type="spellEnd"/>
       <w:r>
@@ -2548,21 +2410,7 @@
         <w:rPr>
           <w:lang w:eastAsia="ru-RU"/>
         </w:rPr>
-        <w:t xml:space="preserve"> лёгкие физические работы, характеризующиеся умеренными </w:t>
-      </w:r>
-      <w:proofErr w:type="spellStart"/>
-      <w:r>
-        <w:rPr>
-          <w:lang w:eastAsia="ru-RU"/>
-        </w:rPr>
-        <w:t>энергозатратами</w:t>
-      </w:r>
-      <w:proofErr w:type="spellEnd"/>
-      <w:r>
-        <w:rPr>
-          <w:lang w:eastAsia="ru-RU"/>
-        </w:rPr>
-        <w:t xml:space="preserve"> (до 174 ккал/ч). Согласно санитарным нормам, для данной категории установлены </w:t>
+        <w:t xml:space="preserve"> лёгкие физические работы, характеризующиеся умеренными энергозатратами (до 174 ккал/ч). Согласно санитарным нормам, для данной категории установлены </w:t>
       </w:r>
       <w:r>
         <w:rPr>
@@ -2632,27 +2480,15 @@
         <w:t xml:space="preserve">.2 – Оптимальные и фактические параметры микроклимата для категории </w:t>
       </w:r>
       <w:proofErr w:type="spellStart"/>
-      <w:proofErr w:type="gramStart"/>
-      <w:r>
-        <w:rPr>
-          <w:rFonts w:ascii="Times New Roman" w:eastAsia="Times New Roman" w:hAnsi="Times New Roman" w:cs="Times New Roman"/>
-          <w:bCs/>
-          <w:sz w:val="28"/>
-          <w:szCs w:val="24"/>
-          <w:lang w:eastAsia="ru-RU"/>
-        </w:rPr>
-        <w:t>I</w:t>
-      </w:r>
-      <w:proofErr w:type="gramEnd"/>
-      <w:r>
-        <w:rPr>
-          <w:rFonts w:ascii="Times New Roman" w:eastAsia="Times New Roman" w:hAnsi="Times New Roman" w:cs="Times New Roman"/>
-          <w:bCs/>
-          <w:sz w:val="28"/>
-          <w:szCs w:val="24"/>
-          <w:lang w:eastAsia="ru-RU"/>
-        </w:rPr>
-        <w:t>б</w:t>
+      <w:r>
+        <w:rPr>
+          <w:rFonts w:ascii="Times New Roman" w:eastAsia="Times New Roman" w:hAnsi="Times New Roman" w:cs="Times New Roman"/>
+          <w:bCs/>
+          <w:sz w:val="28"/>
+          <w:szCs w:val="24"/>
+          <w:lang w:eastAsia="ru-RU"/>
+        </w:rPr>
+        <w:t>Iб</w:t>
       </w:r>
       <w:proofErr w:type="spellEnd"/>
       <w:r>
@@ -2868,7 +2704,6 @@
               <w:t xml:space="preserve">Лёгкая – </w:t>
             </w:r>
             <w:proofErr w:type="spellStart"/>
-            <w:proofErr w:type="gramStart"/>
             <w:r>
               <w:rPr>
                 <w:rFonts w:ascii="Times New Roman" w:eastAsia="Times New Roman" w:hAnsi="Times New Roman" w:cs="Times New Roman"/>
@@ -2876,17 +2711,7 @@
                 <w:szCs w:val="24"/>
                 <w:lang w:eastAsia="ru-RU"/>
               </w:rPr>
-              <w:t>I</w:t>
-            </w:r>
-            <w:proofErr w:type="gramEnd"/>
-            <w:r>
-              <w:rPr>
-                <w:rFonts w:ascii="Times New Roman" w:eastAsia="Times New Roman" w:hAnsi="Times New Roman" w:cs="Times New Roman"/>
-                <w:sz w:val="28"/>
-                <w:szCs w:val="24"/>
-                <w:lang w:eastAsia="ru-RU"/>
-              </w:rPr>
-              <w:t>б</w:t>
+              <w:t>Iб</w:t>
             </w:r>
             <w:proofErr w:type="spellEnd"/>
           </w:p>
@@ -3411,19 +3236,8 @@
                 <w:szCs w:val="24"/>
                 <w:lang w:eastAsia="ru-RU"/>
               </w:rPr>
-              <w:t>Скорость движения воздуха, м/</w:t>
+              <w:t>Скорость движения воздуха, м/с</w:t>
             </w:r>
-            <w:proofErr w:type="gramStart"/>
-            <w:r>
-              <w:rPr>
-                <w:rFonts w:ascii="Times New Roman" w:eastAsia="Times New Roman" w:hAnsi="Times New Roman" w:cs="Times New Roman"/>
-                <w:sz w:val="28"/>
-                <w:szCs w:val="24"/>
-                <w:lang w:eastAsia="ru-RU"/>
-              </w:rPr>
-              <w:t>с</w:t>
-            </w:r>
-            <w:proofErr w:type="gramEnd"/>
           </w:p>
         </w:tc>
         <w:tc>
@@ -3704,14 +3518,7 @@
         <w:rPr>
           <w:lang w:eastAsia="ru-RU"/>
         </w:rPr>
-        <w:t xml:space="preserve">что </w:t>
-      </w:r>
-      <w:proofErr w:type="gramStart"/>
-      <w:r>
-        <w:rPr>
-          <w:lang w:eastAsia="ru-RU"/>
-        </w:rPr>
-        <w:t xml:space="preserve">может вызывать ощущение </w:t>
+        <w:t xml:space="preserve">что может вызывать ощущение </w:t>
       </w:r>
       <w:r>
         <w:rPr>
@@ -3729,14 +3536,7 @@
         <w:rPr>
           <w:lang w:eastAsia="ru-RU"/>
         </w:rPr>
-        <w:t xml:space="preserve"> оказывая</w:t>
-      </w:r>
-      <w:proofErr w:type="gramEnd"/>
-      <w:r>
-        <w:rPr>
-          <w:lang w:eastAsia="ru-RU"/>
-        </w:rPr>
-        <w:t xml:space="preserve"> отрицательного влияния на работоспособность персонала.</w:t>
+        <w:t xml:space="preserve"> оказывая отрицательного влияния на работоспособность персонала.</w:t>
       </w:r>
     </w:p>
     <w:p>
@@ -4332,25 +4132,7 @@
           <w:rPr>
             <w:rFonts w:ascii="Cambria Math" w:hAnsi="Cambria Math"/>
           </w:rPr>
-          <m:t xml:space="preserve"> + </m:t>
-        </m:r>
-        <m:r>
-          <w:rPr>
-            <w:rFonts w:ascii="Cambria Math" w:hAnsi="Cambria Math"/>
-          </w:rPr>
-          <m:t>δ</m:t>
-        </m:r>
-        <m:r>
-          <w:rPr>
-            <w:rFonts w:ascii="Cambria Math" w:hAnsi="Cambria Math"/>
-          </w:rPr>
-          <m:t>L</m:t>
-        </m:r>
-        <m:r>
-          <w:rPr>
-            <w:rFonts w:ascii="Cambria Math" w:hAnsi="Cambria Math"/>
-          </w:rPr>
-          <m:t>,</m:t>
+          <m:t xml:space="preserve"> + δL,</m:t>
         </m:r>
       </m:oMath>
       <w:r>
@@ -4367,15 +4149,7 @@
       </w:r>
       <w:r>
         <w:tab/>
-      </w:r>
-      <w:r>
-        <w:t>(</w:t>
-      </w:r>
-      <w:r>
-        <w:t>3.</w:t>
-      </w:r>
-      <w:r>
-        <w:t>1)</w:t>
+        <w:t>(3.1)</w:t>
       </w:r>
     </w:p>
     <w:p>
@@ -4485,13 +4259,7 @@
           <w:rPr>
             <w:rFonts w:ascii="Cambria Math" w:hAnsi="Cambria Math"/>
           </w:rPr>
-          <m:t>δ</m:t>
-        </m:r>
-        <m:r>
-          <w:rPr>
-            <w:rFonts w:ascii="Cambria Math" w:hAnsi="Cambria Math"/>
-          </w:rPr>
-          <m:t>L</m:t>
+          <m:t>δL</m:t>
         </m:r>
       </m:oMath>
       <w:r>
@@ -4550,7 +4318,7 @@
           <w:lang w:eastAsia="ru-RU"/>
         </w:rPr>
         <w:drawing>
-          <wp:inline distT="0" distB="0" distL="0" distR="0" wp14:anchorId="76CF64B9" wp14:editId="05C529CB">
+          <wp:inline distT="0" distB="0" distL="0" distR="0" wp14:anchorId="56C65104" wp14:editId="111ED954">
             <wp:extent cx="5114925" cy="2200275"/>
             <wp:effectExtent l="0" t="0" r="9525" b="9525"/>
             <wp:docPr id="1" name="Рисунок 1"/>
@@ -4883,33 +4651,17 @@
         </w:rPr>
         <w:t xml:space="preserve">Рабочее место инженера-программиста, на котором осуществляется разработка </w:t>
       </w:r>
-      <w:proofErr w:type="gramStart"/>
       <w:r>
         <w:rPr>
           <w:lang w:eastAsia="ru-RU"/>
         </w:rPr>
         <w:t>ПО</w:t>
       </w:r>
-      <w:proofErr w:type="gramEnd"/>
-      <w:r>
-        <w:rPr>
-          <w:lang w:eastAsia="ru-RU"/>
-        </w:rPr>
-        <w:t xml:space="preserve"> </w:t>
-      </w:r>
-      <w:proofErr w:type="gramStart"/>
-      <w:r>
-        <w:rPr>
-          <w:lang w:eastAsia="ru-RU"/>
-        </w:rPr>
-        <w:t>для</w:t>
-      </w:r>
-      <w:proofErr w:type="gramEnd"/>
-      <w:r>
-        <w:rPr>
-          <w:lang w:eastAsia="ru-RU"/>
-        </w:rPr>
-        <w:t xml:space="preserve"> управления стендом и подключением загрузчика данных к беспилотному летательному аппарату, расположено в лаборатории площадью </w:t>
+      <w:r>
+        <w:rPr>
+          <w:lang w:eastAsia="ru-RU"/>
+        </w:rPr>
+        <w:t xml:space="preserve"> для управления стендом и подключением загрузчика данных к беспилотному летательному аппарату, расположено в лаборатории площадью </w:t>
       </w:r>
       <w:r>
         <w:rPr>
@@ -5058,18 +4810,9 @@
           <w:bCs/>
           <w:lang w:eastAsia="ru-RU"/>
         </w:rPr>
-        <w:t>III</w:t>
-      </w:r>
-      <w:proofErr w:type="gramStart"/>
-      <w:r>
-        <w:rPr>
-          <w:bCs/>
-          <w:lang w:eastAsia="ru-RU"/>
-        </w:rPr>
-        <w:t>в</w:t>
+        <w:t>IIIв</w:t>
       </w:r>
       <w:proofErr w:type="spellEnd"/>
-      <w:proofErr w:type="gramEnd"/>
       <w:r>
         <w:rPr>
           <w:lang w:eastAsia="ru-RU"/>
@@ -5145,11 +4888,17 @@
       </w:r>
       <w:r>
         <w:rPr>
+          <w:lang w:eastAsia="ru-RU"/>
+        </w:rPr>
+        <w:t>одной</w:t>
+      </w:r>
+      <w:r>
+        <w:rPr>
           <w:b/>
           <w:bCs/>
           <w:lang w:eastAsia="ru-RU"/>
         </w:rPr>
-        <w:t xml:space="preserve">одной </w:t>
+        <w:t xml:space="preserve"> </w:t>
       </w:r>
       <w:r>
         <w:rPr>
@@ -5717,55 +5466,7 @@
                   <w:sz w:val="32"/>
                   <w:szCs w:val="28"/>
                 </w:rPr>
-                <m:t>(</m:t>
-              </m:r>
-              <m:r>
-                <w:rPr>
-                  <w:rFonts w:ascii="Cambria Math" w:hAnsi="Cambria Math"/>
-                  <w:sz w:val="32"/>
-                  <w:szCs w:val="28"/>
-                </w:rPr>
-                <m:t>4800</m:t>
-              </m:r>
-              <m:r>
-                <w:rPr>
-                  <w:rFonts w:ascii="Cambria Math" w:hAnsi="Cambria Math"/>
-                  <w:sz w:val="32"/>
-                  <w:szCs w:val="28"/>
-                </w:rPr>
-                <m:t>×</m:t>
-              </m:r>
-              <m:r>
-                <w:rPr>
-                  <w:rFonts w:ascii="Cambria Math" w:hAnsi="Cambria Math"/>
-                  <w:sz w:val="32"/>
-                  <w:szCs w:val="28"/>
-                </w:rPr>
-                <m:t>1</m:t>
-              </m:r>
-              <m:r>
-                <w:rPr>
-                  <w:rFonts w:ascii="Cambria Math" w:hAnsi="Cambria Math"/>
-                  <w:sz w:val="32"/>
-                  <w:szCs w:val="28"/>
-                </w:rPr>
-                <m:t>×</m:t>
-              </m:r>
-              <m:r>
-                <w:rPr>
-                  <w:rFonts w:ascii="Cambria Math" w:hAnsi="Cambria Math"/>
-                  <w:sz w:val="32"/>
-                  <w:szCs w:val="28"/>
-                </w:rPr>
-                <m:t>0.52</m:t>
-              </m:r>
-              <m:r>
-                <w:rPr>
-                  <w:rFonts w:ascii="Cambria Math" w:hAnsi="Cambria Math"/>
-                  <w:sz w:val="32"/>
-                  <w:szCs w:val="28"/>
-                </w:rPr>
-                <m:t>)</m:t>
+                <m:t>(4800×1×0.52)</m:t>
               </m:r>
             </m:num>
             <m:den>
@@ -5775,55 +5476,7 @@
                   <w:sz w:val="32"/>
                   <w:szCs w:val="28"/>
                 </w:rPr>
-                <m:t>(</m:t>
-              </m:r>
-              <m:r>
-                <w:rPr>
-                  <w:rFonts w:ascii="Cambria Math" w:hAnsi="Cambria Math"/>
-                  <w:sz w:val="32"/>
-                  <w:szCs w:val="28"/>
-                </w:rPr>
-                <m:t>19.</m:t>
-              </m:r>
-              <m:r>
-                <w:rPr>
-                  <w:rFonts w:ascii="Cambria Math" w:hAnsi="Cambria Math"/>
-                  <w:sz w:val="32"/>
-                  <w:szCs w:val="28"/>
-                </w:rPr>
-                <m:t>44</m:t>
-              </m:r>
-              <m:r>
-                <w:rPr>
-                  <w:rFonts w:ascii="Cambria Math" w:hAnsi="Cambria Math"/>
-                  <w:sz w:val="32"/>
-                  <w:szCs w:val="28"/>
-                </w:rPr>
-                <m:t>×</m:t>
-              </m:r>
-              <m:r>
-                <w:rPr>
-                  <w:rFonts w:ascii="Cambria Math" w:hAnsi="Cambria Math"/>
-                  <w:sz w:val="32"/>
-                  <w:szCs w:val="28"/>
-                </w:rPr>
-                <m:t>1.</m:t>
-              </m:r>
-              <m:r>
-                <w:rPr>
-                  <w:rFonts w:ascii="Cambria Math" w:hAnsi="Cambria Math"/>
-                  <w:sz w:val="32"/>
-                  <w:szCs w:val="28"/>
-                </w:rPr>
-                <m:t>5</m:t>
-              </m:r>
-              <m:r>
-                <w:rPr>
-                  <w:rFonts w:ascii="Cambria Math" w:hAnsi="Cambria Math"/>
-                  <w:sz w:val="32"/>
-                  <w:szCs w:val="28"/>
-                </w:rPr>
-                <m:t>×</m:t>
+                <m:t>(19.44×1.5×</m:t>
               </m:r>
               <m:r>
                 <w:rPr>
@@ -5893,14 +5546,9 @@
       </w:r>
       <w:proofErr w:type="spellStart"/>
       <w:r>
-        <w:t>III</w:t>
-      </w:r>
-      <w:proofErr w:type="gramStart"/>
-      <w:r>
-        <w:t>в</w:t>
+        <w:t>IIIв</w:t>
       </w:r>
       <w:proofErr w:type="spellEnd"/>
-      <w:proofErr w:type="gramEnd"/>
       <w:r>
         <w:t>.</w:t>
       </w:r>
@@ -5911,12 +5559,35 @@
         <w:ind w:firstLine="709"/>
       </w:pPr>
       <w:r>
-        <w:t>Недостаточная освещенность приводит к повышенной зрите</w:t>
-      </w:r>
-      <w:bookmarkStart w:id="0" w:name="_GoBack"/>
-      <w:bookmarkEnd w:id="0"/>
-      <w:r>
-        <w:t>льной утомляемости, снижению производительности и повышению вероятности ошибок при работе с программным кодом. По данному фактору условия труда относятся к вредному классу 3.1.</w:t>
+        <w:t>Недостаточная освещенность приводит к повышенной зрительной утомляемости, снижению производительности и повышению вероятности ошибок при работе с программным кодом. По данному фактору условия труда относятся к вредному классу 3.1.</w:t>
+      </w:r>
+    </w:p>
+    <w:p>
+      <w:pPr>
+        <w:spacing w:after="0" w:line="360" w:lineRule="auto"/>
+        <w:ind w:firstLine="709"/>
+      </w:pPr>
+    </w:p>
+    <w:p>
+      <w:pPr>
+        <w:pStyle w:val="3"/>
+        <w:spacing w:before="0" w:line="360" w:lineRule="auto"/>
+        <w:ind w:firstLine="709"/>
+        <w:rPr>
+          <w:rFonts w:ascii="Times New Roman" w:hAnsi="Times New Roman" w:cs="Times New Roman"/>
+          <w:color w:val="000000" w:themeColor="text1"/>
+          <w:sz w:val="28"/>
+          <w:szCs w:val="28"/>
+        </w:rPr>
+      </w:pPr>
+      <w:r>
+        <w:rPr>
+          <w:rFonts w:ascii="Times New Roman" w:hAnsi="Times New Roman" w:cs="Times New Roman"/>
+          <w:color w:val="000000" w:themeColor="text1"/>
+          <w:sz w:val="28"/>
+          <w:szCs w:val="28"/>
+        </w:rPr>
+        <w:t>3.6 Тяжесть трудового процесса</w:t>
       </w:r>
     </w:p>
     <w:p/>
@@ -5931,8 +5602,8 @@
 </file>
 
 <file path=word/numbering.xml><?xml version="1.0" encoding="utf-8"?>
-<w:numbering xmlns:wpc="http://schemas.microsoft.com/office/word/2010/wordprocessingCanvas" xmlns:mc="http://schemas.openxmlformats.org/markup-compatibility/2006" xmlns:o="urn:schemas-microsoft-com:office:office" xmlns:r="http://schemas.openxmlformats.org/officeDocument/2006/relationships" xmlns:m="http://schemas.openxmlformats.org/officeDocument/2006/math" xmlns:v="urn:schemas-microsoft-com:vml" xmlns:wp14="http://schemas.microsoft.com/office/word/2010/wordprocessingDrawing" xmlns:wp="http://schemas.openxmlformats.org/drawingml/2006/wordprocessingDrawing" xmlns:w10="urn:schemas-microsoft-com:office:word" xmlns:w="http://schemas.openxmlformats.org/wordprocessingml/2006/main" xmlns:w14="http://schemas.microsoft.com/office/word/2010/wordml" xmlns:wpg="http://schemas.microsoft.com/office/word/2010/wordprocessingGroup" xmlns:wpi="http://schemas.microsoft.com/office/word/2010/wordprocessingInk" xmlns:wne="http://schemas.microsoft.com/office/word/2006/wordml" xmlns:wps="http://schemas.microsoft.com/office/word/2010/wordprocessingShape" mc:Ignorable="w14 wp14">
-  <w:abstractNum w:abstractNumId="0">
+<w:numbering xmlns:wpc="http://schemas.microsoft.com/office/word/2010/wordprocessingCanvas" xmlns:cx="http://schemas.microsoft.com/office/drawing/2014/chartex" xmlns:cx1="http://schemas.microsoft.com/office/drawing/2015/9/8/chartex" xmlns:cx2="http://schemas.microsoft.com/office/drawing/2015/10/21/chartex" xmlns:cx3="http://schemas.microsoft.com/office/drawing/2016/5/9/chartex" xmlns:cx4="http://schemas.microsoft.com/office/drawing/2016/5/10/chartex" xmlns:cx5="http://schemas.microsoft.com/office/drawing/2016/5/11/chartex" xmlns:cx6="http://schemas.microsoft.com/office/drawing/2016/5/12/chartex" xmlns:cx7="http://schemas.microsoft.com/office/drawing/2016/5/13/chartex" xmlns:cx8="http://schemas.microsoft.com/office/drawing/2016/5/14/chartex" xmlns:mc="http://schemas.openxmlformats.org/markup-compatibility/2006" xmlns:aink="http://schemas.microsoft.com/office/drawing/2016/ink" xmlns:am3d="http://schemas.microsoft.com/office/drawing/2017/model3d" xmlns:o="urn:schemas-microsoft-com:office:office" xmlns:r="http://schemas.openxmlformats.org/officeDocument/2006/relationships" xmlns:m="http://schemas.openxmlformats.org/officeDocument/2006/math" xmlns:v="urn:schemas-microsoft-com:vml" xmlns:wp14="http://schemas.microsoft.com/office/word/2010/wordprocessingDrawing" xmlns:wp="http://schemas.openxmlformats.org/drawingml/2006/wordprocessingDrawing" xmlns:w10="urn:schemas-microsoft-com:office:word" xmlns:w="http://schemas.openxmlformats.org/wordprocessingml/2006/main" xmlns:w14="http://schemas.microsoft.com/office/word/2010/wordml" xmlns:w15="http://schemas.microsoft.com/office/word/2012/wordml" xmlns:w16cex="http://schemas.microsoft.com/office/word/2018/wordml/cex" xmlns:w16cid="http://schemas.microsoft.com/office/word/2016/wordml/cid" xmlns:w16="http://schemas.microsoft.com/office/word/2018/wordml" xmlns:w16sdtdh="http://schemas.microsoft.com/office/word/2020/wordml/sdtdatahash" xmlns:w16se="http://schemas.microsoft.com/office/word/2015/wordml/symex" xmlns:wpg="http://schemas.microsoft.com/office/word/2010/wordprocessingGroup" xmlns:wpi="http://schemas.microsoft.com/office/word/2010/wordprocessingInk" xmlns:wne="http://schemas.microsoft.com/office/word/2006/wordml" xmlns:wps="http://schemas.microsoft.com/office/word/2010/wordprocessingShape" mc:Ignorable="w14 w15 w16se w16cid w16 w16cex w16sdtdh wp14">
+  <w:abstractNum w:abstractNumId="0" w15:restartNumberingAfterBreak="0">
     <w:nsid w:val="067271E4"/>
     <w:multiLevelType w:val="multilevel"/>
     <w:tmpl w:val="A6EC409C"/>
@@ -6081,7 +5752,7 @@
       </w:rPr>
     </w:lvl>
   </w:abstractNum>
-  <w:abstractNum w:abstractNumId="1">
+  <w:abstractNum w:abstractNumId="1" w15:restartNumberingAfterBreak="0">
     <w:nsid w:val="13735959"/>
     <w:multiLevelType w:val="multilevel"/>
     <w:tmpl w:val="EA5C743C"/>
@@ -6230,7 +5901,7 @@
       </w:rPr>
     </w:lvl>
   </w:abstractNum>
-  <w:abstractNum w:abstractNumId="2">
+  <w:abstractNum w:abstractNumId="2" w15:restartNumberingAfterBreak="0">
     <w:nsid w:val="138A418A"/>
     <w:multiLevelType w:val="hybridMultilevel"/>
     <w:tmpl w:val="0DE0BD3A"/>
@@ -6344,7 +6015,7 @@
       </w:rPr>
     </w:lvl>
   </w:abstractNum>
-  <w:abstractNum w:abstractNumId="3">
+  <w:abstractNum w:abstractNumId="3" w15:restartNumberingAfterBreak="0">
     <w:nsid w:val="20CE2A03"/>
     <w:multiLevelType w:val="hybridMultilevel"/>
     <w:tmpl w:val="D676F44A"/>
@@ -6457,7 +6128,7 @@
       </w:rPr>
     </w:lvl>
   </w:abstractNum>
-  <w:abstractNum w:abstractNumId="4">
+  <w:abstractNum w:abstractNumId="4" w15:restartNumberingAfterBreak="0">
     <w:nsid w:val="21B00B2F"/>
     <w:multiLevelType w:val="multilevel"/>
     <w:tmpl w:val="54000EAE"/>
@@ -6606,7 +6277,7 @@
       </w:rPr>
     </w:lvl>
   </w:abstractNum>
-  <w:abstractNum w:abstractNumId="5">
+  <w:abstractNum w:abstractNumId="5" w15:restartNumberingAfterBreak="0">
     <w:nsid w:val="3463757F"/>
     <w:multiLevelType w:val="hybridMultilevel"/>
     <w:tmpl w:val="B12A4972"/>
@@ -6719,7 +6390,7 @@
       </w:rPr>
     </w:lvl>
   </w:abstractNum>
-  <w:abstractNum w:abstractNumId="6">
+  <w:abstractNum w:abstractNumId="6" w15:restartNumberingAfterBreak="0">
     <w:nsid w:val="40F947FE"/>
     <w:multiLevelType w:val="hybridMultilevel"/>
     <w:tmpl w:val="281C1236"/>
@@ -6805,7 +6476,7 @@
       </w:pPr>
     </w:lvl>
   </w:abstractNum>
-  <w:abstractNum w:abstractNumId="7">
+  <w:abstractNum w:abstractNumId="7" w15:restartNumberingAfterBreak="0">
     <w:nsid w:val="4ED76026"/>
     <w:multiLevelType w:val="hybridMultilevel"/>
     <w:tmpl w:val="CEBA3220"/>
@@ -6891,7 +6562,7 @@
       </w:pPr>
     </w:lvl>
   </w:abstractNum>
-  <w:abstractNum w:abstractNumId="8">
+  <w:abstractNum w:abstractNumId="8" w15:restartNumberingAfterBreak="0">
     <w:nsid w:val="51B978C6"/>
     <w:multiLevelType w:val="hybridMultilevel"/>
     <w:tmpl w:val="10C4A11C"/>
@@ -7005,7 +6676,7 @@
       </w:rPr>
     </w:lvl>
   </w:abstractNum>
-  <w:abstractNum w:abstractNumId="9">
+  <w:abstractNum w:abstractNumId="9" w15:restartNumberingAfterBreak="0">
     <w:nsid w:val="554D3EFC"/>
     <w:multiLevelType w:val="hybridMultilevel"/>
     <w:tmpl w:val="F4E0BB60"/>
@@ -7091,7 +6762,7 @@
       </w:pPr>
     </w:lvl>
   </w:abstractNum>
-  <w:abstractNum w:abstractNumId="10">
+  <w:abstractNum w:abstractNumId="10" w15:restartNumberingAfterBreak="0">
     <w:nsid w:val="5CD826EC"/>
     <w:multiLevelType w:val="hybridMultilevel"/>
     <w:tmpl w:val="E4AC3560"/>
@@ -7205,7 +6876,7 @@
       </w:rPr>
     </w:lvl>
   </w:abstractNum>
-  <w:abstractNum w:abstractNumId="11">
+  <w:abstractNum w:abstractNumId="11" w15:restartNumberingAfterBreak="0">
     <w:nsid w:val="5FF866AC"/>
     <w:multiLevelType w:val="multilevel"/>
     <w:tmpl w:val="5D9C8ECA"/>
@@ -7354,7 +7025,7 @@
       </w:rPr>
     </w:lvl>
   </w:abstractNum>
-  <w:abstractNum w:abstractNumId="12">
+  <w:abstractNum w:abstractNumId="12" w15:restartNumberingAfterBreak="0">
     <w:nsid w:val="681247D1"/>
     <w:multiLevelType w:val="multilevel"/>
     <w:tmpl w:val="E07C89C8"/>
@@ -7503,7 +7174,7 @@
       </w:rPr>
     </w:lvl>
   </w:abstractNum>
-  <w:abstractNum w:abstractNumId="13">
+  <w:abstractNum w:abstractNumId="13" w15:restartNumberingAfterBreak="0">
     <w:nsid w:val="717F6649"/>
     <w:multiLevelType w:val="hybridMultilevel"/>
     <w:tmpl w:val="BC384410"/>
@@ -7589,7 +7260,7 @@
       </w:pPr>
     </w:lvl>
   </w:abstractNum>
-  <w:abstractNum w:abstractNumId="14">
+  <w:abstractNum w:abstractNumId="14" w15:restartNumberingAfterBreak="0">
     <w:nsid w:val="7963227E"/>
     <w:multiLevelType w:val="hybridMultilevel"/>
     <w:tmpl w:val="E6249AEE"/>
@@ -7703,7 +7374,7 @@
       </w:rPr>
     </w:lvl>
   </w:abstractNum>
-  <w:abstractNum w:abstractNumId="15">
+  <w:abstractNum w:abstractNumId="15" w15:restartNumberingAfterBreak="0">
     <w:nsid w:val="7D0569CC"/>
     <w:multiLevelType w:val="multilevel"/>
     <w:tmpl w:val="FF726362"/>
@@ -7904,7 +7575,7 @@
 </file>
 
 <file path=word/styles.xml><?xml version="1.0" encoding="utf-8"?>
-<w:styles xmlns:mc="http://schemas.openxmlformats.org/markup-compatibility/2006" xmlns:r="http://schemas.openxmlformats.org/officeDocument/2006/relationships" xmlns:w="http://schemas.openxmlformats.org/wordprocessingml/2006/main" xmlns:w14="http://schemas.microsoft.com/office/word/2010/wordml" mc:Ignorable="w14">
+<w:styles xmlns:mc="http://schemas.openxmlformats.org/markup-compatibility/2006" xmlns:r="http://schemas.openxmlformats.org/officeDocument/2006/relationships" xmlns:w="http://schemas.openxmlformats.org/wordprocessingml/2006/main" xmlns:w14="http://schemas.microsoft.com/office/word/2010/wordml" xmlns:w15="http://schemas.microsoft.com/office/word/2012/wordml" xmlns:w16cex="http://schemas.microsoft.com/office/word/2018/wordml/cex" xmlns:w16cid="http://schemas.microsoft.com/office/word/2016/wordml/cid" xmlns:w16="http://schemas.microsoft.com/office/word/2018/wordml" xmlns:w16sdtdh="http://schemas.microsoft.com/office/word/2020/wordml/sdtdatahash" xmlns:w16se="http://schemas.microsoft.com/office/word/2015/wordml/symex" mc:Ignorable="w14 w15 w16se w16cid w16 w16cex w16sdtdh">
   <w:docDefaults>
     <w:rPrDefault>
       <w:rPr>
@@ -7920,610 +7591,383 @@
       </w:pPr>
     </w:pPrDefault>
   </w:docDefaults>
-  <w:latentStyles w:defLockedState="0" w:defUIPriority="99" w:defSemiHidden="1" w:defUnhideWhenUsed="1" w:defQFormat="0" w:count="267">
-    <w:lsdException w:name="Normal" w:semiHidden="0" w:uiPriority="0" w:unhideWhenUsed="0" w:qFormat="1"/>
-    <w:lsdException w:name="heading 1" w:semiHidden="0" w:uiPriority="9" w:unhideWhenUsed="0" w:qFormat="1"/>
-    <w:lsdException w:name="heading 2" w:uiPriority="9" w:qFormat="1"/>
-    <w:lsdException w:name="heading 3" w:uiPriority="9" w:qFormat="1"/>
-    <w:lsdException w:name="heading 4" w:uiPriority="9" w:qFormat="1"/>
-    <w:lsdException w:name="heading 5" w:uiPriority="9" w:qFormat="1"/>
-    <w:lsdException w:name="heading 6" w:uiPriority="9" w:qFormat="1"/>
-    <w:lsdException w:name="heading 7" w:uiPriority="9" w:qFormat="1"/>
-    <w:lsdException w:name="heading 8" w:uiPriority="9" w:qFormat="1"/>
-    <w:lsdException w:name="heading 9" w:uiPriority="9" w:qFormat="1"/>
-    <w:lsdException w:name="toc 1" w:uiPriority="39"/>
-    <w:lsdException w:name="toc 2" w:uiPriority="39"/>
-    <w:lsdException w:name="toc 3" w:uiPriority="39"/>
-    <w:lsdException w:name="toc 4" w:uiPriority="39"/>
-    <w:lsdException w:name="toc 5" w:uiPriority="39"/>
-    <w:lsdException w:name="toc 6" w:uiPriority="39"/>
-    <w:lsdException w:name="toc 7" w:uiPriority="39"/>
-    <w:lsdException w:name="toc 8" w:uiPriority="39"/>
-    <w:lsdException w:name="toc 9" w:uiPriority="39"/>
-    <w:lsdException w:name="caption" w:uiPriority="35" w:qFormat="1"/>
-    <w:lsdException w:name="Title" w:semiHidden="0" w:uiPriority="10" w:unhideWhenUsed="0" w:qFormat="1"/>
-    <w:lsdException w:name="Default Paragraph Font" w:uiPriority="1"/>
-    <w:lsdException w:name="Subtitle" w:semiHidden="0" w:uiPriority="11" w:unhideWhenUsed="0" w:qFormat="1"/>
-    <w:lsdException w:name="Strong" w:semiHidden="0" w:uiPriority="22" w:unhideWhenUsed="0" w:qFormat="1"/>
-    <w:lsdException w:name="Emphasis" w:semiHidden="0" w:uiPriority="20" w:unhideWhenUsed="0" w:qFormat="1"/>
-    <w:lsdException w:name="Table Grid" w:semiHidden="0" w:uiPriority="59" w:unhideWhenUsed="0"/>
-    <w:lsdException w:name="Placeholder Text" w:unhideWhenUsed="0"/>
-    <w:lsdException w:name="No Spacing" w:semiHidden="0" w:uiPriority="1" w:unhideWhenUsed="0" w:qFormat="1"/>
-    <w:lsdException w:name="Light Shading" w:semiHidden="0" w:uiPriority="60" w:unhideWhenUsed="0"/>
-    <w:lsdException w:name="Light List" w:semiHidden="0" w:uiPriority="61" w:unhideWhenUsed="0"/>
-    <w:lsdException w:name="Light Grid" w:semiHidden="0" w:uiPriority="62" w:unhideWhenUsed="0"/>
-    <w:lsdException w:name="Medium Shading 1" w:semiHidden="0" w:uiPriority="63" w:unhideWhenUsed="0"/>
-    <w:lsdException w:name="Medium Shading 2" w:semiHidden="0" w:uiPriority="64" w:unhideWhenUsed="0"/>
-    <w:lsdException w:name="Medium List 1" w:semiHidden="0" w:uiPriority="65" w:unhideWhenUsed="0"/>
-    <w:lsdException w:name="Medium List 2" w:semiHidden="0" w:uiPriority="66" w:unhideWhenUsed="0"/>
-    <w:lsdException w:name="Medium Grid 1" w:semiHidden="0" w:uiPriority="67" w:unhideWhenUsed="0"/>
-    <w:lsdException w:name="Medium Grid 2" w:semiHidden="0" w:uiPriority="68" w:unhideWhenUsed="0"/>
-    <w:lsdException w:name="Medium Grid 3" w:semiHidden="0" w:uiPriority="69" w:unhideWhenUsed="0"/>
-    <w:lsdException w:name="Dark List" w:semiHidden="0" w:uiPriority="70" w:unhideWhenUsed="0"/>
-    <w:lsdException w:name="Colorful Shading" w:semiHidden="0" w:uiPriority="71" w:unhideWhenUsed="0"/>
-    <w:lsdException w:name="Colorful List" w:semiHidden="0" w:uiPriority="72" w:unhideWhenUsed="0"/>
-    <w:lsdException w:name="Colorful Grid" w:semiHidden="0" w:uiPriority="73" w:unhideWhenUsed="0"/>
-    <w:lsdException w:name="Light Shading Accent 1" w:semiHidden="0" w:uiPriority="60" w:unhideWhenUsed="0"/>
-    <w:lsdException w:name="Light List Accent 1" w:semiHidden="0" w:uiPriority="61" w:unhideWhenUsed="0"/>
-    <w:lsdException w:name="Light Grid Accent 1" w:semiHidden="0" w:uiPriority="62" w:unhideWhenUsed="0"/>
-    <w:lsdException w:name="Medium Shading 1 Accent 1" w:semiHidden="0" w:uiPriority="63" w:unhideWhenUsed="0"/>
-    <w:lsdException w:name="Medium Shading 2 Accent 1" w:semiHidden="0" w:uiPriority="64" w:unhideWhenUsed="0"/>
-    <w:lsdException w:name="Medium List 1 Accent 1" w:semiHidden="0" w:uiPriority="65" w:unhideWhenUsed="0"/>
-    <w:lsdException w:name="Revision" w:unhideWhenUsed="0"/>
-    <w:lsdException w:name="List Paragraph" w:semiHidden="0" w:uiPriority="34" w:unhideWhenUsed="0" w:qFormat="1"/>
-    <w:lsdException w:name="Quote" w:semiHidden="0" w:uiPriority="29" w:unhideWhenUsed="0" w:qFormat="1"/>
-    <w:lsdException w:name="Intense Quote" w:semiHidden="0" w:uiPriority="30" w:unhideWhenUsed="0" w:qFormat="1"/>
-    <w:lsdException w:name="Medium List 2 Accent 1" w:semiHidden="0" w:uiPriority="66" w:unhideWhenUsed="0"/>
-    <w:lsdException w:name="Medium Grid 1 Accent 1" w:semiHidden="0" w:uiPriority="67" w:unhideWhenUsed="0"/>
-    <w:lsdException w:name="Medium Grid 2 Accent 1" w:semiHidden="0" w:uiPriority="68" w:unhideWhenUsed="0"/>
-    <w:lsdException w:name="Medium Grid 3 Accent 1" w:semiHidden="0" w:uiPriority="69" w:unhideWhenUsed="0"/>
-    <w:lsdException w:name="Dark List Accent 1" w:semiHidden="0" w:uiPriority="70" w:unhideWhenUsed="0"/>
-    <w:lsdException w:name="Colorful Shading Accent 1" w:semiHidden="0" w:uiPriority="71" w:unhideWhenUsed="0"/>
-    <w:lsdException w:name="Colorful List Accent 1" w:semiHidden="0" w:uiPriority="72" w:unhideWhenUsed="0"/>
-    <w:lsdException w:name="Colorful Grid Accent 1" w:semiHidden="0" w:uiPriority="73" w:unhideWhenUsed="0"/>
-    <w:lsdException w:name="Light Shading Accent 2" w:semiHidden="0" w:uiPriority="60" w:unhideWhenUsed="0"/>
-    <w:lsdException w:name="Light List Accent 2" w:semiHidden="0" w:uiPriority="61" w:unhideWhenUsed="0"/>
-    <w:lsdException w:name="Light Grid Accent 2" w:semiHidden="0" w:uiPriority="62" w:unhideWhenUsed="0"/>
-    <w:lsdException w:name="Medium Shading 1 Accent 2" w:semiHidden="0" w:uiPriority="63" w:unhideWhenUsed="0"/>
-    <w:lsdException w:name="Medium Shading 2 Accent 2" w:semiHidden="0" w:uiPriority="64" w:unhideWhenUsed="0"/>
-    <w:lsdException w:name="Medium List 1 Accent 2" w:semiHidden="0" w:uiPriority="65" w:unhideWhenUsed="0"/>
-    <w:lsdException w:name="Medium List 2 Accent 2" w:semiHidden="0" w:uiPriority="66" w:unhideWhenUsed="0"/>
-    <w:lsdException w:name="Medium Grid 1 Accent 2" w:semiHidden="0" w:uiPriority="67" w:unhideWhenUsed="0"/>
-    <w:lsdException w:name="Medium Grid 2 Accent 2" w:semiHidden="0" w:uiPriority="68" w:unhideWhenUsed="0"/>
-    <w:lsdException w:name="Medium Grid 3 Accent 2" w:semiHidden="0" w:uiPriority="69" w:unhideWhenUsed="0"/>
-    <w:lsdException w:name="Dark List Accent 2" w:semiHidden="0" w:uiPriority="70" w:unhideWhenUsed="0"/>
-    <w:lsdException w:name="Colorful Shading Accent 2" w:semiHidden="0" w:uiPriority="71" w:unhideWhenUsed="0"/>
-    <w:lsdException w:name="Colorful List Accent 2" w:semiHidden="0" w:uiPriority="72" w:unhideWhenUsed="0"/>
-    <w:lsdException w:name="Colorful Grid Accent 2" w:semiHidden="0" w:uiPriority="73" w:unhideWhenUsed="0"/>
-    <w:lsdException w:name="Light Shading Accent 3" w:semiHidden="0" w:uiPriority="60" w:unhideWhenUsed="0"/>
-    <w:lsdException w:name="Light List Accent 3" w:semiHidden="0" w:uiPriority="61" w:unhideWhenUsed="0"/>
-    <w:lsdException w:name="Light Grid Accent 3" w:semiHidden="0" w:uiPriority="62" w:unhideWhenUsed="0"/>
-    <w:lsdException w:name="Medium Shading 1 Accent 3" w:semiHidden="0" w:uiPriority="63" w:unhideWhenUsed="0"/>
-    <w:lsdException w:name="Medium Shading 2 Accent 3" w:semiHidden="0" w:uiPriority="64" w:unhideWhenUsed="0"/>
-    <w:lsdException w:name="Medium List 1 Accent 3" w:semiHidden="0" w:uiPriority="65" w:unhideWhenUsed="0"/>
-    <w:lsdException w:name="Medium List 2 Accent 3" w:semiHidden="0" w:uiPriority="66" w:unhideWhenUsed="0"/>
-    <w:lsdException w:name="Medium Grid 1 Accent 3" w:semiHidden="0" w:uiPriority="67" w:unhideWhenUsed="0"/>
-    <w:lsdException w:name="Medium Grid 2 Accent 3" w:semiHidden="0" w:uiPriority="68" w:unhideWhenUsed="0"/>
-    <w:lsdException w:name="Medium Grid 3 Accent 3" w:semiHidden="0" w:uiPriority="69" w:unhideWhenUsed="0"/>
-    <w:lsdException w:name="Dark List Accent 3" w:semiHidden="0" w:uiPriority="70" w:unhideWhenUsed="0"/>
-    <w:lsdException w:name="Colorful Shading Accent 3" w:semiHidden="0" w:uiPriority="71" w:unhideWhenUsed="0"/>
-    <w:lsdException w:name="Colorful List Accent 3" w:semiHidden="0" w:uiPriority="72" w:unhideWhenUsed="0"/>
-    <w:lsdException w:name="Colorful Grid Accent 3" w:semiHidden="0" w:uiPriority="73" w:unhideWhenUsed="0"/>
-    <w:lsdException w:name="Light Shading Accent 4" w:semiHidden="0" w:uiPriority="60" w:unhideWhenUsed="0"/>
-    <w:lsdException w:name="Light List Accent 4" w:semiHidden="0" w:uiPriority="61" w:unhideWhenUsed="0"/>
-    <w:lsdException w:name="Light Grid Accent 4" w:semiHidden="0" w:uiPriority="62" w:unhideWhenUsed="0"/>
-    <w:lsdException w:name="Medium Shading 1 Accent 4" w:semiHidden="0" w:uiPriority="63" w:unhideWhenUsed="0"/>
-    <w:lsdException w:name="Medium Shading 2 Accent 4" w:semiHidden="0" w:uiPriority="64" w:unhideWhenUsed="0"/>
-    <w:lsdException w:name="Medium List 1 Accent 4" w:semiHidden="0" w:uiPriority="65" w:unhideWhenUsed="0"/>
-    <w:lsdException w:name="Medium List 2 Accent 4" w:semiHidden="0" w:uiPriority="66" w:unhideWhenUsed="0"/>
-    <w:lsdException w:name="Medium Grid 1 Accent 4" w:semiHidden="0" w:uiPriority="67" w:unhideWhenUsed="0"/>
-    <w:lsdException w:name="Medium Grid 2 Accent 4" w:semiHidden="0" w:uiPriority="68" w:unhideWhenUsed="0"/>
-    <w:lsdException w:name="Medium Grid 3 Accent 4" w:semiHidden="0" w:uiPriority="69" w:unhideWhenUsed="0"/>
-    <w:lsdException w:name="Dark List Accent 4" w:semiHidden="0" w:uiPriority="70" w:unhideWhenUsed="0"/>
-    <w:lsdException w:name="Colorful Shading Accent 4" w:semiHidden="0" w:uiPriority="71" w:unhideWhenUsed="0"/>
-    <w:lsdException w:name="Colorful List Accent 4" w:semiHidden="0" w:uiPriority="72" w:unhideWhenUsed="0"/>
-    <w:lsdException w:name="Colorful Grid Accent 4" w:semiHidden="0" w:uiPriority="73" w:unhideWhenUsed="0"/>
-    <w:lsdException w:name="Light Shading Accent 5" w:semiHidden="0" w:uiPriority="60" w:unhideWhenUsed="0"/>
-    <w:lsdException w:name="Light List Accent 5" w:semiHidden="0" w:uiPriority="61" w:unhideWhenUsed="0"/>
-    <w:lsdException w:name="Light Grid Accent 5" w:semiHidden="0" w:uiPriority="62" w:unhideWhenUsed="0"/>
-    <w:lsdException w:name="Medium Shading 1 Accent 5" w:semiHidden="0" w:uiPriority="63" w:unhideWhenUsed="0"/>
-    <w:lsdException w:name="Medium Shading 2 Accent 5" w:semiHidden="0" w:uiPriority="64" w:unhideWhenUsed="0"/>
-    <w:lsdException w:name="Medium List 1 Accent 5" w:semiHidden="0" w:uiPriority="65" w:unhideWhenUsed="0"/>
-    <w:lsdException w:name="Medium List 2 Accent 5" w:semiHidden="0" w:uiPriority="66" w:unhideWhenUsed="0"/>
-    <w:lsdException w:name="Medium Grid 1 Accent 5" w:semiHidden="0" w:uiPriority="67" w:unhideWhenUsed="0"/>
-    <w:lsdException w:name="Medium Grid 2 Accent 5" w:semiHidden="0" w:uiPriority="68" w:unhideWhenUsed="0"/>
-    <w:lsdException w:name="Medium Grid 3 Accent 5" w:semiHidden="0" w:uiPriority="69" w:unhideWhenUsed="0"/>
-    <w:lsdException w:name="Dark List Accent 5" w:semiHidden="0" w:uiPriority="70" w:unhideWhenUsed="0"/>
-    <w:lsdException w:name="Colorful Shading Accent 5" w:semiHidden="0" w:uiPriority="71" w:unhideWhenUsed="0"/>
-    <w:lsdException w:name="Colorful List Accent 5" w:semiHidden="0" w:uiPriority="72" w:unhideWhenUsed="0"/>
-    <w:lsdException w:name="Colorful Grid Accent 5" w:semiHidden="0" w:uiPriority="73" w:unhideWhenUsed="0"/>
-    <w:lsdException w:name="Light Shading Accent 6" w:semiHidden="0" w:uiPriority="60" w:unhideWhenUsed="0"/>
-    <w:lsdException w:name="Light List Accent 6" w:semiHidden="0" w:uiPriority="61" w:unhideWhenUsed="0"/>
-    <w:lsdException w:name="Light Grid Accent 6" w:semiHidden="0" w:uiPriority="62" w:unhideWhenUsed="0"/>
-    <w:lsdException w:name="Medium Shading 1 Accent 6" w:semiHidden="0" w:uiPriority="63" w:unhideWhenUsed="0"/>
-    <w:lsdException w:name="Medium Shading 2 Accent 6" w:semiHidden="0" w:uiPriority="64" w:unhideWhenUsed="0"/>
-    <w:lsdException w:name="Medium List 1 Accent 6" w:semiHidden="0" w:uiPriority="65" w:unhideWhenUsed="0"/>
-    <w:lsdException w:name="Medium List 2 Accent 6" w:semiHidden="0" w:uiPriority="66" w:unhideWhenUsed="0"/>
-    <w:lsdException w:name="Medium Grid 1 Accent 6" w:semiHidden="0" w:uiPriority="67" w:unhideWhenUsed="0"/>
-    <w:lsdException w:name="Medium Grid 2 Accent 6" w:semiHidden="0" w:uiPriority="68" w:unhideWhenUsed="0"/>
-    <w:lsdException w:name="Medium Grid 3 Accent 6" w:semiHidden="0" w:uiPriority="69" w:unhideWhenUsed="0"/>
-    <w:lsdException w:name="Dark List Accent 6" w:semiHidden="0" w:uiPriority="70" w:unhideWhenUsed="0"/>
-    <w:lsdException w:name="Colorful Shading Accent 6" w:semiHidden="0" w:uiPriority="71" w:unhideWhenUsed="0"/>
-    <w:lsdException w:name="Colorful List Accent 6" w:semiHidden="0" w:uiPriority="72" w:unhideWhenUsed="0"/>
-    <w:lsdException w:name="Colorful Grid Accent 6" w:semiHidden="0" w:uiPriority="73" w:unhideWhenUsed="0"/>
-    <w:lsdException w:name="Subtle Emphasis" w:semiHidden="0" w:uiPriority="19" w:unhideWhenUsed="0" w:qFormat="1"/>
-    <w:lsdException w:name="Intense Emphasis" w:semiHidden="0" w:uiPriority="21" w:unhideWhenUsed="0" w:qFormat="1"/>
-    <w:lsdException w:name="Subtle Reference" w:semiHidden="0" w:uiPriority="31" w:unhideWhenUsed="0" w:qFormat="1"/>
-    <w:lsdException w:name="Intense Reference" w:semiHidden="0" w:uiPriority="32" w:unhideWhenUsed="0" w:qFormat="1"/>
-    <w:lsdException w:name="Book Title" w:semiHidden="0" w:uiPriority="33" w:unhideWhenUsed="0" w:qFormat="1"/>
-    <w:lsdException w:name="Bibliography" w:uiPriority="37"/>
-    <w:lsdException w:name="TOC Heading" w:uiPriority="39" w:qFormat="1"/>
-  </w:latentStyles>
-  <w:style w:type="paragraph" w:default="1" w:styleId="a">
-    <w:name w:val="Normal"/>
-    <w:qFormat/>
-  </w:style>
-  <w:style w:type="paragraph" w:styleId="2">
-    <w:name w:val="heading 2"/>
-    <w:basedOn w:val="a"/>
-    <w:next w:val="a"/>
-    <w:link w:val="20"/>
-    <w:uiPriority w:val="9"/>
-    <w:unhideWhenUsed/>
-    <w:qFormat/>
-    <w:rsid w:val="004B362D"/>
-    <w:pPr>
-      <w:keepNext/>
-      <w:keepLines/>
-      <w:spacing w:before="200" w:after="0"/>
-      <w:outlineLvl w:val="1"/>
-    </w:pPr>
-    <w:rPr>
-      <w:rFonts w:asciiTheme="majorHAnsi" w:eastAsiaTheme="majorEastAsia" w:hAnsiTheme="majorHAnsi" w:cstheme="majorBidi"/>
-      <w:b/>
-      <w:bCs/>
-      <w:color w:val="4F81BD" w:themeColor="accent1"/>
-      <w:sz w:val="26"/>
-      <w:szCs w:val="26"/>
-    </w:rPr>
-  </w:style>
-  <w:style w:type="paragraph" w:styleId="3">
-    <w:name w:val="heading 3"/>
-    <w:basedOn w:val="a"/>
-    <w:next w:val="a"/>
-    <w:link w:val="30"/>
-    <w:uiPriority w:val="9"/>
-    <w:unhideWhenUsed/>
-    <w:qFormat/>
-    <w:rsid w:val="004B362D"/>
-    <w:pPr>
-      <w:keepNext/>
-      <w:keepLines/>
-      <w:spacing w:before="200" w:after="0"/>
-      <w:outlineLvl w:val="2"/>
-    </w:pPr>
-    <w:rPr>
-      <w:rFonts w:asciiTheme="majorHAnsi" w:eastAsiaTheme="majorEastAsia" w:hAnsiTheme="majorHAnsi" w:cstheme="majorBidi"/>
-      <w:b/>
-      <w:bCs/>
-      <w:color w:val="4F81BD" w:themeColor="accent1"/>
-    </w:rPr>
-  </w:style>
-  <w:style w:type="character" w:default="1" w:styleId="a0">
-    <w:name w:val="Default Paragraph Font"/>
-    <w:uiPriority w:val="1"/>
-    <w:semiHidden/>
-    <w:unhideWhenUsed/>
-  </w:style>
-  <w:style w:type="table" w:default="1" w:styleId="a1">
-    <w:name w:val="Normal Table"/>
-    <w:uiPriority w:val="99"/>
-    <w:semiHidden/>
-    <w:unhideWhenUsed/>
-    <w:tblPr>
-      <w:tblInd w:w="0" w:type="dxa"/>
-      <w:tblCellMar>
-        <w:top w:w="0" w:type="dxa"/>
-        <w:left w:w="108" w:type="dxa"/>
-        <w:bottom w:w="0" w:type="dxa"/>
-        <w:right w:w="108" w:type="dxa"/>
-      </w:tblCellMar>
-    </w:tblPr>
-  </w:style>
-  <w:style w:type="numbering" w:default="1" w:styleId="a2">
-    <w:name w:val="No List"/>
-    <w:uiPriority w:val="99"/>
-    <w:semiHidden/>
-    <w:unhideWhenUsed/>
-  </w:style>
-  <w:style w:type="character" w:customStyle="1" w:styleId="20">
-    <w:name w:val="Заголовок 2 Знак"/>
-    <w:basedOn w:val="a0"/>
-    <w:link w:val="2"/>
-    <w:uiPriority w:val="9"/>
-    <w:rsid w:val="004B362D"/>
-    <w:rPr>
-      <w:rFonts w:asciiTheme="majorHAnsi" w:eastAsiaTheme="majorEastAsia" w:hAnsiTheme="majorHAnsi" w:cstheme="majorBidi"/>
-      <w:b/>
-      <w:bCs/>
-      <w:color w:val="4F81BD" w:themeColor="accent1"/>
-      <w:sz w:val="26"/>
-      <w:szCs w:val="26"/>
-    </w:rPr>
-  </w:style>
-  <w:style w:type="character" w:customStyle="1" w:styleId="30">
-    <w:name w:val="Заголовок 3 Знак"/>
-    <w:basedOn w:val="a0"/>
-    <w:link w:val="3"/>
-    <w:uiPriority w:val="9"/>
-    <w:rsid w:val="004B362D"/>
-    <w:rPr>
-      <w:rFonts w:asciiTheme="majorHAnsi" w:eastAsiaTheme="majorEastAsia" w:hAnsiTheme="majorHAnsi" w:cstheme="majorBidi"/>
-      <w:b/>
-      <w:bCs/>
-      <w:color w:val="4F81BD" w:themeColor="accent1"/>
-    </w:rPr>
-  </w:style>
-  <w:style w:type="character" w:styleId="a3">
-    <w:name w:val="Strong"/>
-    <w:basedOn w:val="a0"/>
-    <w:uiPriority w:val="22"/>
-    <w:qFormat/>
-    <w:rsid w:val="003E4B6C"/>
-    <w:rPr>
-      <w:b/>
-      <w:bCs/>
-    </w:rPr>
-  </w:style>
-  <w:style w:type="paragraph" w:styleId="a4">
-    <w:name w:val="Balloon Text"/>
-    <w:basedOn w:val="a"/>
-    <w:link w:val="a5"/>
-    <w:uiPriority w:val="99"/>
-    <w:semiHidden/>
-    <w:unhideWhenUsed/>
-    <w:rsid w:val="00392B59"/>
-    <w:pPr>
-      <w:spacing w:after="0" w:line="240" w:lineRule="auto"/>
-    </w:pPr>
-    <w:rPr>
-      <w:rFonts w:ascii="Tahoma" w:hAnsi="Tahoma" w:cs="Tahoma"/>
-      <w:sz w:val="16"/>
-      <w:szCs w:val="16"/>
-    </w:rPr>
-  </w:style>
-  <w:style w:type="character" w:customStyle="1" w:styleId="a5">
-    <w:name w:val="Текст выноски Знак"/>
-    <w:basedOn w:val="a0"/>
-    <w:link w:val="a4"/>
-    <w:uiPriority w:val="99"/>
-    <w:semiHidden/>
-    <w:rsid w:val="00392B59"/>
-    <w:rPr>
-      <w:rFonts w:ascii="Tahoma" w:hAnsi="Tahoma" w:cs="Tahoma"/>
-      <w:sz w:val="16"/>
-      <w:szCs w:val="16"/>
-    </w:rPr>
-  </w:style>
-  <w:style w:type="paragraph" w:styleId="a6">
-    <w:name w:val="Normal (Web)"/>
-    <w:basedOn w:val="a"/>
-    <w:uiPriority w:val="99"/>
-    <w:semiHidden/>
-    <w:unhideWhenUsed/>
-    <w:rsid w:val="00392B59"/>
-    <w:pPr>
-      <w:spacing w:before="100" w:beforeAutospacing="1" w:after="100" w:afterAutospacing="1" w:line="240" w:lineRule="auto"/>
-    </w:pPr>
-    <w:rPr>
-      <w:rFonts w:ascii="Times New Roman" w:eastAsia="Times New Roman" w:hAnsi="Times New Roman" w:cs="Times New Roman"/>
-      <w:sz w:val="24"/>
-      <w:szCs w:val="24"/>
-      <w:lang w:eastAsia="ru-RU"/>
-    </w:rPr>
-  </w:style>
-  <w:style w:type="paragraph" w:styleId="a7">
-    <w:name w:val="List Paragraph"/>
-    <w:basedOn w:val="a"/>
-    <w:uiPriority w:val="34"/>
-    <w:qFormat/>
-    <w:rsid w:val="00392B59"/>
-    <w:pPr>
-      <w:ind w:left="720"/>
-      <w:contextualSpacing/>
-    </w:pPr>
-  </w:style>
-  <w:style w:type="paragraph" w:customStyle="1" w:styleId="a8">
-    <w:name w:val="Курсовая"/>
-    <w:basedOn w:val="a"/>
-    <w:link w:val="a9"/>
-    <w:qFormat/>
-    <w:rsid w:val="00392B59"/>
-    <w:pPr>
-      <w:spacing w:after="0" w:line="360" w:lineRule="auto"/>
-      <w:jc w:val="both"/>
-    </w:pPr>
-    <w:rPr>
-      <w:rFonts w:ascii="Times New Roman" w:hAnsi="Times New Roman"/>
-      <w:kern w:val="2"/>
-      <w:sz w:val="28"/>
-      <w:szCs w:val="32"/>
-      <w14:ligatures w14:val="standardContextual"/>
-    </w:rPr>
-  </w:style>
-  <w:style w:type="character" w:customStyle="1" w:styleId="a9">
-    <w:name w:val="Курсовая Знак"/>
-    <w:basedOn w:val="a0"/>
-    <w:link w:val="a8"/>
-    <w:rsid w:val="00392B59"/>
-    <w:rPr>
-      <w:rFonts w:ascii="Times New Roman" w:hAnsi="Times New Roman"/>
-      <w:kern w:val="2"/>
-      <w:sz w:val="28"/>
-      <w:szCs w:val="32"/>
-      <w14:ligatures w14:val="standardContextual"/>
-    </w:rPr>
-  </w:style>
-  <w:style w:type="table" w:styleId="aa">
-    <w:name w:val="Table Grid"/>
-    <w:basedOn w:val="a1"/>
-    <w:uiPriority w:val="59"/>
-    <w:rsid w:val="009B248C"/>
-    <w:pPr>
-      <w:spacing w:after="0" w:line="240" w:lineRule="auto"/>
-    </w:pPr>
-    <w:tblPr>
-      <w:tblBorders>
-        <w:top w:val="single" w:sz="4" w:space="0" w:color="auto"/>
-        <w:left w:val="single" w:sz="4" w:space="0" w:color="auto"/>
-        <w:bottom w:val="single" w:sz="4" w:space="0" w:color="auto"/>
-        <w:right w:val="single" w:sz="4" w:space="0" w:color="auto"/>
-        <w:insideH w:val="single" w:sz="4" w:space="0" w:color="auto"/>
-        <w:insideV w:val="single" w:sz="4" w:space="0" w:color="auto"/>
-      </w:tblBorders>
-    </w:tblPr>
-  </w:style>
-  <w:style w:type="character" w:styleId="ab">
-    <w:name w:val="Placeholder Text"/>
-    <w:basedOn w:val="a0"/>
-    <w:uiPriority w:val="99"/>
-    <w:semiHidden/>
-    <w:rsid w:val="009B248C"/>
-    <w:rPr>
-      <w:color w:val="808080"/>
-    </w:rPr>
-  </w:style>
-  <w:style w:type="character" w:customStyle="1" w:styleId="katex-mathml">
-    <w:name w:val="katex-mathml"/>
-    <w:basedOn w:val="a0"/>
-    <w:rsid w:val="006D6AF1"/>
-  </w:style>
-  <w:style w:type="character" w:customStyle="1" w:styleId="mord">
-    <w:name w:val="mord"/>
-    <w:basedOn w:val="a0"/>
-    <w:rsid w:val="006D6AF1"/>
-  </w:style>
-  <w:style w:type="character" w:customStyle="1" w:styleId="vlist-s">
-    <w:name w:val="vlist-s"/>
-    <w:basedOn w:val="a0"/>
-    <w:rsid w:val="006D6AF1"/>
-  </w:style>
-  <w:style w:type="character" w:customStyle="1" w:styleId="mrel">
-    <w:name w:val="mrel"/>
-    <w:basedOn w:val="a0"/>
-    <w:rsid w:val="006D6AF1"/>
-  </w:style>
-  <w:style w:type="character" w:customStyle="1" w:styleId="mbin">
-    <w:name w:val="mbin"/>
-    <w:basedOn w:val="a0"/>
-    <w:rsid w:val="006D6AF1"/>
-  </w:style>
-  <w:style w:type="character" w:customStyle="1" w:styleId="mpunct">
-    <w:name w:val="mpunct"/>
-    <w:basedOn w:val="a0"/>
-    <w:rsid w:val="006D6AF1"/>
-  </w:style>
-  <w:style w:type="character" w:styleId="ac">
-    <w:name w:val="Emphasis"/>
-    <w:basedOn w:val="a0"/>
-    <w:uiPriority w:val="20"/>
-    <w:qFormat/>
-    <w:rsid w:val="006D6AF1"/>
-    <w:rPr>
-      <w:i/>
-      <w:iCs/>
-    </w:rPr>
-  </w:style>
-  <w:style w:type="paragraph" w:customStyle="1" w:styleId="1">
-    <w:name w:val="Стиль1"/>
-    <w:basedOn w:val="a"/>
-    <w:link w:val="10"/>
-    <w:qFormat/>
-    <w:rsid w:val="006D6AF1"/>
-    <w:pPr>
-      <w:spacing w:before="200" w:after="0" w:line="360" w:lineRule="auto"/>
-      <w:ind w:firstLine="709"/>
-      <w:jc w:val="both"/>
-    </w:pPr>
-    <w:rPr>
-      <w:rFonts w:ascii="Times New Roman" w:eastAsia="Times New Roman" w:hAnsi="Times New Roman" w:cs="Times New Roman"/>
-      <w:iCs/>
-      <w:sz w:val="28"/>
-      <w:szCs w:val="28"/>
-      <w:lang w:eastAsia="ru-RU"/>
-    </w:rPr>
-  </w:style>
-  <w:style w:type="character" w:customStyle="1" w:styleId="10">
-    <w:name w:val="Стиль1 Знак"/>
-    <w:basedOn w:val="a0"/>
-    <w:link w:val="1"/>
-    <w:rsid w:val="006D6AF1"/>
-    <w:rPr>
-      <w:rFonts w:ascii="Times New Roman" w:eastAsia="Times New Roman" w:hAnsi="Times New Roman" w:cs="Times New Roman"/>
-      <w:iCs/>
-      <w:sz w:val="28"/>
-      <w:szCs w:val="28"/>
-      <w:lang w:eastAsia="ru-RU"/>
-    </w:rPr>
-  </w:style>
-</w:styles>
-</file>
-
-<file path=word/stylesWithEffects.xml><?xml version="1.0" encoding="utf-8"?>
-<w:styles xmlns:wpc="http://schemas.microsoft.com/office/word/2010/wordprocessingCanvas" xmlns:mc="http://schemas.openxmlformats.org/markup-compatibility/2006" xmlns:o="urn:schemas-microsoft-com:office:office" xmlns:r="http://schemas.openxmlformats.org/officeDocument/2006/relationships" xmlns:m="http://schemas.openxmlformats.org/officeDocument/2006/math" xmlns:v="urn:schemas-microsoft-com:vml" xmlns:wp14="http://schemas.microsoft.com/office/word/2010/wordprocessingDrawing" xmlns:wp="http://schemas.openxmlformats.org/drawingml/2006/wordprocessingDrawing" xmlns:w10="urn:schemas-microsoft-com:office:word" xmlns:w="http://schemas.openxmlformats.org/wordprocessingml/2006/main" xmlns:w14="http://schemas.microsoft.com/office/word/2010/wordml" xmlns:wpg="http://schemas.microsoft.com/office/word/2010/wordprocessingGroup" xmlns:wpi="http://schemas.microsoft.com/office/word/2010/wordprocessingInk" xmlns:wne="http://schemas.microsoft.com/office/word/2006/wordml" xmlns:wps="http://schemas.microsoft.com/office/word/2010/wordprocessingShape" mc:Ignorable="w14 wp14">
-  <w:docDefaults>
-    <w:rPrDefault>
-      <w:rPr>
-        <w:rFonts w:asciiTheme="minorHAnsi" w:eastAsiaTheme="minorHAnsi" w:hAnsiTheme="minorHAnsi" w:cstheme="minorBidi"/>
-        <w:sz w:val="22"/>
-        <w:szCs w:val="22"/>
-        <w:lang w:val="ru-RU" w:eastAsia="en-US" w:bidi="ar-SA"/>
-      </w:rPr>
-    </w:rPrDefault>
-    <w:pPrDefault>
-      <w:pPr>
-        <w:spacing w:after="200" w:line="276" w:lineRule="auto"/>
-      </w:pPr>
-    </w:pPrDefault>
-  </w:docDefaults>
-  <w:latentStyles w:defLockedState="0" w:defUIPriority="99" w:defSemiHidden="1" w:defUnhideWhenUsed="1" w:defQFormat="0" w:count="267">
-    <w:lsdException w:name="Normal" w:semiHidden="0" w:uiPriority="0" w:unhideWhenUsed="0" w:qFormat="1"/>
-    <w:lsdException w:name="heading 1" w:semiHidden="0" w:uiPriority="9" w:unhideWhenUsed="0" w:qFormat="1"/>
-    <w:lsdException w:name="heading 2" w:uiPriority="9" w:qFormat="1"/>
-    <w:lsdException w:name="heading 3" w:uiPriority="9" w:qFormat="1"/>
-    <w:lsdException w:name="heading 4" w:uiPriority="9" w:qFormat="1"/>
-    <w:lsdException w:name="heading 5" w:uiPriority="9" w:qFormat="1"/>
-    <w:lsdException w:name="heading 6" w:uiPriority="9" w:qFormat="1"/>
-    <w:lsdException w:name="heading 7" w:uiPriority="9" w:qFormat="1"/>
-    <w:lsdException w:name="heading 8" w:uiPriority="9" w:qFormat="1"/>
-    <w:lsdException w:name="heading 9" w:uiPriority="9" w:qFormat="1"/>
-    <w:lsdException w:name="toc 1" w:uiPriority="39"/>
-    <w:lsdException w:name="toc 2" w:uiPriority="39"/>
-    <w:lsdException w:name="toc 3" w:uiPriority="39"/>
-    <w:lsdException w:name="toc 4" w:uiPriority="39"/>
-    <w:lsdException w:name="toc 5" w:uiPriority="39"/>
-    <w:lsdException w:name="toc 6" w:uiPriority="39"/>
-    <w:lsdException w:name="toc 7" w:uiPriority="39"/>
-    <w:lsdException w:name="toc 8" w:uiPriority="39"/>
-    <w:lsdException w:name="toc 9" w:uiPriority="39"/>
-    <w:lsdException w:name="caption" w:uiPriority="35" w:qFormat="1"/>
-    <w:lsdException w:name="Title" w:semiHidden="0" w:uiPriority="10" w:unhideWhenUsed="0" w:qFormat="1"/>
-    <w:lsdException w:name="Default Paragraph Font" w:uiPriority="1"/>
-    <w:lsdException w:name="Subtitle" w:semiHidden="0" w:uiPriority="11" w:unhideWhenUsed="0" w:qFormat="1"/>
-    <w:lsdException w:name="Strong" w:semiHidden="0" w:uiPriority="22" w:unhideWhenUsed="0" w:qFormat="1"/>
-    <w:lsdException w:name="Emphasis" w:semiHidden="0" w:uiPriority="20" w:unhideWhenUsed="0" w:qFormat="1"/>
-    <w:lsdException w:name="Table Grid" w:semiHidden="0" w:uiPriority="59" w:unhideWhenUsed="0"/>
-    <w:lsdException w:name="Placeholder Text" w:unhideWhenUsed="0"/>
-    <w:lsdException w:name="No Spacing" w:semiHidden="0" w:uiPriority="1" w:unhideWhenUsed="0" w:qFormat="1"/>
-    <w:lsdException w:name="Light Shading" w:semiHidden="0" w:uiPriority="60" w:unhideWhenUsed="0"/>
-    <w:lsdException w:name="Light List" w:semiHidden="0" w:uiPriority="61" w:unhideWhenUsed="0"/>
-    <w:lsdException w:name="Light Grid" w:semiHidden="0" w:uiPriority="62" w:unhideWhenUsed="0"/>
-    <w:lsdException w:name="Medium Shading 1" w:semiHidden="0" w:uiPriority="63" w:unhideWhenUsed="0"/>
-    <w:lsdException w:name="Medium Shading 2" w:semiHidden="0" w:uiPriority="64" w:unhideWhenUsed="0"/>
-    <w:lsdException w:name="Medium List 1" w:semiHidden="0" w:uiPriority="65" w:unhideWhenUsed="0"/>
-    <w:lsdException w:name="Medium List 2" w:semiHidden="0" w:uiPriority="66" w:unhideWhenUsed="0"/>
-    <w:lsdException w:name="Medium Grid 1" w:semiHidden="0" w:uiPriority="67" w:unhideWhenUsed="0"/>
-    <w:lsdException w:name="Medium Grid 2" w:semiHidden="0" w:uiPriority="68" w:unhideWhenUsed="0"/>
-    <w:lsdException w:name="Medium Grid 3" w:semiHidden="0" w:uiPriority="69" w:unhideWhenUsed="0"/>
-    <w:lsdException w:name="Dark List" w:semiHidden="0" w:uiPriority="70" w:unhideWhenUsed="0"/>
-    <w:lsdException w:name="Colorful Shading" w:semiHidden="0" w:uiPriority="71" w:unhideWhenUsed="0"/>
-    <w:lsdException w:name="Colorful List" w:semiHidden="0" w:uiPriority="72" w:unhideWhenUsed="0"/>
-    <w:lsdException w:name="Colorful Grid" w:semiHidden="0" w:uiPriority="73" w:unhideWhenUsed="0"/>
-    <w:lsdException w:name="Light Shading Accent 1" w:semiHidden="0" w:uiPriority="60" w:unhideWhenUsed="0"/>
-    <w:lsdException w:name="Light List Accent 1" w:semiHidden="0" w:uiPriority="61" w:unhideWhenUsed="0"/>
-    <w:lsdException w:name="Light Grid Accent 1" w:semiHidden="0" w:uiPriority="62" w:unhideWhenUsed="0"/>
-    <w:lsdException w:name="Medium Shading 1 Accent 1" w:semiHidden="0" w:uiPriority="63" w:unhideWhenUsed="0"/>
-    <w:lsdException w:name="Medium Shading 2 Accent 1" w:semiHidden="0" w:uiPriority="64" w:unhideWhenUsed="0"/>
-    <w:lsdException w:name="Medium List 1 Accent 1" w:semiHidden="0" w:uiPriority="65" w:unhideWhenUsed="0"/>
-    <w:lsdException w:name="Revision" w:unhideWhenUsed="0"/>
-    <w:lsdException w:name="List Paragraph" w:semiHidden="0" w:uiPriority="34" w:unhideWhenUsed="0" w:qFormat="1"/>
-    <w:lsdException w:name="Quote" w:semiHidden="0" w:uiPriority="29" w:unhideWhenUsed="0" w:qFormat="1"/>
-    <w:lsdException w:name="Intense Quote" w:semiHidden="0" w:uiPriority="30" w:unhideWhenUsed="0" w:qFormat="1"/>
-    <w:lsdException w:name="Medium List 2 Accent 1" w:semiHidden="0" w:uiPriority="66" w:unhideWhenUsed="0"/>
-    <w:lsdException w:name="Medium Grid 1 Accent 1" w:semiHidden="0" w:uiPriority="67" w:unhideWhenUsed="0"/>
-    <w:lsdException w:name="Medium Grid 2 Accent 1" w:semiHidden="0" w:uiPriority="68" w:unhideWhenUsed="0"/>
-    <w:lsdException w:name="Medium Grid 3 Accent 1" w:semiHidden="0" w:uiPriority="69" w:unhideWhenUsed="0"/>
-    <w:lsdException w:name="Dark List Accent 1" w:semiHidden="0" w:uiPriority="70" w:unhideWhenUsed="0"/>
-    <w:lsdException w:name="Colorful Shading Accent 1" w:semiHidden="0" w:uiPriority="71" w:unhideWhenUsed="0"/>
-    <w:lsdException w:name="Colorful List Accent 1" w:semiHidden="0" w:uiPriority="72" w:unhideWhenUsed="0"/>
-    <w:lsdException w:name="Colorful Grid Accent 1" w:semiHidden="0" w:uiPriority="73" w:unhideWhenUsed="0"/>
-    <w:lsdException w:name="Light Shading Accent 2" w:semiHidden="0" w:uiPriority="60" w:unhideWhenUsed="0"/>
-    <w:lsdException w:name="Light List Accent 2" w:semiHidden="0" w:uiPriority="61" w:unhideWhenUsed="0"/>
-    <w:lsdException w:name="Light Grid Accent 2" w:semiHidden="0" w:uiPriority="62" w:unhideWhenUsed="0"/>
-    <w:lsdException w:name="Medium Shading 1 Accent 2" w:semiHidden="0" w:uiPriority="63" w:unhideWhenUsed="0"/>
-    <w:lsdException w:name="Medium Shading 2 Accent 2" w:semiHidden="0" w:uiPriority="64" w:unhideWhenUsed="0"/>
-    <w:lsdException w:name="Medium List 1 Accent 2" w:semiHidden="0" w:uiPriority="65" w:unhideWhenUsed="0"/>
-    <w:lsdException w:name="Medium List 2 Accent 2" w:semiHidden="0" w:uiPriority="66" w:unhideWhenUsed="0"/>
-    <w:lsdException w:name="Medium Grid 1 Accent 2" w:semiHidden="0" w:uiPriority="67" w:unhideWhenUsed="0"/>
-    <w:lsdException w:name="Medium Grid 2 Accent 2" w:semiHidden="0" w:uiPriority="68" w:unhideWhenUsed="0"/>
-    <w:lsdException w:name="Medium Grid 3 Accent 2" w:semiHidden="0" w:uiPriority="69" w:unhideWhenUsed="0"/>
-    <w:lsdException w:name="Dark List Accent 2" w:semiHidden="0" w:uiPriority="70" w:unhideWhenUsed="0"/>
-    <w:lsdException w:name="Colorful Shading Accent 2" w:semiHidden="0" w:uiPriority="71" w:unhideWhenUsed="0"/>
-    <w:lsdException w:name="Colorful List Accent 2" w:semiHidden="0" w:uiPriority="72" w:unhideWhenUsed="0"/>
-    <w:lsdException w:name="Colorful Grid Accent 2" w:semiHidden="0" w:uiPriority="73" w:unhideWhenUsed="0"/>
-    <w:lsdException w:name="Light Shading Accent 3" w:semiHidden="0" w:uiPriority="60" w:unhideWhenUsed="0"/>
-    <w:lsdException w:name="Light List Accent 3" w:semiHidden="0" w:uiPriority="61" w:unhideWhenUsed="0"/>
-    <w:lsdException w:name="Light Grid Accent 3" w:semiHidden="0" w:uiPriority="62" w:unhideWhenUsed="0"/>
-    <w:lsdException w:name="Medium Shading 1 Accent 3" w:semiHidden="0" w:uiPriority="63" w:unhideWhenUsed="0"/>
-    <w:lsdException w:name="Medium Shading 2 Accent 3" w:semiHidden="0" w:uiPriority="64" w:unhideWhenUsed="0"/>
-    <w:lsdException w:name="Medium List 1 Accent 3" w:semiHidden="0" w:uiPriority="65" w:unhideWhenUsed="0"/>
-    <w:lsdException w:name="Medium List 2 Accent 3" w:semiHidden="0" w:uiPriority="66" w:unhideWhenUsed="0"/>
-    <w:lsdException w:name="Medium Grid 1 Accent 3" w:semiHidden="0" w:uiPriority="67" w:unhideWhenUsed="0"/>
-    <w:lsdException w:name="Medium Grid 2 Accent 3" w:semiHidden="0" w:uiPriority="68" w:unhideWhenUsed="0"/>
-    <w:lsdException w:name="Medium Grid 3 Accent 3" w:semiHidden="0" w:uiPriority="69" w:unhideWhenUsed="0"/>
-    <w:lsdException w:name="Dark List Accent 3" w:semiHidden="0" w:uiPriority="70" w:unhideWhenUsed="0"/>
-    <w:lsdException w:name="Colorful Shading Accent 3" w:semiHidden="0" w:uiPriority="71" w:unhideWhenUsed="0"/>
-    <w:lsdException w:name="Colorful List Accent 3" w:semiHidden="0" w:uiPriority="72" w:unhideWhenUsed="0"/>
-    <w:lsdException w:name="Colorful Grid Accent 3" w:semiHidden="0" w:uiPriority="73" w:unhideWhenUsed="0"/>
-    <w:lsdException w:name="Light Shading Accent 4" w:semiHidden="0" w:uiPriority="60" w:unhideWhenUsed="0"/>
-    <w:lsdException w:name="Light List Accent 4" w:semiHidden="0" w:uiPriority="61" w:unhideWhenUsed="0"/>
-    <w:lsdException w:name="Light Grid Accent 4" w:semiHidden="0" w:uiPriority="62" w:unhideWhenUsed="0"/>
-    <w:lsdException w:name="Medium Shading 1 Accent 4" w:semiHidden="0" w:uiPriority="63" w:unhideWhenUsed="0"/>
-    <w:lsdException w:name="Medium Shading 2 Accent 4" w:semiHidden="0" w:uiPriority="64" w:unhideWhenUsed="0"/>
-    <w:lsdException w:name="Medium List 1 Accent 4" w:semiHidden="0" w:uiPriority="65" w:unhideWhenUsed="0"/>
-    <w:lsdException w:name="Medium List 2 Accent 4" w:semiHidden="0" w:uiPriority="66" w:unhideWhenUsed="0"/>
-    <w:lsdException w:name="Medium Grid 1 Accent 4" w:semiHidden="0" w:uiPriority="67" w:unhideWhenUsed="0"/>
-    <w:lsdException w:name="Medium Grid 2 Accent 4" w:semiHidden="0" w:uiPriority="68" w:unhideWhenUsed="0"/>
-    <w:lsdException w:name="Medium Grid 3 Accent 4" w:semiHidden="0" w:uiPriority="69" w:unhideWhenUsed="0"/>
-    <w:lsdException w:name="Dark List Accent 4" w:semiHidden="0" w:uiPriority="70" w:unhideWhenUsed="0"/>
-    <w:lsdException w:name="Colorful Shading Accent 4" w:semiHidden="0" w:uiPriority="71" w:unhideWhenUsed="0"/>
-    <w:lsdException w:name="Colorful List Accent 4" w:semiHidden="0" w:uiPriority="72" w:unhideWhenUsed="0"/>
-    <w:lsdException w:name="Colorful Grid Accent 4" w:semiHidden="0" w:uiPriority="73" w:unhideWhenUsed="0"/>
-    <w:lsdException w:name="Light Shading Accent 5" w:semiHidden="0" w:uiPriority="60" w:unhideWhenUsed="0"/>
-    <w:lsdException w:name="Light List Accent 5" w:semiHidden="0" w:uiPriority="61" w:unhideWhenUsed="0"/>
-    <w:lsdException w:name="Light Grid Accent 5" w:semiHidden="0" w:uiPriority="62" w:unhideWhenUsed="0"/>
-    <w:lsdException w:name="Medium Shading 1 Accent 5" w:semiHidden="0" w:uiPriority="63" w:unhideWhenUsed="0"/>
-    <w:lsdException w:name="Medium Shading 2 Accent 5" w:semiHidden="0" w:uiPriority="64" w:unhideWhenUsed="0"/>
-    <w:lsdException w:name="Medium List 1 Accent 5" w:semiHidden="0" w:uiPriority="65" w:unhideWhenUsed="0"/>
-    <w:lsdException w:name="Medium List 2 Accent 5" w:semiHidden="0" w:uiPriority="66" w:unhideWhenUsed="0"/>
-    <w:lsdException w:name="Medium Grid 1 Accent 5" w:semiHidden="0" w:uiPriority="67" w:unhideWhenUsed="0"/>
-    <w:lsdException w:name="Medium Grid 2 Accent 5" w:semiHidden="0" w:uiPriority="68" w:unhideWhenUsed="0"/>
-    <w:lsdException w:name="Medium Grid 3 Accent 5" w:semiHidden="0" w:uiPriority="69" w:unhideWhenUsed="0"/>
-    <w:lsdException w:name="Dark List Accent 5" w:semiHidden="0" w:uiPriority="70" w:unhideWhenUsed="0"/>
-    <w:lsdException w:name="Colorful Shading Accent 5" w:semiHidden="0" w:uiPriority="71" w:unhideWhenUsed="0"/>
-    <w:lsdException w:name="Colorful List Accent 5" w:semiHidden="0" w:uiPriority="72" w:unhideWhenUsed="0"/>
-    <w:lsdException w:name="Colorful Grid Accent 5" w:semiHidden="0" w:uiPriority="73" w:unhideWhenUsed="0"/>
-    <w:lsdException w:name="Light Shading Accent 6" w:semiHidden="0" w:uiPriority="60" w:unhideWhenUsed="0"/>
-    <w:lsdException w:name="Light List Accent 6" w:semiHidden="0" w:uiPriority="61" w:unhideWhenUsed="0"/>
-    <w:lsdException w:name="Light Grid Accent 6" w:semiHidden="0" w:uiPriority="62" w:unhideWhenUsed="0"/>
-    <w:lsdException w:name="Medium Shading 1 Accent 6" w:semiHidden="0" w:uiPriority="63" w:unhideWhenUsed="0"/>
-    <w:lsdException w:name="Medium Shading 2 Accent 6" w:semiHidden="0" w:uiPriority="64" w:unhideWhenUsed="0"/>
-    <w:lsdException w:name="Medium List 1 Accent 6" w:semiHidden="0" w:uiPriority="65" w:unhideWhenUsed="0"/>
-    <w:lsdException w:name="Medium List 2 Accent 6" w:semiHidden="0" w:uiPriority="66" w:unhideWhenUsed="0"/>
-    <w:lsdException w:name="Medium Grid 1 Accent 6" w:semiHidden="0" w:uiPriority="67" w:unhideWhenUsed="0"/>
-    <w:lsdException w:name="Medium Grid 2 Accent 6" w:semiHidden="0" w:uiPriority="68" w:unhideWhenUsed="0"/>
-    <w:lsdException w:name="Medium Grid 3 Accent 6" w:semiHidden="0" w:uiPriority="69" w:unhideWhenUsed="0"/>
-    <w:lsdException w:name="Dark List Accent 6" w:semiHidden="0" w:uiPriority="70" w:unhideWhenUsed="0"/>
-    <w:lsdException w:name="Colorful Shading Accent 6" w:semiHidden="0" w:uiPriority="71" w:unhideWhenUsed="0"/>
-    <w:lsdException w:name="Colorful List Accent 6" w:semiHidden="0" w:uiPriority="72" w:unhideWhenUsed="0"/>
-    <w:lsdException w:name="Colorful Grid Accent 6" w:semiHidden="0" w:uiPriority="73" w:unhideWhenUsed="0"/>
-    <w:lsdException w:name="Subtle Emphasis" w:semiHidden="0" w:uiPriority="19" w:unhideWhenUsed="0" w:qFormat="1"/>
-    <w:lsdException w:name="Intense Emphasis" w:semiHidden="0" w:uiPriority="21" w:unhideWhenUsed="0" w:qFormat="1"/>
-    <w:lsdException w:name="Subtle Reference" w:semiHidden="0" w:uiPriority="31" w:unhideWhenUsed="0" w:qFormat="1"/>
-    <w:lsdException w:name="Intense Reference" w:semiHidden="0" w:uiPriority="32" w:unhideWhenUsed="0" w:qFormat="1"/>
-    <w:lsdException w:name="Book Title" w:semiHidden="0" w:uiPriority="33" w:unhideWhenUsed="0" w:qFormat="1"/>
-    <w:lsdException w:name="Bibliography" w:uiPriority="37"/>
-    <w:lsdException w:name="TOC Heading" w:uiPriority="39" w:qFormat="1"/>
+  <w:latentStyles w:defLockedState="0" w:defUIPriority="99" w:defSemiHidden="0" w:defUnhideWhenUsed="0" w:defQFormat="0" w:count="376">
+    <w:lsdException w:name="Normal" w:uiPriority="0" w:qFormat="1"/>
+    <w:lsdException w:name="heading 1" w:uiPriority="9" w:qFormat="1"/>
+    <w:lsdException w:name="heading 2" w:semiHidden="1" w:uiPriority="9" w:unhideWhenUsed="1" w:qFormat="1"/>
+    <w:lsdException w:name="heading 3" w:semiHidden="1" w:uiPriority="9" w:unhideWhenUsed="1" w:qFormat="1"/>
+    <w:lsdException w:name="heading 4" w:semiHidden="1" w:uiPriority="9" w:unhideWhenUsed="1" w:qFormat="1"/>
+    <w:lsdException w:name="heading 5" w:semiHidden="1" w:uiPriority="9" w:unhideWhenUsed="1" w:qFormat="1"/>
+    <w:lsdException w:name="heading 6" w:semiHidden="1" w:uiPriority="9" w:unhideWhenUsed="1" w:qFormat="1"/>
+    <w:lsdException w:name="heading 7" w:semiHidden="1" w:uiPriority="9" w:unhideWhenUsed="1" w:qFormat="1"/>
+    <w:lsdException w:name="heading 8" w:semiHidden="1" w:uiPriority="9" w:unhideWhenUsed="1" w:qFormat="1"/>
+    <w:lsdException w:name="heading 9" w:semiHidden="1" w:uiPriority="9" w:unhideWhenUsed="1" w:qFormat="1"/>
+    <w:lsdException w:name="index 1" w:semiHidden="1" w:unhideWhenUsed="1"/>
+    <w:lsdException w:name="index 2" w:semiHidden="1" w:unhideWhenUsed="1"/>
+    <w:lsdException w:name="index 3" w:semiHidden="1" w:unhideWhenUsed="1"/>
+    <w:lsdException w:name="index 4" w:semiHidden="1" w:unhideWhenUsed="1"/>
+    <w:lsdException w:name="index 5" w:semiHidden="1" w:unhideWhenUsed="1"/>
+    <w:lsdException w:name="index 6" w:semiHidden="1" w:unhideWhenUsed="1"/>
+    <w:lsdException w:name="index 7" w:semiHidden="1" w:unhideWhenUsed="1"/>
+    <w:lsdException w:name="index 8" w:semiHidden="1" w:unhideWhenUsed="1"/>
+    <w:lsdException w:name="index 9" w:semiHidden="1" w:unhideWhenUsed="1"/>
+    <w:lsdException w:name="toc 1" w:semiHidden="1" w:uiPriority="39" w:unhideWhenUsed="1"/>
+    <w:lsdException w:name="toc 2" w:semiHidden="1" w:uiPriority="39" w:unhideWhenUsed="1"/>
+    <w:lsdException w:name="toc 3" w:semiHidden="1" w:uiPriority="39" w:unhideWhenUsed="1"/>
+    <w:lsdException w:name="toc 4" w:semiHidden="1" w:uiPriority="39" w:unhideWhenUsed="1"/>
+    <w:lsdException w:name="toc 5" w:semiHidden="1" w:uiPriority="39" w:unhideWhenUsed="1"/>
+    <w:lsdException w:name="toc 6" w:semiHidden="1" w:uiPriority="39" w:unhideWhenUsed="1"/>
+    <w:lsdException w:name="toc 7" w:semiHidden="1" w:uiPriority="39" w:unhideWhenUsed="1"/>
+    <w:lsdException w:name="toc 8" w:semiHidden="1" w:uiPriority="39" w:unhideWhenUsed="1"/>
+    <w:lsdException w:name="toc 9" w:semiHidden="1" w:uiPriority="39" w:unhideWhenUsed="1"/>
+    <w:lsdException w:name="Normal Indent" w:semiHidden="1" w:unhideWhenUsed="1"/>
+    <w:lsdException w:name="footnote text" w:semiHidden="1" w:unhideWhenUsed="1"/>
+    <w:lsdException w:name="annotation text" w:semiHidden="1" w:unhideWhenUsed="1"/>
+    <w:lsdException w:name="header" w:semiHidden="1" w:unhideWhenUsed="1"/>
+    <w:lsdException w:name="footer" w:semiHidden="1" w:unhideWhenUsed="1"/>
+    <w:lsdException w:name="index heading" w:semiHidden="1" w:unhideWhenUsed="1"/>
+    <w:lsdException w:name="caption" w:semiHidden="1" w:uiPriority="35" w:unhideWhenUsed="1" w:qFormat="1"/>
+    <w:lsdException w:name="table of figures" w:semiHidden="1" w:unhideWhenUsed="1"/>
+    <w:lsdException w:name="envelope address" w:semiHidden="1" w:unhideWhenUsed="1"/>
+    <w:lsdException w:name="envelope return" w:semiHidden="1" w:unhideWhenUsed="1"/>
+    <w:lsdException w:name="footnote reference" w:semiHidden="1" w:unhideWhenUsed="1"/>
+    <w:lsdException w:name="annotation reference" w:semiHidden="1" w:unhideWhenUsed="1"/>
+    <w:lsdException w:name="line number" w:semiHidden="1" w:unhideWhenUsed="1"/>
+    <w:lsdException w:name="page number" w:semiHidden="1" w:unhideWhenUsed="1"/>
+    <w:lsdException w:name="endnote reference" w:semiHidden="1" w:unhideWhenUsed="1"/>
+    <w:lsdException w:name="endnote text" w:semiHidden="1" w:unhideWhenUsed="1"/>
+    <w:lsdException w:name="table of authorities" w:semiHidden="1" w:unhideWhenUsed="1"/>
+    <w:lsdException w:name="macro" w:semiHidden="1" w:unhideWhenUsed="1"/>
+    <w:lsdException w:name="toa heading" w:semiHidden="1" w:unhideWhenUsed="1"/>
+    <w:lsdException w:name="List" w:semiHidden="1" w:unhideWhenUsed="1"/>
+    <w:lsdException w:name="List Bullet" w:semiHidden="1" w:unhideWhenUsed="1"/>
+    <w:lsdException w:name="List Number" w:semiHidden="1" w:unhideWhenUsed="1"/>
+    <w:lsdException w:name="List 2" w:semiHidden="1" w:unhideWhenUsed="1"/>
+    <w:lsdException w:name="List 3" w:semiHidden="1" w:unhideWhenUsed="1"/>
+    <w:lsdException w:name="List 4" w:semiHidden="1" w:unhideWhenUsed="1"/>
+    <w:lsdException w:name="List 5" w:semiHidden="1" w:unhideWhenUsed="1"/>
+    <w:lsdException w:name="List Bullet 2" w:semiHidden="1" w:unhideWhenUsed="1"/>
+    <w:lsdException w:name="List Bullet 3" w:semiHidden="1" w:unhideWhenUsed="1"/>
+    <w:lsdException w:name="List Bullet 4" w:semiHidden="1" w:unhideWhenUsed="1"/>
+    <w:lsdException w:name="List Bullet 5" w:semiHidden="1" w:unhideWhenUsed="1"/>
+    <w:lsdException w:name="List Number 2" w:semiHidden="1" w:unhideWhenUsed="1"/>
+    <w:lsdException w:name="List Number 3" w:semiHidden="1" w:unhideWhenUsed="1"/>
+    <w:lsdException w:name="List Number 4" w:semiHidden="1" w:unhideWhenUsed="1"/>
+    <w:lsdException w:name="List Number 5" w:semiHidden="1" w:unhideWhenUsed="1"/>
+    <w:lsdException w:name="Title" w:uiPriority="10" w:qFormat="1"/>
+    <w:lsdException w:name="Closing" w:semiHidden="1" w:unhideWhenUsed="1"/>
+    <w:lsdException w:name="Signature" w:semiHidden="1" w:unhideWhenUsed="1"/>
+    <w:lsdException w:name="Default Paragraph Font" w:semiHidden="1" w:uiPriority="1" w:unhideWhenUsed="1"/>
+    <w:lsdException w:name="Body Text" w:semiHidden="1" w:unhideWhenUsed="1"/>
+    <w:lsdException w:name="Body Text Indent" w:semiHidden="1" w:unhideWhenUsed="1"/>
+    <w:lsdException w:name="List Continue" w:semiHidden="1" w:unhideWhenUsed="1"/>
+    <w:lsdException w:name="List Continue 2" w:semiHidden="1" w:unhideWhenUsed="1"/>
+    <w:lsdException w:name="List Continue 3" w:semiHidden="1" w:unhideWhenUsed="1"/>
+    <w:lsdException w:name="List Continue 4" w:semiHidden="1" w:unhideWhenUsed="1"/>
+    <w:lsdException w:name="List Continue 5" w:semiHidden="1" w:unhideWhenUsed="1"/>
+    <w:lsdException w:name="Message Header" w:semiHidden="1" w:unhideWhenUsed="1"/>
+    <w:lsdException w:name="Subtitle" w:uiPriority="11" w:qFormat="1"/>
+    <w:lsdException w:name="Salutation" w:semiHidden="1" w:unhideWhenUsed="1"/>
+    <w:lsdException w:name="Date" w:semiHidden="1" w:unhideWhenUsed="1"/>
+    <w:lsdException w:name="Body Text First Indent" w:semiHidden="1" w:unhideWhenUsed="1"/>
+    <w:lsdException w:name="Body Text First Indent 2" w:semiHidden="1" w:unhideWhenUsed="1"/>
+    <w:lsdException w:name="Note Heading" w:semiHidden="1" w:unhideWhenUsed="1"/>
+    <w:lsdException w:name="Body Text 2" w:semiHidden="1" w:unhideWhenUsed="1"/>
+    <w:lsdException w:name="Body Text 3" w:semiHidden="1" w:unhideWhenUsed="1"/>
+    <w:lsdException w:name="Body Text Indent 2" w:semiHidden="1" w:unhideWhenUsed="1"/>
+    <w:lsdException w:name="Body Text Indent 3" w:semiHidden="1" w:unhideWhenUsed="1"/>
+    <w:lsdException w:name="Block Text" w:semiHidden="1" w:unhideWhenUsed="1"/>
+    <w:lsdException w:name="Hyperlink" w:semiHidden="1" w:unhideWhenUsed="1"/>
+    <w:lsdException w:name="FollowedHyperlink" w:semiHidden="1" w:unhideWhenUsed="1"/>
+    <w:lsdException w:name="Strong" w:uiPriority="22" w:qFormat="1"/>
+    <w:lsdException w:name="Emphasis" w:uiPriority="20" w:qFormat="1"/>
+    <w:lsdException w:name="Document Map" w:semiHidden="1" w:unhideWhenUsed="1"/>
+    <w:lsdException w:name="Plain Text" w:semiHidden="1" w:unhideWhenUsed="1"/>
+    <w:lsdException w:name="E-mail Signature" w:semiHidden="1" w:unhideWhenUsed="1"/>
+    <w:lsdException w:name="HTML Top of Form" w:semiHidden="1" w:unhideWhenUsed="1"/>
+    <w:lsdException w:name="HTML Bottom of Form" w:semiHidden="1" w:unhideWhenUsed="1"/>
+    <w:lsdException w:name="Normal (Web)" w:semiHidden="1" w:unhideWhenUsed="1"/>
+    <w:lsdException w:name="HTML Acronym" w:semiHidden="1" w:unhideWhenUsed="1"/>
+    <w:lsdException w:name="HTML Address" w:semiHidden="1" w:unhideWhenUsed="1"/>
+    <w:lsdException w:name="HTML Cite" w:semiHidden="1" w:unhideWhenUsed="1"/>
+    <w:lsdException w:name="HTML Code" w:semiHidden="1" w:unhideWhenUsed="1"/>
+    <w:lsdException w:name="HTML Definition" w:semiHidden="1" w:unhideWhenUsed="1"/>
+    <w:lsdException w:name="HTML Keyboard" w:semiHidden="1" w:unhideWhenUsed="1"/>
+    <w:lsdException w:name="HTML Preformatted" w:semiHidden="1" w:unhideWhenUsed="1"/>
+    <w:lsdException w:name="HTML Sample" w:semiHidden="1" w:unhideWhenUsed="1"/>
+    <w:lsdException w:name="HTML Typewriter" w:semiHidden="1" w:unhideWhenUsed="1"/>
+    <w:lsdException w:name="HTML Variable" w:semiHidden="1" w:unhideWhenUsed="1"/>
+    <w:lsdException w:name="Normal Table" w:semiHidden="1" w:unhideWhenUsed="1"/>
+    <w:lsdException w:name="annotation subject" w:semiHidden="1" w:unhideWhenUsed="1"/>
+    <w:lsdException w:name="No List" w:semiHidden="1" w:unhideWhenUsed="1"/>
+    <w:lsdException w:name="Outline List 1" w:semiHidden="1" w:unhideWhenUsed="1"/>
+    <w:lsdException w:name="Outline List 2" w:semiHidden="1" w:unhideWhenUsed="1"/>
+    <w:lsdException w:name="Outline List 3" w:semiHidden="1" w:unhideWhenUsed="1"/>
+    <w:lsdException w:name="Table Simple 1" w:semiHidden="1" w:unhideWhenUsed="1"/>
+    <w:lsdException w:name="Table Simple 2" w:semiHidden="1" w:unhideWhenUsed="1"/>
+    <w:lsdException w:name="Table Simple 3" w:semiHidden="1" w:unhideWhenUsed="1"/>
+    <w:lsdException w:name="Table Classic 1" w:semiHidden="1" w:unhideWhenUsed="1"/>
+    <w:lsdException w:name="Table Classic 2" w:semiHidden="1" w:unhideWhenUsed="1"/>
+    <w:lsdException w:name="Table Classic 3" w:semiHidden="1" w:unhideWhenUsed="1"/>
+    <w:lsdException w:name="Table Classic 4" w:semiHidden="1" w:unhideWhenUsed="1"/>
+    <w:lsdException w:name="Table Colorful 1" w:semiHidden="1" w:unhideWhenUsed="1"/>
+    <w:lsdException w:name="Table Colorful 2" w:semiHidden="1" w:unhideWhenUsed="1"/>
+    <w:lsdException w:name="Table Colorful 3" w:semiHidden="1" w:unhideWhenUsed="1"/>
+    <w:lsdException w:name="Table Columns 1" w:semiHidden="1" w:unhideWhenUsed="1"/>
+    <w:lsdException w:name="Table Columns 2" w:semiHidden="1" w:unhideWhenUsed="1"/>
+    <w:lsdException w:name="Table Columns 3" w:semiHidden="1" w:unhideWhenUsed="1"/>
+    <w:lsdException w:name="Table Columns 4" w:semiHidden="1" w:unhideWhenUsed="1"/>
+    <w:lsdException w:name="Table Columns 5" w:semiHidden="1" w:unhideWhenUsed="1"/>
+    <w:lsdException w:name="Table Grid 1" w:semiHidden="1" w:unhideWhenUsed="1"/>
+    <w:lsdException w:name="Table Grid 2" w:semiHidden="1" w:unhideWhenUsed="1"/>
+    <w:lsdException w:name="Table Grid 3" w:semiHidden="1" w:unhideWhenUsed="1"/>
+    <w:lsdException w:name="Table Grid 4" w:semiHidden="1" w:unhideWhenUsed="1"/>
+    <w:lsdException w:name="Table Grid 5" w:semiHidden="1" w:unhideWhenUsed="1"/>
+    <w:lsdException w:name="Table Grid 6" w:semiHidden="1" w:unhideWhenUsed="1"/>
+    <w:lsdException w:name="Table Grid 7" w:semiHidden="1" w:unhideWhenUsed="1"/>
+    <w:lsdException w:name="Table Grid 8" w:semiHidden="1" w:unhideWhenUsed="1"/>
+    <w:lsdException w:name="Table List 1" w:semiHidden="1" w:unhideWhenUsed="1"/>
+    <w:lsdException w:name="Table List 2" w:semiHidden="1" w:unhideWhenUsed="1"/>
+    <w:lsdException w:name="Table List 3" w:semiHidden="1" w:unhideWhenUsed="1"/>
+    <w:lsdException w:name="Table List 4" w:semiHidden="1" w:unhideWhenUsed="1"/>
+    <w:lsdException w:name="Table List 5" w:semiHidden="1" w:unhideWhenUsed="1"/>
+    <w:lsdException w:name="Table List 6" w:semiHidden="1" w:unhideWhenUsed="1"/>
+    <w:lsdException w:name="Table List 7" w:semiHidden="1" w:unhideWhenUsed="1"/>
+    <w:lsdException w:name="Table List 8" w:semiHidden="1" w:unhideWhenUsed="1"/>
+    <w:lsdException w:name="Table 3D effects 1" w:semiHidden="1" w:unhideWhenUsed="1"/>
+    <w:lsdException w:name="Table 3D effects 2" w:semiHidden="1" w:unhideWhenUsed="1"/>
+    <w:lsdException w:name="Table 3D effects 3" w:semiHidden="1" w:unhideWhenUsed="1"/>
+    <w:lsdException w:name="Table Contemporary" w:semiHidden="1" w:unhideWhenUsed="1"/>
+    <w:lsdException w:name="Table Elegant" w:semiHidden="1" w:unhideWhenUsed="1"/>
+    <w:lsdException w:name="Table Professional" w:semiHidden="1" w:unhideWhenUsed="1"/>
+    <w:lsdException w:name="Table Subtle 1" w:semiHidden="1" w:unhideWhenUsed="1"/>
+    <w:lsdException w:name="Table Subtle 2" w:semiHidden="1" w:unhideWhenUsed="1"/>
+    <w:lsdException w:name="Table Web 1" w:semiHidden="1" w:unhideWhenUsed="1"/>
+    <w:lsdException w:name="Table Web 2" w:semiHidden="1" w:unhideWhenUsed="1"/>
+    <w:lsdException w:name="Table Web 3" w:semiHidden="1" w:unhideWhenUsed="1"/>
+    <w:lsdException w:name="Balloon Text" w:semiHidden="1" w:unhideWhenUsed="1"/>
+    <w:lsdException w:name="Table Grid" w:semiHidden="1" w:uiPriority="59" w:unhideWhenUsed="1"/>
+    <w:lsdException w:name="Table Theme" w:semiHidden="1" w:unhideWhenUsed="1"/>
+    <w:lsdException w:name="Placeholder Text" w:semiHidden="1"/>
+    <w:lsdException w:name="No Spacing" w:uiPriority="1" w:qFormat="1"/>
+    <w:lsdException w:name="Light Shading" w:uiPriority="60"/>
+    <w:lsdException w:name="Light List" w:uiPriority="61"/>
+    <w:lsdException w:name="Light Grid" w:uiPriority="62"/>
+    <w:lsdException w:name="Medium Shading 1" w:uiPriority="63"/>
+    <w:lsdException w:name="Medium Shading 2" w:uiPriority="64"/>
+    <w:lsdException w:name="Medium List 1" w:uiPriority="65"/>
+    <w:lsdException w:name="Medium List 2" w:uiPriority="66"/>
+    <w:lsdException w:name="Medium Grid 1" w:uiPriority="67"/>
+    <w:lsdException w:name="Medium Grid 2" w:uiPriority="68"/>
+    <w:lsdException w:name="Medium Grid 3" w:uiPriority="69"/>
+    <w:lsdException w:name="Dark List" w:uiPriority="70"/>
+    <w:lsdException w:name="Colorful Shading" w:uiPriority="71"/>
+    <w:lsdException w:name="Colorful List" w:uiPriority="72"/>
+    <w:lsdException w:name="Colorful Grid" w:uiPriority="73"/>
+    <w:lsdException w:name="Light Shading Accent 1" w:uiPriority="60"/>
+    <w:lsdException w:name="Light List Accent 1" w:uiPriority="61"/>
+    <w:lsdException w:name="Light Grid Accent 1" w:uiPriority="62"/>
+    <w:lsdException w:name="Medium Shading 1 Accent 1" w:uiPriority="63"/>
+    <w:lsdException w:name="Medium Shading 2 Accent 1" w:uiPriority="64"/>
+    <w:lsdException w:name="Medium List 1 Accent 1" w:uiPriority="65"/>
+    <w:lsdException w:name="Revision" w:semiHidden="1"/>
+    <w:lsdException w:name="List Paragraph" w:uiPriority="34" w:qFormat="1"/>
+    <w:lsdException w:name="Quote" w:uiPriority="29" w:qFormat="1"/>
+    <w:lsdException w:name="Intense Quote" w:uiPriority="30" w:qFormat="1"/>
+    <w:lsdException w:name="Medium List 2 Accent 1" w:uiPriority="66"/>
+    <w:lsdException w:name="Medium Grid 1 Accent 1" w:uiPriority="67"/>
+    <w:lsdException w:name="Medium Grid 2 Accent 1" w:uiPriority="68"/>
+    <w:lsdException w:name="Medium Grid 3 Accent 1" w:uiPriority="69"/>
+    <w:lsdException w:name="Dark List Accent 1" w:uiPriority="70"/>
+    <w:lsdException w:name="Colorful Shading Accent 1" w:uiPriority="71"/>
+    <w:lsdException w:name="Colorful List Accent 1" w:uiPriority="72"/>
+    <w:lsdException w:name="Colorful Grid Accent 1" w:uiPriority="73"/>
+    <w:lsdException w:name="Light Shading Accent 2" w:uiPriority="60"/>
+    <w:lsdException w:name="Light List Accent 2" w:uiPriority="61"/>
+    <w:lsdException w:name="Light Grid Accent 2" w:uiPriority="62"/>
+    <w:lsdException w:name="Medium Shading 1 Accent 2" w:uiPriority="63"/>
+    <w:lsdException w:name="Medium Shading 2 Accent 2" w:uiPriority="64"/>
+    <w:lsdException w:name="Medium List 1 Accent 2" w:uiPriority="65"/>
+    <w:lsdException w:name="Medium List 2 Accent 2" w:uiPriority="66"/>
+    <w:lsdException w:name="Medium Grid 1 Accent 2" w:uiPriority="67"/>
+    <w:lsdException w:name="Medium Grid 2 Accent 2" w:uiPriority="68"/>
+    <w:lsdException w:name="Medium Grid 3 Accent 2" w:uiPriority="69"/>
+    <w:lsdException w:name="Dark List Accent 2" w:uiPriority="70"/>
+    <w:lsdException w:name="Colorful Shading Accent 2" w:uiPriority="71"/>
+    <w:lsdException w:name="Colorful List Accent 2" w:uiPriority="72"/>
+    <w:lsdException w:name="Colorful Grid Accent 2" w:uiPriority="73"/>
+    <w:lsdException w:name="Light Shading Accent 3" w:uiPriority="60"/>
+    <w:lsdException w:name="Light List Accent 3" w:uiPriority="61"/>
+    <w:lsdException w:name="Light Grid Accent 3" w:uiPriority="62"/>
+    <w:lsdException w:name="Medium Shading 1 Accent 3" w:uiPriority="63"/>
+    <w:lsdException w:name="Medium Shading 2 Accent 3" w:uiPriority="64"/>
+    <w:lsdException w:name="Medium List 1 Accent 3" w:uiPriority="65"/>
+    <w:lsdException w:name="Medium List 2 Accent 3" w:uiPriority="66"/>
+    <w:lsdException w:name="Medium Grid 1 Accent 3" w:uiPriority="67"/>
+    <w:lsdException w:name="Medium Grid 2 Accent 3" w:uiPriority="68"/>
+    <w:lsdException w:name="Medium Grid 3 Accent 3" w:uiPriority="69"/>
+    <w:lsdException w:name="Dark List Accent 3" w:uiPriority="70"/>
+    <w:lsdException w:name="Colorful Shading Accent 3" w:uiPriority="71"/>
+    <w:lsdException w:name="Colorful List Accent 3" w:uiPriority="72"/>
+    <w:lsdException w:name="Colorful Grid Accent 3" w:uiPriority="73"/>
+    <w:lsdException w:name="Light Shading Accent 4" w:uiPriority="60"/>
+    <w:lsdException w:name="Light List Accent 4" w:uiPriority="61"/>
+    <w:lsdException w:name="Light Grid Accent 4" w:uiPriority="62"/>
+    <w:lsdException w:name="Medium Shading 1 Accent 4" w:uiPriority="63"/>
+    <w:lsdException w:name="Medium Shading 2 Accent 4" w:uiPriority="64"/>
+    <w:lsdException w:name="Medium List 1 Accent 4" w:uiPriority="65"/>
+    <w:lsdException w:name="Medium List 2 Accent 4" w:uiPriority="66"/>
+    <w:lsdException w:name="Medium Grid 1 Accent 4" w:uiPriority="67"/>
+    <w:lsdException w:name="Medium Grid 2 Accent 4" w:uiPriority="68"/>
+    <w:lsdException w:name="Medium Grid 3 Accent 4" w:uiPriority="69"/>
+    <w:lsdException w:name="Dark List Accent 4" w:uiPriority="70"/>
+    <w:lsdException w:name="Colorful Shading Accent 4" w:uiPriority="71"/>
+    <w:lsdException w:name="Colorful List Accent 4" w:uiPriority="72"/>
+    <w:lsdException w:name="Colorful Grid Accent 4" w:uiPriority="73"/>
+    <w:lsdException w:name="Light Shading Accent 5" w:uiPriority="60"/>
+    <w:lsdException w:name="Light List Accent 5" w:uiPriority="61"/>
+    <w:lsdException w:name="Light Grid Accent 5" w:uiPriority="62"/>
+    <w:lsdException w:name="Medium Shading 1 Accent 5" w:uiPriority="63"/>
+    <w:lsdException w:name="Medium Shading 2 Accent 5" w:uiPriority="64"/>
+    <w:lsdException w:name="Medium List 1 Accent 5" w:uiPriority="65"/>
+    <w:lsdException w:name="Medium List 2 Accent 5" w:uiPriority="66"/>
+    <w:lsdException w:name="Medium Grid 1 Accent 5" w:uiPriority="67"/>
+    <w:lsdException w:name="Medium Grid 2 Accent 5" w:uiPriority="68"/>
+    <w:lsdException w:name="Medium Grid 3 Accent 5" w:uiPriority="69"/>
+    <w:lsdException w:name="Dark List Accent 5" w:uiPriority="70"/>
+    <w:lsdException w:name="Colorful Shading Accent 5" w:uiPriority="71"/>
+    <w:lsdException w:name="Colorful List Accent 5" w:uiPriority="72"/>
+    <w:lsdException w:name="Colorful Grid Accent 5" w:uiPriority="73"/>
+    <w:lsdException w:name="Light Shading Accent 6" w:uiPriority="60"/>
+    <w:lsdException w:name="Light List Accent 6" w:uiPriority="61"/>
+    <w:lsdException w:name="Light Grid Accent 6" w:uiPriority="62"/>
+    <w:lsdException w:name="Medium Shading 1 Accent 6" w:uiPriority="63"/>
+    <w:lsdException w:name="Medium Shading 2 Accent 6" w:uiPriority="64"/>
+    <w:lsdException w:name="Medium List 1 Accent 6" w:uiPriority="65"/>
+    <w:lsdException w:name="Medium List 2 Accent 6" w:uiPriority="66"/>
+    <w:lsdException w:name="Medium Grid 1 Accent 6" w:uiPriority="67"/>
+    <w:lsdException w:name="Medium Grid 2 Accent 6" w:uiPriority="68"/>
+    <w:lsdException w:name="Medium Grid 3 Accent 6" w:uiPriority="69"/>
+    <w:lsdException w:name="Dark List Accent 6" w:uiPriority="70"/>
+    <w:lsdException w:name="Colorful Shading Accent 6" w:uiPriority="71"/>
+    <w:lsdException w:name="Colorful List Accent 6" w:uiPriority="72"/>
+    <w:lsdException w:name="Colorful Grid Accent 6" w:uiPriority="73"/>
+    <w:lsdException w:name="Subtle Emphasis" w:uiPriority="19" w:qFormat="1"/>
+    <w:lsdException w:name="Intense Emphasis" w:uiPriority="21" w:qFormat="1"/>
+    <w:lsdException w:name="Subtle Reference" w:uiPriority="31" w:qFormat="1"/>
+    <w:lsdException w:name="Intense Reference" w:uiPriority="32" w:qFormat="1"/>
+    <w:lsdException w:name="Book Title" w:uiPriority="33" w:qFormat="1"/>
+    <w:lsdException w:name="Bibliography" w:semiHidden="1" w:uiPriority="37" w:unhideWhenUsed="1"/>
+    <w:lsdException w:name="TOC Heading" w:semiHidden="1" w:uiPriority="39" w:unhideWhenUsed="1" w:qFormat="1"/>
+    <w:lsdException w:name="Plain Table 1" w:uiPriority="41"/>
+    <w:lsdException w:name="Plain Table 2" w:uiPriority="42"/>
+    <w:lsdException w:name="Plain Table 3" w:uiPriority="43"/>
+    <w:lsdException w:name="Plain Table 4" w:uiPriority="44"/>
+    <w:lsdException w:name="Plain Table 5" w:uiPriority="45"/>
+    <w:lsdException w:name="Grid Table Light" w:uiPriority="40"/>
+    <w:lsdException w:name="Grid Table 1 Light" w:uiPriority="46"/>
+    <w:lsdException w:name="Grid Table 2" w:uiPriority="47"/>
+    <w:lsdException w:name="Grid Table 3" w:uiPriority="48"/>
+    <w:lsdException w:name="Grid Table 4" w:uiPriority="49"/>
+    <w:lsdException w:name="Grid Table 5 Dark" w:uiPriority="50"/>
+    <w:lsdException w:name="Grid Table 6 Colorful" w:uiPriority="51"/>
+    <w:lsdException w:name="Grid Table 7 Colorful" w:uiPriority="52"/>
+    <w:lsdException w:name="Grid Table 1 Light Accent 1" w:uiPriority="46"/>
+    <w:lsdException w:name="Grid Table 2 Accent 1" w:uiPriority="47"/>
+    <w:lsdException w:name="Grid Table 3 Accent 1" w:uiPriority="48"/>
+    <w:lsdException w:name="Grid Table 4 Accent 1" w:uiPriority="49"/>
+    <w:lsdException w:name="Grid Table 5 Dark Accent 1" w:uiPriority="50"/>
+    <w:lsdException w:name="Grid Table 6 Colorful Accent 1" w:uiPriority="51"/>
+    <w:lsdException w:name="Grid Table 7 Colorful Accent 1" w:uiPriority="52"/>
+    <w:lsdException w:name="Grid Table 1 Light Accent 2" w:uiPriority="46"/>
+    <w:lsdException w:name="Grid Table 2 Accent 2" w:uiPriority="47"/>
+    <w:lsdException w:name="Grid Table 3 Accent 2" w:uiPriority="48"/>
+    <w:lsdException w:name="Grid Table 4 Accent 2" w:uiPriority="49"/>
+    <w:lsdException w:name="Grid Table 5 Dark Accent 2" w:uiPriority="50"/>
+    <w:lsdException w:name="Grid Table 6 Colorful Accent 2" w:uiPriority="51"/>
+    <w:lsdException w:name="Grid Table 7 Colorful Accent 2" w:uiPriority="52"/>
+    <w:lsdException w:name="Grid Table 1 Light Accent 3" w:uiPriority="46"/>
+    <w:lsdException w:name="Grid Table 2 Accent 3" w:uiPriority="47"/>
+    <w:lsdException w:name="Grid Table 3 Accent 3" w:uiPriority="48"/>
+    <w:lsdException w:name="Grid Table 4 Accent 3" w:uiPriority="49"/>
+    <w:lsdException w:name="Grid Table 5 Dark Accent 3" w:uiPriority="50"/>
+    <w:lsdException w:name="Grid Table 6 Colorful Accent 3" w:uiPriority="51"/>
+    <w:lsdException w:name="Grid Table 7 Colorful Accent 3" w:uiPriority="52"/>
+    <w:lsdException w:name="Grid Table 1 Light Accent 4" w:uiPriority="46"/>
+    <w:lsdException w:name="Grid Table 2 Accent 4" w:uiPriority="47"/>
+    <w:lsdException w:name="Grid Table 3 Accent 4" w:uiPriority="48"/>
+    <w:lsdException w:name="Grid Table 4 Accent 4" w:uiPriority="49"/>
+    <w:lsdException w:name="Grid Table 5 Dark Accent 4" w:uiPriority="50"/>
+    <w:lsdException w:name="Grid Table 6 Colorful Accent 4" w:uiPriority="51"/>
+    <w:lsdException w:name="Grid Table 7 Colorful Accent 4" w:uiPriority="52"/>
+    <w:lsdException w:name="Grid Table 1 Light Accent 5" w:uiPriority="46"/>
+    <w:lsdException w:name="Grid Table 2 Accent 5" w:uiPriority="47"/>
+    <w:lsdException w:name="Grid Table 3 Accent 5" w:uiPriority="48"/>
+    <w:lsdException w:name="Grid Table 4 Accent 5" w:uiPriority="49"/>
+    <w:lsdException w:name="Grid Table 5 Dark Accent 5" w:uiPriority="50"/>
+    <w:lsdException w:name="Grid Table 6 Colorful Accent 5" w:uiPriority="51"/>
+    <w:lsdException w:name="Grid Table 7 Colorful Accent 5" w:uiPriority="52"/>
+    <w:lsdException w:name="Grid Table 1 Light Accent 6" w:uiPriority="46"/>
+    <w:lsdException w:name="Grid Table 2 Accent 6" w:uiPriority="47"/>
+    <w:lsdException w:name="Grid Table 3 Accent 6" w:uiPriority="48"/>
+    <w:lsdException w:name="Grid Table 4 Accent 6" w:uiPriority="49"/>
+    <w:lsdException w:name="Grid Table 5 Dark Accent 6" w:uiPriority="50"/>
+    <w:lsdException w:name="Grid Table 6 Colorful Accent 6" w:uiPriority="51"/>
+    <w:lsdException w:name="Grid Table 7 Colorful Accent 6" w:uiPriority="52"/>
+    <w:lsdException w:name="List Table 1 Light" w:uiPriority="46"/>
+    <w:lsdException w:name="List Table 2" w:uiPriority="47"/>
+    <w:lsdException w:name="List Table 3" w:uiPriority="48"/>
+    <w:lsdException w:name="List Table 4" w:uiPriority="49"/>
+    <w:lsdException w:name="List Table 5 Dark" w:uiPriority="50"/>
+    <w:lsdException w:name="List Table 6 Colorful" w:uiPriority="51"/>
+    <w:lsdException w:name="List Table 7 Colorful" w:uiPriority="52"/>
+    <w:lsdException w:name="List Table 1 Light Accent 1" w:uiPriority="46"/>
+    <w:lsdException w:name="List Table 2 Accent 1" w:uiPriority="47"/>
+    <w:lsdException w:name="List Table 3 Accent 1" w:uiPriority="48"/>
+    <w:lsdException w:name="List Table 4 Accent 1" w:uiPriority="49"/>
+    <w:lsdException w:name="List Table 5 Dark Accent 1" w:uiPriority="50"/>
+    <w:lsdException w:name="List Table 6 Colorful Accent 1" w:uiPriority="51"/>
+    <w:lsdException w:name="List Table 7 Colorful Accent 1" w:uiPriority="52"/>
+    <w:lsdException w:name="List Table 1 Light Accent 2" w:uiPriority="46"/>
+    <w:lsdException w:name="List Table 2 Accent 2" w:uiPriority="47"/>
+    <w:lsdException w:name="List Table 3 Accent 2" w:uiPriority="48"/>
+    <w:lsdException w:name="List Table 4 Accent 2" w:uiPriority="49"/>
+    <w:lsdException w:name="List Table 5 Dark Accent 2" w:uiPriority="50"/>
+    <w:lsdException w:name="List Table 6 Colorful Accent 2" w:uiPriority="51"/>
+    <w:lsdException w:name="List Table 7 Colorful Accent 2" w:uiPriority="52"/>
+    <w:lsdException w:name="List Table 1 Light Accent 3" w:uiPriority="46"/>
+    <w:lsdException w:name="List Table 2 Accent 3" w:uiPriority="47"/>
+    <w:lsdException w:name="List Table 3 Accent 3" w:uiPriority="48"/>
+    <w:lsdException w:name="List Table 4 Accent 3" w:uiPriority="49"/>
+    <w:lsdException w:name="List Table 5 Dark Accent 3" w:uiPriority="50"/>
+    <w:lsdException w:name="List Table 6 Colorful Accent 3" w:uiPriority="51"/>
+    <w:lsdException w:name="List Table 7 Colorful Accent 3" w:uiPriority="52"/>
+    <w:lsdException w:name="List Table 1 Light Accent 4" w:uiPriority="46"/>
+    <w:lsdException w:name="List Table 2 Accent 4" w:uiPriority="47"/>
+    <w:lsdException w:name="List Table 3 Accent 4" w:uiPriority="48"/>
+    <w:lsdException w:name="List Table 4 Accent 4" w:uiPriority="49"/>
+    <w:lsdException w:name="List Table 5 Dark Accent 4" w:uiPriority="50"/>
+    <w:lsdException w:name="List Table 6 Colorful Accent 4" w:uiPriority="51"/>
+    <w:lsdException w:name="List Table 7 Colorful Accent 4" w:uiPriority="52"/>
+    <w:lsdException w:name="List Table 1 Light Accent 5" w:uiPriority="46"/>
+    <w:lsdException w:name="List Table 2 Accent 5" w:uiPriority="47"/>
+    <w:lsdException w:name="List Table 3 Accent 5" w:uiPriority="48"/>
+    <w:lsdException w:name="List Table 4 Accent 5" w:uiPriority="49"/>
+    <w:lsdException w:name="List Table 5 Dark Accent 5" w:uiPriority="50"/>
+    <w:lsdException w:name="List Table 6 Colorful Accent 5" w:uiPriority="51"/>
+    <w:lsdException w:name="List Table 7 Colorful Accent 5" w:uiPriority="52"/>
+    <w:lsdException w:name="List Table 1 Light Accent 6" w:uiPriority="46"/>
+    <w:lsdException w:name="List Table 2 Accent 6" w:uiPriority="47"/>
+    <w:lsdException w:name="List Table 3 Accent 6" w:uiPriority="48"/>
+    <w:lsdException w:name="List Table 4 Accent 6" w:uiPriority="49"/>
+    <w:lsdException w:name="List Table 5 Dark Accent 6" w:uiPriority="50"/>
+    <w:lsdException w:name="List Table 6 Colorful Accent 6" w:uiPriority="51"/>
+    <w:lsdException w:name="List Table 7 Colorful Accent 6" w:uiPriority="52"/>
+    <w:lsdException w:name="Mention" w:semiHidden="1" w:unhideWhenUsed="1"/>
+    <w:lsdException w:name="Smart Hyperlink" w:semiHidden="1" w:unhideWhenUsed="1"/>
+    <w:lsdException w:name="Hashtag" w:semiHidden="1" w:unhideWhenUsed="1"/>
+    <w:lsdException w:name="Unresolved Mention" w:semiHidden="1" w:unhideWhenUsed="1"/>
+    <w:lsdException w:name="Smart Link" w:semiHidden="1" w:unhideWhenUsed="1"/>
   </w:latentStyles>
   <w:style w:type="paragraph" w:default="1" w:styleId="a">
     <w:name w:val="Normal"/>
@@ -9118,4 +8562,16 @@
   <a:objectDefaults/>
   <a:extraClrSchemeLst/>
 </a:theme>
+</file>
+
+<file path=customXml/item1.xml><?xml version="1.0" encoding="utf-8"?>
+<b:Sources xmlns:b="http://schemas.openxmlformats.org/officeDocument/2006/bibliography" xmlns="http://schemas.openxmlformats.org/officeDocument/2006/bibliography" SelectedStyle="\APASixthEditionOfficeOnline.xsl" StyleName="APA" Version="6"/>
+</file>
+
+<file path=customXml/itemProps1.xml><?xml version="1.0" encoding="utf-8"?>
+<ds:datastoreItem xmlns:ds="http://schemas.openxmlformats.org/officeDocument/2006/customXml" ds:itemID="{040F3954-E359-4192-808B-3DCD1239F8F9}">
+  <ds:schemaRefs>
+    <ds:schemaRef ds:uri="http://schemas.openxmlformats.org/officeDocument/2006/bibliography"/>
+  </ds:schemaRefs>
+</ds:datastoreItem>
 </file>